--- a/docs/deliverables/3.1/Deliverable 3-1 Design and GUI- Submission - Submission.docx
+++ b/docs/deliverables/3.1/Deliverable 3-1 Design and GUI- Submission - Submission.docx
@@ -2355,6 +2355,504 @@
       <w:bookmarkEnd w:id="10"/>
     </w:p>
     <w:p>
+      <w:r>
+        <w:t xml:space="preserve">This section presents the UML class diagrams for </w:t>
+      </w:r>
+      <w:proofErr w:type="spellStart"/>
+      <w:r>
+        <w:t>SmartBudget</w:t>
+      </w:r>
+      <w:proofErr w:type="spellEnd"/>
+      <w:r>
+        <w:t>. The diagrams describe the system’s static structure, including the main classes, their attributes and operations, and how they relate to each other through associations and dependencies. We include a high-level class diagram to give an overall picture of the architecture, followed by three detailed diagrams that break the design into the main modules: Transactions, Budgets &amp; Alerts, and Reports. Together, these diagrams show how responsibilities are separated across controllers, services, domain entities, and storage-related components.</w:t>
+      </w:r>
+    </w:p>
+    <w:p>
+      <w:pPr>
+        <w:pStyle w:val="Heading2"/>
+      </w:pPr>
+      <w:r>
+        <w:t>High-Level Class Diagram (System-Wide View)</w:t>
+      </w:r>
+    </w:p>
+    <w:p>
+      <w:r>
+        <w:t xml:space="preserve">The high-level class diagram presents the overall structure of </w:t>
+      </w:r>
+      <w:proofErr w:type="spellStart"/>
+      <w:r>
+        <w:t>SmartBudget</w:t>
+      </w:r>
+      <w:proofErr w:type="spellEnd"/>
+      <w:r>
+        <w:t>, showing how the main controllers interact with their services, how services use domain entities, and how persistence is abstracted through a storage component. This view highlights the separation between UI logic and business logic.</w:t>
+      </w:r>
+    </w:p>
+    <w:p/>
+    <w:p>
+      <w:pPr>
+        <w:rPr>
+          <w:color w:val="EE0000"/>
+          <w:sz w:val="36"/>
+          <w:szCs w:val="32"/>
+        </w:rPr>
+      </w:pPr>
+      <w:r>
+        <w:rPr>
+          <w:color w:val="EE0000"/>
+          <w:sz w:val="36"/>
+          <w:szCs w:val="32"/>
+          <w:highlight w:val="yellow"/>
+        </w:rPr>
+        <w:t>Insert figure: High-level class diagram screenshot</w:t>
+      </w:r>
+    </w:p>
+    <w:p>
+      <w:pPr>
+        <w:pStyle w:val="Heading2"/>
+      </w:pPr>
+      <w:r>
+        <w:t>Class Diagram A — Transactions Module</w:t>
+      </w:r>
+    </w:p>
+    <w:p>
+      <w:r>
+        <w:t xml:space="preserve">This diagram focuses on transaction-related functionality, including recording and managing transactions. Key classes include </w:t>
+      </w:r>
+      <w:proofErr w:type="spellStart"/>
+      <w:r>
+        <w:rPr>
+          <w:i/>
+          <w:iCs/>
+        </w:rPr>
+        <w:t>TransactionsController</w:t>
+      </w:r>
+      <w:proofErr w:type="spellEnd"/>
+      <w:r>
+        <w:t xml:space="preserve">, </w:t>
+      </w:r>
+      <w:proofErr w:type="spellStart"/>
+      <w:r>
+        <w:rPr>
+          <w:i/>
+          <w:iCs/>
+        </w:rPr>
+        <w:t>TransactionService</w:t>
+      </w:r>
+      <w:proofErr w:type="spellEnd"/>
+      <w:r>
+        <w:t xml:space="preserve">, and the </w:t>
+      </w:r>
+      <w:r>
+        <w:rPr>
+          <w:i/>
+          <w:iCs/>
+        </w:rPr>
+        <w:t>Transaction</w:t>
+      </w:r>
+      <w:r>
+        <w:t xml:space="preserve"> domain entity. It also shows supporting classes such as </w:t>
+      </w:r>
+      <w:proofErr w:type="spellStart"/>
+      <w:r>
+        <w:rPr>
+          <w:i/>
+          <w:iCs/>
+        </w:rPr>
+        <w:t>TransactionFilter</w:t>
+      </w:r>
+      <w:proofErr w:type="spellEnd"/>
+      <w:r>
+        <w:t xml:space="preserve"> for filtering logic and shared components like </w:t>
+      </w:r>
+      <w:r>
+        <w:rPr>
+          <w:i/>
+          <w:iCs/>
+        </w:rPr>
+        <w:t>Validator</w:t>
+      </w:r>
+      <w:r>
+        <w:t xml:space="preserve">, </w:t>
+      </w:r>
+      <w:proofErr w:type="spellStart"/>
+      <w:r>
+        <w:rPr>
+          <w:i/>
+          <w:iCs/>
+        </w:rPr>
+        <w:t>AlertService</w:t>
+      </w:r>
+      <w:proofErr w:type="spellEnd"/>
+      <w:r>
+        <w:t xml:space="preserve">, and </w:t>
+      </w:r>
+      <w:proofErr w:type="spellStart"/>
+      <w:r>
+        <w:rPr>
+          <w:i/>
+          <w:iCs/>
+        </w:rPr>
+        <w:t>JsonStorage</w:t>
+      </w:r>
+      <w:proofErr w:type="spellEnd"/>
+      <w:r>
+        <w:t>.</w:t>
+      </w:r>
+    </w:p>
+    <w:p>
+      <w:pPr>
+        <w:rPr>
+          <w:color w:val="EE0000"/>
+          <w:sz w:val="36"/>
+          <w:szCs w:val="32"/>
+        </w:rPr>
+      </w:pPr>
+      <w:r>
+        <w:rPr>
+          <w:color w:val="EE0000"/>
+          <w:sz w:val="36"/>
+          <w:szCs w:val="32"/>
+          <w:highlight w:val="yellow"/>
+        </w:rPr>
+        <w:t>Insert figure: Class Diagram A screenshot</w:t>
+      </w:r>
+    </w:p>
+    <w:p>
+      <w:pPr>
+        <w:pStyle w:val="Heading2"/>
+      </w:pPr>
+      <w:r>
+        <w:lastRenderedPageBreak/>
+        <w:t>Class Diagram B — Budgets and Alerts Module</w:t>
+      </w:r>
+    </w:p>
+    <w:p>
+      <w:r>
+        <w:t xml:space="preserve">This diagram focuses on setting budgets and checking overspending alerts. The </w:t>
+      </w:r>
+      <w:proofErr w:type="spellStart"/>
+      <w:r>
+        <w:rPr>
+          <w:i/>
+          <w:iCs/>
+        </w:rPr>
+        <w:t>BudgetsController</w:t>
+      </w:r>
+      <w:proofErr w:type="spellEnd"/>
+      <w:r>
+        <w:t xml:space="preserve"> works with </w:t>
+      </w:r>
+      <w:proofErr w:type="spellStart"/>
+      <w:r>
+        <w:rPr>
+          <w:i/>
+          <w:iCs/>
+        </w:rPr>
+        <w:t>BudgetService</w:t>
+      </w:r>
+      <w:proofErr w:type="spellEnd"/>
+      <w:r>
+        <w:t xml:space="preserve"> to create or update monthly budgets, while </w:t>
+      </w:r>
+      <w:proofErr w:type="spellStart"/>
+      <w:r>
+        <w:rPr>
+          <w:i/>
+          <w:iCs/>
+        </w:rPr>
+        <w:t>AlertService</w:t>
+      </w:r>
+      <w:proofErr w:type="spellEnd"/>
+      <w:r>
+        <w:t xml:space="preserve"> compares budget limits with transaction totals. Shared dependencies include </w:t>
+      </w:r>
+      <w:proofErr w:type="spellStart"/>
+      <w:r>
+        <w:rPr>
+          <w:i/>
+          <w:iCs/>
+        </w:rPr>
+        <w:t>TransactionService</w:t>
+      </w:r>
+      <w:proofErr w:type="spellEnd"/>
+      <w:r>
+        <w:t xml:space="preserve">, </w:t>
+      </w:r>
+      <w:r>
+        <w:rPr>
+          <w:i/>
+          <w:iCs/>
+        </w:rPr>
+        <w:t>Validator</w:t>
+      </w:r>
+      <w:r>
+        <w:t>, and storage (</w:t>
+      </w:r>
+      <w:proofErr w:type="spellStart"/>
+      <w:r>
+        <w:rPr>
+          <w:i/>
+          <w:iCs/>
+        </w:rPr>
+        <w:t>JsonStorage</w:t>
+      </w:r>
+      <w:proofErr w:type="spellEnd"/>
+      <w:r>
+        <w:t xml:space="preserve"> / </w:t>
+      </w:r>
+      <w:r>
+        <w:rPr>
+          <w:i/>
+          <w:iCs/>
+        </w:rPr>
+        <w:t>Storage</w:t>
+      </w:r>
+      <w:r>
+        <w:t xml:space="preserve"> interface).</w:t>
+      </w:r>
+    </w:p>
+    <w:p>
+      <w:pPr>
+        <w:rPr>
+          <w:color w:val="EE0000"/>
+          <w:sz w:val="36"/>
+          <w:szCs w:val="32"/>
+        </w:rPr>
+      </w:pPr>
+      <w:r>
+        <w:rPr>
+          <w:color w:val="EE0000"/>
+          <w:sz w:val="36"/>
+          <w:szCs w:val="32"/>
+          <w:highlight w:val="yellow"/>
+        </w:rPr>
+        <w:t>Insert figure: Class Diagram B screenshot</w:t>
+      </w:r>
+    </w:p>
+    <w:p>
+      <w:pPr>
+        <w:pStyle w:val="Heading2"/>
+      </w:pPr>
+      <w:r>
+        <w:t>Class Diagram C — Reports Module</w:t>
+      </w:r>
+    </w:p>
+    <w:p>
+      <w:r>
+        <w:t xml:space="preserve">This diagram focuses on reporting features. </w:t>
+      </w:r>
+      <w:proofErr w:type="spellStart"/>
+      <w:r>
+        <w:rPr>
+          <w:i/>
+          <w:iCs/>
+        </w:rPr>
+        <w:t>ReportsController</w:t>
+      </w:r>
+      <w:proofErr w:type="spellEnd"/>
+      <w:r>
+        <w:t xml:space="preserve"> requests reports from </w:t>
+      </w:r>
+      <w:proofErr w:type="spellStart"/>
+      <w:r>
+        <w:rPr>
+          <w:i/>
+          <w:iCs/>
+        </w:rPr>
+        <w:t>ReportService</w:t>
+      </w:r>
+      <w:proofErr w:type="spellEnd"/>
+      <w:r>
+        <w:t xml:space="preserve">, which uses </w:t>
+      </w:r>
+      <w:proofErr w:type="spellStart"/>
+      <w:r>
+        <w:rPr>
+          <w:i/>
+          <w:iCs/>
+        </w:rPr>
+        <w:t>TransactionService</w:t>
+      </w:r>
+      <w:proofErr w:type="spellEnd"/>
+      <w:r>
+        <w:t xml:space="preserve"> to retrieve transactions in a selected period. Report results are represented through reporting objects such as </w:t>
+      </w:r>
+      <w:proofErr w:type="spellStart"/>
+      <w:r>
+        <w:rPr>
+          <w:i/>
+          <w:iCs/>
+        </w:rPr>
+        <w:t>SummaryReport</w:t>
+      </w:r>
+      <w:proofErr w:type="spellEnd"/>
+      <w:r>
+        <w:t xml:space="preserve">, </w:t>
+      </w:r>
+      <w:proofErr w:type="spellStart"/>
+      <w:r>
+        <w:rPr>
+          <w:i/>
+          <w:iCs/>
+        </w:rPr>
+        <w:t>CategoryTotal</w:t>
+      </w:r>
+      <w:proofErr w:type="spellEnd"/>
+      <w:r>
+        <w:t xml:space="preserve">, and </w:t>
+      </w:r>
+      <w:proofErr w:type="spellStart"/>
+      <w:r>
+        <w:rPr>
+          <w:i/>
+          <w:iCs/>
+        </w:rPr>
+        <w:t>ReportResult</w:t>
+      </w:r>
+      <w:proofErr w:type="spellEnd"/>
+      <w:r>
+        <w:t>, which structure the report output in a clean and testable way.</w:t>
+      </w:r>
+    </w:p>
+    <w:p>
+      <w:pPr>
+        <w:rPr>
+          <w:color w:val="EE0000"/>
+          <w:sz w:val="36"/>
+          <w:szCs w:val="32"/>
+        </w:rPr>
+      </w:pPr>
+      <w:r>
+        <w:rPr>
+          <w:color w:val="EE0000"/>
+          <w:sz w:val="36"/>
+          <w:szCs w:val="32"/>
+          <w:highlight w:val="yellow"/>
+        </w:rPr>
+        <w:t>Insert figure: Class Diagram C screenshot</w:t>
+      </w:r>
+    </w:p>
+    <w:p>
+      <w:pPr>
+        <w:pStyle w:val="Heading2"/>
+      </w:pPr>
+      <w:r>
+        <w:t>Cross-Cutting Classes Used Across Modules</w:t>
+      </w:r>
+    </w:p>
+    <w:p>
+      <w:pPr>
+        <w:rPr>
+          <w:lang w:val="en-CA"/>
+        </w:rPr>
+      </w:pPr>
+      <w:r>
+        <w:rPr>
+          <w:lang w:val="en-CA"/>
+        </w:rPr>
+        <w:t>Several components are shared across multiple modules:</w:t>
+      </w:r>
+    </w:p>
+    <w:p>
+      <w:pPr>
+        <w:pStyle w:val="ListParagraph"/>
+        <w:numPr>
+          <w:ilvl w:val="0"/>
+          <w:numId w:val="102"/>
+        </w:numPr>
+        <w:rPr>
+          <w:lang w:val="en-CA"/>
+        </w:rPr>
+      </w:pPr>
+      <w:r>
+        <w:rPr>
+          <w:b/>
+          <w:bCs/>
+          <w:lang w:val="en-CA"/>
+        </w:rPr>
+        <w:t>Validator:</w:t>
+      </w:r>
+      <w:r>
+        <w:rPr>
+          <w:lang w:val="en-CA"/>
+        </w:rPr>
+        <w:t xml:space="preserve"> Central validation rules used before creating/updating objects.</w:t>
+      </w:r>
+    </w:p>
+    <w:p>
+      <w:pPr>
+        <w:pStyle w:val="ListParagraph"/>
+        <w:numPr>
+          <w:ilvl w:val="0"/>
+          <w:numId w:val="102"/>
+        </w:numPr>
+        <w:rPr>
+          <w:lang w:val="en-CA"/>
+        </w:rPr>
+      </w:pPr>
+      <w:proofErr w:type="spellStart"/>
+      <w:r>
+        <w:rPr>
+          <w:b/>
+          <w:bCs/>
+          <w:lang w:val="en-CA"/>
+        </w:rPr>
+        <w:t>JsonStorage</w:t>
+      </w:r>
+      <w:proofErr w:type="spellEnd"/>
+      <w:r>
+        <w:rPr>
+          <w:b/>
+          <w:bCs/>
+          <w:lang w:val="en-CA"/>
+        </w:rPr>
+        <w:t xml:space="preserve"> / Storage:</w:t>
+      </w:r>
+      <w:r>
+        <w:rPr>
+          <w:lang w:val="en-CA"/>
+        </w:rPr>
+        <w:t xml:space="preserve"> Abstraction for saving and loading data.</w:t>
+      </w:r>
+    </w:p>
+    <w:p>
+      <w:pPr>
+        <w:pStyle w:val="ListParagraph"/>
+        <w:numPr>
+          <w:ilvl w:val="0"/>
+          <w:numId w:val="102"/>
+        </w:numPr>
+        <w:rPr>
+          <w:lang w:val="en-CA"/>
+        </w:rPr>
+      </w:pPr>
+      <w:proofErr w:type="spellStart"/>
+      <w:r>
+        <w:rPr>
+          <w:b/>
+          <w:bCs/>
+          <w:lang w:val="en-CA"/>
+        </w:rPr>
+        <w:t>AlertService</w:t>
+      </w:r>
+      <w:proofErr w:type="spellEnd"/>
+      <w:r>
+        <w:rPr>
+          <w:b/>
+          <w:bCs/>
+          <w:lang w:val="en-CA"/>
+        </w:rPr>
+        <w:t>:</w:t>
+      </w:r>
+      <w:r>
+        <w:rPr>
+          <w:lang w:val="en-CA"/>
+        </w:rPr>
+        <w:t xml:space="preserve"> Used by both transactions and budgets to detect overspending situations.</w:t>
+      </w:r>
+    </w:p>
+    <w:p>
       <w:pPr>
         <w:pStyle w:val="Heading1"/>
       </w:pPr>
@@ -2369,14 +2867,49 @@
       <w:bookmarkEnd w:id="13"/>
     </w:p>
     <w:p>
+      <w:r>
+        <w:t xml:space="preserve">This section includes the sequence diagrams for </w:t>
+      </w:r>
+      <w:proofErr w:type="spellStart"/>
+      <w:r>
+        <w:t>SmartBudget</w:t>
+      </w:r>
+      <w:proofErr w:type="spellEnd"/>
+      <w:r>
+        <w:t xml:space="preserve">, which illustrate the system’s runtime </w:t>
+      </w:r>
+      <w:proofErr w:type="spellStart"/>
+      <w:r>
+        <w:t>behavior</w:t>
+      </w:r>
+      <w:proofErr w:type="spellEnd"/>
+      <w:r>
+        <w:t xml:space="preserve"> for key workflows. Each diagram shows the step-by-step interaction between the user interface (controllers), service layer, and domain objects, including how validation and results are handled. The selected sequence diagrams represent critical use cases and demonstrate how the system processes user requests from the moment the user triggers an action in the GUI to the point where the business logic completes and a response is returned to the UI.</w:t>
+      </w:r>
+    </w:p>
+    <w:p>
       <w:pPr>
         <w:pStyle w:val="Heading1"/>
       </w:pPr>
       <w:bookmarkStart w:id="14" w:name="_Toc222046835"/>
       <w:r>
+        <w:lastRenderedPageBreak/>
         <w:t>Activity Diagrams (major workflows)</w:t>
       </w:r>
       <w:bookmarkEnd w:id="14"/>
+    </w:p>
+    <w:p>
+      <w:r>
+        <w:t xml:space="preserve">This section provides the activity diagrams for </w:t>
+      </w:r>
+      <w:proofErr w:type="spellStart"/>
+      <w:r>
+        <w:t>SmartBudget</w:t>
+      </w:r>
+      <w:proofErr w:type="spellEnd"/>
+      <w:r>
+        <w:t>. These diagrams describe the control flow of major user workflows, including actions, decision points, and alternate paths such as invalid inputs or cancellation. The activity diagrams complement the sequence diagrams by focusing on the overall process logic rather than object-to-object messages. Together, they show how the application guides the user through tasks like recording or amending transactions, setting and updating budgets, generating reports, and initializing the system on startup.</w:t>
+      </w:r>
     </w:p>
     <w:p>
       <w:pPr>
@@ -7395,6 +7928,119 @@
     </w:lvl>
   </w:abstractNum>
   <w:abstractNum w:abstractNumId="44" w15:restartNumberingAfterBreak="0">
+    <w:nsid w:val="422A0094"/>
+    <w:multiLevelType w:val="hybridMultilevel"/>
+    <w:tmpl w:val="ACA0E0A4"/>
+    <w:lvl w:ilvl="0" w:tplc="10090001">
+      <w:start w:val="1"/>
+      <w:numFmt w:val="bullet"/>
+      <w:lvlText w:val=""/>
+      <w:lvlJc w:val="left"/>
+      <w:pPr>
+        <w:ind w:left="1287" w:hanging="360"/>
+      </w:pPr>
+      <w:rPr>
+        <w:rFonts w:ascii="Symbol" w:hAnsi="Symbol" w:hint="default"/>
+      </w:rPr>
+    </w:lvl>
+    <w:lvl w:ilvl="1" w:tplc="10090003" w:tentative="1">
+      <w:start w:val="1"/>
+      <w:numFmt w:val="bullet"/>
+      <w:lvlText w:val="o"/>
+      <w:lvlJc w:val="left"/>
+      <w:pPr>
+        <w:ind w:left="2007" w:hanging="360"/>
+      </w:pPr>
+      <w:rPr>
+        <w:rFonts w:ascii="Courier New" w:hAnsi="Courier New" w:cs="Courier New" w:hint="default"/>
+      </w:rPr>
+    </w:lvl>
+    <w:lvl w:ilvl="2" w:tplc="10090005" w:tentative="1">
+      <w:start w:val="1"/>
+      <w:numFmt w:val="bullet"/>
+      <w:lvlText w:val=""/>
+      <w:lvlJc w:val="left"/>
+      <w:pPr>
+        <w:ind w:left="2727" w:hanging="360"/>
+      </w:pPr>
+      <w:rPr>
+        <w:rFonts w:ascii="Wingdings" w:hAnsi="Wingdings" w:hint="default"/>
+      </w:rPr>
+    </w:lvl>
+    <w:lvl w:ilvl="3" w:tplc="10090001" w:tentative="1">
+      <w:start w:val="1"/>
+      <w:numFmt w:val="bullet"/>
+      <w:lvlText w:val=""/>
+      <w:lvlJc w:val="left"/>
+      <w:pPr>
+        <w:ind w:left="3447" w:hanging="360"/>
+      </w:pPr>
+      <w:rPr>
+        <w:rFonts w:ascii="Symbol" w:hAnsi="Symbol" w:hint="default"/>
+      </w:rPr>
+    </w:lvl>
+    <w:lvl w:ilvl="4" w:tplc="10090003" w:tentative="1">
+      <w:start w:val="1"/>
+      <w:numFmt w:val="bullet"/>
+      <w:lvlText w:val="o"/>
+      <w:lvlJc w:val="left"/>
+      <w:pPr>
+        <w:ind w:left="4167" w:hanging="360"/>
+      </w:pPr>
+      <w:rPr>
+        <w:rFonts w:ascii="Courier New" w:hAnsi="Courier New" w:cs="Courier New" w:hint="default"/>
+      </w:rPr>
+    </w:lvl>
+    <w:lvl w:ilvl="5" w:tplc="10090005" w:tentative="1">
+      <w:start w:val="1"/>
+      <w:numFmt w:val="bullet"/>
+      <w:lvlText w:val=""/>
+      <w:lvlJc w:val="left"/>
+      <w:pPr>
+        <w:ind w:left="4887" w:hanging="360"/>
+      </w:pPr>
+      <w:rPr>
+        <w:rFonts w:ascii="Wingdings" w:hAnsi="Wingdings" w:hint="default"/>
+      </w:rPr>
+    </w:lvl>
+    <w:lvl w:ilvl="6" w:tplc="10090001" w:tentative="1">
+      <w:start w:val="1"/>
+      <w:numFmt w:val="bullet"/>
+      <w:lvlText w:val=""/>
+      <w:lvlJc w:val="left"/>
+      <w:pPr>
+        <w:ind w:left="5607" w:hanging="360"/>
+      </w:pPr>
+      <w:rPr>
+        <w:rFonts w:ascii="Symbol" w:hAnsi="Symbol" w:hint="default"/>
+      </w:rPr>
+    </w:lvl>
+    <w:lvl w:ilvl="7" w:tplc="10090003" w:tentative="1">
+      <w:start w:val="1"/>
+      <w:numFmt w:val="bullet"/>
+      <w:lvlText w:val="o"/>
+      <w:lvlJc w:val="left"/>
+      <w:pPr>
+        <w:ind w:left="6327" w:hanging="360"/>
+      </w:pPr>
+      <w:rPr>
+        <w:rFonts w:ascii="Courier New" w:hAnsi="Courier New" w:cs="Courier New" w:hint="default"/>
+      </w:rPr>
+    </w:lvl>
+    <w:lvl w:ilvl="8" w:tplc="10090005" w:tentative="1">
+      <w:start w:val="1"/>
+      <w:numFmt w:val="bullet"/>
+      <w:lvlText w:val=""/>
+      <w:lvlJc w:val="left"/>
+      <w:pPr>
+        <w:ind w:left="7047" w:hanging="360"/>
+      </w:pPr>
+      <w:rPr>
+        <w:rFonts w:ascii="Wingdings" w:hAnsi="Wingdings" w:hint="default"/>
+      </w:rPr>
+    </w:lvl>
+  </w:abstractNum>
+  <w:abstractNum w:abstractNumId="45" w15:restartNumberingAfterBreak="0">
     <w:nsid w:val="42B30C52"/>
     <w:multiLevelType w:val="hybridMultilevel"/>
     <w:tmpl w:val="3CE0E434"/>
@@ -7485,7 +8131,7 @@
       </w:pPr>
     </w:lvl>
   </w:abstractNum>
-  <w:abstractNum w:abstractNumId="45" w15:restartNumberingAfterBreak="0">
+  <w:abstractNum w:abstractNumId="46" w15:restartNumberingAfterBreak="0">
     <w:nsid w:val="4358458D"/>
     <w:multiLevelType w:val="hybridMultilevel"/>
     <w:tmpl w:val="D674985A"/>
@@ -7598,7 +8244,7 @@
       </w:rPr>
     </w:lvl>
   </w:abstractNum>
-  <w:abstractNum w:abstractNumId="46" w15:restartNumberingAfterBreak="0">
+  <w:abstractNum w:abstractNumId="47" w15:restartNumberingAfterBreak="0">
     <w:nsid w:val="437C285D"/>
     <w:multiLevelType w:val="multilevel"/>
     <w:tmpl w:val="5D7A6698"/>
@@ -7711,7 +8357,7 @@
       </w:pPr>
     </w:lvl>
   </w:abstractNum>
-  <w:abstractNum w:abstractNumId="47" w15:restartNumberingAfterBreak="0">
+  <w:abstractNum w:abstractNumId="48" w15:restartNumberingAfterBreak="0">
     <w:nsid w:val="4508004E"/>
     <w:multiLevelType w:val="multilevel"/>
     <w:tmpl w:val="DB9A5EB8"/>
@@ -7824,7 +8470,7 @@
       </w:pPr>
     </w:lvl>
   </w:abstractNum>
-  <w:abstractNum w:abstractNumId="48" w15:restartNumberingAfterBreak="0">
+  <w:abstractNum w:abstractNumId="49" w15:restartNumberingAfterBreak="0">
     <w:nsid w:val="455F206D"/>
     <w:multiLevelType w:val="hybridMultilevel"/>
     <w:tmpl w:val="567E9F4C"/>
@@ -7937,7 +8583,7 @@
       </w:rPr>
     </w:lvl>
   </w:abstractNum>
-  <w:abstractNum w:abstractNumId="49" w15:restartNumberingAfterBreak="0">
+  <w:abstractNum w:abstractNumId="50" w15:restartNumberingAfterBreak="0">
     <w:nsid w:val="46D52C44"/>
     <w:multiLevelType w:val="hybridMultilevel"/>
     <w:tmpl w:val="3CE0E434"/>
@@ -8028,7 +8674,7 @@
       </w:pPr>
     </w:lvl>
   </w:abstractNum>
-  <w:abstractNum w:abstractNumId="50" w15:restartNumberingAfterBreak="0">
+  <w:abstractNum w:abstractNumId="51" w15:restartNumberingAfterBreak="0">
     <w:nsid w:val="495868AF"/>
     <w:multiLevelType w:val="multilevel"/>
     <w:tmpl w:val="AF5E2D98"/>
@@ -8141,7 +8787,7 @@
       </w:pPr>
     </w:lvl>
   </w:abstractNum>
-  <w:abstractNum w:abstractNumId="51" w15:restartNumberingAfterBreak="0">
+  <w:abstractNum w:abstractNumId="52" w15:restartNumberingAfterBreak="0">
     <w:nsid w:val="4A37709D"/>
     <w:multiLevelType w:val="multilevel"/>
     <w:tmpl w:val="3078ECCC"/>
@@ -8254,7 +8900,7 @@
       </w:pPr>
     </w:lvl>
   </w:abstractNum>
-  <w:abstractNum w:abstractNumId="52" w15:restartNumberingAfterBreak="0">
+  <w:abstractNum w:abstractNumId="53" w15:restartNumberingAfterBreak="0">
     <w:nsid w:val="4A6D04CD"/>
     <w:multiLevelType w:val="multilevel"/>
     <w:tmpl w:val="AC9C6A86"/>
@@ -8367,7 +9013,7 @@
       </w:pPr>
     </w:lvl>
   </w:abstractNum>
-  <w:abstractNum w:abstractNumId="53" w15:restartNumberingAfterBreak="0">
+  <w:abstractNum w:abstractNumId="54" w15:restartNumberingAfterBreak="0">
     <w:nsid w:val="4D7249A5"/>
     <w:multiLevelType w:val="multilevel"/>
     <w:tmpl w:val="1794DB7A"/>
@@ -8480,7 +9126,7 @@
       </w:pPr>
     </w:lvl>
   </w:abstractNum>
-  <w:abstractNum w:abstractNumId="54" w15:restartNumberingAfterBreak="0">
+  <w:abstractNum w:abstractNumId="55" w15:restartNumberingAfterBreak="0">
     <w:nsid w:val="506A45CE"/>
     <w:multiLevelType w:val="hybridMultilevel"/>
     <w:tmpl w:val="8556C9F8"/>
@@ -8593,7 +9239,7 @@
       </w:rPr>
     </w:lvl>
   </w:abstractNum>
-  <w:abstractNum w:abstractNumId="55" w15:restartNumberingAfterBreak="0">
+  <w:abstractNum w:abstractNumId="56" w15:restartNumberingAfterBreak="0">
     <w:nsid w:val="50727983"/>
     <w:multiLevelType w:val="hybridMultilevel"/>
     <w:tmpl w:val="3CE0E434"/>
@@ -8684,7 +9330,7 @@
       </w:pPr>
     </w:lvl>
   </w:abstractNum>
-  <w:abstractNum w:abstractNumId="56" w15:restartNumberingAfterBreak="0">
+  <w:abstractNum w:abstractNumId="57" w15:restartNumberingAfterBreak="0">
     <w:nsid w:val="51C11079"/>
     <w:multiLevelType w:val="multilevel"/>
     <w:tmpl w:val="59CAEE68"/>
@@ -8797,7 +9443,7 @@
       </w:pPr>
     </w:lvl>
   </w:abstractNum>
-  <w:abstractNum w:abstractNumId="57" w15:restartNumberingAfterBreak="0">
+  <w:abstractNum w:abstractNumId="58" w15:restartNumberingAfterBreak="0">
     <w:nsid w:val="51FA2BC8"/>
     <w:multiLevelType w:val="multilevel"/>
     <w:tmpl w:val="9FF62EE4"/>
@@ -8946,7 +9592,156 @@
       </w:rPr>
     </w:lvl>
   </w:abstractNum>
-  <w:abstractNum w:abstractNumId="58" w15:restartNumberingAfterBreak="0">
+  <w:abstractNum w:abstractNumId="59" w15:restartNumberingAfterBreak="0">
+    <w:nsid w:val="53BB68D3"/>
+    <w:multiLevelType w:val="multilevel"/>
+    <w:tmpl w:val="8392F54C"/>
+    <w:lvl w:ilvl="0">
+      <w:start w:val="1"/>
+      <w:numFmt w:val="bullet"/>
+      <w:lvlText w:val=""/>
+      <w:lvlJc w:val="left"/>
+      <w:pPr>
+        <w:tabs>
+          <w:tab w:val="num" w:pos="720"/>
+        </w:tabs>
+        <w:ind w:left="720" w:hanging="360"/>
+      </w:pPr>
+      <w:rPr>
+        <w:rFonts w:ascii="Symbol" w:hAnsi="Symbol" w:hint="default"/>
+        <w:sz w:val="20"/>
+      </w:rPr>
+    </w:lvl>
+    <w:lvl w:ilvl="1" w:tentative="1">
+      <w:start w:val="1"/>
+      <w:numFmt w:val="bullet"/>
+      <w:lvlText w:val="o"/>
+      <w:lvlJc w:val="left"/>
+      <w:pPr>
+        <w:tabs>
+          <w:tab w:val="num" w:pos="1440"/>
+        </w:tabs>
+        <w:ind w:left="1440" w:hanging="360"/>
+      </w:pPr>
+      <w:rPr>
+        <w:rFonts w:ascii="Courier New" w:hAnsi="Courier New" w:hint="default"/>
+        <w:sz w:val="20"/>
+      </w:rPr>
+    </w:lvl>
+    <w:lvl w:ilvl="2" w:tentative="1">
+      <w:start w:val="1"/>
+      <w:numFmt w:val="bullet"/>
+      <w:lvlText w:val=""/>
+      <w:lvlJc w:val="left"/>
+      <w:pPr>
+        <w:tabs>
+          <w:tab w:val="num" w:pos="2160"/>
+        </w:tabs>
+        <w:ind w:left="2160" w:hanging="360"/>
+      </w:pPr>
+      <w:rPr>
+        <w:rFonts w:ascii="Wingdings" w:hAnsi="Wingdings" w:hint="default"/>
+        <w:sz w:val="20"/>
+      </w:rPr>
+    </w:lvl>
+    <w:lvl w:ilvl="3" w:tentative="1">
+      <w:start w:val="1"/>
+      <w:numFmt w:val="bullet"/>
+      <w:lvlText w:val=""/>
+      <w:lvlJc w:val="left"/>
+      <w:pPr>
+        <w:tabs>
+          <w:tab w:val="num" w:pos="2880"/>
+        </w:tabs>
+        <w:ind w:left="2880" w:hanging="360"/>
+      </w:pPr>
+      <w:rPr>
+        <w:rFonts w:ascii="Wingdings" w:hAnsi="Wingdings" w:hint="default"/>
+        <w:sz w:val="20"/>
+      </w:rPr>
+    </w:lvl>
+    <w:lvl w:ilvl="4" w:tentative="1">
+      <w:start w:val="1"/>
+      <w:numFmt w:val="bullet"/>
+      <w:lvlText w:val=""/>
+      <w:lvlJc w:val="left"/>
+      <w:pPr>
+        <w:tabs>
+          <w:tab w:val="num" w:pos="3600"/>
+        </w:tabs>
+        <w:ind w:left="3600" w:hanging="360"/>
+      </w:pPr>
+      <w:rPr>
+        <w:rFonts w:ascii="Wingdings" w:hAnsi="Wingdings" w:hint="default"/>
+        <w:sz w:val="20"/>
+      </w:rPr>
+    </w:lvl>
+    <w:lvl w:ilvl="5" w:tentative="1">
+      <w:start w:val="1"/>
+      <w:numFmt w:val="bullet"/>
+      <w:lvlText w:val=""/>
+      <w:lvlJc w:val="left"/>
+      <w:pPr>
+        <w:tabs>
+          <w:tab w:val="num" w:pos="4320"/>
+        </w:tabs>
+        <w:ind w:left="4320" w:hanging="360"/>
+      </w:pPr>
+      <w:rPr>
+        <w:rFonts w:ascii="Wingdings" w:hAnsi="Wingdings" w:hint="default"/>
+        <w:sz w:val="20"/>
+      </w:rPr>
+    </w:lvl>
+    <w:lvl w:ilvl="6" w:tentative="1">
+      <w:start w:val="1"/>
+      <w:numFmt w:val="bullet"/>
+      <w:lvlText w:val=""/>
+      <w:lvlJc w:val="left"/>
+      <w:pPr>
+        <w:tabs>
+          <w:tab w:val="num" w:pos="5040"/>
+        </w:tabs>
+        <w:ind w:left="5040" w:hanging="360"/>
+      </w:pPr>
+      <w:rPr>
+        <w:rFonts w:ascii="Wingdings" w:hAnsi="Wingdings" w:hint="default"/>
+        <w:sz w:val="20"/>
+      </w:rPr>
+    </w:lvl>
+    <w:lvl w:ilvl="7" w:tentative="1">
+      <w:start w:val="1"/>
+      <w:numFmt w:val="bullet"/>
+      <w:lvlText w:val=""/>
+      <w:lvlJc w:val="left"/>
+      <w:pPr>
+        <w:tabs>
+          <w:tab w:val="num" w:pos="5760"/>
+        </w:tabs>
+        <w:ind w:left="5760" w:hanging="360"/>
+      </w:pPr>
+      <w:rPr>
+        <w:rFonts w:ascii="Wingdings" w:hAnsi="Wingdings" w:hint="default"/>
+        <w:sz w:val="20"/>
+      </w:rPr>
+    </w:lvl>
+    <w:lvl w:ilvl="8" w:tentative="1">
+      <w:start w:val="1"/>
+      <w:numFmt w:val="bullet"/>
+      <w:lvlText w:val=""/>
+      <w:lvlJc w:val="left"/>
+      <w:pPr>
+        <w:tabs>
+          <w:tab w:val="num" w:pos="6480"/>
+        </w:tabs>
+        <w:ind w:left="6480" w:hanging="360"/>
+      </w:pPr>
+      <w:rPr>
+        <w:rFonts w:ascii="Wingdings" w:hAnsi="Wingdings" w:hint="default"/>
+        <w:sz w:val="20"/>
+      </w:rPr>
+    </w:lvl>
+  </w:abstractNum>
+  <w:abstractNum w:abstractNumId="60" w15:restartNumberingAfterBreak="0">
     <w:nsid w:val="54075CFD"/>
     <w:multiLevelType w:val="multilevel"/>
     <w:tmpl w:val="3AC4BCAA"/>
@@ -9095,7 +9890,7 @@
       </w:rPr>
     </w:lvl>
   </w:abstractNum>
-  <w:abstractNum w:abstractNumId="59" w15:restartNumberingAfterBreak="0">
+  <w:abstractNum w:abstractNumId="61" w15:restartNumberingAfterBreak="0">
     <w:nsid w:val="556677F7"/>
     <w:multiLevelType w:val="hybridMultilevel"/>
     <w:tmpl w:val="0452FA92"/>
@@ -9208,7 +10003,7 @@
       </w:rPr>
     </w:lvl>
   </w:abstractNum>
-  <w:abstractNum w:abstractNumId="60" w15:restartNumberingAfterBreak="0">
+  <w:abstractNum w:abstractNumId="62" w15:restartNumberingAfterBreak="0">
     <w:nsid w:val="55C65063"/>
     <w:multiLevelType w:val="hybridMultilevel"/>
     <w:tmpl w:val="3CE0E434"/>
@@ -9299,7 +10094,7 @@
       </w:pPr>
     </w:lvl>
   </w:abstractNum>
-  <w:abstractNum w:abstractNumId="61" w15:restartNumberingAfterBreak="0">
+  <w:abstractNum w:abstractNumId="63" w15:restartNumberingAfterBreak="0">
     <w:nsid w:val="59857ACC"/>
     <w:multiLevelType w:val="hybridMultilevel"/>
     <w:tmpl w:val="3CE0E434"/>
@@ -9390,7 +10185,7 @@
       </w:pPr>
     </w:lvl>
   </w:abstractNum>
-  <w:abstractNum w:abstractNumId="62" w15:restartNumberingAfterBreak="0">
+  <w:abstractNum w:abstractNumId="64" w15:restartNumberingAfterBreak="0">
     <w:nsid w:val="599A3511"/>
     <w:multiLevelType w:val="multilevel"/>
     <w:tmpl w:val="2BA6E40E"/>
@@ -9503,7 +10298,7 @@
       </w:pPr>
     </w:lvl>
   </w:abstractNum>
-  <w:abstractNum w:abstractNumId="63" w15:restartNumberingAfterBreak="0">
+  <w:abstractNum w:abstractNumId="65" w15:restartNumberingAfterBreak="0">
     <w:nsid w:val="5A3F5D35"/>
     <w:multiLevelType w:val="multilevel"/>
     <w:tmpl w:val="7EF608A6"/>
@@ -9624,7 +10419,7 @@
       </w:rPr>
     </w:lvl>
   </w:abstractNum>
-  <w:abstractNum w:abstractNumId="64" w15:restartNumberingAfterBreak="0">
+  <w:abstractNum w:abstractNumId="66" w15:restartNumberingAfterBreak="0">
     <w:nsid w:val="5ADE483D"/>
     <w:multiLevelType w:val="hybridMultilevel"/>
     <w:tmpl w:val="01BE57D2"/>
@@ -9737,7 +10532,7 @@
       </w:rPr>
     </w:lvl>
   </w:abstractNum>
-  <w:abstractNum w:abstractNumId="65" w15:restartNumberingAfterBreak="0">
+  <w:abstractNum w:abstractNumId="67" w15:restartNumberingAfterBreak="0">
     <w:nsid w:val="5E5120B3"/>
     <w:multiLevelType w:val="multilevel"/>
     <w:tmpl w:val="67A21160"/>
@@ -9850,7 +10645,7 @@
       </w:pPr>
     </w:lvl>
   </w:abstractNum>
-  <w:abstractNum w:abstractNumId="66" w15:restartNumberingAfterBreak="0">
+  <w:abstractNum w:abstractNumId="68" w15:restartNumberingAfterBreak="0">
     <w:nsid w:val="5F6443CB"/>
     <w:multiLevelType w:val="hybridMultilevel"/>
     <w:tmpl w:val="13644E7E"/>
@@ -9963,7 +10758,7 @@
       </w:rPr>
     </w:lvl>
   </w:abstractNum>
-  <w:abstractNum w:abstractNumId="67" w15:restartNumberingAfterBreak="0">
+  <w:abstractNum w:abstractNumId="69" w15:restartNumberingAfterBreak="0">
     <w:nsid w:val="5F6A20B7"/>
     <w:multiLevelType w:val="hybridMultilevel"/>
     <w:tmpl w:val="3CE0E434"/>
@@ -10054,7 +10849,7 @@
       </w:pPr>
     </w:lvl>
   </w:abstractNum>
-  <w:abstractNum w:abstractNumId="68" w15:restartNumberingAfterBreak="0">
+  <w:abstractNum w:abstractNumId="70" w15:restartNumberingAfterBreak="0">
     <w:nsid w:val="600B518D"/>
     <w:multiLevelType w:val="multilevel"/>
     <w:tmpl w:val="98126300"/>
@@ -10167,7 +10962,7 @@
       </w:pPr>
     </w:lvl>
   </w:abstractNum>
-  <w:abstractNum w:abstractNumId="69" w15:restartNumberingAfterBreak="0">
+  <w:abstractNum w:abstractNumId="71" w15:restartNumberingAfterBreak="0">
     <w:nsid w:val="60AB445C"/>
     <w:multiLevelType w:val="hybridMultilevel"/>
     <w:tmpl w:val="5B205EEC"/>
@@ -10280,7 +11075,7 @@
       </w:rPr>
     </w:lvl>
   </w:abstractNum>
-  <w:abstractNum w:abstractNumId="70" w15:restartNumberingAfterBreak="0">
+  <w:abstractNum w:abstractNumId="72" w15:restartNumberingAfterBreak="0">
     <w:nsid w:val="623B312B"/>
     <w:multiLevelType w:val="multilevel"/>
     <w:tmpl w:val="7EF608A6"/>
@@ -10401,7 +11196,7 @@
       </w:rPr>
     </w:lvl>
   </w:abstractNum>
-  <w:abstractNum w:abstractNumId="71" w15:restartNumberingAfterBreak="0">
+  <w:abstractNum w:abstractNumId="73" w15:restartNumberingAfterBreak="0">
     <w:nsid w:val="657B79B0"/>
     <w:multiLevelType w:val="hybridMultilevel"/>
     <w:tmpl w:val="41107562"/>
@@ -10514,7 +11309,7 @@
       </w:rPr>
     </w:lvl>
   </w:abstractNum>
-  <w:abstractNum w:abstractNumId="72" w15:restartNumberingAfterBreak="0">
+  <w:abstractNum w:abstractNumId="74" w15:restartNumberingAfterBreak="0">
     <w:nsid w:val="683F1105"/>
     <w:multiLevelType w:val="hybridMultilevel"/>
     <w:tmpl w:val="51BC08C2"/>
@@ -10627,7 +11422,7 @@
       </w:rPr>
     </w:lvl>
   </w:abstractNum>
-  <w:abstractNum w:abstractNumId="73" w15:restartNumberingAfterBreak="0">
+  <w:abstractNum w:abstractNumId="75" w15:restartNumberingAfterBreak="0">
     <w:nsid w:val="686A6E66"/>
     <w:multiLevelType w:val="hybridMultilevel"/>
     <w:tmpl w:val="3CE0E434"/>
@@ -10718,7 +11513,7 @@
       </w:pPr>
     </w:lvl>
   </w:abstractNum>
-  <w:abstractNum w:abstractNumId="74" w15:restartNumberingAfterBreak="0">
+  <w:abstractNum w:abstractNumId="76" w15:restartNumberingAfterBreak="0">
     <w:nsid w:val="688B64FD"/>
     <w:multiLevelType w:val="hybridMultilevel"/>
     <w:tmpl w:val="29702170"/>
@@ -10831,7 +11626,7 @@
       </w:rPr>
     </w:lvl>
   </w:abstractNum>
-  <w:abstractNum w:abstractNumId="75" w15:restartNumberingAfterBreak="0">
+  <w:abstractNum w:abstractNumId="77" w15:restartNumberingAfterBreak="0">
     <w:nsid w:val="68DF6E80"/>
     <w:multiLevelType w:val="hybridMultilevel"/>
     <w:tmpl w:val="60F29FC2"/>
@@ -10944,7 +11739,7 @@
       </w:rPr>
     </w:lvl>
   </w:abstractNum>
-  <w:abstractNum w:abstractNumId="76" w15:restartNumberingAfterBreak="0">
+  <w:abstractNum w:abstractNumId="78" w15:restartNumberingAfterBreak="0">
     <w:nsid w:val="698C7F5E"/>
     <w:multiLevelType w:val="hybridMultilevel"/>
     <w:tmpl w:val="0A7A4D94"/>
@@ -11030,7 +11825,7 @@
       </w:pPr>
     </w:lvl>
   </w:abstractNum>
-  <w:abstractNum w:abstractNumId="77" w15:restartNumberingAfterBreak="0">
+  <w:abstractNum w:abstractNumId="79" w15:restartNumberingAfterBreak="0">
     <w:nsid w:val="6A737B9D"/>
     <w:multiLevelType w:val="hybridMultilevel"/>
     <w:tmpl w:val="F13E5E10"/>
@@ -11119,7 +11914,7 @@
       </w:pPr>
     </w:lvl>
   </w:abstractNum>
-  <w:abstractNum w:abstractNumId="78" w15:restartNumberingAfterBreak="0">
+  <w:abstractNum w:abstractNumId="80" w15:restartNumberingAfterBreak="0">
     <w:nsid w:val="6A917BF2"/>
     <w:multiLevelType w:val="hybridMultilevel"/>
     <w:tmpl w:val="3CE0E434"/>
@@ -11210,7 +12005,7 @@
       </w:pPr>
     </w:lvl>
   </w:abstractNum>
-  <w:abstractNum w:abstractNumId="79" w15:restartNumberingAfterBreak="0">
+  <w:abstractNum w:abstractNumId="81" w15:restartNumberingAfterBreak="0">
     <w:nsid w:val="6D7625DD"/>
     <w:multiLevelType w:val="hybridMultilevel"/>
     <w:tmpl w:val="3CE0E434"/>
@@ -11301,7 +12096,7 @@
       </w:pPr>
     </w:lvl>
   </w:abstractNum>
-  <w:abstractNum w:abstractNumId="80" w15:restartNumberingAfterBreak="0">
+  <w:abstractNum w:abstractNumId="82" w15:restartNumberingAfterBreak="0">
     <w:nsid w:val="6DD83E0F"/>
     <w:multiLevelType w:val="hybridMultilevel"/>
     <w:tmpl w:val="2BC8089E"/>
@@ -11414,7 +12209,7 @@
       </w:rPr>
     </w:lvl>
   </w:abstractNum>
-  <w:abstractNum w:abstractNumId="81" w15:restartNumberingAfterBreak="0">
+  <w:abstractNum w:abstractNumId="83" w15:restartNumberingAfterBreak="0">
     <w:nsid w:val="6FA3035E"/>
     <w:multiLevelType w:val="hybridMultilevel"/>
     <w:tmpl w:val="3CE0E434"/>
@@ -11505,7 +12300,7 @@
       </w:pPr>
     </w:lvl>
   </w:abstractNum>
-  <w:abstractNum w:abstractNumId="82" w15:restartNumberingAfterBreak="0">
+  <w:abstractNum w:abstractNumId="84" w15:restartNumberingAfterBreak="0">
     <w:nsid w:val="6FFE3BB4"/>
     <w:multiLevelType w:val="hybridMultilevel"/>
     <w:tmpl w:val="3CE0E434"/>
@@ -11596,7 +12391,7 @@
       </w:pPr>
     </w:lvl>
   </w:abstractNum>
-  <w:abstractNum w:abstractNumId="83" w15:restartNumberingAfterBreak="0">
+  <w:abstractNum w:abstractNumId="85" w15:restartNumberingAfterBreak="0">
     <w:nsid w:val="70067063"/>
     <w:multiLevelType w:val="multilevel"/>
     <w:tmpl w:val="9AA42D06"/>
@@ -11709,7 +12504,7 @@
       </w:pPr>
     </w:lvl>
   </w:abstractNum>
-  <w:abstractNum w:abstractNumId="84" w15:restartNumberingAfterBreak="0">
+  <w:abstractNum w:abstractNumId="86" w15:restartNumberingAfterBreak="0">
     <w:nsid w:val="72F61604"/>
     <w:multiLevelType w:val="multilevel"/>
     <w:tmpl w:val="900A76BA"/>
@@ -11822,7 +12617,7 @@
       </w:pPr>
     </w:lvl>
   </w:abstractNum>
-  <w:abstractNum w:abstractNumId="85" w15:restartNumberingAfterBreak="0">
+  <w:abstractNum w:abstractNumId="87" w15:restartNumberingAfterBreak="0">
     <w:nsid w:val="74645ED4"/>
     <w:multiLevelType w:val="hybridMultilevel"/>
     <w:tmpl w:val="47FC0B7A"/>
@@ -11911,7 +12706,7 @@
       </w:pPr>
     </w:lvl>
   </w:abstractNum>
-  <w:abstractNum w:abstractNumId="86" w15:restartNumberingAfterBreak="0">
+  <w:abstractNum w:abstractNumId="88" w15:restartNumberingAfterBreak="0">
     <w:nsid w:val="75C6060A"/>
     <w:multiLevelType w:val="hybridMultilevel"/>
     <w:tmpl w:val="3CE0E434"/>
@@ -12002,7 +12797,7 @@
       </w:pPr>
     </w:lvl>
   </w:abstractNum>
-  <w:abstractNum w:abstractNumId="87" w15:restartNumberingAfterBreak="0">
+  <w:abstractNum w:abstractNumId="89" w15:restartNumberingAfterBreak="0">
     <w:nsid w:val="78EC3C08"/>
     <w:multiLevelType w:val="multilevel"/>
     <w:tmpl w:val="5D7A6698"/>
@@ -12108,7 +12903,7 @@
       </w:pPr>
     </w:lvl>
   </w:abstractNum>
-  <w:abstractNum w:abstractNumId="88" w15:restartNumberingAfterBreak="0">
+  <w:abstractNum w:abstractNumId="90" w15:restartNumberingAfterBreak="0">
     <w:nsid w:val="79201FEA"/>
     <w:multiLevelType w:val="hybridMultilevel"/>
     <w:tmpl w:val="3CE0E434"/>
@@ -12199,7 +12994,7 @@
       </w:pPr>
     </w:lvl>
   </w:abstractNum>
-  <w:abstractNum w:abstractNumId="89" w15:restartNumberingAfterBreak="0">
+  <w:abstractNum w:abstractNumId="91" w15:restartNumberingAfterBreak="0">
     <w:nsid w:val="79D814F9"/>
     <w:multiLevelType w:val="multilevel"/>
     <w:tmpl w:val="70A27B1E"/>
@@ -12348,7 +13143,7 @@
       </w:rPr>
     </w:lvl>
   </w:abstractNum>
-  <w:abstractNum w:abstractNumId="90" w15:restartNumberingAfterBreak="0">
+  <w:abstractNum w:abstractNumId="92" w15:restartNumberingAfterBreak="0">
     <w:nsid w:val="7AAF6034"/>
     <w:multiLevelType w:val="multilevel"/>
     <w:tmpl w:val="F746DA02"/>
@@ -12461,7 +13256,7 @@
       </w:pPr>
     </w:lvl>
   </w:abstractNum>
-  <w:abstractNum w:abstractNumId="91" w15:restartNumberingAfterBreak="0">
+  <w:abstractNum w:abstractNumId="93" w15:restartNumberingAfterBreak="0">
     <w:nsid w:val="7B4718BF"/>
     <w:multiLevelType w:val="hybridMultilevel"/>
     <w:tmpl w:val="3CE0E434"/>
@@ -12552,7 +13347,7 @@
       </w:pPr>
     </w:lvl>
   </w:abstractNum>
-  <w:abstractNum w:abstractNumId="92" w15:restartNumberingAfterBreak="0">
+  <w:abstractNum w:abstractNumId="94" w15:restartNumberingAfterBreak="0">
     <w:nsid w:val="7BB406FF"/>
     <w:multiLevelType w:val="hybridMultilevel"/>
     <w:tmpl w:val="3CE0E434"/>
@@ -12650,25 +13445,25 @@
     <w:abstractNumId w:val="33"/>
   </w:num>
   <w:num w:numId="3" w16cid:durableId="135223426">
-    <w:abstractNumId w:val="75"/>
+    <w:abstractNumId w:val="77"/>
   </w:num>
   <w:num w:numId="4" w16cid:durableId="1574004701">
-    <w:abstractNumId w:val="79"/>
+    <w:abstractNumId w:val="81"/>
   </w:num>
   <w:num w:numId="5" w16cid:durableId="1039862054">
     <w:abstractNumId w:val="22"/>
   </w:num>
   <w:num w:numId="6" w16cid:durableId="662587344">
-    <w:abstractNumId w:val="92"/>
+    <w:abstractNumId w:val="94"/>
   </w:num>
   <w:num w:numId="7" w16cid:durableId="682978374">
     <w:abstractNumId w:val="10"/>
   </w:num>
   <w:num w:numId="8" w16cid:durableId="547226891">
-    <w:abstractNumId w:val="60"/>
+    <w:abstractNumId w:val="62"/>
   </w:num>
   <w:num w:numId="9" w16cid:durableId="1837067978">
-    <w:abstractNumId w:val="86"/>
+    <w:abstractNumId w:val="88"/>
   </w:num>
   <w:num w:numId="10" w16cid:durableId="1054431885">
     <w:abstractNumId w:val="39"/>
@@ -12683,19 +13478,19 @@
     <w:abstractNumId w:val="21"/>
   </w:num>
   <w:num w:numId="14" w16cid:durableId="285620234">
-    <w:abstractNumId w:val="91"/>
+    <w:abstractNumId w:val="93"/>
   </w:num>
   <w:num w:numId="15" w16cid:durableId="1748645538">
-    <w:abstractNumId w:val="49"/>
+    <w:abstractNumId w:val="50"/>
   </w:num>
   <w:num w:numId="16" w16cid:durableId="610824784">
     <w:abstractNumId w:val="17"/>
   </w:num>
   <w:num w:numId="17" w16cid:durableId="382562386">
-    <w:abstractNumId w:val="82"/>
+    <w:abstractNumId w:val="84"/>
   </w:num>
   <w:num w:numId="18" w16cid:durableId="474179740">
-    <w:abstractNumId w:val="73"/>
+    <w:abstractNumId w:val="75"/>
   </w:num>
   <w:num w:numId="19" w16cid:durableId="785394232">
     <w:abstractNumId w:val="35"/>
@@ -12707,34 +13502,34 @@
     <w:abstractNumId w:val="11"/>
   </w:num>
   <w:num w:numId="22" w16cid:durableId="1662655096">
-    <w:abstractNumId w:val="44"/>
+    <w:abstractNumId w:val="45"/>
   </w:num>
   <w:num w:numId="23" w16cid:durableId="1177768595">
-    <w:abstractNumId w:val="67"/>
+    <w:abstractNumId w:val="69"/>
   </w:num>
   <w:num w:numId="24" w16cid:durableId="1422025502">
     <w:abstractNumId w:val="32"/>
   </w:num>
   <w:num w:numId="25" w16cid:durableId="1255288017">
-    <w:abstractNumId w:val="78"/>
+    <w:abstractNumId w:val="80"/>
   </w:num>
   <w:num w:numId="26" w16cid:durableId="783352810">
     <w:abstractNumId w:val="29"/>
   </w:num>
   <w:num w:numId="27" w16cid:durableId="1302342887">
-    <w:abstractNumId w:val="81"/>
+    <w:abstractNumId w:val="83"/>
   </w:num>
   <w:num w:numId="28" w16cid:durableId="1055548647">
-    <w:abstractNumId w:val="61"/>
+    <w:abstractNumId w:val="63"/>
   </w:num>
   <w:num w:numId="29" w16cid:durableId="2081555553">
-    <w:abstractNumId w:val="88"/>
+    <w:abstractNumId w:val="90"/>
   </w:num>
   <w:num w:numId="30" w16cid:durableId="589243998">
     <w:abstractNumId w:val="13"/>
   </w:num>
   <w:num w:numId="31" w16cid:durableId="1972514018">
-    <w:abstractNumId w:val="55"/>
+    <w:abstractNumId w:val="56"/>
   </w:num>
   <w:num w:numId="32" w16cid:durableId="581257420">
     <w:abstractNumId w:val="41"/>
@@ -12749,16 +13544,16 @@
     <w:abstractNumId w:val="20"/>
   </w:num>
   <w:num w:numId="36" w16cid:durableId="905146838">
-    <w:abstractNumId w:val="80"/>
+    <w:abstractNumId w:val="82"/>
   </w:num>
   <w:num w:numId="37" w16cid:durableId="546718641">
     <w:abstractNumId w:val="25"/>
   </w:num>
   <w:num w:numId="38" w16cid:durableId="501940315">
-    <w:abstractNumId w:val="66"/>
+    <w:abstractNumId w:val="68"/>
   </w:num>
   <w:num w:numId="39" w16cid:durableId="403841821">
-    <w:abstractNumId w:val="45"/>
+    <w:abstractNumId w:val="46"/>
   </w:num>
   <w:num w:numId="40" w16cid:durableId="204217226">
     <w:abstractNumId w:val="34"/>
@@ -12770,16 +13565,16 @@
     <w:abstractNumId w:val="5"/>
   </w:num>
   <w:num w:numId="43" w16cid:durableId="1311866374">
-    <w:abstractNumId w:val="89"/>
+    <w:abstractNumId w:val="91"/>
   </w:num>
   <w:num w:numId="44" w16cid:durableId="660885854">
-    <w:abstractNumId w:val="48"/>
+    <w:abstractNumId w:val="49"/>
   </w:num>
   <w:num w:numId="45" w16cid:durableId="1675231510">
-    <w:abstractNumId w:val="83"/>
+    <w:abstractNumId w:val="85"/>
   </w:num>
   <w:num w:numId="46" w16cid:durableId="1737699488">
-    <w:abstractNumId w:val="65"/>
+    <w:abstractNumId w:val="67"/>
     <w:lvlOverride w:ilvl="0">
       <w:lvl w:ilvl="0">
         <w:numFmt w:val="decimal"/>
@@ -12792,16 +13587,16 @@
     <w:abstractNumId w:val="2"/>
   </w:num>
   <w:num w:numId="48" w16cid:durableId="17171648">
-    <w:abstractNumId w:val="74"/>
+    <w:abstractNumId w:val="76"/>
   </w:num>
   <w:num w:numId="49" w16cid:durableId="772633049">
-    <w:abstractNumId w:val="68"/>
+    <w:abstractNumId w:val="70"/>
   </w:num>
   <w:num w:numId="50" w16cid:durableId="725955918">
-    <w:abstractNumId w:val="84"/>
+    <w:abstractNumId w:val="86"/>
   </w:num>
   <w:num w:numId="51" w16cid:durableId="1680503989">
-    <w:abstractNumId w:val="84"/>
+    <w:abstractNumId w:val="86"/>
     <w:lvlOverride w:ilvl="0">
       <w:lvl w:ilvl="0">
         <w:numFmt w:val="decimal"/>
@@ -12811,7 +13606,7 @@
     </w:lvlOverride>
   </w:num>
   <w:num w:numId="52" w16cid:durableId="518591359">
-    <w:abstractNumId w:val="50"/>
+    <w:abstractNumId w:val="51"/>
     <w:lvlOverride w:ilvl="0">
       <w:lvl w:ilvl="0">
         <w:numFmt w:val="decimal"/>
@@ -12821,7 +13616,7 @@
     </w:lvlOverride>
   </w:num>
   <w:num w:numId="53" w16cid:durableId="1195655273">
-    <w:abstractNumId w:val="46"/>
+    <w:abstractNumId w:val="47"/>
     <w:lvlOverride w:ilvl="0">
       <w:lvl w:ilvl="0">
         <w:numFmt w:val="decimal"/>
@@ -12831,7 +13626,7 @@
     </w:lvlOverride>
   </w:num>
   <w:num w:numId="54" w16cid:durableId="1353805555">
-    <w:abstractNumId w:val="62"/>
+    <w:abstractNumId w:val="64"/>
   </w:num>
   <w:num w:numId="55" w16cid:durableId="473789750">
     <w:abstractNumId w:val="28"/>
@@ -12857,22 +13652,22 @@
     <w:abstractNumId w:val="37"/>
   </w:num>
   <w:num w:numId="58" w16cid:durableId="320432017">
-    <w:abstractNumId w:val="71"/>
+    <w:abstractNumId w:val="73"/>
   </w:num>
   <w:num w:numId="59" w16cid:durableId="1437825401">
-    <w:abstractNumId w:val="77"/>
+    <w:abstractNumId w:val="79"/>
   </w:num>
   <w:num w:numId="60" w16cid:durableId="351759628">
     <w:abstractNumId w:val="36"/>
   </w:num>
   <w:num w:numId="61" w16cid:durableId="1120536897">
-    <w:abstractNumId w:val="85"/>
+    <w:abstractNumId w:val="87"/>
   </w:num>
   <w:num w:numId="62" w16cid:durableId="1784425250">
-    <w:abstractNumId w:val="70"/>
+    <w:abstractNumId w:val="72"/>
   </w:num>
   <w:num w:numId="63" w16cid:durableId="2107579399">
-    <w:abstractNumId w:val="87"/>
+    <w:abstractNumId w:val="89"/>
   </w:num>
   <w:num w:numId="64" w16cid:durableId="1336035154">
     <w:abstractNumId w:val="27"/>
@@ -12881,19 +13676,19 @@
     <w:abstractNumId w:val="16"/>
   </w:num>
   <w:num w:numId="66" w16cid:durableId="633826675">
-    <w:abstractNumId w:val="72"/>
+    <w:abstractNumId w:val="74"/>
   </w:num>
   <w:num w:numId="67" w16cid:durableId="1287657930">
     <w:abstractNumId w:val="23"/>
   </w:num>
   <w:num w:numId="68" w16cid:durableId="865364173">
-    <w:abstractNumId w:val="64"/>
+    <w:abstractNumId w:val="66"/>
   </w:num>
   <w:num w:numId="69" w16cid:durableId="437530404">
-    <w:abstractNumId w:val="52"/>
+    <w:abstractNumId w:val="53"/>
   </w:num>
   <w:num w:numId="70" w16cid:durableId="1332684657">
-    <w:abstractNumId w:val="47"/>
+    <w:abstractNumId w:val="48"/>
     <w:lvlOverride w:ilvl="0">
       <w:lvl w:ilvl="0">
         <w:numFmt w:val="decimal"/>
@@ -12903,10 +13698,10 @@
     </w:lvlOverride>
   </w:num>
   <w:num w:numId="71" w16cid:durableId="118182967">
-    <w:abstractNumId w:val="90"/>
+    <w:abstractNumId w:val="92"/>
   </w:num>
   <w:num w:numId="72" w16cid:durableId="1049574425">
-    <w:abstractNumId w:val="90"/>
+    <w:abstractNumId w:val="92"/>
     <w:lvlOverride w:ilvl="0">
       <w:lvl w:ilvl="0">
         <w:numFmt w:val="decimal"/>
@@ -12929,10 +13724,10 @@
     </w:lvlOverride>
   </w:num>
   <w:num w:numId="75" w16cid:durableId="681930253">
-    <w:abstractNumId w:val="58"/>
+    <w:abstractNumId w:val="60"/>
   </w:num>
   <w:num w:numId="76" w16cid:durableId="1756785602">
-    <w:abstractNumId w:val="51"/>
+    <w:abstractNumId w:val="52"/>
     <w:lvlOverride w:ilvl="0">
       <w:lvl w:ilvl="0">
         <w:numFmt w:val="decimal"/>
@@ -12942,7 +13737,7 @@
     </w:lvlOverride>
   </w:num>
   <w:num w:numId="77" w16cid:durableId="1583416818">
-    <w:abstractNumId w:val="56"/>
+    <w:abstractNumId w:val="57"/>
     <w:lvlOverride w:ilvl="0">
       <w:lvl w:ilvl="0">
         <w:numFmt w:val="decimal"/>
@@ -12992,7 +13787,7 @@
     </w:lvlOverride>
   </w:num>
   <w:num w:numId="82" w16cid:durableId="378943093">
-    <w:abstractNumId w:val="53"/>
+    <w:abstractNumId w:val="54"/>
     <w:lvlOverride w:ilvl="0">
       <w:lvl w:ilvl="0">
         <w:numFmt w:val="decimal"/>
@@ -13005,10 +13800,10 @@
     <w:abstractNumId w:val="40"/>
   </w:num>
   <w:num w:numId="84" w16cid:durableId="1227914454">
-    <w:abstractNumId w:val="69"/>
+    <w:abstractNumId w:val="71"/>
   </w:num>
   <w:num w:numId="85" w16cid:durableId="530384528">
-    <w:abstractNumId w:val="76"/>
+    <w:abstractNumId w:val="78"/>
   </w:num>
   <w:num w:numId="86" w16cid:durableId="176047904">
     <w:abstractNumId w:val="15"/>
@@ -13017,13 +13812,13 @@
     <w:abstractNumId w:val="30"/>
   </w:num>
   <w:num w:numId="88" w16cid:durableId="977416030">
-    <w:abstractNumId w:val="63"/>
+    <w:abstractNumId w:val="65"/>
   </w:num>
   <w:num w:numId="89" w16cid:durableId="1155877190">
-    <w:abstractNumId w:val="54"/>
+    <w:abstractNumId w:val="55"/>
   </w:num>
   <w:num w:numId="90" w16cid:durableId="1104838272">
-    <w:abstractNumId w:val="59"/>
+    <w:abstractNumId w:val="61"/>
   </w:num>
   <w:num w:numId="91" w16cid:durableId="265776366">
     <w:abstractNumId w:val="33"/>
@@ -13050,10 +13845,16 @@
     <w:abstractNumId w:val="9"/>
   </w:num>
   <w:num w:numId="99" w16cid:durableId="684555325">
-    <w:abstractNumId w:val="57"/>
+    <w:abstractNumId w:val="58"/>
   </w:num>
   <w:num w:numId="100" w16cid:durableId="142507249">
     <w:abstractNumId w:val="7"/>
+  </w:num>
+  <w:num w:numId="101" w16cid:durableId="2059666443">
+    <w:abstractNumId w:val="59"/>
+  </w:num>
+  <w:num w:numId="102" w16cid:durableId="2000230212">
+    <w:abstractNumId w:val="44"/>
   </w:num>
   <w:numIdMacAtCleanup w:val="42"/>
 </w:numbering>

--- a/docs/deliverables/3.1/Deliverable 3-1 Design and GUI- Submission - Submission.docx
+++ b/docs/deliverables/3.1/Deliverable 3-1 Design and GUI- Submission - Submission.docx
@@ -366,7 +366,7 @@
             </w:rPr>
             <w:fldChar w:fldCharType="separate"/>
           </w:r>
-          <w:hyperlink w:anchor="_Toc222046826" w:history="1">
+          <w:hyperlink w:anchor="_Toc222049239" w:history="1">
             <w:r>
               <w:rPr>
                 <w:rStyle w:val="Hyperlink"/>
@@ -411,7 +411,7 @@
                 <w:noProof/>
                 <w:webHidden/>
               </w:rPr>
-              <w:instrText xml:space="preserve"> PAGEREF _Toc222046826 \h </w:instrText>
+              <w:instrText xml:space="preserve"> PAGEREF _Toc222049239 \h </w:instrText>
             </w:r>
             <w:r>
               <w:rPr>
@@ -458,7 +458,7 @@
               <w14:ligatures w14:val="standardContextual"/>
             </w:rPr>
           </w:pPr>
-          <w:hyperlink w:anchor="_Toc222046827" w:history="1">
+          <w:hyperlink w:anchor="_Toc222049240" w:history="1">
             <w:r>
               <w:rPr>
                 <w:rStyle w:val="Hyperlink"/>
@@ -503,7 +503,7 @@
                 <w:noProof/>
                 <w:webHidden/>
               </w:rPr>
-              <w:instrText xml:space="preserve"> PAGEREF _Toc222046827 \h </w:instrText>
+              <w:instrText xml:space="preserve"> PAGEREF _Toc222049240 \h </w:instrText>
             </w:r>
             <w:r>
               <w:rPr>
@@ -550,7 +550,7 @@
               <w14:ligatures w14:val="standardContextual"/>
             </w:rPr>
           </w:pPr>
-          <w:hyperlink w:anchor="_Toc222046828" w:history="1">
+          <w:hyperlink w:anchor="_Toc222049241" w:history="1">
             <w:r>
               <w:rPr>
                 <w:rStyle w:val="Hyperlink"/>
@@ -595,7 +595,7 @@
                 <w:noProof/>
                 <w:webHidden/>
               </w:rPr>
-              <w:instrText xml:space="preserve"> PAGEREF _Toc222046828 \h </w:instrText>
+              <w:instrText xml:space="preserve"> PAGEREF _Toc222049241 \h </w:instrText>
             </w:r>
             <w:r>
               <w:rPr>
@@ -642,7 +642,7 @@
               <w14:ligatures w14:val="standardContextual"/>
             </w:rPr>
           </w:pPr>
-          <w:hyperlink w:anchor="_Toc222046829" w:history="1">
+          <w:hyperlink w:anchor="_Toc222049242" w:history="1">
             <w:r>
               <w:rPr>
                 <w:rStyle w:val="Hyperlink"/>
@@ -687,7 +687,7 @@
                 <w:noProof/>
                 <w:webHidden/>
               </w:rPr>
-              <w:instrText xml:space="preserve"> PAGEREF _Toc222046829 \h </w:instrText>
+              <w:instrText xml:space="preserve"> PAGEREF _Toc222049242 \h </w:instrText>
             </w:r>
             <w:r>
               <w:rPr>
@@ -734,7 +734,7 @@
               <w14:ligatures w14:val="standardContextual"/>
             </w:rPr>
           </w:pPr>
-          <w:hyperlink w:anchor="_Toc222046830" w:history="1">
+          <w:hyperlink w:anchor="_Toc222049243" w:history="1">
             <w:r>
               <w:rPr>
                 <w:rStyle w:val="Hyperlink"/>
@@ -779,7 +779,7 @@
                 <w:noProof/>
                 <w:webHidden/>
               </w:rPr>
-              <w:instrText xml:space="preserve"> PAGEREF _Toc222046830 \h </w:instrText>
+              <w:instrText xml:space="preserve"> PAGEREF _Toc222049243 \h </w:instrText>
             </w:r>
             <w:r>
               <w:rPr>
@@ -826,7 +826,7 @@
               <w14:ligatures w14:val="standardContextual"/>
             </w:rPr>
           </w:pPr>
-          <w:hyperlink w:anchor="_Toc222046831" w:history="1">
+          <w:hyperlink w:anchor="_Toc222049244" w:history="1">
             <w:r>
               <w:rPr>
                 <w:rStyle w:val="Hyperlink"/>
@@ -871,7 +871,7 @@
                 <w:noProof/>
                 <w:webHidden/>
               </w:rPr>
-              <w:instrText xml:space="preserve"> PAGEREF _Toc222046831 \h </w:instrText>
+              <w:instrText xml:space="preserve"> PAGEREF _Toc222049244 \h </w:instrText>
             </w:r>
             <w:r>
               <w:rPr>
@@ -918,7 +918,7 @@
               <w14:ligatures w14:val="standardContextual"/>
             </w:rPr>
           </w:pPr>
-          <w:hyperlink w:anchor="_Toc222046832" w:history="1">
+          <w:hyperlink w:anchor="_Toc222049245" w:history="1">
             <w:r>
               <w:rPr>
                 <w:rStyle w:val="Hyperlink"/>
@@ -963,7 +963,7 @@
                 <w:noProof/>
                 <w:webHidden/>
               </w:rPr>
-              <w:instrText xml:space="preserve"> PAGEREF _Toc222046832 \h </w:instrText>
+              <w:instrText xml:space="preserve"> PAGEREF _Toc222049245 \h </w:instrText>
             </w:r>
             <w:r>
               <w:rPr>
@@ -1010,7 +1010,7 @@
               <w14:ligatures w14:val="standardContextual"/>
             </w:rPr>
           </w:pPr>
-          <w:hyperlink w:anchor="_Toc222046833" w:history="1">
+          <w:hyperlink w:anchor="_Toc222049246" w:history="1">
             <w:r>
               <w:rPr>
                 <w:rStyle w:val="Hyperlink"/>
@@ -1055,7 +1055,7 @@
                 <w:noProof/>
                 <w:webHidden/>
               </w:rPr>
-              <w:instrText xml:space="preserve"> PAGEREF _Toc222046833 \h </w:instrText>
+              <w:instrText xml:space="preserve"> PAGEREF _Toc222049246 \h </w:instrText>
             </w:r>
             <w:r>
               <w:rPr>
@@ -1076,6 +1076,466 @@
                 <w:webHidden/>
               </w:rPr>
               <w:t>3</w:t>
+            </w:r>
+            <w:r>
+              <w:rPr>
+                <w:noProof/>
+                <w:webHidden/>
+              </w:rPr>
+              <w:fldChar w:fldCharType="end"/>
+            </w:r>
+          </w:hyperlink>
+        </w:p>
+        <w:p>
+          <w:pPr>
+            <w:pStyle w:val="TOC2"/>
+            <w:tabs>
+              <w:tab w:val="left" w:pos="1440"/>
+              <w:tab w:val="right" w:leader="dot" w:pos="9019"/>
+            </w:tabs>
+            <w:rPr>
+              <w:rFonts w:asciiTheme="minorHAnsi" w:eastAsiaTheme="minorEastAsia" w:hAnsiTheme="minorHAnsi" w:cstheme="minorBidi"/>
+              <w:noProof/>
+              <w:kern w:val="2"/>
+              <w:szCs w:val="24"/>
+              <w:lang w:val="en-CA"/>
+              <w14:ligatures w14:val="standardContextual"/>
+            </w:rPr>
+          </w:pPr>
+          <w:hyperlink w:anchor="_Toc222049247" w:history="1">
+            <w:r>
+              <w:rPr>
+                <w:rStyle w:val="Hyperlink"/>
+                <w:noProof/>
+              </w:rPr>
+              <w:t>3.1</w:t>
+            </w:r>
+            <w:r>
+              <w:rPr>
+                <w:rFonts w:asciiTheme="minorHAnsi" w:eastAsiaTheme="minorEastAsia" w:hAnsiTheme="minorHAnsi" w:cstheme="minorBidi"/>
+                <w:noProof/>
+                <w:kern w:val="2"/>
+                <w:szCs w:val="24"/>
+                <w:lang w:val="en-CA"/>
+                <w14:ligatures w14:val="standardContextual"/>
+              </w:rPr>
+              <w:tab/>
+            </w:r>
+            <w:r>
+              <w:rPr>
+                <w:rStyle w:val="Hyperlink"/>
+                <w:noProof/>
+              </w:rPr>
+              <w:t>High-Level Class Diagram (System-Wide View)</w:t>
+            </w:r>
+            <w:r>
+              <w:rPr>
+                <w:noProof/>
+                <w:webHidden/>
+              </w:rPr>
+              <w:tab/>
+            </w:r>
+            <w:r>
+              <w:rPr>
+                <w:noProof/>
+                <w:webHidden/>
+              </w:rPr>
+              <w:fldChar w:fldCharType="begin"/>
+            </w:r>
+            <w:r>
+              <w:rPr>
+                <w:noProof/>
+                <w:webHidden/>
+              </w:rPr>
+              <w:instrText xml:space="preserve"> PAGEREF _Toc222049247 \h </w:instrText>
+            </w:r>
+            <w:r>
+              <w:rPr>
+                <w:noProof/>
+                <w:webHidden/>
+              </w:rPr>
+            </w:r>
+            <w:r>
+              <w:rPr>
+                <w:noProof/>
+                <w:webHidden/>
+              </w:rPr>
+              <w:fldChar w:fldCharType="separate"/>
+            </w:r>
+            <w:r>
+              <w:rPr>
+                <w:noProof/>
+                <w:webHidden/>
+              </w:rPr>
+              <w:t>3</w:t>
+            </w:r>
+            <w:r>
+              <w:rPr>
+                <w:noProof/>
+                <w:webHidden/>
+              </w:rPr>
+              <w:fldChar w:fldCharType="end"/>
+            </w:r>
+          </w:hyperlink>
+        </w:p>
+        <w:p>
+          <w:pPr>
+            <w:pStyle w:val="TOC2"/>
+            <w:tabs>
+              <w:tab w:val="left" w:pos="1440"/>
+              <w:tab w:val="right" w:leader="dot" w:pos="9019"/>
+            </w:tabs>
+            <w:rPr>
+              <w:rFonts w:asciiTheme="minorHAnsi" w:eastAsiaTheme="minorEastAsia" w:hAnsiTheme="minorHAnsi" w:cstheme="minorBidi"/>
+              <w:noProof/>
+              <w:kern w:val="2"/>
+              <w:szCs w:val="24"/>
+              <w:lang w:val="en-CA"/>
+              <w14:ligatures w14:val="standardContextual"/>
+            </w:rPr>
+          </w:pPr>
+          <w:hyperlink w:anchor="_Toc222049248" w:history="1">
+            <w:r>
+              <w:rPr>
+                <w:rStyle w:val="Hyperlink"/>
+                <w:noProof/>
+              </w:rPr>
+              <w:t>3.2</w:t>
+            </w:r>
+            <w:r>
+              <w:rPr>
+                <w:rFonts w:asciiTheme="minorHAnsi" w:eastAsiaTheme="minorEastAsia" w:hAnsiTheme="minorHAnsi" w:cstheme="minorBidi"/>
+                <w:noProof/>
+                <w:kern w:val="2"/>
+                <w:szCs w:val="24"/>
+                <w:lang w:val="en-CA"/>
+                <w14:ligatures w14:val="standardContextual"/>
+              </w:rPr>
+              <w:tab/>
+            </w:r>
+            <w:r>
+              <w:rPr>
+                <w:rStyle w:val="Hyperlink"/>
+                <w:noProof/>
+              </w:rPr>
+              <w:t>Class Diagram A — Transactions Module</w:t>
+            </w:r>
+            <w:r>
+              <w:rPr>
+                <w:noProof/>
+                <w:webHidden/>
+              </w:rPr>
+              <w:tab/>
+            </w:r>
+            <w:r>
+              <w:rPr>
+                <w:noProof/>
+                <w:webHidden/>
+              </w:rPr>
+              <w:fldChar w:fldCharType="begin"/>
+            </w:r>
+            <w:r>
+              <w:rPr>
+                <w:noProof/>
+                <w:webHidden/>
+              </w:rPr>
+              <w:instrText xml:space="preserve"> PAGEREF _Toc222049248 \h </w:instrText>
+            </w:r>
+            <w:r>
+              <w:rPr>
+                <w:noProof/>
+                <w:webHidden/>
+              </w:rPr>
+            </w:r>
+            <w:r>
+              <w:rPr>
+                <w:noProof/>
+                <w:webHidden/>
+              </w:rPr>
+              <w:fldChar w:fldCharType="separate"/>
+            </w:r>
+            <w:r>
+              <w:rPr>
+                <w:noProof/>
+                <w:webHidden/>
+              </w:rPr>
+              <w:t>3</w:t>
+            </w:r>
+            <w:r>
+              <w:rPr>
+                <w:noProof/>
+                <w:webHidden/>
+              </w:rPr>
+              <w:fldChar w:fldCharType="end"/>
+            </w:r>
+          </w:hyperlink>
+        </w:p>
+        <w:p>
+          <w:pPr>
+            <w:pStyle w:val="TOC2"/>
+            <w:tabs>
+              <w:tab w:val="left" w:pos="1440"/>
+              <w:tab w:val="right" w:leader="dot" w:pos="9019"/>
+            </w:tabs>
+            <w:rPr>
+              <w:rFonts w:asciiTheme="minorHAnsi" w:eastAsiaTheme="minorEastAsia" w:hAnsiTheme="minorHAnsi" w:cstheme="minorBidi"/>
+              <w:noProof/>
+              <w:kern w:val="2"/>
+              <w:szCs w:val="24"/>
+              <w:lang w:val="en-CA"/>
+              <w14:ligatures w14:val="standardContextual"/>
+            </w:rPr>
+          </w:pPr>
+          <w:hyperlink w:anchor="_Toc222049249" w:history="1">
+            <w:r>
+              <w:rPr>
+                <w:rStyle w:val="Hyperlink"/>
+                <w:noProof/>
+              </w:rPr>
+              <w:t>3.3</w:t>
+            </w:r>
+            <w:r>
+              <w:rPr>
+                <w:rFonts w:asciiTheme="minorHAnsi" w:eastAsiaTheme="minorEastAsia" w:hAnsiTheme="minorHAnsi" w:cstheme="minorBidi"/>
+                <w:noProof/>
+                <w:kern w:val="2"/>
+                <w:szCs w:val="24"/>
+                <w:lang w:val="en-CA"/>
+                <w14:ligatures w14:val="standardContextual"/>
+              </w:rPr>
+              <w:tab/>
+            </w:r>
+            <w:r>
+              <w:rPr>
+                <w:rStyle w:val="Hyperlink"/>
+                <w:noProof/>
+              </w:rPr>
+              <w:t>Class Diagram B — Budgets and Alerts Module</w:t>
+            </w:r>
+            <w:r>
+              <w:rPr>
+                <w:noProof/>
+                <w:webHidden/>
+              </w:rPr>
+              <w:tab/>
+            </w:r>
+            <w:r>
+              <w:rPr>
+                <w:noProof/>
+                <w:webHidden/>
+              </w:rPr>
+              <w:fldChar w:fldCharType="begin"/>
+            </w:r>
+            <w:r>
+              <w:rPr>
+                <w:noProof/>
+                <w:webHidden/>
+              </w:rPr>
+              <w:instrText xml:space="preserve"> PAGEREF _Toc222049249 \h </w:instrText>
+            </w:r>
+            <w:r>
+              <w:rPr>
+                <w:noProof/>
+                <w:webHidden/>
+              </w:rPr>
+            </w:r>
+            <w:r>
+              <w:rPr>
+                <w:noProof/>
+                <w:webHidden/>
+              </w:rPr>
+              <w:fldChar w:fldCharType="separate"/>
+            </w:r>
+            <w:r>
+              <w:rPr>
+                <w:noProof/>
+                <w:webHidden/>
+              </w:rPr>
+              <w:t>4</w:t>
+            </w:r>
+            <w:r>
+              <w:rPr>
+                <w:noProof/>
+                <w:webHidden/>
+              </w:rPr>
+              <w:fldChar w:fldCharType="end"/>
+            </w:r>
+          </w:hyperlink>
+        </w:p>
+        <w:p>
+          <w:pPr>
+            <w:pStyle w:val="TOC2"/>
+            <w:tabs>
+              <w:tab w:val="left" w:pos="1440"/>
+              <w:tab w:val="right" w:leader="dot" w:pos="9019"/>
+            </w:tabs>
+            <w:rPr>
+              <w:rFonts w:asciiTheme="minorHAnsi" w:eastAsiaTheme="minorEastAsia" w:hAnsiTheme="minorHAnsi" w:cstheme="minorBidi"/>
+              <w:noProof/>
+              <w:kern w:val="2"/>
+              <w:szCs w:val="24"/>
+              <w:lang w:val="en-CA"/>
+              <w14:ligatures w14:val="standardContextual"/>
+            </w:rPr>
+          </w:pPr>
+          <w:hyperlink w:anchor="_Toc222049250" w:history="1">
+            <w:r>
+              <w:rPr>
+                <w:rStyle w:val="Hyperlink"/>
+                <w:noProof/>
+              </w:rPr>
+              <w:t>3.4</w:t>
+            </w:r>
+            <w:r>
+              <w:rPr>
+                <w:rFonts w:asciiTheme="minorHAnsi" w:eastAsiaTheme="minorEastAsia" w:hAnsiTheme="minorHAnsi" w:cstheme="minorBidi"/>
+                <w:noProof/>
+                <w:kern w:val="2"/>
+                <w:szCs w:val="24"/>
+                <w:lang w:val="en-CA"/>
+                <w14:ligatures w14:val="standardContextual"/>
+              </w:rPr>
+              <w:tab/>
+            </w:r>
+            <w:r>
+              <w:rPr>
+                <w:rStyle w:val="Hyperlink"/>
+                <w:noProof/>
+              </w:rPr>
+              <w:t>Class Diagram C — Reports Module</w:t>
+            </w:r>
+            <w:r>
+              <w:rPr>
+                <w:noProof/>
+                <w:webHidden/>
+              </w:rPr>
+              <w:tab/>
+            </w:r>
+            <w:r>
+              <w:rPr>
+                <w:noProof/>
+                <w:webHidden/>
+              </w:rPr>
+              <w:fldChar w:fldCharType="begin"/>
+            </w:r>
+            <w:r>
+              <w:rPr>
+                <w:noProof/>
+                <w:webHidden/>
+              </w:rPr>
+              <w:instrText xml:space="preserve"> PAGEREF _Toc222049250 \h </w:instrText>
+            </w:r>
+            <w:r>
+              <w:rPr>
+                <w:noProof/>
+                <w:webHidden/>
+              </w:rPr>
+            </w:r>
+            <w:r>
+              <w:rPr>
+                <w:noProof/>
+                <w:webHidden/>
+              </w:rPr>
+              <w:fldChar w:fldCharType="separate"/>
+            </w:r>
+            <w:r>
+              <w:rPr>
+                <w:noProof/>
+                <w:webHidden/>
+              </w:rPr>
+              <w:t>4</w:t>
+            </w:r>
+            <w:r>
+              <w:rPr>
+                <w:noProof/>
+                <w:webHidden/>
+              </w:rPr>
+              <w:fldChar w:fldCharType="end"/>
+            </w:r>
+          </w:hyperlink>
+        </w:p>
+        <w:p>
+          <w:pPr>
+            <w:pStyle w:val="TOC2"/>
+            <w:tabs>
+              <w:tab w:val="left" w:pos="1440"/>
+              <w:tab w:val="right" w:leader="dot" w:pos="9019"/>
+            </w:tabs>
+            <w:rPr>
+              <w:rFonts w:asciiTheme="minorHAnsi" w:eastAsiaTheme="minorEastAsia" w:hAnsiTheme="minorHAnsi" w:cstheme="minorBidi"/>
+              <w:noProof/>
+              <w:kern w:val="2"/>
+              <w:szCs w:val="24"/>
+              <w:lang w:val="en-CA"/>
+              <w14:ligatures w14:val="standardContextual"/>
+            </w:rPr>
+          </w:pPr>
+          <w:hyperlink w:anchor="_Toc222049251" w:history="1">
+            <w:r>
+              <w:rPr>
+                <w:rStyle w:val="Hyperlink"/>
+                <w:noProof/>
+              </w:rPr>
+              <w:t>3.5</w:t>
+            </w:r>
+            <w:r>
+              <w:rPr>
+                <w:rFonts w:asciiTheme="minorHAnsi" w:eastAsiaTheme="minorEastAsia" w:hAnsiTheme="minorHAnsi" w:cstheme="minorBidi"/>
+                <w:noProof/>
+                <w:kern w:val="2"/>
+                <w:szCs w:val="24"/>
+                <w:lang w:val="en-CA"/>
+                <w14:ligatures w14:val="standardContextual"/>
+              </w:rPr>
+              <w:tab/>
+            </w:r>
+            <w:r>
+              <w:rPr>
+                <w:rStyle w:val="Hyperlink"/>
+                <w:noProof/>
+              </w:rPr>
+              <w:t>Cross-Cutting Classes Used Across Modules</w:t>
+            </w:r>
+            <w:r>
+              <w:rPr>
+                <w:noProof/>
+                <w:webHidden/>
+              </w:rPr>
+              <w:tab/>
+            </w:r>
+            <w:r>
+              <w:rPr>
+                <w:noProof/>
+                <w:webHidden/>
+              </w:rPr>
+              <w:fldChar w:fldCharType="begin"/>
+            </w:r>
+            <w:r>
+              <w:rPr>
+                <w:noProof/>
+                <w:webHidden/>
+              </w:rPr>
+              <w:instrText xml:space="preserve"> PAGEREF _Toc222049251 \h </w:instrText>
+            </w:r>
+            <w:r>
+              <w:rPr>
+                <w:noProof/>
+                <w:webHidden/>
+              </w:rPr>
+            </w:r>
+            <w:r>
+              <w:rPr>
+                <w:noProof/>
+                <w:webHidden/>
+              </w:rPr>
+              <w:fldChar w:fldCharType="separate"/>
+            </w:r>
+            <w:r>
+              <w:rPr>
+                <w:noProof/>
+                <w:webHidden/>
+              </w:rPr>
+              <w:t>4</w:t>
             </w:r>
             <w:r>
               <w:rPr>
@@ -1102,7 +1562,7 @@
               <w14:ligatures w14:val="standardContextual"/>
             </w:rPr>
           </w:pPr>
-          <w:hyperlink w:anchor="_Toc222046834" w:history="1">
+          <w:hyperlink w:anchor="_Toc222049252" w:history="1">
             <w:r>
               <w:rPr>
                 <w:rStyle w:val="Hyperlink"/>
@@ -1147,7 +1607,7 @@
                 <w:noProof/>
                 <w:webHidden/>
               </w:rPr>
-              <w:instrText xml:space="preserve"> PAGEREF _Toc222046834 \h </w:instrText>
+              <w:instrText xml:space="preserve"> PAGEREF _Toc222049252 \h </w:instrText>
             </w:r>
             <w:r>
               <w:rPr>
@@ -1167,7 +1627,283 @@
                 <w:noProof/>
                 <w:webHidden/>
               </w:rPr>
-              <w:t>3</w:t>
+              <w:t>5</w:t>
+            </w:r>
+            <w:r>
+              <w:rPr>
+                <w:noProof/>
+                <w:webHidden/>
+              </w:rPr>
+              <w:fldChar w:fldCharType="end"/>
+            </w:r>
+          </w:hyperlink>
+        </w:p>
+        <w:p>
+          <w:pPr>
+            <w:pStyle w:val="TOC2"/>
+            <w:tabs>
+              <w:tab w:val="left" w:pos="1440"/>
+              <w:tab w:val="right" w:leader="dot" w:pos="9019"/>
+            </w:tabs>
+            <w:rPr>
+              <w:rFonts w:asciiTheme="minorHAnsi" w:eastAsiaTheme="minorEastAsia" w:hAnsiTheme="minorHAnsi" w:cstheme="minorBidi"/>
+              <w:noProof/>
+              <w:kern w:val="2"/>
+              <w:szCs w:val="24"/>
+              <w:lang w:val="en-CA"/>
+              <w14:ligatures w14:val="standardContextual"/>
+            </w:rPr>
+          </w:pPr>
+          <w:hyperlink w:anchor="_Toc222049253" w:history="1">
+            <w:r>
+              <w:rPr>
+                <w:rStyle w:val="Hyperlink"/>
+                <w:noProof/>
+              </w:rPr>
+              <w:t>4.1</w:t>
+            </w:r>
+            <w:r>
+              <w:rPr>
+                <w:rFonts w:asciiTheme="minorHAnsi" w:eastAsiaTheme="minorEastAsia" w:hAnsiTheme="minorHAnsi" w:cstheme="minorBidi"/>
+                <w:noProof/>
+                <w:kern w:val="2"/>
+                <w:szCs w:val="24"/>
+                <w:lang w:val="en-CA"/>
+                <w14:ligatures w14:val="standardContextual"/>
+              </w:rPr>
+              <w:tab/>
+            </w:r>
+            <w:r>
+              <w:rPr>
+                <w:rStyle w:val="Hyperlink"/>
+                <w:noProof/>
+              </w:rPr>
+              <w:t>SD-1 — UC-1 Record Transaction (Add Expense/Income)</w:t>
+            </w:r>
+            <w:r>
+              <w:rPr>
+                <w:noProof/>
+                <w:webHidden/>
+              </w:rPr>
+              <w:tab/>
+            </w:r>
+            <w:r>
+              <w:rPr>
+                <w:noProof/>
+                <w:webHidden/>
+              </w:rPr>
+              <w:fldChar w:fldCharType="begin"/>
+            </w:r>
+            <w:r>
+              <w:rPr>
+                <w:noProof/>
+                <w:webHidden/>
+              </w:rPr>
+              <w:instrText xml:space="preserve"> PAGEREF _Toc222049253 \h </w:instrText>
+            </w:r>
+            <w:r>
+              <w:rPr>
+                <w:noProof/>
+                <w:webHidden/>
+              </w:rPr>
+            </w:r>
+            <w:r>
+              <w:rPr>
+                <w:noProof/>
+                <w:webHidden/>
+              </w:rPr>
+              <w:fldChar w:fldCharType="separate"/>
+            </w:r>
+            <w:r>
+              <w:rPr>
+                <w:noProof/>
+                <w:webHidden/>
+              </w:rPr>
+              <w:t>5</w:t>
+            </w:r>
+            <w:r>
+              <w:rPr>
+                <w:noProof/>
+                <w:webHidden/>
+              </w:rPr>
+              <w:fldChar w:fldCharType="end"/>
+            </w:r>
+          </w:hyperlink>
+        </w:p>
+        <w:p>
+          <w:pPr>
+            <w:pStyle w:val="TOC2"/>
+            <w:tabs>
+              <w:tab w:val="left" w:pos="1440"/>
+              <w:tab w:val="right" w:leader="dot" w:pos="9019"/>
+            </w:tabs>
+            <w:rPr>
+              <w:rFonts w:asciiTheme="minorHAnsi" w:eastAsiaTheme="minorEastAsia" w:hAnsiTheme="minorHAnsi" w:cstheme="minorBidi"/>
+              <w:noProof/>
+              <w:kern w:val="2"/>
+              <w:szCs w:val="24"/>
+              <w:lang w:val="en-CA"/>
+              <w14:ligatures w14:val="standardContextual"/>
+            </w:rPr>
+          </w:pPr>
+          <w:hyperlink w:anchor="_Toc222049254" w:history="1">
+            <w:r>
+              <w:rPr>
+                <w:rStyle w:val="Hyperlink"/>
+                <w:noProof/>
+              </w:rPr>
+              <w:t>4.2</w:t>
+            </w:r>
+            <w:r>
+              <w:rPr>
+                <w:rFonts w:asciiTheme="minorHAnsi" w:eastAsiaTheme="minorEastAsia" w:hAnsiTheme="minorHAnsi" w:cstheme="minorBidi"/>
+                <w:noProof/>
+                <w:kern w:val="2"/>
+                <w:szCs w:val="24"/>
+                <w:lang w:val="en-CA"/>
+                <w14:ligatures w14:val="standardContextual"/>
+              </w:rPr>
+              <w:tab/>
+            </w:r>
+            <w:r>
+              <w:rPr>
+                <w:rStyle w:val="Hyperlink"/>
+                <w:noProof/>
+              </w:rPr>
+              <w:t>SD-2 — UC-4 Set Monthly Budget + UC-6 Overspending Alert Check</w:t>
+            </w:r>
+            <w:r>
+              <w:rPr>
+                <w:noProof/>
+                <w:webHidden/>
+              </w:rPr>
+              <w:tab/>
+            </w:r>
+            <w:r>
+              <w:rPr>
+                <w:noProof/>
+                <w:webHidden/>
+              </w:rPr>
+              <w:fldChar w:fldCharType="begin"/>
+            </w:r>
+            <w:r>
+              <w:rPr>
+                <w:noProof/>
+                <w:webHidden/>
+              </w:rPr>
+              <w:instrText xml:space="preserve"> PAGEREF _Toc222049254 \h </w:instrText>
+            </w:r>
+            <w:r>
+              <w:rPr>
+                <w:noProof/>
+                <w:webHidden/>
+              </w:rPr>
+            </w:r>
+            <w:r>
+              <w:rPr>
+                <w:noProof/>
+                <w:webHidden/>
+              </w:rPr>
+              <w:fldChar w:fldCharType="separate"/>
+            </w:r>
+            <w:r>
+              <w:rPr>
+                <w:noProof/>
+                <w:webHidden/>
+              </w:rPr>
+              <w:t>5</w:t>
+            </w:r>
+            <w:r>
+              <w:rPr>
+                <w:noProof/>
+                <w:webHidden/>
+              </w:rPr>
+              <w:fldChar w:fldCharType="end"/>
+            </w:r>
+          </w:hyperlink>
+        </w:p>
+        <w:p>
+          <w:pPr>
+            <w:pStyle w:val="TOC2"/>
+            <w:tabs>
+              <w:tab w:val="left" w:pos="1440"/>
+              <w:tab w:val="right" w:leader="dot" w:pos="9019"/>
+            </w:tabs>
+            <w:rPr>
+              <w:rFonts w:asciiTheme="minorHAnsi" w:eastAsiaTheme="minorEastAsia" w:hAnsiTheme="minorHAnsi" w:cstheme="minorBidi"/>
+              <w:noProof/>
+              <w:kern w:val="2"/>
+              <w:szCs w:val="24"/>
+              <w:lang w:val="en-CA"/>
+              <w14:ligatures w14:val="standardContextual"/>
+            </w:rPr>
+          </w:pPr>
+          <w:hyperlink w:anchor="_Toc222049255" w:history="1">
+            <w:r>
+              <w:rPr>
+                <w:rStyle w:val="Hyperlink"/>
+                <w:noProof/>
+              </w:rPr>
+              <w:t>4.3</w:t>
+            </w:r>
+            <w:r>
+              <w:rPr>
+                <w:rFonts w:asciiTheme="minorHAnsi" w:eastAsiaTheme="minorEastAsia" w:hAnsiTheme="minorHAnsi" w:cstheme="minorBidi"/>
+                <w:noProof/>
+                <w:kern w:val="2"/>
+                <w:szCs w:val="24"/>
+                <w:lang w:val="en-CA"/>
+                <w14:ligatures w14:val="standardContextual"/>
+              </w:rPr>
+              <w:tab/>
+            </w:r>
+            <w:r>
+              <w:rPr>
+                <w:rStyle w:val="Hyperlink"/>
+                <w:noProof/>
+              </w:rPr>
+              <w:t>SD-3 — UC-5 View Summary Report</w:t>
+            </w:r>
+            <w:r>
+              <w:rPr>
+                <w:noProof/>
+                <w:webHidden/>
+              </w:rPr>
+              <w:tab/>
+            </w:r>
+            <w:r>
+              <w:rPr>
+                <w:noProof/>
+                <w:webHidden/>
+              </w:rPr>
+              <w:fldChar w:fldCharType="begin"/>
+            </w:r>
+            <w:r>
+              <w:rPr>
+                <w:noProof/>
+                <w:webHidden/>
+              </w:rPr>
+              <w:instrText xml:space="preserve"> PAGEREF _Toc222049255 \h </w:instrText>
+            </w:r>
+            <w:r>
+              <w:rPr>
+                <w:noProof/>
+                <w:webHidden/>
+              </w:rPr>
+            </w:r>
+            <w:r>
+              <w:rPr>
+                <w:noProof/>
+                <w:webHidden/>
+              </w:rPr>
+              <w:fldChar w:fldCharType="separate"/>
+            </w:r>
+            <w:r>
+              <w:rPr>
+                <w:noProof/>
+                <w:webHidden/>
+              </w:rPr>
+              <w:t>6</w:t>
             </w:r>
             <w:r>
               <w:rPr>
@@ -1194,7 +1930,7 @@
               <w14:ligatures w14:val="standardContextual"/>
             </w:rPr>
           </w:pPr>
-          <w:hyperlink w:anchor="_Toc222046835" w:history="1">
+          <w:hyperlink w:anchor="_Toc222049256" w:history="1">
             <w:r>
               <w:rPr>
                 <w:rStyle w:val="Hyperlink"/>
@@ -1239,7 +1975,7 @@
                 <w:noProof/>
                 <w:webHidden/>
               </w:rPr>
-              <w:instrText xml:space="preserve"> PAGEREF _Toc222046835 \h </w:instrText>
+              <w:instrText xml:space="preserve"> PAGEREF _Toc222049256 \h </w:instrText>
             </w:r>
             <w:r>
               <w:rPr>
@@ -1259,7 +1995,651 @@
                 <w:noProof/>
                 <w:webHidden/>
               </w:rPr>
-              <w:t>3</w:t>
+              <w:t>6</w:t>
+            </w:r>
+            <w:r>
+              <w:rPr>
+                <w:noProof/>
+                <w:webHidden/>
+              </w:rPr>
+              <w:fldChar w:fldCharType="end"/>
+            </w:r>
+          </w:hyperlink>
+        </w:p>
+        <w:p>
+          <w:pPr>
+            <w:pStyle w:val="TOC2"/>
+            <w:tabs>
+              <w:tab w:val="left" w:pos="1440"/>
+              <w:tab w:val="right" w:leader="dot" w:pos="9019"/>
+            </w:tabs>
+            <w:rPr>
+              <w:rFonts w:asciiTheme="minorHAnsi" w:eastAsiaTheme="minorEastAsia" w:hAnsiTheme="minorHAnsi" w:cstheme="minorBidi"/>
+              <w:noProof/>
+              <w:kern w:val="2"/>
+              <w:szCs w:val="24"/>
+              <w:lang w:val="en-CA"/>
+              <w14:ligatures w14:val="standardContextual"/>
+            </w:rPr>
+          </w:pPr>
+          <w:hyperlink w:anchor="_Toc222049257" w:history="1">
+            <w:r>
+              <w:rPr>
+                <w:rStyle w:val="Hyperlink"/>
+                <w:noProof/>
+              </w:rPr>
+              <w:t>5.1</w:t>
+            </w:r>
+            <w:r>
+              <w:rPr>
+                <w:rFonts w:asciiTheme="minorHAnsi" w:eastAsiaTheme="minorEastAsia" w:hAnsiTheme="minorHAnsi" w:cstheme="minorBidi"/>
+                <w:noProof/>
+                <w:kern w:val="2"/>
+                <w:szCs w:val="24"/>
+                <w:lang w:val="en-CA"/>
+                <w14:ligatures w14:val="standardContextual"/>
+              </w:rPr>
+              <w:tab/>
+            </w:r>
+            <w:r>
+              <w:rPr>
+                <w:rStyle w:val="Hyperlink"/>
+                <w:noProof/>
+              </w:rPr>
+              <w:t>UC-1 Record Transaction (Add) — Activity Diagram</w:t>
+            </w:r>
+            <w:r>
+              <w:rPr>
+                <w:noProof/>
+                <w:webHidden/>
+              </w:rPr>
+              <w:tab/>
+            </w:r>
+            <w:r>
+              <w:rPr>
+                <w:noProof/>
+                <w:webHidden/>
+              </w:rPr>
+              <w:fldChar w:fldCharType="begin"/>
+            </w:r>
+            <w:r>
+              <w:rPr>
+                <w:noProof/>
+                <w:webHidden/>
+              </w:rPr>
+              <w:instrText xml:space="preserve"> PAGEREF _Toc222049257 \h </w:instrText>
+            </w:r>
+            <w:r>
+              <w:rPr>
+                <w:noProof/>
+                <w:webHidden/>
+              </w:rPr>
+            </w:r>
+            <w:r>
+              <w:rPr>
+                <w:noProof/>
+                <w:webHidden/>
+              </w:rPr>
+              <w:fldChar w:fldCharType="separate"/>
+            </w:r>
+            <w:r>
+              <w:rPr>
+                <w:noProof/>
+                <w:webHidden/>
+              </w:rPr>
+              <w:t>6</w:t>
+            </w:r>
+            <w:r>
+              <w:rPr>
+                <w:noProof/>
+                <w:webHidden/>
+              </w:rPr>
+              <w:fldChar w:fldCharType="end"/>
+            </w:r>
+          </w:hyperlink>
+        </w:p>
+        <w:p>
+          <w:pPr>
+            <w:pStyle w:val="TOC2"/>
+            <w:tabs>
+              <w:tab w:val="left" w:pos="1440"/>
+              <w:tab w:val="right" w:leader="dot" w:pos="9019"/>
+            </w:tabs>
+            <w:rPr>
+              <w:rFonts w:asciiTheme="minorHAnsi" w:eastAsiaTheme="minorEastAsia" w:hAnsiTheme="minorHAnsi" w:cstheme="minorBidi"/>
+              <w:noProof/>
+              <w:kern w:val="2"/>
+              <w:szCs w:val="24"/>
+              <w:lang w:val="en-CA"/>
+              <w14:ligatures w14:val="standardContextual"/>
+            </w:rPr>
+          </w:pPr>
+          <w:hyperlink w:anchor="_Toc222049258" w:history="1">
+            <w:r>
+              <w:rPr>
+                <w:rStyle w:val="Hyperlink"/>
+                <w:noProof/>
+              </w:rPr>
+              <w:t>5.2</w:t>
+            </w:r>
+            <w:r>
+              <w:rPr>
+                <w:rFonts w:asciiTheme="minorHAnsi" w:eastAsiaTheme="minorEastAsia" w:hAnsiTheme="minorHAnsi" w:cstheme="minorBidi"/>
+                <w:noProof/>
+                <w:kern w:val="2"/>
+                <w:szCs w:val="24"/>
+                <w:lang w:val="en-CA"/>
+                <w14:ligatures w14:val="standardContextual"/>
+              </w:rPr>
+              <w:tab/>
+            </w:r>
+            <w:r>
+              <w:rPr>
+                <w:rStyle w:val="Hyperlink"/>
+                <w:noProof/>
+              </w:rPr>
+              <w:t>UC-2 Amend Transaction — Activity Diagram</w:t>
+            </w:r>
+            <w:r>
+              <w:rPr>
+                <w:noProof/>
+                <w:webHidden/>
+              </w:rPr>
+              <w:tab/>
+            </w:r>
+            <w:r>
+              <w:rPr>
+                <w:noProof/>
+                <w:webHidden/>
+              </w:rPr>
+              <w:fldChar w:fldCharType="begin"/>
+            </w:r>
+            <w:r>
+              <w:rPr>
+                <w:noProof/>
+                <w:webHidden/>
+              </w:rPr>
+              <w:instrText xml:space="preserve"> PAGEREF _Toc222049258 \h </w:instrText>
+            </w:r>
+            <w:r>
+              <w:rPr>
+                <w:noProof/>
+                <w:webHidden/>
+              </w:rPr>
+            </w:r>
+            <w:r>
+              <w:rPr>
+                <w:noProof/>
+                <w:webHidden/>
+              </w:rPr>
+              <w:fldChar w:fldCharType="separate"/>
+            </w:r>
+            <w:r>
+              <w:rPr>
+                <w:noProof/>
+                <w:webHidden/>
+              </w:rPr>
+              <w:t>6</w:t>
+            </w:r>
+            <w:r>
+              <w:rPr>
+                <w:noProof/>
+                <w:webHidden/>
+              </w:rPr>
+              <w:fldChar w:fldCharType="end"/>
+            </w:r>
+          </w:hyperlink>
+        </w:p>
+        <w:p>
+          <w:pPr>
+            <w:pStyle w:val="TOC2"/>
+            <w:tabs>
+              <w:tab w:val="left" w:pos="1440"/>
+              <w:tab w:val="right" w:leader="dot" w:pos="9019"/>
+            </w:tabs>
+            <w:rPr>
+              <w:rFonts w:asciiTheme="minorHAnsi" w:eastAsiaTheme="minorEastAsia" w:hAnsiTheme="minorHAnsi" w:cstheme="minorBidi"/>
+              <w:noProof/>
+              <w:kern w:val="2"/>
+              <w:szCs w:val="24"/>
+              <w:lang w:val="en-CA"/>
+              <w14:ligatures w14:val="standardContextual"/>
+            </w:rPr>
+          </w:pPr>
+          <w:hyperlink w:anchor="_Toc222049259" w:history="1">
+            <w:r>
+              <w:rPr>
+                <w:rStyle w:val="Hyperlink"/>
+                <w:noProof/>
+              </w:rPr>
+              <w:t>5.3</w:t>
+            </w:r>
+            <w:r>
+              <w:rPr>
+                <w:rFonts w:asciiTheme="minorHAnsi" w:eastAsiaTheme="minorEastAsia" w:hAnsiTheme="minorHAnsi" w:cstheme="minorBidi"/>
+                <w:noProof/>
+                <w:kern w:val="2"/>
+                <w:szCs w:val="24"/>
+                <w:lang w:val="en-CA"/>
+                <w14:ligatures w14:val="standardContextual"/>
+              </w:rPr>
+              <w:tab/>
+            </w:r>
+            <w:r>
+              <w:rPr>
+                <w:rStyle w:val="Hyperlink"/>
+                <w:noProof/>
+              </w:rPr>
+              <w:t>UC-3 View &amp; Filter Transactions — Activity Diagram</w:t>
+            </w:r>
+            <w:r>
+              <w:rPr>
+                <w:noProof/>
+                <w:webHidden/>
+              </w:rPr>
+              <w:tab/>
+            </w:r>
+            <w:r>
+              <w:rPr>
+                <w:noProof/>
+                <w:webHidden/>
+              </w:rPr>
+              <w:fldChar w:fldCharType="begin"/>
+            </w:r>
+            <w:r>
+              <w:rPr>
+                <w:noProof/>
+                <w:webHidden/>
+              </w:rPr>
+              <w:instrText xml:space="preserve"> PAGEREF _Toc222049259 \h </w:instrText>
+            </w:r>
+            <w:r>
+              <w:rPr>
+                <w:noProof/>
+                <w:webHidden/>
+              </w:rPr>
+            </w:r>
+            <w:r>
+              <w:rPr>
+                <w:noProof/>
+                <w:webHidden/>
+              </w:rPr>
+              <w:fldChar w:fldCharType="separate"/>
+            </w:r>
+            <w:r>
+              <w:rPr>
+                <w:noProof/>
+                <w:webHidden/>
+              </w:rPr>
+              <w:t>7</w:t>
+            </w:r>
+            <w:r>
+              <w:rPr>
+                <w:noProof/>
+                <w:webHidden/>
+              </w:rPr>
+              <w:fldChar w:fldCharType="end"/>
+            </w:r>
+          </w:hyperlink>
+        </w:p>
+        <w:p>
+          <w:pPr>
+            <w:pStyle w:val="TOC2"/>
+            <w:tabs>
+              <w:tab w:val="left" w:pos="1440"/>
+              <w:tab w:val="right" w:leader="dot" w:pos="9019"/>
+            </w:tabs>
+            <w:rPr>
+              <w:rFonts w:asciiTheme="minorHAnsi" w:eastAsiaTheme="minorEastAsia" w:hAnsiTheme="minorHAnsi" w:cstheme="minorBidi"/>
+              <w:noProof/>
+              <w:kern w:val="2"/>
+              <w:szCs w:val="24"/>
+              <w:lang w:val="en-CA"/>
+              <w14:ligatures w14:val="standardContextual"/>
+            </w:rPr>
+          </w:pPr>
+          <w:hyperlink w:anchor="_Toc222049260" w:history="1">
+            <w:r>
+              <w:rPr>
+                <w:rStyle w:val="Hyperlink"/>
+                <w:noProof/>
+              </w:rPr>
+              <w:t>5.4</w:t>
+            </w:r>
+            <w:r>
+              <w:rPr>
+                <w:rFonts w:asciiTheme="minorHAnsi" w:eastAsiaTheme="minorEastAsia" w:hAnsiTheme="minorHAnsi" w:cstheme="minorBidi"/>
+                <w:noProof/>
+                <w:kern w:val="2"/>
+                <w:szCs w:val="24"/>
+                <w:lang w:val="en-CA"/>
+                <w14:ligatures w14:val="standardContextual"/>
+              </w:rPr>
+              <w:tab/>
+            </w:r>
+            <w:r>
+              <w:rPr>
+                <w:rStyle w:val="Hyperlink"/>
+                <w:noProof/>
+              </w:rPr>
+              <w:t>UC-4 Set Monthly Budget — Activity Diagram</w:t>
+            </w:r>
+            <w:r>
+              <w:rPr>
+                <w:noProof/>
+                <w:webHidden/>
+              </w:rPr>
+              <w:tab/>
+            </w:r>
+            <w:r>
+              <w:rPr>
+                <w:noProof/>
+                <w:webHidden/>
+              </w:rPr>
+              <w:fldChar w:fldCharType="begin"/>
+            </w:r>
+            <w:r>
+              <w:rPr>
+                <w:noProof/>
+                <w:webHidden/>
+              </w:rPr>
+              <w:instrText xml:space="preserve"> PAGEREF _Toc222049260 \h </w:instrText>
+            </w:r>
+            <w:r>
+              <w:rPr>
+                <w:noProof/>
+                <w:webHidden/>
+              </w:rPr>
+            </w:r>
+            <w:r>
+              <w:rPr>
+                <w:noProof/>
+                <w:webHidden/>
+              </w:rPr>
+              <w:fldChar w:fldCharType="separate"/>
+            </w:r>
+            <w:r>
+              <w:rPr>
+                <w:noProof/>
+                <w:webHidden/>
+              </w:rPr>
+              <w:t>7</w:t>
+            </w:r>
+            <w:r>
+              <w:rPr>
+                <w:noProof/>
+                <w:webHidden/>
+              </w:rPr>
+              <w:fldChar w:fldCharType="end"/>
+            </w:r>
+          </w:hyperlink>
+        </w:p>
+        <w:p>
+          <w:pPr>
+            <w:pStyle w:val="TOC2"/>
+            <w:tabs>
+              <w:tab w:val="left" w:pos="1440"/>
+              <w:tab w:val="right" w:leader="dot" w:pos="9019"/>
+            </w:tabs>
+            <w:rPr>
+              <w:rFonts w:asciiTheme="minorHAnsi" w:eastAsiaTheme="minorEastAsia" w:hAnsiTheme="minorHAnsi" w:cstheme="minorBidi"/>
+              <w:noProof/>
+              <w:kern w:val="2"/>
+              <w:szCs w:val="24"/>
+              <w:lang w:val="en-CA"/>
+              <w14:ligatures w14:val="standardContextual"/>
+            </w:rPr>
+          </w:pPr>
+          <w:hyperlink w:anchor="_Toc222049261" w:history="1">
+            <w:r>
+              <w:rPr>
+                <w:rStyle w:val="Hyperlink"/>
+                <w:noProof/>
+              </w:rPr>
+              <w:t>5.5</w:t>
+            </w:r>
+            <w:r>
+              <w:rPr>
+                <w:rFonts w:asciiTheme="minorHAnsi" w:eastAsiaTheme="minorEastAsia" w:hAnsiTheme="minorHAnsi" w:cstheme="minorBidi"/>
+                <w:noProof/>
+                <w:kern w:val="2"/>
+                <w:szCs w:val="24"/>
+                <w:lang w:val="en-CA"/>
+                <w14:ligatures w14:val="standardContextual"/>
+              </w:rPr>
+              <w:tab/>
+            </w:r>
+            <w:r>
+              <w:rPr>
+                <w:rStyle w:val="Hyperlink"/>
+                <w:noProof/>
+              </w:rPr>
+              <w:t>UC-4 Edit or Delete Monthly Budget — Activity Diagram</w:t>
+            </w:r>
+            <w:r>
+              <w:rPr>
+                <w:noProof/>
+                <w:webHidden/>
+              </w:rPr>
+              <w:tab/>
+            </w:r>
+            <w:r>
+              <w:rPr>
+                <w:noProof/>
+                <w:webHidden/>
+              </w:rPr>
+              <w:fldChar w:fldCharType="begin"/>
+            </w:r>
+            <w:r>
+              <w:rPr>
+                <w:noProof/>
+                <w:webHidden/>
+              </w:rPr>
+              <w:instrText xml:space="preserve"> PAGEREF _Toc222049261 \h </w:instrText>
+            </w:r>
+            <w:r>
+              <w:rPr>
+                <w:noProof/>
+                <w:webHidden/>
+              </w:rPr>
+            </w:r>
+            <w:r>
+              <w:rPr>
+                <w:noProof/>
+                <w:webHidden/>
+              </w:rPr>
+              <w:fldChar w:fldCharType="separate"/>
+            </w:r>
+            <w:r>
+              <w:rPr>
+                <w:noProof/>
+                <w:webHidden/>
+              </w:rPr>
+              <w:t>7</w:t>
+            </w:r>
+            <w:r>
+              <w:rPr>
+                <w:noProof/>
+                <w:webHidden/>
+              </w:rPr>
+              <w:fldChar w:fldCharType="end"/>
+            </w:r>
+          </w:hyperlink>
+        </w:p>
+        <w:p>
+          <w:pPr>
+            <w:pStyle w:val="TOC2"/>
+            <w:tabs>
+              <w:tab w:val="left" w:pos="1440"/>
+              <w:tab w:val="right" w:leader="dot" w:pos="9019"/>
+            </w:tabs>
+            <w:rPr>
+              <w:rFonts w:asciiTheme="minorHAnsi" w:eastAsiaTheme="minorEastAsia" w:hAnsiTheme="minorHAnsi" w:cstheme="minorBidi"/>
+              <w:noProof/>
+              <w:kern w:val="2"/>
+              <w:szCs w:val="24"/>
+              <w:lang w:val="en-CA"/>
+              <w14:ligatures w14:val="standardContextual"/>
+            </w:rPr>
+          </w:pPr>
+          <w:hyperlink w:anchor="_Toc222049262" w:history="1">
+            <w:r>
+              <w:rPr>
+                <w:rStyle w:val="Hyperlink"/>
+                <w:noProof/>
+              </w:rPr>
+              <w:t>5.6</w:t>
+            </w:r>
+            <w:r>
+              <w:rPr>
+                <w:rFonts w:asciiTheme="minorHAnsi" w:eastAsiaTheme="minorEastAsia" w:hAnsiTheme="minorHAnsi" w:cstheme="minorBidi"/>
+                <w:noProof/>
+                <w:kern w:val="2"/>
+                <w:szCs w:val="24"/>
+                <w:lang w:val="en-CA"/>
+                <w14:ligatures w14:val="standardContextual"/>
+              </w:rPr>
+              <w:tab/>
+            </w:r>
+            <w:r>
+              <w:rPr>
+                <w:rStyle w:val="Hyperlink"/>
+                <w:noProof/>
+              </w:rPr>
+              <w:t>UC-5 View Summary Report — Activity Diagram</w:t>
+            </w:r>
+            <w:r>
+              <w:rPr>
+                <w:noProof/>
+                <w:webHidden/>
+              </w:rPr>
+              <w:tab/>
+            </w:r>
+            <w:r>
+              <w:rPr>
+                <w:noProof/>
+                <w:webHidden/>
+              </w:rPr>
+              <w:fldChar w:fldCharType="begin"/>
+            </w:r>
+            <w:r>
+              <w:rPr>
+                <w:noProof/>
+                <w:webHidden/>
+              </w:rPr>
+              <w:instrText xml:space="preserve"> PAGEREF _Toc222049262 \h </w:instrText>
+            </w:r>
+            <w:r>
+              <w:rPr>
+                <w:noProof/>
+                <w:webHidden/>
+              </w:rPr>
+            </w:r>
+            <w:r>
+              <w:rPr>
+                <w:noProof/>
+                <w:webHidden/>
+              </w:rPr>
+              <w:fldChar w:fldCharType="separate"/>
+            </w:r>
+            <w:r>
+              <w:rPr>
+                <w:noProof/>
+                <w:webHidden/>
+              </w:rPr>
+              <w:t>8</w:t>
+            </w:r>
+            <w:r>
+              <w:rPr>
+                <w:noProof/>
+                <w:webHidden/>
+              </w:rPr>
+              <w:fldChar w:fldCharType="end"/>
+            </w:r>
+          </w:hyperlink>
+        </w:p>
+        <w:p>
+          <w:pPr>
+            <w:pStyle w:val="TOC2"/>
+            <w:tabs>
+              <w:tab w:val="left" w:pos="1440"/>
+              <w:tab w:val="right" w:leader="dot" w:pos="9019"/>
+            </w:tabs>
+            <w:rPr>
+              <w:rFonts w:asciiTheme="minorHAnsi" w:eastAsiaTheme="minorEastAsia" w:hAnsiTheme="minorHAnsi" w:cstheme="minorBidi"/>
+              <w:noProof/>
+              <w:kern w:val="2"/>
+              <w:szCs w:val="24"/>
+              <w:lang w:val="en-CA"/>
+              <w14:ligatures w14:val="standardContextual"/>
+            </w:rPr>
+          </w:pPr>
+          <w:hyperlink w:anchor="_Toc222049263" w:history="1">
+            <w:r>
+              <w:rPr>
+                <w:rStyle w:val="Hyperlink"/>
+                <w:noProof/>
+              </w:rPr>
+              <w:t>5.7</w:t>
+            </w:r>
+            <w:r>
+              <w:rPr>
+                <w:rFonts w:asciiTheme="minorHAnsi" w:eastAsiaTheme="minorEastAsia" w:hAnsiTheme="minorHAnsi" w:cstheme="minorBidi"/>
+                <w:noProof/>
+                <w:kern w:val="2"/>
+                <w:szCs w:val="24"/>
+                <w:lang w:val="en-CA"/>
+                <w14:ligatures w14:val="standardContextual"/>
+              </w:rPr>
+              <w:tab/>
+            </w:r>
+            <w:r>
+              <w:rPr>
+                <w:rStyle w:val="Hyperlink"/>
+                <w:noProof/>
+              </w:rPr>
+              <w:t>Load Saved Data on Startup — Activity Diagram</w:t>
+            </w:r>
+            <w:r>
+              <w:rPr>
+                <w:noProof/>
+                <w:webHidden/>
+              </w:rPr>
+              <w:tab/>
+            </w:r>
+            <w:r>
+              <w:rPr>
+                <w:noProof/>
+                <w:webHidden/>
+              </w:rPr>
+              <w:fldChar w:fldCharType="begin"/>
+            </w:r>
+            <w:r>
+              <w:rPr>
+                <w:noProof/>
+                <w:webHidden/>
+              </w:rPr>
+              <w:instrText xml:space="preserve"> PAGEREF _Toc222049263 \h </w:instrText>
+            </w:r>
+            <w:r>
+              <w:rPr>
+                <w:noProof/>
+                <w:webHidden/>
+              </w:rPr>
+            </w:r>
+            <w:r>
+              <w:rPr>
+                <w:noProof/>
+                <w:webHidden/>
+              </w:rPr>
+              <w:fldChar w:fldCharType="separate"/>
+            </w:r>
+            <w:r>
+              <w:rPr>
+                <w:noProof/>
+                <w:webHidden/>
+              </w:rPr>
+              <w:t>8</w:t>
             </w:r>
             <w:r>
               <w:rPr>
@@ -1286,7 +2666,7 @@
               <w14:ligatures w14:val="standardContextual"/>
             </w:rPr>
           </w:pPr>
-          <w:hyperlink w:anchor="_Toc222046836" w:history="1">
+          <w:hyperlink w:anchor="_Toc222049264" w:history="1">
             <w:r>
               <w:rPr>
                 <w:rStyle w:val="Hyperlink"/>
@@ -1333,7 +2713,7 @@
                 <w:noProof/>
                 <w:webHidden/>
               </w:rPr>
-              <w:instrText xml:space="preserve"> PAGEREF _Toc222046836 \h </w:instrText>
+              <w:instrText xml:space="preserve"> PAGEREF _Toc222049264 \h </w:instrText>
             </w:r>
             <w:r>
               <w:rPr>
@@ -1353,7 +2733,7 @@
                 <w:noProof/>
                 <w:webHidden/>
               </w:rPr>
-              <w:t>3</w:t>
+              <w:t>8</w:t>
             </w:r>
             <w:r>
               <w:rPr>
@@ -1380,7 +2760,7 @@
               <w14:ligatures w14:val="standardContextual"/>
             </w:rPr>
           </w:pPr>
-          <w:hyperlink w:anchor="_Toc222046837" w:history="1">
+          <w:hyperlink w:anchor="_Toc222049265" w:history="1">
             <w:r>
               <w:rPr>
                 <w:rStyle w:val="Hyperlink"/>
@@ -1425,7 +2805,7 @@
                 <w:noProof/>
                 <w:webHidden/>
               </w:rPr>
-              <w:instrText xml:space="preserve"> PAGEREF _Toc222046837 \h </w:instrText>
+              <w:instrText xml:space="preserve"> PAGEREF _Toc222049265 \h </w:instrText>
             </w:r>
             <w:r>
               <w:rPr>
@@ -1445,7 +2825,7 @@
                 <w:noProof/>
                 <w:webHidden/>
               </w:rPr>
-              <w:t>3</w:t>
+              <w:t>8</w:t>
             </w:r>
             <w:r>
               <w:rPr>
@@ -1472,7 +2852,7 @@
               <w14:ligatures w14:val="standardContextual"/>
             </w:rPr>
           </w:pPr>
-          <w:hyperlink w:anchor="_Toc222046838" w:history="1">
+          <w:hyperlink w:anchor="_Toc222049266" w:history="1">
             <w:r>
               <w:rPr>
                 <w:rStyle w:val="Hyperlink"/>
@@ -1517,7 +2897,7 @@
                 <w:noProof/>
                 <w:webHidden/>
               </w:rPr>
-              <w:instrText xml:space="preserve"> PAGEREF _Toc222046838 \h </w:instrText>
+              <w:instrText xml:space="preserve"> PAGEREF _Toc222049266 \h </w:instrText>
             </w:r>
             <w:r>
               <w:rPr>
@@ -1537,7 +2917,7 @@
                 <w:noProof/>
                 <w:webHidden/>
               </w:rPr>
-              <w:t>3</w:t>
+              <w:t>8</w:t>
             </w:r>
             <w:r>
               <w:rPr>
@@ -1564,7 +2944,7 @@
               <w14:ligatures w14:val="standardContextual"/>
             </w:rPr>
           </w:pPr>
-          <w:hyperlink w:anchor="_Toc222046839" w:history="1">
+          <w:hyperlink w:anchor="_Toc222049267" w:history="1">
             <w:r>
               <w:rPr>
                 <w:rStyle w:val="Hyperlink"/>
@@ -1609,7 +2989,7 @@
                 <w:noProof/>
                 <w:webHidden/>
               </w:rPr>
-              <w:instrText xml:space="preserve"> PAGEREF _Toc222046839 \h </w:instrText>
+              <w:instrText xml:space="preserve"> PAGEREF _Toc222049267 \h </w:instrText>
             </w:r>
             <w:r>
               <w:rPr>
@@ -1629,7 +3009,7 @@
                 <w:noProof/>
                 <w:webHidden/>
               </w:rPr>
-              <w:t>3</w:t>
+              <w:t>8</w:t>
             </w:r>
             <w:r>
               <w:rPr>
@@ -1656,7 +3036,7 @@
               <w14:ligatures w14:val="standardContextual"/>
             </w:rPr>
           </w:pPr>
-          <w:hyperlink w:anchor="_Toc222046840" w:history="1">
+          <w:hyperlink w:anchor="_Toc222049268" w:history="1">
             <w:r>
               <w:rPr>
                 <w:rStyle w:val="Hyperlink"/>
@@ -1709,7 +3089,7 @@
                 <w:noProof/>
                 <w:webHidden/>
               </w:rPr>
-              <w:instrText xml:space="preserve"> PAGEREF _Toc222046840 \h </w:instrText>
+              <w:instrText xml:space="preserve"> PAGEREF _Toc222049268 \h </w:instrText>
             </w:r>
             <w:r>
               <w:rPr>
@@ -1729,7 +3109,7 @@
                 <w:noProof/>
                 <w:webHidden/>
               </w:rPr>
-              <w:t>3</w:t>
+              <w:t>9</w:t>
             </w:r>
             <w:r>
               <w:rPr>
@@ -1756,7 +3136,7 @@
               <w14:ligatures w14:val="standardContextual"/>
             </w:rPr>
           </w:pPr>
-          <w:hyperlink w:anchor="_Toc222046841" w:history="1">
+          <w:hyperlink w:anchor="_Toc222049269" w:history="1">
             <w:r>
               <w:rPr>
                 <w:rStyle w:val="Hyperlink"/>
@@ -1801,7 +3181,7 @@
                 <w:noProof/>
                 <w:webHidden/>
               </w:rPr>
-              <w:instrText xml:space="preserve"> PAGEREF _Toc222046841 \h </w:instrText>
+              <w:instrText xml:space="preserve"> PAGEREF _Toc222049269 \h </w:instrText>
             </w:r>
             <w:r>
               <w:rPr>
@@ -1821,7 +3201,7 @@
                 <w:noProof/>
                 <w:webHidden/>
               </w:rPr>
-              <w:t>3</w:t>
+              <w:t>9</w:t>
             </w:r>
             <w:r>
               <w:rPr>
@@ -1872,7 +3252,7 @@
       <w:pPr>
         <w:pStyle w:val="Heading1"/>
       </w:pPr>
-      <w:bookmarkStart w:id="0" w:name="_Toc222046826"/>
+      <w:bookmarkStart w:id="0" w:name="_Toc222049239"/>
       <w:r>
         <w:lastRenderedPageBreak/>
         <w:t>Introduction</w:t>
@@ -1930,7 +3310,7 @@
       <w:pPr>
         <w:pStyle w:val="Heading1"/>
       </w:pPr>
-      <w:bookmarkStart w:id="3" w:name="_Toc222046827"/>
+      <w:bookmarkStart w:id="3" w:name="_Toc222049240"/>
       <w:r>
         <w:t>System Design Overview (SDD)</w:t>
       </w:r>
@@ -1940,7 +3320,7 @@
       <w:pPr>
         <w:pStyle w:val="Heading2"/>
       </w:pPr>
-      <w:bookmarkStart w:id="4" w:name="_Toc222046828"/>
+      <w:bookmarkStart w:id="4" w:name="_Toc222049241"/>
       <w:r>
         <w:t>Architectural Style and Layering</w:t>
       </w:r>
@@ -1996,7 +3376,7 @@
       <w:pPr>
         <w:pStyle w:val="Heading2"/>
       </w:pPr>
-      <w:bookmarkStart w:id="5" w:name="_Toc222046829"/>
+      <w:bookmarkStart w:id="5" w:name="_Toc222049242"/>
       <w:r>
         <w:lastRenderedPageBreak/>
         <w:t>Layer Responsibilities</w:t>
@@ -2104,7 +3484,7 @@
       <w:pPr>
         <w:pStyle w:val="Heading2"/>
       </w:pPr>
-      <w:bookmarkStart w:id="6" w:name="_Toc222046830"/>
+      <w:bookmarkStart w:id="6" w:name="_Toc222049243"/>
       <w:r>
         <w:t>Components and Responsibilities</w:t>
       </w:r>
@@ -2303,7 +3683,7 @@
       <w:pPr>
         <w:pStyle w:val="Heading2"/>
       </w:pPr>
-      <w:bookmarkStart w:id="7" w:name="_Toc222046831"/>
+      <w:bookmarkStart w:id="7" w:name="_Toc222049244"/>
       <w:r>
         <w:t>Validation and Error Handling Strategy</w:t>
       </w:r>
@@ -2326,7 +3706,7 @@
       <w:pPr>
         <w:pStyle w:val="Heading2"/>
       </w:pPr>
-      <w:bookmarkStart w:id="8" w:name="_Toc222046832"/>
+      <w:bookmarkStart w:id="8" w:name="_Toc222049245"/>
       <w:r>
         <w:t>Design Coverage of Key Use Cases</w:t>
       </w:r>
@@ -2347,7 +3727,7 @@
         <w:pStyle w:val="Heading1"/>
       </w:pPr>
       <w:bookmarkStart w:id="9" w:name="_phrphnrsp95g" w:colFirst="0" w:colLast="0"/>
-      <w:bookmarkStart w:id="10" w:name="_Toc222046833"/>
+      <w:bookmarkStart w:id="10" w:name="_Toc222049246"/>
       <w:bookmarkEnd w:id="9"/>
       <w:r>
         <w:t>UML Class Diagrams</w:t>
@@ -2371,9 +3751,11 @@
       <w:pPr>
         <w:pStyle w:val="Heading2"/>
       </w:pPr>
+      <w:bookmarkStart w:id="11" w:name="_Toc222049247"/>
       <w:r>
         <w:t>High-Level Class Diagram (System-Wide View)</w:t>
       </w:r>
+      <w:bookmarkEnd w:id="11"/>
     </w:p>
     <w:p>
       <w:r>
@@ -2409,11 +3791,47 @@
     </w:p>
     <w:p>
       <w:pPr>
+        <w:numPr>
+          <w:ilvl w:val="0"/>
+          <w:numId w:val="111"/>
+        </w:numPr>
+        <w:rPr>
+          <w:color w:val="EE0000"/>
+          <w:sz w:val="36"/>
+          <w:szCs w:val="32"/>
+          <w:lang w:val="en-CA"/>
+        </w:rPr>
+      </w:pPr>
+      <w:r>
+        <w:rPr>
+          <w:i/>
+          <w:iCs/>
+          <w:color w:val="EE0000"/>
+          <w:sz w:val="36"/>
+          <w:szCs w:val="32"/>
+          <w:lang w:val="en-CA"/>
+        </w:rPr>
+        <w:t>Figure 4.1: High-Level UML Class Diagram</w:t>
+      </w:r>
+    </w:p>
+    <w:p>
+      <w:pPr>
+        <w:rPr>
+          <w:color w:val="EE0000"/>
+          <w:sz w:val="36"/>
+          <w:szCs w:val="32"/>
+        </w:rPr>
+      </w:pPr>
+    </w:p>
+    <w:p>
+      <w:pPr>
         <w:pStyle w:val="Heading2"/>
       </w:pPr>
+      <w:bookmarkStart w:id="12" w:name="_Toc222049248"/>
       <w:r>
         <w:t>Class Diagram A — Transactions Module</w:t>
       </w:r>
+      <w:bookmarkEnd w:id="12"/>
     </w:p>
     <w:p>
       <w:r>
@@ -2520,12 +3938,39 @@
     </w:p>
     <w:p>
       <w:pPr>
+        <w:numPr>
+          <w:ilvl w:val="0"/>
+          <w:numId w:val="110"/>
+        </w:numPr>
+        <w:rPr>
+          <w:color w:val="EE0000"/>
+          <w:sz w:val="36"/>
+          <w:szCs w:val="32"/>
+          <w:lang w:val="en-CA"/>
+        </w:rPr>
+      </w:pPr>
+      <w:r>
+        <w:rPr>
+          <w:i/>
+          <w:iCs/>
+          <w:color w:val="EE0000"/>
+          <w:sz w:val="36"/>
+          <w:szCs w:val="32"/>
+          <w:lang w:val="en-CA"/>
+        </w:rPr>
+        <w:lastRenderedPageBreak/>
+        <w:t>Figure 4.2: UML Class Diagram A — Transactions</w:t>
+      </w:r>
+    </w:p>
+    <w:p>
+      <w:pPr>
         <w:pStyle w:val="Heading2"/>
       </w:pPr>
-      <w:r>
-        <w:lastRenderedPageBreak/>
+      <w:bookmarkStart w:id="13" w:name="_Toc222049249"/>
+      <w:r>
         <w:t>Class Diagram B — Budgets and Alerts Module</w:t>
       </w:r>
+      <w:bookmarkEnd w:id="13"/>
     </w:p>
     <w:p>
       <w:r>
@@ -2632,11 +4077,38 @@
     </w:p>
     <w:p>
       <w:pPr>
+        <w:numPr>
+          <w:ilvl w:val="0"/>
+          <w:numId w:val="109"/>
+        </w:numPr>
+        <w:rPr>
+          <w:color w:val="EE0000"/>
+          <w:sz w:val="36"/>
+          <w:szCs w:val="32"/>
+          <w:lang w:val="en-CA"/>
+        </w:rPr>
+      </w:pPr>
+      <w:r>
+        <w:rPr>
+          <w:i/>
+          <w:iCs/>
+          <w:color w:val="EE0000"/>
+          <w:sz w:val="36"/>
+          <w:szCs w:val="32"/>
+          <w:lang w:val="en-CA"/>
+        </w:rPr>
+        <w:t>Figure 4.3: UML Class Diagram B — Budgets and Alerts</w:t>
+      </w:r>
+    </w:p>
+    <w:p>
+      <w:pPr>
         <w:pStyle w:val="Heading2"/>
       </w:pPr>
+      <w:bookmarkStart w:id="14" w:name="_Toc222049250"/>
       <w:r>
         <w:t>Class Diagram C — Reports Module</w:t>
       </w:r>
+      <w:bookmarkEnd w:id="14"/>
     </w:p>
     <w:p>
       <w:r>
@@ -2735,11 +4207,47 @@
     </w:p>
     <w:p>
       <w:pPr>
+        <w:numPr>
+          <w:ilvl w:val="0"/>
+          <w:numId w:val="108"/>
+        </w:numPr>
+        <w:rPr>
+          <w:color w:val="EE0000"/>
+          <w:sz w:val="36"/>
+          <w:szCs w:val="32"/>
+          <w:lang w:val="en-CA"/>
+        </w:rPr>
+      </w:pPr>
+      <w:r>
+        <w:rPr>
+          <w:i/>
+          <w:iCs/>
+          <w:color w:val="EE0000"/>
+          <w:sz w:val="36"/>
+          <w:szCs w:val="32"/>
+          <w:lang w:val="en-CA"/>
+        </w:rPr>
+        <w:t>Figure 4.4: UML Class Diagram C — Reports</w:t>
+      </w:r>
+    </w:p>
+    <w:p>
+      <w:pPr>
+        <w:rPr>
+          <w:color w:val="EE0000"/>
+          <w:sz w:val="36"/>
+          <w:szCs w:val="32"/>
+        </w:rPr>
+      </w:pPr>
+    </w:p>
+    <w:p>
+      <w:pPr>
         <w:pStyle w:val="Heading2"/>
       </w:pPr>
+      <w:bookmarkStart w:id="15" w:name="_Toc222049251"/>
       <w:r>
         <w:t>Cross-Cutting Classes Used Across Modules</w:t>
       </w:r>
+      <w:bookmarkEnd w:id="15"/>
     </w:p>
     <w:p>
       <w:pPr>
@@ -2856,15 +4364,16 @@
       <w:pPr>
         <w:pStyle w:val="Heading1"/>
       </w:pPr>
-      <w:bookmarkStart w:id="11" w:name="_f55jltlgdlnv" w:colFirst="0" w:colLast="0"/>
-      <w:bookmarkStart w:id="12" w:name="_9a36a5yinlor" w:colFirst="0" w:colLast="0"/>
-      <w:bookmarkStart w:id="13" w:name="_Toc222046834"/>
-      <w:bookmarkEnd w:id="11"/>
-      <w:bookmarkEnd w:id="12"/>
-      <w:r>
+      <w:bookmarkStart w:id="16" w:name="_f55jltlgdlnv" w:colFirst="0" w:colLast="0"/>
+      <w:bookmarkStart w:id="17" w:name="_9a36a5yinlor" w:colFirst="0" w:colLast="0"/>
+      <w:bookmarkStart w:id="18" w:name="_Toc222049252"/>
+      <w:bookmarkEnd w:id="16"/>
+      <w:bookmarkEnd w:id="17"/>
+      <w:r>
+        <w:lastRenderedPageBreak/>
         <w:t>Sequence Diagrams (at least 2 use cases)</w:t>
       </w:r>
-      <w:bookmarkEnd w:id="13"/>
+      <w:bookmarkEnd w:id="18"/>
     </w:p>
     <w:p>
       <w:r>
@@ -2889,17 +4398,325 @@
     </w:p>
     <w:p>
       <w:pPr>
-        <w:pStyle w:val="Heading1"/>
-      </w:pPr>
-      <w:bookmarkStart w:id="14" w:name="_Toc222046835"/>
-      <w:r>
-        <w:lastRenderedPageBreak/>
-        <w:t>Activity Diagrams (major workflows)</w:t>
-      </w:r>
-      <w:bookmarkEnd w:id="14"/>
+        <w:pStyle w:val="Heading2"/>
+      </w:pPr>
+      <w:bookmarkStart w:id="19" w:name="_Toc222049253"/>
+      <w:r>
+        <w:t>SD-1 — UC-1 Record Transaction (Add Expense/Income)</w:t>
+      </w:r>
+      <w:bookmarkEnd w:id="19"/>
     </w:p>
     <w:p>
       <w:r>
+        <w:t xml:space="preserve">This sequence diagram shows how a user records a new transaction. The controller collects form inputs, the service validates them, a new </w:t>
+      </w:r>
+      <w:r>
+        <w:rPr>
+          <w:i/>
+          <w:iCs/>
+        </w:rPr>
+        <w:t>Transaction</w:t>
+      </w:r>
+      <w:r>
+        <w:t xml:space="preserve"> is created, and the updated data is returned. The diagram also includes an alternate path for invalid input, where the user receives an error message instead of saving the transaction.</w:t>
+      </w:r>
+    </w:p>
+    <w:p>
+      <w:pPr>
+        <w:rPr>
+          <w:color w:val="EE0000"/>
+          <w:sz w:val="32"/>
+          <w:szCs w:val="28"/>
+        </w:rPr>
+      </w:pPr>
+      <w:r>
+        <w:rPr>
+          <w:color w:val="EE0000"/>
+          <w:sz w:val="32"/>
+          <w:szCs w:val="28"/>
+          <w:highlight w:val="yellow"/>
+        </w:rPr>
+        <w:t xml:space="preserve">Insert figure: sd1 UC-1 Record </w:t>
+      </w:r>
+      <w:proofErr w:type="spellStart"/>
+      <w:r>
+        <w:rPr>
+          <w:color w:val="EE0000"/>
+          <w:sz w:val="32"/>
+          <w:szCs w:val="28"/>
+          <w:highlight w:val="yellow"/>
+        </w:rPr>
+        <w:t>Transaction.puml</w:t>
+      </w:r>
+      <w:proofErr w:type="spellEnd"/>
+      <w:r>
+        <w:rPr>
+          <w:color w:val="EE0000"/>
+          <w:sz w:val="32"/>
+          <w:szCs w:val="28"/>
+          <w:highlight w:val="yellow"/>
+        </w:rPr>
+        <w:t xml:space="preserve"> screenshot</w:t>
+      </w:r>
+    </w:p>
+    <w:p>
+      <w:pPr>
+        <w:numPr>
+          <w:ilvl w:val="0"/>
+          <w:numId w:val="107"/>
+        </w:numPr>
+        <w:rPr>
+          <w:color w:val="EE0000"/>
+          <w:sz w:val="32"/>
+          <w:szCs w:val="28"/>
+          <w:lang w:val="en-CA"/>
+        </w:rPr>
+      </w:pPr>
+      <w:r>
+        <w:rPr>
+          <w:i/>
+          <w:iCs/>
+          <w:color w:val="EE0000"/>
+          <w:sz w:val="32"/>
+          <w:szCs w:val="28"/>
+          <w:lang w:val="en-CA"/>
+        </w:rPr>
+        <w:t>Figure 5.1: Sequence Diagram — UC-1 Record Transaction</w:t>
+      </w:r>
+    </w:p>
+    <w:p>
+      <w:pPr>
+        <w:rPr>
+          <w:color w:val="EE0000"/>
+          <w:sz w:val="32"/>
+          <w:szCs w:val="28"/>
+        </w:rPr>
+      </w:pPr>
+    </w:p>
+    <w:p>
+      <w:pPr>
+        <w:pStyle w:val="Heading2"/>
+      </w:pPr>
+      <w:bookmarkStart w:id="20" w:name="_Toc222049254"/>
+      <w:r>
+        <w:t>SD-2 — UC-4 Set Monthly Budget + UC-6 Overspending Alert Check</w:t>
+      </w:r>
+      <w:bookmarkEnd w:id="20"/>
+    </w:p>
+    <w:p>
+      <w:r>
+        <w:t>This sequence diagram shows how a budget is created or updated for a given month and category. After validation, the budget is saved/updated through the service. The flow then triggers overspending checks by comparing spending (from transactions) against the budget limit and returning an alert result to the UI if needed.</w:t>
+      </w:r>
+    </w:p>
+    <w:p>
+      <w:pPr>
+        <w:rPr>
+          <w:color w:val="EE0000"/>
+          <w:sz w:val="32"/>
+          <w:szCs w:val="28"/>
+        </w:rPr>
+      </w:pPr>
+      <w:r>
+        <w:rPr>
+          <w:color w:val="EE0000"/>
+          <w:sz w:val="32"/>
+          <w:szCs w:val="28"/>
+          <w:highlight w:val="yellow"/>
+        </w:rPr>
+        <w:t xml:space="preserve">Insert figure: sd2 UC-4 Set Monthly Budget + UC-6 Alert </w:t>
+      </w:r>
+      <w:proofErr w:type="spellStart"/>
+      <w:r>
+        <w:rPr>
+          <w:color w:val="EE0000"/>
+          <w:sz w:val="32"/>
+          <w:szCs w:val="28"/>
+          <w:highlight w:val="yellow"/>
+        </w:rPr>
+        <w:t>Check.puml</w:t>
+      </w:r>
+      <w:proofErr w:type="spellEnd"/>
+      <w:r>
+        <w:rPr>
+          <w:color w:val="EE0000"/>
+          <w:sz w:val="32"/>
+          <w:szCs w:val="28"/>
+          <w:highlight w:val="yellow"/>
+        </w:rPr>
+        <w:t xml:space="preserve"> screenshot</w:t>
+      </w:r>
+    </w:p>
+    <w:p>
+      <w:pPr>
+        <w:numPr>
+          <w:ilvl w:val="0"/>
+          <w:numId w:val="106"/>
+        </w:numPr>
+        <w:rPr>
+          <w:color w:val="EE0000"/>
+          <w:sz w:val="32"/>
+          <w:szCs w:val="28"/>
+          <w:lang w:val="en-CA"/>
+        </w:rPr>
+      </w:pPr>
+      <w:r>
+        <w:rPr>
+          <w:i/>
+          <w:iCs/>
+          <w:color w:val="EE0000"/>
+          <w:sz w:val="32"/>
+          <w:szCs w:val="28"/>
+          <w:lang w:val="en-CA"/>
+        </w:rPr>
+        <w:t>Figure 5.2: Sequence Diagram — UC-4 Set Monthly Budget + UC-6 Alert Check</w:t>
+      </w:r>
+    </w:p>
+    <w:p>
+      <w:pPr>
+        <w:rPr>
+          <w:color w:val="EE0000"/>
+          <w:sz w:val="32"/>
+          <w:szCs w:val="28"/>
+        </w:rPr>
+      </w:pPr>
+    </w:p>
+    <w:p>
+      <w:pPr>
+        <w:pStyle w:val="Heading2"/>
+      </w:pPr>
+      <w:bookmarkStart w:id="21" w:name="_Toc222049255"/>
+      <w:r>
+        <w:lastRenderedPageBreak/>
+        <w:t>SD-3 — UC-5 View Summary Report</w:t>
+      </w:r>
+      <w:bookmarkEnd w:id="21"/>
+    </w:p>
+    <w:p>
+      <w:r>
+        <w:t xml:space="preserve">This sequence diagram shows how a user generates a summary report for a selected time range. The controller creates a </w:t>
+      </w:r>
+      <w:proofErr w:type="spellStart"/>
+      <w:r>
+        <w:rPr>
+          <w:i/>
+          <w:iCs/>
+        </w:rPr>
+        <w:t>PeriodRange</w:t>
+      </w:r>
+      <w:proofErr w:type="spellEnd"/>
+      <w:r>
+        <w:t xml:space="preserve">, calls </w:t>
+      </w:r>
+      <w:proofErr w:type="spellStart"/>
+      <w:r>
+        <w:rPr>
+          <w:i/>
+          <w:iCs/>
+        </w:rPr>
+        <w:t>ReportService</w:t>
+      </w:r>
+      <w:proofErr w:type="spellEnd"/>
+      <w:r>
+        <w:t xml:space="preserve">, and the report service retrieves filtered transactions through </w:t>
+      </w:r>
+      <w:proofErr w:type="spellStart"/>
+      <w:r>
+        <w:rPr>
+          <w:i/>
+          <w:iCs/>
+        </w:rPr>
+        <w:t>TransactionService</w:t>
+      </w:r>
+      <w:proofErr w:type="spellEnd"/>
+      <w:r>
+        <w:t>. The output is returned as a report result object that the UI can display.</w:t>
+      </w:r>
+    </w:p>
+    <w:p>
+      <w:pPr>
+        <w:rPr>
+          <w:color w:val="EE0000"/>
+          <w:sz w:val="32"/>
+          <w:szCs w:val="28"/>
+        </w:rPr>
+      </w:pPr>
+      <w:r>
+        <w:rPr>
+          <w:color w:val="EE0000"/>
+          <w:sz w:val="32"/>
+          <w:szCs w:val="28"/>
+          <w:highlight w:val="yellow"/>
+        </w:rPr>
+        <w:t xml:space="preserve">Insert figure: sd3 UC-5 View Summary </w:t>
+      </w:r>
+      <w:proofErr w:type="spellStart"/>
+      <w:r>
+        <w:rPr>
+          <w:color w:val="EE0000"/>
+          <w:sz w:val="32"/>
+          <w:szCs w:val="28"/>
+          <w:highlight w:val="yellow"/>
+        </w:rPr>
+        <w:t>Report.puml</w:t>
+      </w:r>
+      <w:proofErr w:type="spellEnd"/>
+      <w:r>
+        <w:rPr>
+          <w:color w:val="EE0000"/>
+          <w:sz w:val="32"/>
+          <w:szCs w:val="28"/>
+          <w:highlight w:val="yellow"/>
+        </w:rPr>
+        <w:t xml:space="preserve"> screenshot</w:t>
+      </w:r>
+    </w:p>
+    <w:p>
+      <w:pPr>
+        <w:numPr>
+          <w:ilvl w:val="0"/>
+          <w:numId w:val="105"/>
+        </w:numPr>
+        <w:rPr>
+          <w:color w:val="EE0000"/>
+          <w:sz w:val="32"/>
+          <w:szCs w:val="28"/>
+          <w:lang w:val="en-CA"/>
+        </w:rPr>
+      </w:pPr>
+      <w:r>
+        <w:rPr>
+          <w:i/>
+          <w:iCs/>
+          <w:color w:val="EE0000"/>
+          <w:sz w:val="32"/>
+          <w:szCs w:val="28"/>
+          <w:lang w:val="en-CA"/>
+        </w:rPr>
+        <w:t>Figure 5.3: Sequence Diagram — UC-5 View Summary Report</w:t>
+      </w:r>
+    </w:p>
+    <w:p>
+      <w:pPr>
+        <w:ind w:firstLine="0"/>
+        <w:rPr>
+          <w:color w:val="EE0000"/>
+          <w:sz w:val="32"/>
+          <w:szCs w:val="28"/>
+        </w:rPr>
+      </w:pPr>
+    </w:p>
+    <w:p>
+      <w:pPr>
+        <w:pStyle w:val="Heading1"/>
+      </w:pPr>
+      <w:bookmarkStart w:id="22" w:name="_Toc222049256"/>
+      <w:r>
+        <w:t>Activity Diagrams (major workflows)</w:t>
+      </w:r>
+      <w:bookmarkEnd w:id="22"/>
+    </w:p>
+    <w:p>
+      <w:r>
         <w:t xml:space="preserve">This section provides the activity diagrams for </w:t>
       </w:r>
       <w:proofErr w:type="spellStart"/>
@@ -2909,6 +4726,681 @@
       <w:proofErr w:type="spellEnd"/>
       <w:r>
         <w:t>. These diagrams describe the control flow of major user workflows, including actions, decision points, and alternate paths such as invalid inputs or cancellation. The activity diagrams complement the sequence diagrams by focusing on the overall process logic rather than object-to-object messages. Together, they show how the application guides the user through tasks like recording or amending transactions, setting and updating budgets, generating reports, and initializing the system on startup.</w:t>
+      </w:r>
+    </w:p>
+    <w:p>
+      <w:pPr>
+        <w:pStyle w:val="Heading2"/>
+      </w:pPr>
+      <w:bookmarkStart w:id="23" w:name="_Toc222049257"/>
+      <w:r>
+        <w:t>UC-1 Record Transaction (Add) — Activity Diagram</w:t>
+      </w:r>
+      <w:bookmarkEnd w:id="23"/>
+    </w:p>
+    <w:p>
+      <w:r>
+        <w:t>This activity diagram shows how a user opens the add-transaction modal, enters transaction data, and submits it. It also includes decision points for canceling the modal and handling invalid input before saving.</w:t>
+      </w:r>
+    </w:p>
+    <w:p>
+      <w:pPr>
+        <w:pStyle w:val="NormalWeb"/>
+        <w:rPr>
+          <w:color w:val="EE0000"/>
+          <w:sz w:val="32"/>
+          <w:szCs w:val="32"/>
+        </w:rPr>
+      </w:pPr>
+      <w:r>
+        <w:rPr>
+          <w:rStyle w:val="Strong"/>
+          <w:color w:val="EE0000"/>
+          <w:sz w:val="32"/>
+          <w:szCs w:val="32"/>
+          <w:highlight w:val="yellow"/>
+        </w:rPr>
+        <w:t>Insert figure:</w:t>
+      </w:r>
+      <w:r>
+        <w:rPr>
+          <w:color w:val="EE0000"/>
+          <w:sz w:val="32"/>
+          <w:szCs w:val="32"/>
+          <w:highlight w:val="yellow"/>
+        </w:rPr>
+        <w:t xml:space="preserve"> </w:t>
+      </w:r>
+      <w:r>
+        <w:rPr>
+          <w:rStyle w:val="HTMLCode"/>
+          <w:color w:val="EE0000"/>
+          <w:sz w:val="24"/>
+          <w:szCs w:val="24"/>
+          <w:highlight w:val="yellow"/>
+        </w:rPr>
+        <w:t>Record Transaction (UC-1 FR1</w:t>
+      </w:r>
+      <w:proofErr w:type="gramStart"/>
+      <w:r>
+        <w:rPr>
+          <w:rStyle w:val="HTMLCode"/>
+          <w:color w:val="EE0000"/>
+          <w:sz w:val="24"/>
+          <w:szCs w:val="24"/>
+          <w:highlight w:val="yellow"/>
+        </w:rPr>
+        <w:t>).</w:t>
+      </w:r>
+      <w:proofErr w:type="spellStart"/>
+      <w:r>
+        <w:rPr>
+          <w:rStyle w:val="HTMLCode"/>
+          <w:color w:val="EE0000"/>
+          <w:sz w:val="24"/>
+          <w:szCs w:val="24"/>
+          <w:highlight w:val="yellow"/>
+        </w:rPr>
+        <w:t>puml</w:t>
+      </w:r>
+      <w:proofErr w:type="spellEnd"/>
+      <w:proofErr w:type="gramEnd"/>
+      <w:r>
+        <w:rPr>
+          <w:color w:val="EE0000"/>
+          <w:sz w:val="32"/>
+          <w:szCs w:val="32"/>
+          <w:highlight w:val="yellow"/>
+        </w:rPr>
+        <w:t xml:space="preserve"> screenshot</w:t>
+      </w:r>
+    </w:p>
+    <w:p>
+      <w:pPr>
+        <w:rPr>
+          <w:color w:val="EE0000"/>
+        </w:rPr>
+      </w:pPr>
+      <w:r>
+        <w:rPr>
+          <w:color w:val="EE0000"/>
+          <w:highlight w:val="yellow"/>
+        </w:rPr>
+        <w:t>Figure 6.1: Activity Diagram — UC-1 Record Transaction (Add)</w:t>
+      </w:r>
+    </w:p>
+    <w:p>
+      <w:pPr>
+        <w:ind w:firstLine="0"/>
+      </w:pPr>
+    </w:p>
+    <w:p>
+      <w:pPr>
+        <w:pStyle w:val="Heading2"/>
+      </w:pPr>
+      <w:bookmarkStart w:id="24" w:name="_Toc222049258"/>
+      <w:r>
+        <w:t>UC-2 Amend Transaction — Activity Diagram</w:t>
+      </w:r>
+      <w:bookmarkEnd w:id="24"/>
+    </w:p>
+    <w:p>
+      <w:r>
+        <w:t>This activity diagram shows editing an existing transaction, validating the updated fields, and saving changes. It also covers cancellation and validation failure paths.</w:t>
+      </w:r>
+    </w:p>
+    <w:p/>
+    <w:p>
+      <w:pPr>
+        <w:rPr>
+          <w:color w:val="EE0000"/>
+          <w:sz w:val="32"/>
+          <w:szCs w:val="28"/>
+        </w:rPr>
+      </w:pPr>
+      <w:r>
+        <w:rPr>
+          <w:color w:val="EE0000"/>
+          <w:sz w:val="32"/>
+          <w:szCs w:val="28"/>
+          <w:highlight w:val="yellow"/>
+        </w:rPr>
+        <w:t>Insert figure: Amend Transaction (UC-2 FR1</w:t>
+      </w:r>
+      <w:proofErr w:type="gramStart"/>
+      <w:r>
+        <w:rPr>
+          <w:color w:val="EE0000"/>
+          <w:sz w:val="32"/>
+          <w:szCs w:val="28"/>
+          <w:highlight w:val="yellow"/>
+        </w:rPr>
+        <w:t>).</w:t>
+      </w:r>
+      <w:proofErr w:type="spellStart"/>
+      <w:r>
+        <w:rPr>
+          <w:color w:val="EE0000"/>
+          <w:sz w:val="32"/>
+          <w:szCs w:val="28"/>
+          <w:highlight w:val="yellow"/>
+        </w:rPr>
+        <w:t>puml</w:t>
+      </w:r>
+      <w:proofErr w:type="spellEnd"/>
+      <w:proofErr w:type="gramEnd"/>
+      <w:r>
+        <w:rPr>
+          <w:color w:val="EE0000"/>
+          <w:sz w:val="32"/>
+          <w:szCs w:val="28"/>
+          <w:highlight w:val="yellow"/>
+        </w:rPr>
+        <w:t xml:space="preserve"> screenshot</w:t>
+      </w:r>
+    </w:p>
+    <w:p>
+      <w:pPr>
+        <w:rPr>
+          <w:color w:val="EE0000"/>
+          <w:sz w:val="32"/>
+          <w:szCs w:val="28"/>
+        </w:rPr>
+      </w:pPr>
+      <w:r>
+        <w:rPr>
+          <w:color w:val="EE0000"/>
+          <w:sz w:val="32"/>
+          <w:szCs w:val="28"/>
+        </w:rPr>
+        <w:t>Figure 6.2: Activity Diagram — UC-2 Amend Transaction</w:t>
+      </w:r>
+    </w:p>
+    <w:p>
+      <w:pPr>
+        <w:pStyle w:val="Heading2"/>
+      </w:pPr>
+      <w:bookmarkStart w:id="25" w:name="_Toc222049259"/>
+      <w:r>
+        <w:t>UC-3 View &amp; Filter Transactions — Activity Diagram</w:t>
+      </w:r>
+      <w:bookmarkEnd w:id="25"/>
+    </w:p>
+    <w:p>
+      <w:r>
+        <w:t>This activity diagram shows how the user applies filters (such as category/date/type) and how the system refreshes the displayed list based on filter inputs. It also reflects the workflow for clearing or adjusting filters.</w:t>
+      </w:r>
+    </w:p>
+    <w:p/>
+    <w:p>
+      <w:pPr>
+        <w:rPr>
+          <w:color w:val="EE0000"/>
+          <w:sz w:val="28"/>
+          <w:szCs w:val="24"/>
+          <w:highlight w:val="yellow"/>
+        </w:rPr>
+      </w:pPr>
+      <w:r>
+        <w:rPr>
+          <w:color w:val="EE0000"/>
+          <w:sz w:val="28"/>
+          <w:szCs w:val="24"/>
+          <w:highlight w:val="yellow"/>
+        </w:rPr>
+        <w:t>Insert figure: View &amp; Filter Transactions (UC-3 FR2</w:t>
+      </w:r>
+      <w:proofErr w:type="gramStart"/>
+      <w:r>
+        <w:rPr>
+          <w:color w:val="EE0000"/>
+          <w:sz w:val="28"/>
+          <w:szCs w:val="24"/>
+          <w:highlight w:val="yellow"/>
+        </w:rPr>
+        <w:t>).</w:t>
+      </w:r>
+      <w:proofErr w:type="spellStart"/>
+      <w:r>
+        <w:rPr>
+          <w:color w:val="EE0000"/>
+          <w:sz w:val="28"/>
+          <w:szCs w:val="24"/>
+          <w:highlight w:val="yellow"/>
+        </w:rPr>
+        <w:t>puml</w:t>
+      </w:r>
+      <w:proofErr w:type="spellEnd"/>
+      <w:proofErr w:type="gramEnd"/>
+      <w:r>
+        <w:rPr>
+          <w:color w:val="EE0000"/>
+          <w:sz w:val="28"/>
+          <w:szCs w:val="24"/>
+          <w:highlight w:val="yellow"/>
+        </w:rPr>
+        <w:t xml:space="preserve"> screenshot</w:t>
+      </w:r>
+    </w:p>
+    <w:p>
+      <w:pPr>
+        <w:rPr>
+          <w:color w:val="EE0000"/>
+          <w:sz w:val="28"/>
+          <w:szCs w:val="24"/>
+          <w:highlight w:val="yellow"/>
+        </w:rPr>
+      </w:pPr>
+    </w:p>
+    <w:p>
+      <w:pPr>
+        <w:rPr>
+          <w:color w:val="EE0000"/>
+          <w:sz w:val="28"/>
+          <w:szCs w:val="24"/>
+        </w:rPr>
+      </w:pPr>
+      <w:r>
+        <w:rPr>
+          <w:color w:val="EE0000"/>
+          <w:sz w:val="28"/>
+          <w:szCs w:val="24"/>
+          <w:highlight w:val="yellow"/>
+        </w:rPr>
+        <w:t>Figure 6.3: Activity Diagram — UC-3 View &amp; Filter Transactions</w:t>
+      </w:r>
+    </w:p>
+    <w:p>
+      <w:pPr>
+        <w:pStyle w:val="Heading2"/>
+      </w:pPr>
+      <w:bookmarkStart w:id="26" w:name="_Toc222049260"/>
+      <w:r>
+        <w:t>UC-4 Set Monthly Budget — Activity Diagram</w:t>
+      </w:r>
+      <w:bookmarkEnd w:id="26"/>
+    </w:p>
+    <w:p>
+      <w:pPr>
+        <w:rPr>
+          <w:lang w:val="en-CA"/>
+        </w:rPr>
+      </w:pPr>
+      <w:r>
+        <w:rPr>
+          <w:lang w:val="en-CA"/>
+        </w:rPr>
+        <w:t>This activity diagram shows entering a monthly limit for a category, validating inputs, saving the budget, and triggering overspending checks when applicable.</w:t>
+      </w:r>
+    </w:p>
+    <w:p>
+      <w:pPr>
+        <w:rPr>
+          <w:color w:val="EE0000"/>
+          <w:sz w:val="32"/>
+          <w:szCs w:val="28"/>
+          <w:highlight w:val="yellow"/>
+          <w:lang w:val="en-CA"/>
+        </w:rPr>
+      </w:pPr>
+      <w:r>
+        <w:rPr>
+          <w:b/>
+          <w:bCs/>
+          <w:color w:val="EE0000"/>
+          <w:sz w:val="32"/>
+          <w:szCs w:val="28"/>
+          <w:highlight w:val="yellow"/>
+          <w:lang w:val="en-CA"/>
+        </w:rPr>
+        <w:t>Insert figure:</w:t>
+      </w:r>
+      <w:r>
+        <w:rPr>
+          <w:color w:val="EE0000"/>
+          <w:sz w:val="32"/>
+          <w:szCs w:val="28"/>
+          <w:highlight w:val="yellow"/>
+          <w:lang w:val="en-CA"/>
+        </w:rPr>
+        <w:t xml:space="preserve"> Set Monthly Budget (UC-4 FR3</w:t>
+      </w:r>
+      <w:proofErr w:type="gramStart"/>
+      <w:r>
+        <w:rPr>
+          <w:color w:val="EE0000"/>
+          <w:sz w:val="32"/>
+          <w:szCs w:val="28"/>
+          <w:highlight w:val="yellow"/>
+          <w:lang w:val="en-CA"/>
+        </w:rPr>
+        <w:t>).</w:t>
+      </w:r>
+      <w:proofErr w:type="spellStart"/>
+      <w:r>
+        <w:rPr>
+          <w:color w:val="EE0000"/>
+          <w:sz w:val="32"/>
+          <w:szCs w:val="28"/>
+          <w:highlight w:val="yellow"/>
+          <w:lang w:val="en-CA"/>
+        </w:rPr>
+        <w:t>puml</w:t>
+      </w:r>
+      <w:proofErr w:type="spellEnd"/>
+      <w:proofErr w:type="gramEnd"/>
+      <w:r>
+        <w:rPr>
+          <w:color w:val="EE0000"/>
+          <w:sz w:val="32"/>
+          <w:szCs w:val="28"/>
+          <w:highlight w:val="yellow"/>
+          <w:lang w:val="en-CA"/>
+        </w:rPr>
+        <w:t xml:space="preserve"> screenshot</w:t>
+      </w:r>
+    </w:p>
+    <w:p>
+      <w:pPr>
+        <w:rPr>
+          <w:color w:val="EE0000"/>
+          <w:sz w:val="32"/>
+          <w:szCs w:val="28"/>
+          <w:lang w:val="en-CA"/>
+        </w:rPr>
+      </w:pPr>
+      <w:r>
+        <w:rPr>
+          <w:i/>
+          <w:iCs/>
+          <w:color w:val="EE0000"/>
+          <w:sz w:val="32"/>
+          <w:szCs w:val="28"/>
+          <w:highlight w:val="yellow"/>
+          <w:lang w:val="en-CA"/>
+        </w:rPr>
+        <w:t>Figure 6.4: Activity Diagram — UC-4 Set Monthly Budget</w:t>
+      </w:r>
+    </w:p>
+    <w:p/>
+    <w:p>
+      <w:pPr>
+        <w:pStyle w:val="Heading2"/>
+      </w:pPr>
+      <w:bookmarkStart w:id="27" w:name="_Toc222049261"/>
+      <w:r>
+        <w:t>UC-4 Edit or Delete Monthly Budget — Activity Diagram</w:t>
+      </w:r>
+      <w:bookmarkEnd w:id="27"/>
+    </w:p>
+    <w:p>
+      <w:r>
+        <w:t>This activity diagram shows the workflow for updating an existing budget or deleting it. It includes decision points for edit vs delete, confirmation steps, and validation errors.</w:t>
+      </w:r>
+    </w:p>
+    <w:p/>
+    <w:p>
+      <w:pPr>
+        <w:rPr>
+          <w:color w:val="EE0000"/>
+          <w:sz w:val="28"/>
+          <w:szCs w:val="24"/>
+          <w:highlight w:val="yellow"/>
+        </w:rPr>
+      </w:pPr>
+      <w:r>
+        <w:rPr>
+          <w:color w:val="EE0000"/>
+          <w:sz w:val="28"/>
+          <w:szCs w:val="24"/>
+          <w:highlight w:val="yellow"/>
+        </w:rPr>
+        <w:t>Insert figure: Edit or Delete Monthly Budget (UC-4 FR</w:t>
+      </w:r>
+      <w:proofErr w:type="gramStart"/>
+      <w:r>
+        <w:rPr>
+          <w:color w:val="EE0000"/>
+          <w:sz w:val="28"/>
+          <w:szCs w:val="24"/>
+          <w:highlight w:val="yellow"/>
+        </w:rPr>
+        <w:t>3)_</w:t>
+      </w:r>
+      <w:proofErr w:type="spellStart"/>
+      <w:r>
+        <w:rPr>
+          <w:color w:val="EE0000"/>
+          <w:sz w:val="28"/>
+          <w:szCs w:val="24"/>
+          <w:highlight w:val="yellow"/>
+        </w:rPr>
+        <w:t>B.puml</w:t>
+      </w:r>
+      <w:proofErr w:type="spellEnd"/>
+      <w:proofErr w:type="gramEnd"/>
+      <w:r>
+        <w:rPr>
+          <w:color w:val="EE0000"/>
+          <w:sz w:val="28"/>
+          <w:szCs w:val="24"/>
+          <w:highlight w:val="yellow"/>
+        </w:rPr>
+        <w:t xml:space="preserve"> screenshot</w:t>
+      </w:r>
+    </w:p>
+    <w:p>
+      <w:pPr>
+        <w:rPr>
+          <w:color w:val="EE0000"/>
+          <w:sz w:val="28"/>
+          <w:szCs w:val="24"/>
+          <w:highlight w:val="yellow"/>
+        </w:rPr>
+      </w:pPr>
+    </w:p>
+    <w:p>
+      <w:pPr>
+        <w:rPr>
+          <w:color w:val="EE0000"/>
+          <w:sz w:val="28"/>
+          <w:szCs w:val="24"/>
+        </w:rPr>
+      </w:pPr>
+      <w:r>
+        <w:rPr>
+          <w:color w:val="EE0000"/>
+          <w:sz w:val="28"/>
+          <w:szCs w:val="24"/>
+          <w:highlight w:val="yellow"/>
+        </w:rPr>
+        <w:t>Figure 6.5: Activity Diagram — UC-4 Edit/Delete Monthly Budget</w:t>
+      </w:r>
+    </w:p>
+    <w:p>
+      <w:pPr>
+        <w:pStyle w:val="Heading2"/>
+      </w:pPr>
+      <w:bookmarkStart w:id="28" w:name="_Toc222049262"/>
+      <w:r>
+        <w:lastRenderedPageBreak/>
+        <w:t>UC-5 View Summary Report — Activity Diagram</w:t>
+      </w:r>
+      <w:bookmarkEnd w:id="28"/>
+    </w:p>
+    <w:p>
+      <w:r>
+        <w:t>This activity diagram shows choosing a report period, generating the report, and displaying category totals and summary results. It covers alternate paths such as empty results or invalid ranges (if applicable in your logic).</w:t>
+      </w:r>
+    </w:p>
+    <w:p/>
+    <w:p>
+      <w:pPr>
+        <w:rPr>
+          <w:color w:val="EE0000"/>
+          <w:sz w:val="28"/>
+          <w:szCs w:val="24"/>
+          <w:highlight w:val="yellow"/>
+        </w:rPr>
+      </w:pPr>
+      <w:r>
+        <w:rPr>
+          <w:color w:val="EE0000"/>
+          <w:sz w:val="28"/>
+          <w:szCs w:val="24"/>
+          <w:highlight w:val="yellow"/>
+        </w:rPr>
+        <w:t>Insert figure: View Summary Report (UC-5 FR4</w:t>
+      </w:r>
+      <w:proofErr w:type="gramStart"/>
+      <w:r>
+        <w:rPr>
+          <w:color w:val="EE0000"/>
+          <w:sz w:val="28"/>
+          <w:szCs w:val="24"/>
+          <w:highlight w:val="yellow"/>
+        </w:rPr>
+        <w:t>).</w:t>
+      </w:r>
+      <w:proofErr w:type="spellStart"/>
+      <w:r>
+        <w:rPr>
+          <w:color w:val="EE0000"/>
+          <w:sz w:val="28"/>
+          <w:szCs w:val="24"/>
+          <w:highlight w:val="yellow"/>
+        </w:rPr>
+        <w:t>puml</w:t>
+      </w:r>
+      <w:proofErr w:type="spellEnd"/>
+      <w:proofErr w:type="gramEnd"/>
+      <w:r>
+        <w:rPr>
+          <w:color w:val="EE0000"/>
+          <w:sz w:val="28"/>
+          <w:szCs w:val="24"/>
+          <w:highlight w:val="yellow"/>
+        </w:rPr>
+        <w:t xml:space="preserve"> screenshot</w:t>
+      </w:r>
+    </w:p>
+    <w:p>
+      <w:pPr>
+        <w:rPr>
+          <w:color w:val="EE0000"/>
+          <w:sz w:val="28"/>
+          <w:szCs w:val="24"/>
+          <w:highlight w:val="yellow"/>
+        </w:rPr>
+      </w:pPr>
+    </w:p>
+    <w:p>
+      <w:pPr>
+        <w:rPr>
+          <w:color w:val="EE0000"/>
+          <w:sz w:val="28"/>
+          <w:szCs w:val="24"/>
+        </w:rPr>
+      </w:pPr>
+      <w:r>
+        <w:rPr>
+          <w:color w:val="EE0000"/>
+          <w:sz w:val="28"/>
+          <w:szCs w:val="24"/>
+          <w:highlight w:val="yellow"/>
+        </w:rPr>
+        <w:t>Figure 6.6: Activity Diagram — UC-5 View Summary Report</w:t>
+      </w:r>
+    </w:p>
+    <w:p>
+      <w:pPr>
+        <w:pStyle w:val="Heading2"/>
+      </w:pPr>
+      <w:bookmarkStart w:id="29" w:name="_Toc222049263"/>
+      <w:r>
+        <w:t>Load Saved Data on Startup — Activity Diagram</w:t>
+      </w:r>
+      <w:bookmarkEnd w:id="29"/>
+    </w:p>
+    <w:p>
+      <w:r>
+        <w:t xml:space="preserve">This activity diagram shows the startup flow of the application: initialization of controllers/services, calling the startup controller to load saved data, and landing on the Transactions page. This workflow supports the planned persistence </w:t>
+      </w:r>
+      <w:proofErr w:type="spellStart"/>
+      <w:r>
+        <w:t>behavior</w:t>
+      </w:r>
+      <w:proofErr w:type="spellEnd"/>
+      <w:r>
+        <w:t xml:space="preserve"> (even if persistence is completed in the next deliverable).</w:t>
+      </w:r>
+    </w:p>
+    <w:p/>
+    <w:p>
+      <w:pPr>
+        <w:rPr>
+          <w:color w:val="EE0000"/>
+          <w:sz w:val="28"/>
+          <w:szCs w:val="24"/>
+          <w:highlight w:val="yellow"/>
+        </w:rPr>
+      </w:pPr>
+      <w:r>
+        <w:rPr>
+          <w:color w:val="EE0000"/>
+          <w:sz w:val="28"/>
+          <w:szCs w:val="24"/>
+          <w:highlight w:val="yellow"/>
+        </w:rPr>
+        <w:t xml:space="preserve">Insert figure: Load Saved Data on </w:t>
+      </w:r>
+      <w:proofErr w:type="spellStart"/>
+      <w:r>
+        <w:rPr>
+          <w:color w:val="EE0000"/>
+          <w:sz w:val="28"/>
+          <w:szCs w:val="24"/>
+          <w:highlight w:val="yellow"/>
+        </w:rPr>
+        <w:t>Startup.puml</w:t>
+      </w:r>
+      <w:proofErr w:type="spellEnd"/>
+      <w:r>
+        <w:rPr>
+          <w:color w:val="EE0000"/>
+          <w:sz w:val="28"/>
+          <w:szCs w:val="24"/>
+          <w:highlight w:val="yellow"/>
+        </w:rPr>
+        <w:t xml:space="preserve"> screenshot</w:t>
+      </w:r>
+    </w:p>
+    <w:p>
+      <w:pPr>
+        <w:rPr>
+          <w:color w:val="EE0000"/>
+          <w:sz w:val="28"/>
+          <w:szCs w:val="24"/>
+          <w:highlight w:val="yellow"/>
+        </w:rPr>
+      </w:pPr>
+    </w:p>
+    <w:p>
+      <w:pPr>
+        <w:rPr>
+          <w:color w:val="EE0000"/>
+          <w:sz w:val="28"/>
+          <w:szCs w:val="24"/>
+        </w:rPr>
+      </w:pPr>
+      <w:r>
+        <w:rPr>
+          <w:color w:val="EE0000"/>
+          <w:sz w:val="28"/>
+          <w:szCs w:val="24"/>
+          <w:highlight w:val="yellow"/>
+        </w:rPr>
+        <w:t>Figure 6.7: Activity Diagram — Load Saved Data on Startup</w:t>
       </w:r>
     </w:p>
     <w:p>
@@ -2918,30 +5410,30 @@
           <w:bCs/>
         </w:rPr>
       </w:pPr>
-      <w:bookmarkStart w:id="15" w:name="_Toc222046836"/>
+      <w:bookmarkStart w:id="30" w:name="_Toc222049264"/>
       <w:r>
         <w:rPr>
           <w:bCs/>
         </w:rPr>
         <w:t>Updated Backlog with Design Stories</w:t>
       </w:r>
-      <w:bookmarkEnd w:id="15"/>
+      <w:bookmarkEnd w:id="30"/>
     </w:p>
     <w:p>
       <w:pPr>
         <w:pStyle w:val="Heading1"/>
       </w:pPr>
-      <w:bookmarkStart w:id="16" w:name="_Toc222046837"/>
+      <w:bookmarkStart w:id="31" w:name="_Toc222049265"/>
       <w:r>
         <w:t>GUI Implementation (JavaFX) + Screenshots</w:t>
       </w:r>
-      <w:bookmarkEnd w:id="16"/>
+      <w:bookmarkEnd w:id="31"/>
     </w:p>
     <w:p>
       <w:pPr>
         <w:pStyle w:val="Heading1"/>
       </w:pPr>
-      <w:bookmarkStart w:id="17" w:name="_Toc222046838"/>
+      <w:bookmarkStart w:id="32" w:name="_Toc222049266"/>
       <w:r>
         <w:t xml:space="preserve">Preliminary Testing + </w:t>
       </w:r>
@@ -2953,17 +5445,17 @@
       <w:r>
         <w:t xml:space="preserve"> Coverage</w:t>
       </w:r>
-      <w:bookmarkEnd w:id="17"/>
+      <w:bookmarkEnd w:id="32"/>
     </w:p>
     <w:p>
       <w:pPr>
         <w:pStyle w:val="Heading1"/>
       </w:pPr>
-      <w:bookmarkStart w:id="18" w:name="_Toc222046839"/>
+      <w:bookmarkStart w:id="33" w:name="_Toc222049267"/>
       <w:r>
         <w:t>Code Repository</w:t>
       </w:r>
-      <w:bookmarkEnd w:id="18"/>
+      <w:bookmarkEnd w:id="33"/>
       <w:r>
         <w:t xml:space="preserve"> </w:t>
       </w:r>
@@ -2985,17 +5477,18 @@
       <w:pPr>
         <w:pStyle w:val="Heading2"/>
       </w:pPr>
-      <w:bookmarkStart w:id="19" w:name="_Toc222046840"/>
+      <w:bookmarkStart w:id="34" w:name="_Toc222049268"/>
       <w:r>
         <w:rPr>
           <w:bCs/>
         </w:rPr>
+        <w:lastRenderedPageBreak/>
         <w:t>Repository Link</w:t>
       </w:r>
       <w:r>
         <w:t>:</w:t>
       </w:r>
-      <w:bookmarkEnd w:id="19"/>
+      <w:bookmarkEnd w:id="34"/>
     </w:p>
     <w:p>
       <w:hyperlink r:id="rId10" w:history="1">
@@ -3011,11 +5504,11 @@
       <w:pPr>
         <w:pStyle w:val="Heading1"/>
       </w:pPr>
-      <w:bookmarkStart w:id="20" w:name="_Toc222046841"/>
+      <w:bookmarkStart w:id="35" w:name="_Toc222049269"/>
       <w:r>
         <w:t>Conclusion</w:t>
       </w:r>
-      <w:bookmarkEnd w:id="20"/>
+      <w:bookmarkEnd w:id="35"/>
     </w:p>
     <w:p>
       <w:pPr>
@@ -3441,6 +5934,155 @@
     </w:lvl>
   </w:abstractNum>
   <w:abstractNum w:abstractNumId="2" w15:restartNumberingAfterBreak="0">
+    <w:nsid w:val="03A15934"/>
+    <w:multiLevelType w:val="multilevel"/>
+    <w:tmpl w:val="E4B698D6"/>
+    <w:lvl w:ilvl="0">
+      <w:start w:val="1"/>
+      <w:numFmt w:val="bullet"/>
+      <w:lvlText w:val=""/>
+      <w:lvlJc w:val="left"/>
+      <w:pPr>
+        <w:tabs>
+          <w:tab w:val="num" w:pos="720"/>
+        </w:tabs>
+        <w:ind w:left="720" w:hanging="360"/>
+      </w:pPr>
+      <w:rPr>
+        <w:rFonts w:ascii="Symbol" w:hAnsi="Symbol" w:hint="default"/>
+        <w:sz w:val="20"/>
+      </w:rPr>
+    </w:lvl>
+    <w:lvl w:ilvl="1" w:tentative="1">
+      <w:start w:val="1"/>
+      <w:numFmt w:val="bullet"/>
+      <w:lvlText w:val="o"/>
+      <w:lvlJc w:val="left"/>
+      <w:pPr>
+        <w:tabs>
+          <w:tab w:val="num" w:pos="1440"/>
+        </w:tabs>
+        <w:ind w:left="1440" w:hanging="360"/>
+      </w:pPr>
+      <w:rPr>
+        <w:rFonts w:ascii="Courier New" w:hAnsi="Courier New" w:hint="default"/>
+        <w:sz w:val="20"/>
+      </w:rPr>
+    </w:lvl>
+    <w:lvl w:ilvl="2" w:tentative="1">
+      <w:start w:val="1"/>
+      <w:numFmt w:val="bullet"/>
+      <w:lvlText w:val=""/>
+      <w:lvlJc w:val="left"/>
+      <w:pPr>
+        <w:tabs>
+          <w:tab w:val="num" w:pos="2160"/>
+        </w:tabs>
+        <w:ind w:left="2160" w:hanging="360"/>
+      </w:pPr>
+      <w:rPr>
+        <w:rFonts w:ascii="Wingdings" w:hAnsi="Wingdings" w:hint="default"/>
+        <w:sz w:val="20"/>
+      </w:rPr>
+    </w:lvl>
+    <w:lvl w:ilvl="3" w:tentative="1">
+      <w:start w:val="1"/>
+      <w:numFmt w:val="bullet"/>
+      <w:lvlText w:val=""/>
+      <w:lvlJc w:val="left"/>
+      <w:pPr>
+        <w:tabs>
+          <w:tab w:val="num" w:pos="2880"/>
+        </w:tabs>
+        <w:ind w:left="2880" w:hanging="360"/>
+      </w:pPr>
+      <w:rPr>
+        <w:rFonts w:ascii="Wingdings" w:hAnsi="Wingdings" w:hint="default"/>
+        <w:sz w:val="20"/>
+      </w:rPr>
+    </w:lvl>
+    <w:lvl w:ilvl="4" w:tentative="1">
+      <w:start w:val="1"/>
+      <w:numFmt w:val="bullet"/>
+      <w:lvlText w:val=""/>
+      <w:lvlJc w:val="left"/>
+      <w:pPr>
+        <w:tabs>
+          <w:tab w:val="num" w:pos="3600"/>
+        </w:tabs>
+        <w:ind w:left="3600" w:hanging="360"/>
+      </w:pPr>
+      <w:rPr>
+        <w:rFonts w:ascii="Wingdings" w:hAnsi="Wingdings" w:hint="default"/>
+        <w:sz w:val="20"/>
+      </w:rPr>
+    </w:lvl>
+    <w:lvl w:ilvl="5" w:tentative="1">
+      <w:start w:val="1"/>
+      <w:numFmt w:val="bullet"/>
+      <w:lvlText w:val=""/>
+      <w:lvlJc w:val="left"/>
+      <w:pPr>
+        <w:tabs>
+          <w:tab w:val="num" w:pos="4320"/>
+        </w:tabs>
+        <w:ind w:left="4320" w:hanging="360"/>
+      </w:pPr>
+      <w:rPr>
+        <w:rFonts w:ascii="Wingdings" w:hAnsi="Wingdings" w:hint="default"/>
+        <w:sz w:val="20"/>
+      </w:rPr>
+    </w:lvl>
+    <w:lvl w:ilvl="6" w:tentative="1">
+      <w:start w:val="1"/>
+      <w:numFmt w:val="bullet"/>
+      <w:lvlText w:val=""/>
+      <w:lvlJc w:val="left"/>
+      <w:pPr>
+        <w:tabs>
+          <w:tab w:val="num" w:pos="5040"/>
+        </w:tabs>
+        <w:ind w:left="5040" w:hanging="360"/>
+      </w:pPr>
+      <w:rPr>
+        <w:rFonts w:ascii="Wingdings" w:hAnsi="Wingdings" w:hint="default"/>
+        <w:sz w:val="20"/>
+      </w:rPr>
+    </w:lvl>
+    <w:lvl w:ilvl="7" w:tentative="1">
+      <w:start w:val="1"/>
+      <w:numFmt w:val="bullet"/>
+      <w:lvlText w:val=""/>
+      <w:lvlJc w:val="left"/>
+      <w:pPr>
+        <w:tabs>
+          <w:tab w:val="num" w:pos="5760"/>
+        </w:tabs>
+        <w:ind w:left="5760" w:hanging="360"/>
+      </w:pPr>
+      <w:rPr>
+        <w:rFonts w:ascii="Wingdings" w:hAnsi="Wingdings" w:hint="default"/>
+        <w:sz w:val="20"/>
+      </w:rPr>
+    </w:lvl>
+    <w:lvl w:ilvl="8" w:tentative="1">
+      <w:start w:val="1"/>
+      <w:numFmt w:val="bullet"/>
+      <w:lvlText w:val=""/>
+      <w:lvlJc w:val="left"/>
+      <w:pPr>
+        <w:tabs>
+          <w:tab w:val="num" w:pos="6480"/>
+        </w:tabs>
+        <w:ind w:left="6480" w:hanging="360"/>
+      </w:pPr>
+      <w:rPr>
+        <w:rFonts w:ascii="Wingdings" w:hAnsi="Wingdings" w:hint="default"/>
+        <w:sz w:val="20"/>
+      </w:rPr>
+    </w:lvl>
+  </w:abstractNum>
+  <w:abstractNum w:abstractNumId="3" w15:restartNumberingAfterBreak="0">
     <w:nsid w:val="04206153"/>
     <w:multiLevelType w:val="multilevel"/>
     <w:tmpl w:val="07D49230"/>
@@ -3589,7 +6231,7 @@
       </w:rPr>
     </w:lvl>
   </w:abstractNum>
-  <w:abstractNum w:abstractNumId="3" w15:restartNumberingAfterBreak="0">
+  <w:abstractNum w:abstractNumId="4" w15:restartNumberingAfterBreak="0">
     <w:nsid w:val="066F78B6"/>
     <w:multiLevelType w:val="hybridMultilevel"/>
     <w:tmpl w:val="3CE0E434"/>
@@ -3680,7 +6322,7 @@
       </w:pPr>
     </w:lvl>
   </w:abstractNum>
-  <w:abstractNum w:abstractNumId="4" w15:restartNumberingAfterBreak="0">
+  <w:abstractNum w:abstractNumId="5" w15:restartNumberingAfterBreak="0">
     <w:nsid w:val="07410328"/>
     <w:multiLevelType w:val="hybridMultilevel"/>
     <w:tmpl w:val="3CE0E434"/>
@@ -3771,7 +6413,7 @@
       </w:pPr>
     </w:lvl>
   </w:abstractNum>
-  <w:abstractNum w:abstractNumId="5" w15:restartNumberingAfterBreak="0">
+  <w:abstractNum w:abstractNumId="6" w15:restartNumberingAfterBreak="0">
     <w:nsid w:val="08055E32"/>
     <w:multiLevelType w:val="hybridMultilevel"/>
     <w:tmpl w:val="CE62087E"/>
@@ -3884,7 +6526,7 @@
       </w:rPr>
     </w:lvl>
   </w:abstractNum>
-  <w:abstractNum w:abstractNumId="6" w15:restartNumberingAfterBreak="0">
+  <w:abstractNum w:abstractNumId="7" w15:restartNumberingAfterBreak="0">
     <w:nsid w:val="0ADE1963"/>
     <w:multiLevelType w:val="multilevel"/>
     <w:tmpl w:val="3AFC580E"/>
@@ -4033,7 +6675,7 @@
       </w:rPr>
     </w:lvl>
   </w:abstractNum>
-  <w:abstractNum w:abstractNumId="7" w15:restartNumberingAfterBreak="0">
+  <w:abstractNum w:abstractNumId="8" w15:restartNumberingAfterBreak="0">
     <w:nsid w:val="0E54512E"/>
     <w:multiLevelType w:val="hybridMultilevel"/>
     <w:tmpl w:val="55C61ABC"/>
@@ -4146,7 +6788,7 @@
       </w:rPr>
     </w:lvl>
   </w:abstractNum>
-  <w:abstractNum w:abstractNumId="8" w15:restartNumberingAfterBreak="0">
+  <w:abstractNum w:abstractNumId="9" w15:restartNumberingAfterBreak="0">
     <w:nsid w:val="0E5803FE"/>
     <w:multiLevelType w:val="multilevel"/>
     <w:tmpl w:val="8AD0BE32"/>
@@ -4259,7 +6901,7 @@
       </w:pPr>
     </w:lvl>
   </w:abstractNum>
-  <w:abstractNum w:abstractNumId="9" w15:restartNumberingAfterBreak="0">
+  <w:abstractNum w:abstractNumId="10" w15:restartNumberingAfterBreak="0">
     <w:nsid w:val="0EBB6002"/>
     <w:multiLevelType w:val="hybridMultilevel"/>
     <w:tmpl w:val="F8E88C5C"/>
@@ -4372,7 +7014,7 @@
       </w:rPr>
     </w:lvl>
   </w:abstractNum>
-  <w:abstractNum w:abstractNumId="10" w15:restartNumberingAfterBreak="0">
+  <w:abstractNum w:abstractNumId="11" w15:restartNumberingAfterBreak="0">
     <w:nsid w:val="118C54E9"/>
     <w:multiLevelType w:val="hybridMultilevel"/>
     <w:tmpl w:val="3CE0E434"/>
@@ -4463,7 +7105,7 @@
       </w:pPr>
     </w:lvl>
   </w:abstractNum>
-  <w:abstractNum w:abstractNumId="11" w15:restartNumberingAfterBreak="0">
+  <w:abstractNum w:abstractNumId="12" w15:restartNumberingAfterBreak="0">
     <w:nsid w:val="11A462DD"/>
     <w:multiLevelType w:val="hybridMultilevel"/>
     <w:tmpl w:val="3CE0E434"/>
@@ -4554,7 +7196,156 @@
       </w:pPr>
     </w:lvl>
   </w:abstractNum>
-  <w:abstractNum w:abstractNumId="12" w15:restartNumberingAfterBreak="0">
+  <w:abstractNum w:abstractNumId="13" w15:restartNumberingAfterBreak="0">
+    <w:nsid w:val="12F5767B"/>
+    <w:multiLevelType w:val="multilevel"/>
+    <w:tmpl w:val="3A5E82AC"/>
+    <w:lvl w:ilvl="0">
+      <w:start w:val="1"/>
+      <w:numFmt w:val="bullet"/>
+      <w:lvlText w:val=""/>
+      <w:lvlJc w:val="left"/>
+      <w:pPr>
+        <w:tabs>
+          <w:tab w:val="num" w:pos="720"/>
+        </w:tabs>
+        <w:ind w:left="720" w:hanging="360"/>
+      </w:pPr>
+      <w:rPr>
+        <w:rFonts w:ascii="Symbol" w:hAnsi="Symbol" w:hint="default"/>
+        <w:sz w:val="20"/>
+      </w:rPr>
+    </w:lvl>
+    <w:lvl w:ilvl="1" w:tentative="1">
+      <w:start w:val="1"/>
+      <w:numFmt w:val="bullet"/>
+      <w:lvlText w:val="o"/>
+      <w:lvlJc w:val="left"/>
+      <w:pPr>
+        <w:tabs>
+          <w:tab w:val="num" w:pos="1440"/>
+        </w:tabs>
+        <w:ind w:left="1440" w:hanging="360"/>
+      </w:pPr>
+      <w:rPr>
+        <w:rFonts w:ascii="Courier New" w:hAnsi="Courier New" w:hint="default"/>
+        <w:sz w:val="20"/>
+      </w:rPr>
+    </w:lvl>
+    <w:lvl w:ilvl="2" w:tentative="1">
+      <w:start w:val="1"/>
+      <w:numFmt w:val="bullet"/>
+      <w:lvlText w:val=""/>
+      <w:lvlJc w:val="left"/>
+      <w:pPr>
+        <w:tabs>
+          <w:tab w:val="num" w:pos="2160"/>
+        </w:tabs>
+        <w:ind w:left="2160" w:hanging="360"/>
+      </w:pPr>
+      <w:rPr>
+        <w:rFonts w:ascii="Wingdings" w:hAnsi="Wingdings" w:hint="default"/>
+        <w:sz w:val="20"/>
+      </w:rPr>
+    </w:lvl>
+    <w:lvl w:ilvl="3" w:tentative="1">
+      <w:start w:val="1"/>
+      <w:numFmt w:val="bullet"/>
+      <w:lvlText w:val=""/>
+      <w:lvlJc w:val="left"/>
+      <w:pPr>
+        <w:tabs>
+          <w:tab w:val="num" w:pos="2880"/>
+        </w:tabs>
+        <w:ind w:left="2880" w:hanging="360"/>
+      </w:pPr>
+      <w:rPr>
+        <w:rFonts w:ascii="Wingdings" w:hAnsi="Wingdings" w:hint="default"/>
+        <w:sz w:val="20"/>
+      </w:rPr>
+    </w:lvl>
+    <w:lvl w:ilvl="4" w:tentative="1">
+      <w:start w:val="1"/>
+      <w:numFmt w:val="bullet"/>
+      <w:lvlText w:val=""/>
+      <w:lvlJc w:val="left"/>
+      <w:pPr>
+        <w:tabs>
+          <w:tab w:val="num" w:pos="3600"/>
+        </w:tabs>
+        <w:ind w:left="3600" w:hanging="360"/>
+      </w:pPr>
+      <w:rPr>
+        <w:rFonts w:ascii="Wingdings" w:hAnsi="Wingdings" w:hint="default"/>
+        <w:sz w:val="20"/>
+      </w:rPr>
+    </w:lvl>
+    <w:lvl w:ilvl="5" w:tentative="1">
+      <w:start w:val="1"/>
+      <w:numFmt w:val="bullet"/>
+      <w:lvlText w:val=""/>
+      <w:lvlJc w:val="left"/>
+      <w:pPr>
+        <w:tabs>
+          <w:tab w:val="num" w:pos="4320"/>
+        </w:tabs>
+        <w:ind w:left="4320" w:hanging="360"/>
+      </w:pPr>
+      <w:rPr>
+        <w:rFonts w:ascii="Wingdings" w:hAnsi="Wingdings" w:hint="default"/>
+        <w:sz w:val="20"/>
+      </w:rPr>
+    </w:lvl>
+    <w:lvl w:ilvl="6" w:tentative="1">
+      <w:start w:val="1"/>
+      <w:numFmt w:val="bullet"/>
+      <w:lvlText w:val=""/>
+      <w:lvlJc w:val="left"/>
+      <w:pPr>
+        <w:tabs>
+          <w:tab w:val="num" w:pos="5040"/>
+        </w:tabs>
+        <w:ind w:left="5040" w:hanging="360"/>
+      </w:pPr>
+      <w:rPr>
+        <w:rFonts w:ascii="Wingdings" w:hAnsi="Wingdings" w:hint="default"/>
+        <w:sz w:val="20"/>
+      </w:rPr>
+    </w:lvl>
+    <w:lvl w:ilvl="7" w:tentative="1">
+      <w:start w:val="1"/>
+      <w:numFmt w:val="bullet"/>
+      <w:lvlText w:val=""/>
+      <w:lvlJc w:val="left"/>
+      <w:pPr>
+        <w:tabs>
+          <w:tab w:val="num" w:pos="5760"/>
+        </w:tabs>
+        <w:ind w:left="5760" w:hanging="360"/>
+      </w:pPr>
+      <w:rPr>
+        <w:rFonts w:ascii="Wingdings" w:hAnsi="Wingdings" w:hint="default"/>
+        <w:sz w:val="20"/>
+      </w:rPr>
+    </w:lvl>
+    <w:lvl w:ilvl="8" w:tentative="1">
+      <w:start w:val="1"/>
+      <w:numFmt w:val="bullet"/>
+      <w:lvlText w:val=""/>
+      <w:lvlJc w:val="left"/>
+      <w:pPr>
+        <w:tabs>
+          <w:tab w:val="num" w:pos="6480"/>
+        </w:tabs>
+        <w:ind w:left="6480" w:hanging="360"/>
+      </w:pPr>
+      <w:rPr>
+        <w:rFonts w:ascii="Wingdings" w:hAnsi="Wingdings" w:hint="default"/>
+        <w:sz w:val="20"/>
+      </w:rPr>
+    </w:lvl>
+  </w:abstractNum>
+  <w:abstractNum w:abstractNumId="14" w15:restartNumberingAfterBreak="0">
     <w:nsid w:val="15FE6E90"/>
     <w:multiLevelType w:val="multilevel"/>
     <w:tmpl w:val="BAEEAB50"/>
@@ -4667,7 +7458,7 @@
       </w:pPr>
     </w:lvl>
   </w:abstractNum>
-  <w:abstractNum w:abstractNumId="13" w15:restartNumberingAfterBreak="0">
+  <w:abstractNum w:abstractNumId="15" w15:restartNumberingAfterBreak="0">
     <w:nsid w:val="166F4660"/>
     <w:multiLevelType w:val="hybridMultilevel"/>
     <w:tmpl w:val="3CE0E434"/>
@@ -4758,7 +7549,7 @@
       </w:pPr>
     </w:lvl>
   </w:abstractNum>
-  <w:abstractNum w:abstractNumId="14" w15:restartNumberingAfterBreak="0">
+  <w:abstractNum w:abstractNumId="16" w15:restartNumberingAfterBreak="0">
     <w:nsid w:val="17584791"/>
     <w:multiLevelType w:val="hybridMultilevel"/>
     <w:tmpl w:val="76E486E2"/>
@@ -4871,7 +7662,7 @@
       </w:rPr>
     </w:lvl>
   </w:abstractNum>
-  <w:abstractNum w:abstractNumId="15" w15:restartNumberingAfterBreak="0">
+  <w:abstractNum w:abstractNumId="17" w15:restartNumberingAfterBreak="0">
     <w:nsid w:val="183A2FE4"/>
     <w:multiLevelType w:val="hybridMultilevel"/>
     <w:tmpl w:val="96060418"/>
@@ -4960,7 +7751,7 @@
       </w:pPr>
     </w:lvl>
   </w:abstractNum>
-  <w:abstractNum w:abstractNumId="16" w15:restartNumberingAfterBreak="0">
+  <w:abstractNum w:abstractNumId="18" w15:restartNumberingAfterBreak="0">
     <w:nsid w:val="18EF31D7"/>
     <w:multiLevelType w:val="hybridMultilevel"/>
     <w:tmpl w:val="95DA5902"/>
@@ -5073,7 +7864,7 @@
       </w:rPr>
     </w:lvl>
   </w:abstractNum>
-  <w:abstractNum w:abstractNumId="17" w15:restartNumberingAfterBreak="0">
+  <w:abstractNum w:abstractNumId="19" w15:restartNumberingAfterBreak="0">
     <w:nsid w:val="191575C4"/>
     <w:multiLevelType w:val="hybridMultilevel"/>
     <w:tmpl w:val="3CE0E434"/>
@@ -5164,7 +7955,7 @@
       </w:pPr>
     </w:lvl>
   </w:abstractNum>
-  <w:abstractNum w:abstractNumId="18" w15:restartNumberingAfterBreak="0">
+  <w:abstractNum w:abstractNumId="20" w15:restartNumberingAfterBreak="0">
     <w:nsid w:val="1A6E240A"/>
     <w:multiLevelType w:val="hybridMultilevel"/>
     <w:tmpl w:val="3CE0E434"/>
@@ -5255,7 +8046,7 @@
       </w:pPr>
     </w:lvl>
   </w:abstractNum>
-  <w:abstractNum w:abstractNumId="19" w15:restartNumberingAfterBreak="0">
+  <w:abstractNum w:abstractNumId="21" w15:restartNumberingAfterBreak="0">
     <w:nsid w:val="1C563F8B"/>
     <w:multiLevelType w:val="multilevel"/>
     <w:tmpl w:val="1382A8C8"/>
@@ -5368,7 +8159,7 @@
       </w:pPr>
     </w:lvl>
   </w:abstractNum>
-  <w:abstractNum w:abstractNumId="20" w15:restartNumberingAfterBreak="0">
+  <w:abstractNum w:abstractNumId="22" w15:restartNumberingAfterBreak="0">
     <w:nsid w:val="1CF063BA"/>
     <w:multiLevelType w:val="hybridMultilevel"/>
     <w:tmpl w:val="3CE0E434"/>
@@ -5459,7 +8250,7 @@
       </w:pPr>
     </w:lvl>
   </w:abstractNum>
-  <w:abstractNum w:abstractNumId="21" w15:restartNumberingAfterBreak="0">
+  <w:abstractNum w:abstractNumId="23" w15:restartNumberingAfterBreak="0">
     <w:nsid w:val="1D4931B2"/>
     <w:multiLevelType w:val="hybridMultilevel"/>
     <w:tmpl w:val="3CE0E434"/>
@@ -5550,7 +8341,7 @@
       </w:pPr>
     </w:lvl>
   </w:abstractNum>
-  <w:abstractNum w:abstractNumId="22" w15:restartNumberingAfterBreak="0">
+  <w:abstractNum w:abstractNumId="24" w15:restartNumberingAfterBreak="0">
     <w:nsid w:val="1E597E7C"/>
     <w:multiLevelType w:val="hybridMultilevel"/>
     <w:tmpl w:val="3CE0E434"/>
@@ -5641,7 +8432,7 @@
       </w:pPr>
     </w:lvl>
   </w:abstractNum>
-  <w:abstractNum w:abstractNumId="23" w15:restartNumberingAfterBreak="0">
+  <w:abstractNum w:abstractNumId="25" w15:restartNumberingAfterBreak="0">
     <w:nsid w:val="1FB35679"/>
     <w:multiLevelType w:val="hybridMultilevel"/>
     <w:tmpl w:val="7570EC96"/>
@@ -5754,7 +8545,7 @@
       </w:rPr>
     </w:lvl>
   </w:abstractNum>
-  <w:abstractNum w:abstractNumId="24" w15:restartNumberingAfterBreak="0">
+  <w:abstractNum w:abstractNumId="26" w15:restartNumberingAfterBreak="0">
     <w:nsid w:val="1FE01BB7"/>
     <w:multiLevelType w:val="multilevel"/>
     <w:tmpl w:val="3EBAD2DC"/>
@@ -5877,7 +8668,7 @@
       </w:rPr>
     </w:lvl>
   </w:abstractNum>
-  <w:abstractNum w:abstractNumId="25" w15:restartNumberingAfterBreak="0">
+  <w:abstractNum w:abstractNumId="27" w15:restartNumberingAfterBreak="0">
     <w:nsid w:val="200B0374"/>
     <w:multiLevelType w:val="hybridMultilevel"/>
     <w:tmpl w:val="734A4C72"/>
@@ -5990,7 +8781,7 @@
       </w:rPr>
     </w:lvl>
   </w:abstractNum>
-  <w:abstractNum w:abstractNumId="26" w15:restartNumberingAfterBreak="0">
+  <w:abstractNum w:abstractNumId="28" w15:restartNumberingAfterBreak="0">
     <w:nsid w:val="21AC72D4"/>
     <w:multiLevelType w:val="hybridMultilevel"/>
     <w:tmpl w:val="3CE0E434"/>
@@ -6081,7 +8872,7 @@
       </w:pPr>
     </w:lvl>
   </w:abstractNum>
-  <w:abstractNum w:abstractNumId="27" w15:restartNumberingAfterBreak="0">
+  <w:abstractNum w:abstractNumId="29" w15:restartNumberingAfterBreak="0">
     <w:nsid w:val="28CE1B19"/>
     <w:multiLevelType w:val="hybridMultilevel"/>
     <w:tmpl w:val="8D2C3A52"/>
@@ -6170,7 +8961,156 @@
       </w:pPr>
     </w:lvl>
   </w:abstractNum>
-  <w:abstractNum w:abstractNumId="28" w15:restartNumberingAfterBreak="0">
+  <w:abstractNum w:abstractNumId="30" w15:restartNumberingAfterBreak="0">
+    <w:nsid w:val="294E4C0F"/>
+    <w:multiLevelType w:val="multilevel"/>
+    <w:tmpl w:val="2CECE424"/>
+    <w:lvl w:ilvl="0">
+      <w:start w:val="1"/>
+      <w:numFmt w:val="bullet"/>
+      <w:lvlText w:val=""/>
+      <w:lvlJc w:val="left"/>
+      <w:pPr>
+        <w:tabs>
+          <w:tab w:val="num" w:pos="720"/>
+        </w:tabs>
+        <w:ind w:left="720" w:hanging="360"/>
+      </w:pPr>
+      <w:rPr>
+        <w:rFonts w:ascii="Symbol" w:hAnsi="Symbol" w:hint="default"/>
+        <w:sz w:val="20"/>
+      </w:rPr>
+    </w:lvl>
+    <w:lvl w:ilvl="1" w:tentative="1">
+      <w:start w:val="1"/>
+      <w:numFmt w:val="bullet"/>
+      <w:lvlText w:val="o"/>
+      <w:lvlJc w:val="left"/>
+      <w:pPr>
+        <w:tabs>
+          <w:tab w:val="num" w:pos="1440"/>
+        </w:tabs>
+        <w:ind w:left="1440" w:hanging="360"/>
+      </w:pPr>
+      <w:rPr>
+        <w:rFonts w:ascii="Courier New" w:hAnsi="Courier New" w:hint="default"/>
+        <w:sz w:val="20"/>
+      </w:rPr>
+    </w:lvl>
+    <w:lvl w:ilvl="2" w:tentative="1">
+      <w:start w:val="1"/>
+      <w:numFmt w:val="bullet"/>
+      <w:lvlText w:val=""/>
+      <w:lvlJc w:val="left"/>
+      <w:pPr>
+        <w:tabs>
+          <w:tab w:val="num" w:pos="2160"/>
+        </w:tabs>
+        <w:ind w:left="2160" w:hanging="360"/>
+      </w:pPr>
+      <w:rPr>
+        <w:rFonts w:ascii="Wingdings" w:hAnsi="Wingdings" w:hint="default"/>
+        <w:sz w:val="20"/>
+      </w:rPr>
+    </w:lvl>
+    <w:lvl w:ilvl="3" w:tentative="1">
+      <w:start w:val="1"/>
+      <w:numFmt w:val="bullet"/>
+      <w:lvlText w:val=""/>
+      <w:lvlJc w:val="left"/>
+      <w:pPr>
+        <w:tabs>
+          <w:tab w:val="num" w:pos="2880"/>
+        </w:tabs>
+        <w:ind w:left="2880" w:hanging="360"/>
+      </w:pPr>
+      <w:rPr>
+        <w:rFonts w:ascii="Wingdings" w:hAnsi="Wingdings" w:hint="default"/>
+        <w:sz w:val="20"/>
+      </w:rPr>
+    </w:lvl>
+    <w:lvl w:ilvl="4" w:tentative="1">
+      <w:start w:val="1"/>
+      <w:numFmt w:val="bullet"/>
+      <w:lvlText w:val=""/>
+      <w:lvlJc w:val="left"/>
+      <w:pPr>
+        <w:tabs>
+          <w:tab w:val="num" w:pos="3600"/>
+        </w:tabs>
+        <w:ind w:left="3600" w:hanging="360"/>
+      </w:pPr>
+      <w:rPr>
+        <w:rFonts w:ascii="Wingdings" w:hAnsi="Wingdings" w:hint="default"/>
+        <w:sz w:val="20"/>
+      </w:rPr>
+    </w:lvl>
+    <w:lvl w:ilvl="5" w:tentative="1">
+      <w:start w:val="1"/>
+      <w:numFmt w:val="bullet"/>
+      <w:lvlText w:val=""/>
+      <w:lvlJc w:val="left"/>
+      <w:pPr>
+        <w:tabs>
+          <w:tab w:val="num" w:pos="4320"/>
+        </w:tabs>
+        <w:ind w:left="4320" w:hanging="360"/>
+      </w:pPr>
+      <w:rPr>
+        <w:rFonts w:ascii="Wingdings" w:hAnsi="Wingdings" w:hint="default"/>
+        <w:sz w:val="20"/>
+      </w:rPr>
+    </w:lvl>
+    <w:lvl w:ilvl="6" w:tentative="1">
+      <w:start w:val="1"/>
+      <w:numFmt w:val="bullet"/>
+      <w:lvlText w:val=""/>
+      <w:lvlJc w:val="left"/>
+      <w:pPr>
+        <w:tabs>
+          <w:tab w:val="num" w:pos="5040"/>
+        </w:tabs>
+        <w:ind w:left="5040" w:hanging="360"/>
+      </w:pPr>
+      <w:rPr>
+        <w:rFonts w:ascii="Wingdings" w:hAnsi="Wingdings" w:hint="default"/>
+        <w:sz w:val="20"/>
+      </w:rPr>
+    </w:lvl>
+    <w:lvl w:ilvl="7" w:tentative="1">
+      <w:start w:val="1"/>
+      <w:numFmt w:val="bullet"/>
+      <w:lvlText w:val=""/>
+      <w:lvlJc w:val="left"/>
+      <w:pPr>
+        <w:tabs>
+          <w:tab w:val="num" w:pos="5760"/>
+        </w:tabs>
+        <w:ind w:left="5760" w:hanging="360"/>
+      </w:pPr>
+      <w:rPr>
+        <w:rFonts w:ascii="Wingdings" w:hAnsi="Wingdings" w:hint="default"/>
+        <w:sz w:val="20"/>
+      </w:rPr>
+    </w:lvl>
+    <w:lvl w:ilvl="8" w:tentative="1">
+      <w:start w:val="1"/>
+      <w:numFmt w:val="bullet"/>
+      <w:lvlText w:val=""/>
+      <w:lvlJc w:val="left"/>
+      <w:pPr>
+        <w:tabs>
+          <w:tab w:val="num" w:pos="6480"/>
+        </w:tabs>
+        <w:ind w:left="6480" w:hanging="360"/>
+      </w:pPr>
+      <w:rPr>
+        <w:rFonts w:ascii="Wingdings" w:hAnsi="Wingdings" w:hint="default"/>
+        <w:sz w:val="20"/>
+      </w:rPr>
+    </w:lvl>
+  </w:abstractNum>
+  <w:abstractNum w:abstractNumId="31" w15:restartNumberingAfterBreak="0">
     <w:nsid w:val="29E61631"/>
     <w:multiLevelType w:val="multilevel"/>
     <w:tmpl w:val="31F6F4B8"/>
@@ -6283,7 +9223,7 @@
       </w:pPr>
     </w:lvl>
   </w:abstractNum>
-  <w:abstractNum w:abstractNumId="29" w15:restartNumberingAfterBreak="0">
+  <w:abstractNum w:abstractNumId="32" w15:restartNumberingAfterBreak="0">
     <w:nsid w:val="2BCB511E"/>
     <w:multiLevelType w:val="hybridMultilevel"/>
     <w:tmpl w:val="3CE0E434"/>
@@ -6374,7 +9314,7 @@
       </w:pPr>
     </w:lvl>
   </w:abstractNum>
-  <w:abstractNum w:abstractNumId="30" w15:restartNumberingAfterBreak="0">
+  <w:abstractNum w:abstractNumId="33" w15:restartNumberingAfterBreak="0">
     <w:nsid w:val="2CA31D73"/>
     <w:multiLevelType w:val="multilevel"/>
     <w:tmpl w:val="7EF608A6"/>
@@ -6495,7 +9435,7 @@
       </w:rPr>
     </w:lvl>
   </w:abstractNum>
-  <w:abstractNum w:abstractNumId="31" w15:restartNumberingAfterBreak="0">
+  <w:abstractNum w:abstractNumId="34" w15:restartNumberingAfterBreak="0">
     <w:nsid w:val="2D4F7451"/>
     <w:multiLevelType w:val="multilevel"/>
     <w:tmpl w:val="3CA6371A"/>
@@ -6608,7 +9548,7 @@
       </w:pPr>
     </w:lvl>
   </w:abstractNum>
-  <w:abstractNum w:abstractNumId="32" w15:restartNumberingAfterBreak="0">
+  <w:abstractNum w:abstractNumId="35" w15:restartNumberingAfterBreak="0">
     <w:nsid w:val="2F6C6E2C"/>
     <w:multiLevelType w:val="hybridMultilevel"/>
     <w:tmpl w:val="3CE0E434"/>
@@ -6699,7 +9639,7 @@
       </w:pPr>
     </w:lvl>
   </w:abstractNum>
-  <w:abstractNum w:abstractNumId="33" w15:restartNumberingAfterBreak="0">
+  <w:abstractNum w:abstractNumId="36" w15:restartNumberingAfterBreak="0">
     <w:nsid w:val="2FA32BC3"/>
     <w:multiLevelType w:val="hybridMultilevel"/>
     <w:tmpl w:val="0188078A"/>
@@ -6813,7 +9753,7 @@
       </w:rPr>
     </w:lvl>
   </w:abstractNum>
-  <w:abstractNum w:abstractNumId="34" w15:restartNumberingAfterBreak="0">
+  <w:abstractNum w:abstractNumId="37" w15:restartNumberingAfterBreak="0">
     <w:nsid w:val="303E76EB"/>
     <w:multiLevelType w:val="hybridMultilevel"/>
     <w:tmpl w:val="DA3CEEE8"/>
@@ -6926,7 +9866,7 @@
       </w:rPr>
     </w:lvl>
   </w:abstractNum>
-  <w:abstractNum w:abstractNumId="35" w15:restartNumberingAfterBreak="0">
+  <w:abstractNum w:abstractNumId="38" w15:restartNumberingAfterBreak="0">
     <w:nsid w:val="32B46165"/>
     <w:multiLevelType w:val="hybridMultilevel"/>
     <w:tmpl w:val="3CE0E434"/>
@@ -7017,7 +9957,7 @@
       </w:pPr>
     </w:lvl>
   </w:abstractNum>
-  <w:abstractNum w:abstractNumId="36" w15:restartNumberingAfterBreak="0">
+  <w:abstractNum w:abstractNumId="39" w15:restartNumberingAfterBreak="0">
     <w:nsid w:val="33CA7B04"/>
     <w:multiLevelType w:val="hybridMultilevel"/>
     <w:tmpl w:val="1118116E"/>
@@ -7130,7 +10070,7 @@
       </w:rPr>
     </w:lvl>
   </w:abstractNum>
-  <w:abstractNum w:abstractNumId="37" w15:restartNumberingAfterBreak="0">
+  <w:abstractNum w:abstractNumId="40" w15:restartNumberingAfterBreak="0">
     <w:nsid w:val="37BB4347"/>
     <w:multiLevelType w:val="multilevel"/>
     <w:tmpl w:val="5EDA6B06"/>
@@ -7279,7 +10219,7 @@
       </w:rPr>
     </w:lvl>
   </w:abstractNum>
-  <w:abstractNum w:abstractNumId="38" w15:restartNumberingAfterBreak="0">
+  <w:abstractNum w:abstractNumId="41" w15:restartNumberingAfterBreak="0">
     <w:nsid w:val="3ADB170E"/>
     <w:multiLevelType w:val="multilevel"/>
     <w:tmpl w:val="4F106AA6"/>
@@ -7392,7 +10332,7 @@
       </w:pPr>
     </w:lvl>
   </w:abstractNum>
-  <w:abstractNum w:abstractNumId="39" w15:restartNumberingAfterBreak="0">
+  <w:abstractNum w:abstractNumId="42" w15:restartNumberingAfterBreak="0">
     <w:nsid w:val="3B8E78AC"/>
     <w:multiLevelType w:val="hybridMultilevel"/>
     <w:tmpl w:val="3CE0E434"/>
@@ -7483,7 +10423,7 @@
       </w:pPr>
     </w:lvl>
   </w:abstractNum>
-  <w:abstractNum w:abstractNumId="40" w15:restartNumberingAfterBreak="0">
+  <w:abstractNum w:abstractNumId="43" w15:restartNumberingAfterBreak="0">
     <w:nsid w:val="3C7E7CD2"/>
     <w:multiLevelType w:val="multilevel"/>
     <w:tmpl w:val="BF6294F2"/>
@@ -7632,7 +10572,7 @@
       </w:rPr>
     </w:lvl>
   </w:abstractNum>
-  <w:abstractNum w:abstractNumId="41" w15:restartNumberingAfterBreak="0">
+  <w:abstractNum w:abstractNumId="44" w15:restartNumberingAfterBreak="0">
     <w:nsid w:val="3DC747E0"/>
     <w:multiLevelType w:val="hybridMultilevel"/>
     <w:tmpl w:val="3CE0E434"/>
@@ -7723,7 +10663,7 @@
       </w:pPr>
     </w:lvl>
   </w:abstractNum>
-  <w:abstractNum w:abstractNumId="42" w15:restartNumberingAfterBreak="0">
+  <w:abstractNum w:abstractNumId="45" w15:restartNumberingAfterBreak="0">
     <w:nsid w:val="3E3A7E0A"/>
     <w:multiLevelType w:val="multilevel"/>
     <w:tmpl w:val="181C7088"/>
@@ -7836,7 +10776,7 @@
       </w:pPr>
     </w:lvl>
   </w:abstractNum>
-  <w:abstractNum w:abstractNumId="43" w15:restartNumberingAfterBreak="0">
+  <w:abstractNum w:abstractNumId="46" w15:restartNumberingAfterBreak="0">
     <w:nsid w:val="41022FF2"/>
     <w:multiLevelType w:val="hybridMultilevel"/>
     <w:tmpl w:val="3CE0E434"/>
@@ -7927,7 +10867,7 @@
       </w:pPr>
     </w:lvl>
   </w:abstractNum>
-  <w:abstractNum w:abstractNumId="44" w15:restartNumberingAfterBreak="0">
+  <w:abstractNum w:abstractNumId="47" w15:restartNumberingAfterBreak="0">
     <w:nsid w:val="422A0094"/>
     <w:multiLevelType w:val="hybridMultilevel"/>
     <w:tmpl w:val="ACA0E0A4"/>
@@ -8040,7 +10980,7 @@
       </w:rPr>
     </w:lvl>
   </w:abstractNum>
-  <w:abstractNum w:abstractNumId="45" w15:restartNumberingAfterBreak="0">
+  <w:abstractNum w:abstractNumId="48" w15:restartNumberingAfterBreak="0">
     <w:nsid w:val="42B30C52"/>
     <w:multiLevelType w:val="hybridMultilevel"/>
     <w:tmpl w:val="3CE0E434"/>
@@ -8131,7 +11071,7 @@
       </w:pPr>
     </w:lvl>
   </w:abstractNum>
-  <w:abstractNum w:abstractNumId="46" w15:restartNumberingAfterBreak="0">
+  <w:abstractNum w:abstractNumId="49" w15:restartNumberingAfterBreak="0">
     <w:nsid w:val="4358458D"/>
     <w:multiLevelType w:val="hybridMultilevel"/>
     <w:tmpl w:val="D674985A"/>
@@ -8244,7 +11184,7 @@
       </w:rPr>
     </w:lvl>
   </w:abstractNum>
-  <w:abstractNum w:abstractNumId="47" w15:restartNumberingAfterBreak="0">
+  <w:abstractNum w:abstractNumId="50" w15:restartNumberingAfterBreak="0">
     <w:nsid w:val="437C285D"/>
     <w:multiLevelType w:val="multilevel"/>
     <w:tmpl w:val="5D7A6698"/>
@@ -8357,7 +11297,7 @@
       </w:pPr>
     </w:lvl>
   </w:abstractNum>
-  <w:abstractNum w:abstractNumId="48" w15:restartNumberingAfterBreak="0">
+  <w:abstractNum w:abstractNumId="51" w15:restartNumberingAfterBreak="0">
     <w:nsid w:val="4508004E"/>
     <w:multiLevelType w:val="multilevel"/>
     <w:tmpl w:val="DB9A5EB8"/>
@@ -8470,7 +11410,7 @@
       </w:pPr>
     </w:lvl>
   </w:abstractNum>
-  <w:abstractNum w:abstractNumId="49" w15:restartNumberingAfterBreak="0">
+  <w:abstractNum w:abstractNumId="52" w15:restartNumberingAfterBreak="0">
     <w:nsid w:val="455F206D"/>
     <w:multiLevelType w:val="hybridMultilevel"/>
     <w:tmpl w:val="567E9F4C"/>
@@ -8583,7 +11523,7 @@
       </w:rPr>
     </w:lvl>
   </w:abstractNum>
-  <w:abstractNum w:abstractNumId="50" w15:restartNumberingAfterBreak="0">
+  <w:abstractNum w:abstractNumId="53" w15:restartNumberingAfterBreak="0">
     <w:nsid w:val="46D52C44"/>
     <w:multiLevelType w:val="hybridMultilevel"/>
     <w:tmpl w:val="3CE0E434"/>
@@ -8674,7 +11614,7 @@
       </w:pPr>
     </w:lvl>
   </w:abstractNum>
-  <w:abstractNum w:abstractNumId="51" w15:restartNumberingAfterBreak="0">
+  <w:abstractNum w:abstractNumId="54" w15:restartNumberingAfterBreak="0">
     <w:nsid w:val="495868AF"/>
     <w:multiLevelType w:val="multilevel"/>
     <w:tmpl w:val="AF5E2D98"/>
@@ -8787,7 +11727,7 @@
       </w:pPr>
     </w:lvl>
   </w:abstractNum>
-  <w:abstractNum w:abstractNumId="52" w15:restartNumberingAfterBreak="0">
+  <w:abstractNum w:abstractNumId="55" w15:restartNumberingAfterBreak="0">
     <w:nsid w:val="4A37709D"/>
     <w:multiLevelType w:val="multilevel"/>
     <w:tmpl w:val="3078ECCC"/>
@@ -8900,7 +11840,7 @@
       </w:pPr>
     </w:lvl>
   </w:abstractNum>
-  <w:abstractNum w:abstractNumId="53" w15:restartNumberingAfterBreak="0">
+  <w:abstractNum w:abstractNumId="56" w15:restartNumberingAfterBreak="0">
     <w:nsid w:val="4A6D04CD"/>
     <w:multiLevelType w:val="multilevel"/>
     <w:tmpl w:val="AC9C6A86"/>
@@ -9013,7 +11953,7 @@
       </w:pPr>
     </w:lvl>
   </w:abstractNum>
-  <w:abstractNum w:abstractNumId="54" w15:restartNumberingAfterBreak="0">
+  <w:abstractNum w:abstractNumId="57" w15:restartNumberingAfterBreak="0">
     <w:nsid w:val="4D7249A5"/>
     <w:multiLevelType w:val="multilevel"/>
     <w:tmpl w:val="1794DB7A"/>
@@ -9126,7 +12066,156 @@
       </w:pPr>
     </w:lvl>
   </w:abstractNum>
-  <w:abstractNum w:abstractNumId="55" w15:restartNumberingAfterBreak="0">
+  <w:abstractNum w:abstractNumId="58" w15:restartNumberingAfterBreak="0">
+    <w:nsid w:val="4E2E0AE8"/>
+    <w:multiLevelType w:val="multilevel"/>
+    <w:tmpl w:val="1E1A2466"/>
+    <w:lvl w:ilvl="0">
+      <w:start w:val="1"/>
+      <w:numFmt w:val="bullet"/>
+      <w:lvlText w:val=""/>
+      <w:lvlJc w:val="left"/>
+      <w:pPr>
+        <w:tabs>
+          <w:tab w:val="num" w:pos="720"/>
+        </w:tabs>
+        <w:ind w:left="720" w:hanging="360"/>
+      </w:pPr>
+      <w:rPr>
+        <w:rFonts w:ascii="Symbol" w:hAnsi="Symbol" w:hint="default"/>
+        <w:sz w:val="20"/>
+      </w:rPr>
+    </w:lvl>
+    <w:lvl w:ilvl="1" w:tentative="1">
+      <w:start w:val="1"/>
+      <w:numFmt w:val="bullet"/>
+      <w:lvlText w:val="o"/>
+      <w:lvlJc w:val="left"/>
+      <w:pPr>
+        <w:tabs>
+          <w:tab w:val="num" w:pos="1440"/>
+        </w:tabs>
+        <w:ind w:left="1440" w:hanging="360"/>
+      </w:pPr>
+      <w:rPr>
+        <w:rFonts w:ascii="Courier New" w:hAnsi="Courier New" w:hint="default"/>
+        <w:sz w:val="20"/>
+      </w:rPr>
+    </w:lvl>
+    <w:lvl w:ilvl="2" w:tentative="1">
+      <w:start w:val="1"/>
+      <w:numFmt w:val="bullet"/>
+      <w:lvlText w:val=""/>
+      <w:lvlJc w:val="left"/>
+      <w:pPr>
+        <w:tabs>
+          <w:tab w:val="num" w:pos="2160"/>
+        </w:tabs>
+        <w:ind w:left="2160" w:hanging="360"/>
+      </w:pPr>
+      <w:rPr>
+        <w:rFonts w:ascii="Wingdings" w:hAnsi="Wingdings" w:hint="default"/>
+        <w:sz w:val="20"/>
+      </w:rPr>
+    </w:lvl>
+    <w:lvl w:ilvl="3" w:tentative="1">
+      <w:start w:val="1"/>
+      <w:numFmt w:val="bullet"/>
+      <w:lvlText w:val=""/>
+      <w:lvlJc w:val="left"/>
+      <w:pPr>
+        <w:tabs>
+          <w:tab w:val="num" w:pos="2880"/>
+        </w:tabs>
+        <w:ind w:left="2880" w:hanging="360"/>
+      </w:pPr>
+      <w:rPr>
+        <w:rFonts w:ascii="Wingdings" w:hAnsi="Wingdings" w:hint="default"/>
+        <w:sz w:val="20"/>
+      </w:rPr>
+    </w:lvl>
+    <w:lvl w:ilvl="4" w:tentative="1">
+      <w:start w:val="1"/>
+      <w:numFmt w:val="bullet"/>
+      <w:lvlText w:val=""/>
+      <w:lvlJc w:val="left"/>
+      <w:pPr>
+        <w:tabs>
+          <w:tab w:val="num" w:pos="3600"/>
+        </w:tabs>
+        <w:ind w:left="3600" w:hanging="360"/>
+      </w:pPr>
+      <w:rPr>
+        <w:rFonts w:ascii="Wingdings" w:hAnsi="Wingdings" w:hint="default"/>
+        <w:sz w:val="20"/>
+      </w:rPr>
+    </w:lvl>
+    <w:lvl w:ilvl="5" w:tentative="1">
+      <w:start w:val="1"/>
+      <w:numFmt w:val="bullet"/>
+      <w:lvlText w:val=""/>
+      <w:lvlJc w:val="left"/>
+      <w:pPr>
+        <w:tabs>
+          <w:tab w:val="num" w:pos="4320"/>
+        </w:tabs>
+        <w:ind w:left="4320" w:hanging="360"/>
+      </w:pPr>
+      <w:rPr>
+        <w:rFonts w:ascii="Wingdings" w:hAnsi="Wingdings" w:hint="default"/>
+        <w:sz w:val="20"/>
+      </w:rPr>
+    </w:lvl>
+    <w:lvl w:ilvl="6" w:tentative="1">
+      <w:start w:val="1"/>
+      <w:numFmt w:val="bullet"/>
+      <w:lvlText w:val=""/>
+      <w:lvlJc w:val="left"/>
+      <w:pPr>
+        <w:tabs>
+          <w:tab w:val="num" w:pos="5040"/>
+        </w:tabs>
+        <w:ind w:left="5040" w:hanging="360"/>
+      </w:pPr>
+      <w:rPr>
+        <w:rFonts w:ascii="Wingdings" w:hAnsi="Wingdings" w:hint="default"/>
+        <w:sz w:val="20"/>
+      </w:rPr>
+    </w:lvl>
+    <w:lvl w:ilvl="7" w:tentative="1">
+      <w:start w:val="1"/>
+      <w:numFmt w:val="bullet"/>
+      <w:lvlText w:val=""/>
+      <w:lvlJc w:val="left"/>
+      <w:pPr>
+        <w:tabs>
+          <w:tab w:val="num" w:pos="5760"/>
+        </w:tabs>
+        <w:ind w:left="5760" w:hanging="360"/>
+      </w:pPr>
+      <w:rPr>
+        <w:rFonts w:ascii="Wingdings" w:hAnsi="Wingdings" w:hint="default"/>
+        <w:sz w:val="20"/>
+      </w:rPr>
+    </w:lvl>
+    <w:lvl w:ilvl="8" w:tentative="1">
+      <w:start w:val="1"/>
+      <w:numFmt w:val="bullet"/>
+      <w:lvlText w:val=""/>
+      <w:lvlJc w:val="left"/>
+      <w:pPr>
+        <w:tabs>
+          <w:tab w:val="num" w:pos="6480"/>
+        </w:tabs>
+        <w:ind w:left="6480" w:hanging="360"/>
+      </w:pPr>
+      <w:rPr>
+        <w:rFonts w:ascii="Wingdings" w:hAnsi="Wingdings" w:hint="default"/>
+        <w:sz w:val="20"/>
+      </w:rPr>
+    </w:lvl>
+  </w:abstractNum>
+  <w:abstractNum w:abstractNumId="59" w15:restartNumberingAfterBreak="0">
     <w:nsid w:val="506A45CE"/>
     <w:multiLevelType w:val="hybridMultilevel"/>
     <w:tmpl w:val="8556C9F8"/>
@@ -9239,7 +12328,7 @@
       </w:rPr>
     </w:lvl>
   </w:abstractNum>
-  <w:abstractNum w:abstractNumId="56" w15:restartNumberingAfterBreak="0">
+  <w:abstractNum w:abstractNumId="60" w15:restartNumberingAfterBreak="0">
     <w:nsid w:val="50727983"/>
     <w:multiLevelType w:val="hybridMultilevel"/>
     <w:tmpl w:val="3CE0E434"/>
@@ -9330,7 +12419,156 @@
       </w:pPr>
     </w:lvl>
   </w:abstractNum>
-  <w:abstractNum w:abstractNumId="57" w15:restartNumberingAfterBreak="0">
+  <w:abstractNum w:abstractNumId="61" w15:restartNumberingAfterBreak="0">
+    <w:nsid w:val="50ED607E"/>
+    <w:multiLevelType w:val="multilevel"/>
+    <w:tmpl w:val="FA007C80"/>
+    <w:lvl w:ilvl="0">
+      <w:start w:val="1"/>
+      <w:numFmt w:val="bullet"/>
+      <w:lvlText w:val=""/>
+      <w:lvlJc w:val="left"/>
+      <w:pPr>
+        <w:tabs>
+          <w:tab w:val="num" w:pos="720"/>
+        </w:tabs>
+        <w:ind w:left="720" w:hanging="360"/>
+      </w:pPr>
+      <w:rPr>
+        <w:rFonts w:ascii="Symbol" w:hAnsi="Symbol" w:hint="default"/>
+        <w:sz w:val="20"/>
+      </w:rPr>
+    </w:lvl>
+    <w:lvl w:ilvl="1" w:tentative="1">
+      <w:start w:val="1"/>
+      <w:numFmt w:val="bullet"/>
+      <w:lvlText w:val="o"/>
+      <w:lvlJc w:val="left"/>
+      <w:pPr>
+        <w:tabs>
+          <w:tab w:val="num" w:pos="1440"/>
+        </w:tabs>
+        <w:ind w:left="1440" w:hanging="360"/>
+      </w:pPr>
+      <w:rPr>
+        <w:rFonts w:ascii="Courier New" w:hAnsi="Courier New" w:hint="default"/>
+        <w:sz w:val="20"/>
+      </w:rPr>
+    </w:lvl>
+    <w:lvl w:ilvl="2" w:tentative="1">
+      <w:start w:val="1"/>
+      <w:numFmt w:val="bullet"/>
+      <w:lvlText w:val=""/>
+      <w:lvlJc w:val="left"/>
+      <w:pPr>
+        <w:tabs>
+          <w:tab w:val="num" w:pos="2160"/>
+        </w:tabs>
+        <w:ind w:left="2160" w:hanging="360"/>
+      </w:pPr>
+      <w:rPr>
+        <w:rFonts w:ascii="Wingdings" w:hAnsi="Wingdings" w:hint="default"/>
+        <w:sz w:val="20"/>
+      </w:rPr>
+    </w:lvl>
+    <w:lvl w:ilvl="3" w:tentative="1">
+      <w:start w:val="1"/>
+      <w:numFmt w:val="bullet"/>
+      <w:lvlText w:val=""/>
+      <w:lvlJc w:val="left"/>
+      <w:pPr>
+        <w:tabs>
+          <w:tab w:val="num" w:pos="2880"/>
+        </w:tabs>
+        <w:ind w:left="2880" w:hanging="360"/>
+      </w:pPr>
+      <w:rPr>
+        <w:rFonts w:ascii="Wingdings" w:hAnsi="Wingdings" w:hint="default"/>
+        <w:sz w:val="20"/>
+      </w:rPr>
+    </w:lvl>
+    <w:lvl w:ilvl="4" w:tentative="1">
+      <w:start w:val="1"/>
+      <w:numFmt w:val="bullet"/>
+      <w:lvlText w:val=""/>
+      <w:lvlJc w:val="left"/>
+      <w:pPr>
+        <w:tabs>
+          <w:tab w:val="num" w:pos="3600"/>
+        </w:tabs>
+        <w:ind w:left="3600" w:hanging="360"/>
+      </w:pPr>
+      <w:rPr>
+        <w:rFonts w:ascii="Wingdings" w:hAnsi="Wingdings" w:hint="default"/>
+        <w:sz w:val="20"/>
+      </w:rPr>
+    </w:lvl>
+    <w:lvl w:ilvl="5" w:tentative="1">
+      <w:start w:val="1"/>
+      <w:numFmt w:val="bullet"/>
+      <w:lvlText w:val=""/>
+      <w:lvlJc w:val="left"/>
+      <w:pPr>
+        <w:tabs>
+          <w:tab w:val="num" w:pos="4320"/>
+        </w:tabs>
+        <w:ind w:left="4320" w:hanging="360"/>
+      </w:pPr>
+      <w:rPr>
+        <w:rFonts w:ascii="Wingdings" w:hAnsi="Wingdings" w:hint="default"/>
+        <w:sz w:val="20"/>
+      </w:rPr>
+    </w:lvl>
+    <w:lvl w:ilvl="6" w:tentative="1">
+      <w:start w:val="1"/>
+      <w:numFmt w:val="bullet"/>
+      <w:lvlText w:val=""/>
+      <w:lvlJc w:val="left"/>
+      <w:pPr>
+        <w:tabs>
+          <w:tab w:val="num" w:pos="5040"/>
+        </w:tabs>
+        <w:ind w:left="5040" w:hanging="360"/>
+      </w:pPr>
+      <w:rPr>
+        <w:rFonts w:ascii="Wingdings" w:hAnsi="Wingdings" w:hint="default"/>
+        <w:sz w:val="20"/>
+      </w:rPr>
+    </w:lvl>
+    <w:lvl w:ilvl="7" w:tentative="1">
+      <w:start w:val="1"/>
+      <w:numFmt w:val="bullet"/>
+      <w:lvlText w:val=""/>
+      <w:lvlJc w:val="left"/>
+      <w:pPr>
+        <w:tabs>
+          <w:tab w:val="num" w:pos="5760"/>
+        </w:tabs>
+        <w:ind w:left="5760" w:hanging="360"/>
+      </w:pPr>
+      <w:rPr>
+        <w:rFonts w:ascii="Wingdings" w:hAnsi="Wingdings" w:hint="default"/>
+        <w:sz w:val="20"/>
+      </w:rPr>
+    </w:lvl>
+    <w:lvl w:ilvl="8" w:tentative="1">
+      <w:start w:val="1"/>
+      <w:numFmt w:val="bullet"/>
+      <w:lvlText w:val=""/>
+      <w:lvlJc w:val="left"/>
+      <w:pPr>
+        <w:tabs>
+          <w:tab w:val="num" w:pos="6480"/>
+        </w:tabs>
+        <w:ind w:left="6480" w:hanging="360"/>
+      </w:pPr>
+      <w:rPr>
+        <w:rFonts w:ascii="Wingdings" w:hAnsi="Wingdings" w:hint="default"/>
+        <w:sz w:val="20"/>
+      </w:rPr>
+    </w:lvl>
+  </w:abstractNum>
+  <w:abstractNum w:abstractNumId="62" w15:restartNumberingAfterBreak="0">
     <w:nsid w:val="51C11079"/>
     <w:multiLevelType w:val="multilevel"/>
     <w:tmpl w:val="59CAEE68"/>
@@ -9443,7 +12681,7 @@
       </w:pPr>
     </w:lvl>
   </w:abstractNum>
-  <w:abstractNum w:abstractNumId="58" w15:restartNumberingAfterBreak="0">
+  <w:abstractNum w:abstractNumId="63" w15:restartNumberingAfterBreak="0">
     <w:nsid w:val="51FA2BC8"/>
     <w:multiLevelType w:val="multilevel"/>
     <w:tmpl w:val="9FF62EE4"/>
@@ -9592,7 +12830,7 @@
       </w:rPr>
     </w:lvl>
   </w:abstractNum>
-  <w:abstractNum w:abstractNumId="59" w15:restartNumberingAfterBreak="0">
+  <w:abstractNum w:abstractNumId="64" w15:restartNumberingAfterBreak="0">
     <w:nsid w:val="53BB68D3"/>
     <w:multiLevelType w:val="multilevel"/>
     <w:tmpl w:val="8392F54C"/>
@@ -9741,7 +12979,7 @@
       </w:rPr>
     </w:lvl>
   </w:abstractNum>
-  <w:abstractNum w:abstractNumId="60" w15:restartNumberingAfterBreak="0">
+  <w:abstractNum w:abstractNumId="65" w15:restartNumberingAfterBreak="0">
     <w:nsid w:val="54075CFD"/>
     <w:multiLevelType w:val="multilevel"/>
     <w:tmpl w:val="3AC4BCAA"/>
@@ -9890,7 +13128,7 @@
       </w:rPr>
     </w:lvl>
   </w:abstractNum>
-  <w:abstractNum w:abstractNumId="61" w15:restartNumberingAfterBreak="0">
+  <w:abstractNum w:abstractNumId="66" w15:restartNumberingAfterBreak="0">
     <w:nsid w:val="556677F7"/>
     <w:multiLevelType w:val="hybridMultilevel"/>
     <w:tmpl w:val="0452FA92"/>
@@ -10003,7 +13241,7 @@
       </w:rPr>
     </w:lvl>
   </w:abstractNum>
-  <w:abstractNum w:abstractNumId="62" w15:restartNumberingAfterBreak="0">
+  <w:abstractNum w:abstractNumId="67" w15:restartNumberingAfterBreak="0">
     <w:nsid w:val="55C65063"/>
     <w:multiLevelType w:val="hybridMultilevel"/>
     <w:tmpl w:val="3CE0E434"/>
@@ -10094,7 +13332,7 @@
       </w:pPr>
     </w:lvl>
   </w:abstractNum>
-  <w:abstractNum w:abstractNumId="63" w15:restartNumberingAfterBreak="0">
+  <w:abstractNum w:abstractNumId="68" w15:restartNumberingAfterBreak="0">
     <w:nsid w:val="59857ACC"/>
     <w:multiLevelType w:val="hybridMultilevel"/>
     <w:tmpl w:val="3CE0E434"/>
@@ -10185,7 +13423,7 @@
       </w:pPr>
     </w:lvl>
   </w:abstractNum>
-  <w:abstractNum w:abstractNumId="64" w15:restartNumberingAfterBreak="0">
+  <w:abstractNum w:abstractNumId="69" w15:restartNumberingAfterBreak="0">
     <w:nsid w:val="599A3511"/>
     <w:multiLevelType w:val="multilevel"/>
     <w:tmpl w:val="2BA6E40E"/>
@@ -10298,7 +13536,7 @@
       </w:pPr>
     </w:lvl>
   </w:abstractNum>
-  <w:abstractNum w:abstractNumId="65" w15:restartNumberingAfterBreak="0">
+  <w:abstractNum w:abstractNumId="70" w15:restartNumberingAfterBreak="0">
     <w:nsid w:val="5A3F5D35"/>
     <w:multiLevelType w:val="multilevel"/>
     <w:tmpl w:val="7EF608A6"/>
@@ -10419,7 +13657,7 @@
       </w:rPr>
     </w:lvl>
   </w:abstractNum>
-  <w:abstractNum w:abstractNumId="66" w15:restartNumberingAfterBreak="0">
+  <w:abstractNum w:abstractNumId="71" w15:restartNumberingAfterBreak="0">
     <w:nsid w:val="5ADE483D"/>
     <w:multiLevelType w:val="hybridMultilevel"/>
     <w:tmpl w:val="01BE57D2"/>
@@ -10532,7 +13770,305 @@
       </w:rPr>
     </w:lvl>
   </w:abstractNum>
-  <w:abstractNum w:abstractNumId="67" w15:restartNumberingAfterBreak="0">
+  <w:abstractNum w:abstractNumId="72" w15:restartNumberingAfterBreak="0">
+    <w:nsid w:val="5C8A5A8E"/>
+    <w:multiLevelType w:val="multilevel"/>
+    <w:tmpl w:val="8900639A"/>
+    <w:lvl w:ilvl="0">
+      <w:start w:val="1"/>
+      <w:numFmt w:val="bullet"/>
+      <w:lvlText w:val=""/>
+      <w:lvlJc w:val="left"/>
+      <w:pPr>
+        <w:tabs>
+          <w:tab w:val="num" w:pos="720"/>
+        </w:tabs>
+        <w:ind w:left="720" w:hanging="360"/>
+      </w:pPr>
+      <w:rPr>
+        <w:rFonts w:ascii="Symbol" w:hAnsi="Symbol" w:hint="default"/>
+        <w:sz w:val="20"/>
+      </w:rPr>
+    </w:lvl>
+    <w:lvl w:ilvl="1" w:tentative="1">
+      <w:start w:val="1"/>
+      <w:numFmt w:val="bullet"/>
+      <w:lvlText w:val="o"/>
+      <w:lvlJc w:val="left"/>
+      <w:pPr>
+        <w:tabs>
+          <w:tab w:val="num" w:pos="1440"/>
+        </w:tabs>
+        <w:ind w:left="1440" w:hanging="360"/>
+      </w:pPr>
+      <w:rPr>
+        <w:rFonts w:ascii="Courier New" w:hAnsi="Courier New" w:hint="default"/>
+        <w:sz w:val="20"/>
+      </w:rPr>
+    </w:lvl>
+    <w:lvl w:ilvl="2" w:tentative="1">
+      <w:start w:val="1"/>
+      <w:numFmt w:val="bullet"/>
+      <w:lvlText w:val=""/>
+      <w:lvlJc w:val="left"/>
+      <w:pPr>
+        <w:tabs>
+          <w:tab w:val="num" w:pos="2160"/>
+        </w:tabs>
+        <w:ind w:left="2160" w:hanging="360"/>
+      </w:pPr>
+      <w:rPr>
+        <w:rFonts w:ascii="Wingdings" w:hAnsi="Wingdings" w:hint="default"/>
+        <w:sz w:val="20"/>
+      </w:rPr>
+    </w:lvl>
+    <w:lvl w:ilvl="3" w:tentative="1">
+      <w:start w:val="1"/>
+      <w:numFmt w:val="bullet"/>
+      <w:lvlText w:val=""/>
+      <w:lvlJc w:val="left"/>
+      <w:pPr>
+        <w:tabs>
+          <w:tab w:val="num" w:pos="2880"/>
+        </w:tabs>
+        <w:ind w:left="2880" w:hanging="360"/>
+      </w:pPr>
+      <w:rPr>
+        <w:rFonts w:ascii="Wingdings" w:hAnsi="Wingdings" w:hint="default"/>
+        <w:sz w:val="20"/>
+      </w:rPr>
+    </w:lvl>
+    <w:lvl w:ilvl="4" w:tentative="1">
+      <w:start w:val="1"/>
+      <w:numFmt w:val="bullet"/>
+      <w:lvlText w:val=""/>
+      <w:lvlJc w:val="left"/>
+      <w:pPr>
+        <w:tabs>
+          <w:tab w:val="num" w:pos="3600"/>
+        </w:tabs>
+        <w:ind w:left="3600" w:hanging="360"/>
+      </w:pPr>
+      <w:rPr>
+        <w:rFonts w:ascii="Wingdings" w:hAnsi="Wingdings" w:hint="default"/>
+        <w:sz w:val="20"/>
+      </w:rPr>
+    </w:lvl>
+    <w:lvl w:ilvl="5" w:tentative="1">
+      <w:start w:val="1"/>
+      <w:numFmt w:val="bullet"/>
+      <w:lvlText w:val=""/>
+      <w:lvlJc w:val="left"/>
+      <w:pPr>
+        <w:tabs>
+          <w:tab w:val="num" w:pos="4320"/>
+        </w:tabs>
+        <w:ind w:left="4320" w:hanging="360"/>
+      </w:pPr>
+      <w:rPr>
+        <w:rFonts w:ascii="Wingdings" w:hAnsi="Wingdings" w:hint="default"/>
+        <w:sz w:val="20"/>
+      </w:rPr>
+    </w:lvl>
+    <w:lvl w:ilvl="6" w:tentative="1">
+      <w:start w:val="1"/>
+      <w:numFmt w:val="bullet"/>
+      <w:lvlText w:val=""/>
+      <w:lvlJc w:val="left"/>
+      <w:pPr>
+        <w:tabs>
+          <w:tab w:val="num" w:pos="5040"/>
+        </w:tabs>
+        <w:ind w:left="5040" w:hanging="360"/>
+      </w:pPr>
+      <w:rPr>
+        <w:rFonts w:ascii="Wingdings" w:hAnsi="Wingdings" w:hint="default"/>
+        <w:sz w:val="20"/>
+      </w:rPr>
+    </w:lvl>
+    <w:lvl w:ilvl="7" w:tentative="1">
+      <w:start w:val="1"/>
+      <w:numFmt w:val="bullet"/>
+      <w:lvlText w:val=""/>
+      <w:lvlJc w:val="left"/>
+      <w:pPr>
+        <w:tabs>
+          <w:tab w:val="num" w:pos="5760"/>
+        </w:tabs>
+        <w:ind w:left="5760" w:hanging="360"/>
+      </w:pPr>
+      <w:rPr>
+        <w:rFonts w:ascii="Wingdings" w:hAnsi="Wingdings" w:hint="default"/>
+        <w:sz w:val="20"/>
+      </w:rPr>
+    </w:lvl>
+    <w:lvl w:ilvl="8" w:tentative="1">
+      <w:start w:val="1"/>
+      <w:numFmt w:val="bullet"/>
+      <w:lvlText w:val=""/>
+      <w:lvlJc w:val="left"/>
+      <w:pPr>
+        <w:tabs>
+          <w:tab w:val="num" w:pos="6480"/>
+        </w:tabs>
+        <w:ind w:left="6480" w:hanging="360"/>
+      </w:pPr>
+      <w:rPr>
+        <w:rFonts w:ascii="Wingdings" w:hAnsi="Wingdings" w:hint="default"/>
+        <w:sz w:val="20"/>
+      </w:rPr>
+    </w:lvl>
+  </w:abstractNum>
+  <w:abstractNum w:abstractNumId="73" w15:restartNumberingAfterBreak="0">
+    <w:nsid w:val="5E3E3C9F"/>
+    <w:multiLevelType w:val="multilevel"/>
+    <w:tmpl w:val="E4C4FA52"/>
+    <w:lvl w:ilvl="0">
+      <w:start w:val="1"/>
+      <w:numFmt w:val="bullet"/>
+      <w:lvlText w:val=""/>
+      <w:lvlJc w:val="left"/>
+      <w:pPr>
+        <w:tabs>
+          <w:tab w:val="num" w:pos="720"/>
+        </w:tabs>
+        <w:ind w:left="720" w:hanging="360"/>
+      </w:pPr>
+      <w:rPr>
+        <w:rFonts w:ascii="Symbol" w:hAnsi="Symbol" w:hint="default"/>
+        <w:sz w:val="20"/>
+      </w:rPr>
+    </w:lvl>
+    <w:lvl w:ilvl="1" w:tentative="1">
+      <w:start w:val="1"/>
+      <w:numFmt w:val="bullet"/>
+      <w:lvlText w:val="o"/>
+      <w:lvlJc w:val="left"/>
+      <w:pPr>
+        <w:tabs>
+          <w:tab w:val="num" w:pos="1440"/>
+        </w:tabs>
+        <w:ind w:left="1440" w:hanging="360"/>
+      </w:pPr>
+      <w:rPr>
+        <w:rFonts w:ascii="Courier New" w:hAnsi="Courier New" w:hint="default"/>
+        <w:sz w:val="20"/>
+      </w:rPr>
+    </w:lvl>
+    <w:lvl w:ilvl="2" w:tentative="1">
+      <w:start w:val="1"/>
+      <w:numFmt w:val="bullet"/>
+      <w:lvlText w:val=""/>
+      <w:lvlJc w:val="left"/>
+      <w:pPr>
+        <w:tabs>
+          <w:tab w:val="num" w:pos="2160"/>
+        </w:tabs>
+        <w:ind w:left="2160" w:hanging="360"/>
+      </w:pPr>
+      <w:rPr>
+        <w:rFonts w:ascii="Wingdings" w:hAnsi="Wingdings" w:hint="default"/>
+        <w:sz w:val="20"/>
+      </w:rPr>
+    </w:lvl>
+    <w:lvl w:ilvl="3" w:tentative="1">
+      <w:start w:val="1"/>
+      <w:numFmt w:val="bullet"/>
+      <w:lvlText w:val=""/>
+      <w:lvlJc w:val="left"/>
+      <w:pPr>
+        <w:tabs>
+          <w:tab w:val="num" w:pos="2880"/>
+        </w:tabs>
+        <w:ind w:left="2880" w:hanging="360"/>
+      </w:pPr>
+      <w:rPr>
+        <w:rFonts w:ascii="Wingdings" w:hAnsi="Wingdings" w:hint="default"/>
+        <w:sz w:val="20"/>
+      </w:rPr>
+    </w:lvl>
+    <w:lvl w:ilvl="4" w:tentative="1">
+      <w:start w:val="1"/>
+      <w:numFmt w:val="bullet"/>
+      <w:lvlText w:val=""/>
+      <w:lvlJc w:val="left"/>
+      <w:pPr>
+        <w:tabs>
+          <w:tab w:val="num" w:pos="3600"/>
+        </w:tabs>
+        <w:ind w:left="3600" w:hanging="360"/>
+      </w:pPr>
+      <w:rPr>
+        <w:rFonts w:ascii="Wingdings" w:hAnsi="Wingdings" w:hint="default"/>
+        <w:sz w:val="20"/>
+      </w:rPr>
+    </w:lvl>
+    <w:lvl w:ilvl="5" w:tentative="1">
+      <w:start w:val="1"/>
+      <w:numFmt w:val="bullet"/>
+      <w:lvlText w:val=""/>
+      <w:lvlJc w:val="left"/>
+      <w:pPr>
+        <w:tabs>
+          <w:tab w:val="num" w:pos="4320"/>
+        </w:tabs>
+        <w:ind w:left="4320" w:hanging="360"/>
+      </w:pPr>
+      <w:rPr>
+        <w:rFonts w:ascii="Wingdings" w:hAnsi="Wingdings" w:hint="default"/>
+        <w:sz w:val="20"/>
+      </w:rPr>
+    </w:lvl>
+    <w:lvl w:ilvl="6" w:tentative="1">
+      <w:start w:val="1"/>
+      <w:numFmt w:val="bullet"/>
+      <w:lvlText w:val=""/>
+      <w:lvlJc w:val="left"/>
+      <w:pPr>
+        <w:tabs>
+          <w:tab w:val="num" w:pos="5040"/>
+        </w:tabs>
+        <w:ind w:left="5040" w:hanging="360"/>
+      </w:pPr>
+      <w:rPr>
+        <w:rFonts w:ascii="Wingdings" w:hAnsi="Wingdings" w:hint="default"/>
+        <w:sz w:val="20"/>
+      </w:rPr>
+    </w:lvl>
+    <w:lvl w:ilvl="7" w:tentative="1">
+      <w:start w:val="1"/>
+      <w:numFmt w:val="bullet"/>
+      <w:lvlText w:val=""/>
+      <w:lvlJc w:val="left"/>
+      <w:pPr>
+        <w:tabs>
+          <w:tab w:val="num" w:pos="5760"/>
+        </w:tabs>
+        <w:ind w:left="5760" w:hanging="360"/>
+      </w:pPr>
+      <w:rPr>
+        <w:rFonts w:ascii="Wingdings" w:hAnsi="Wingdings" w:hint="default"/>
+        <w:sz w:val="20"/>
+      </w:rPr>
+    </w:lvl>
+    <w:lvl w:ilvl="8" w:tentative="1">
+      <w:start w:val="1"/>
+      <w:numFmt w:val="bullet"/>
+      <w:lvlText w:val=""/>
+      <w:lvlJc w:val="left"/>
+      <w:pPr>
+        <w:tabs>
+          <w:tab w:val="num" w:pos="6480"/>
+        </w:tabs>
+        <w:ind w:left="6480" w:hanging="360"/>
+      </w:pPr>
+      <w:rPr>
+        <w:rFonts w:ascii="Wingdings" w:hAnsi="Wingdings" w:hint="default"/>
+        <w:sz w:val="20"/>
+      </w:rPr>
+    </w:lvl>
+  </w:abstractNum>
+  <w:abstractNum w:abstractNumId="74" w15:restartNumberingAfterBreak="0">
     <w:nsid w:val="5E5120B3"/>
     <w:multiLevelType w:val="multilevel"/>
     <w:tmpl w:val="67A21160"/>
@@ -10645,7 +14181,156 @@
       </w:pPr>
     </w:lvl>
   </w:abstractNum>
-  <w:abstractNum w:abstractNumId="68" w15:restartNumberingAfterBreak="0">
+  <w:abstractNum w:abstractNumId="75" w15:restartNumberingAfterBreak="0">
+    <w:nsid w:val="5E540249"/>
+    <w:multiLevelType w:val="multilevel"/>
+    <w:tmpl w:val="9B547C92"/>
+    <w:lvl w:ilvl="0">
+      <w:start w:val="1"/>
+      <w:numFmt w:val="bullet"/>
+      <w:lvlText w:val=""/>
+      <w:lvlJc w:val="left"/>
+      <w:pPr>
+        <w:tabs>
+          <w:tab w:val="num" w:pos="720"/>
+        </w:tabs>
+        <w:ind w:left="720" w:hanging="360"/>
+      </w:pPr>
+      <w:rPr>
+        <w:rFonts w:ascii="Symbol" w:hAnsi="Symbol" w:hint="default"/>
+        <w:sz w:val="20"/>
+      </w:rPr>
+    </w:lvl>
+    <w:lvl w:ilvl="1" w:tentative="1">
+      <w:start w:val="1"/>
+      <w:numFmt w:val="bullet"/>
+      <w:lvlText w:val="o"/>
+      <w:lvlJc w:val="left"/>
+      <w:pPr>
+        <w:tabs>
+          <w:tab w:val="num" w:pos="1440"/>
+        </w:tabs>
+        <w:ind w:left="1440" w:hanging="360"/>
+      </w:pPr>
+      <w:rPr>
+        <w:rFonts w:ascii="Courier New" w:hAnsi="Courier New" w:hint="default"/>
+        <w:sz w:val="20"/>
+      </w:rPr>
+    </w:lvl>
+    <w:lvl w:ilvl="2" w:tentative="1">
+      <w:start w:val="1"/>
+      <w:numFmt w:val="bullet"/>
+      <w:lvlText w:val=""/>
+      <w:lvlJc w:val="left"/>
+      <w:pPr>
+        <w:tabs>
+          <w:tab w:val="num" w:pos="2160"/>
+        </w:tabs>
+        <w:ind w:left="2160" w:hanging="360"/>
+      </w:pPr>
+      <w:rPr>
+        <w:rFonts w:ascii="Wingdings" w:hAnsi="Wingdings" w:hint="default"/>
+        <w:sz w:val="20"/>
+      </w:rPr>
+    </w:lvl>
+    <w:lvl w:ilvl="3" w:tentative="1">
+      <w:start w:val="1"/>
+      <w:numFmt w:val="bullet"/>
+      <w:lvlText w:val=""/>
+      <w:lvlJc w:val="left"/>
+      <w:pPr>
+        <w:tabs>
+          <w:tab w:val="num" w:pos="2880"/>
+        </w:tabs>
+        <w:ind w:left="2880" w:hanging="360"/>
+      </w:pPr>
+      <w:rPr>
+        <w:rFonts w:ascii="Wingdings" w:hAnsi="Wingdings" w:hint="default"/>
+        <w:sz w:val="20"/>
+      </w:rPr>
+    </w:lvl>
+    <w:lvl w:ilvl="4" w:tentative="1">
+      <w:start w:val="1"/>
+      <w:numFmt w:val="bullet"/>
+      <w:lvlText w:val=""/>
+      <w:lvlJc w:val="left"/>
+      <w:pPr>
+        <w:tabs>
+          <w:tab w:val="num" w:pos="3600"/>
+        </w:tabs>
+        <w:ind w:left="3600" w:hanging="360"/>
+      </w:pPr>
+      <w:rPr>
+        <w:rFonts w:ascii="Wingdings" w:hAnsi="Wingdings" w:hint="default"/>
+        <w:sz w:val="20"/>
+      </w:rPr>
+    </w:lvl>
+    <w:lvl w:ilvl="5" w:tentative="1">
+      <w:start w:val="1"/>
+      <w:numFmt w:val="bullet"/>
+      <w:lvlText w:val=""/>
+      <w:lvlJc w:val="left"/>
+      <w:pPr>
+        <w:tabs>
+          <w:tab w:val="num" w:pos="4320"/>
+        </w:tabs>
+        <w:ind w:left="4320" w:hanging="360"/>
+      </w:pPr>
+      <w:rPr>
+        <w:rFonts w:ascii="Wingdings" w:hAnsi="Wingdings" w:hint="default"/>
+        <w:sz w:val="20"/>
+      </w:rPr>
+    </w:lvl>
+    <w:lvl w:ilvl="6" w:tentative="1">
+      <w:start w:val="1"/>
+      <w:numFmt w:val="bullet"/>
+      <w:lvlText w:val=""/>
+      <w:lvlJc w:val="left"/>
+      <w:pPr>
+        <w:tabs>
+          <w:tab w:val="num" w:pos="5040"/>
+        </w:tabs>
+        <w:ind w:left="5040" w:hanging="360"/>
+      </w:pPr>
+      <w:rPr>
+        <w:rFonts w:ascii="Wingdings" w:hAnsi="Wingdings" w:hint="default"/>
+        <w:sz w:val="20"/>
+      </w:rPr>
+    </w:lvl>
+    <w:lvl w:ilvl="7" w:tentative="1">
+      <w:start w:val="1"/>
+      <w:numFmt w:val="bullet"/>
+      <w:lvlText w:val=""/>
+      <w:lvlJc w:val="left"/>
+      <w:pPr>
+        <w:tabs>
+          <w:tab w:val="num" w:pos="5760"/>
+        </w:tabs>
+        <w:ind w:left="5760" w:hanging="360"/>
+      </w:pPr>
+      <w:rPr>
+        <w:rFonts w:ascii="Wingdings" w:hAnsi="Wingdings" w:hint="default"/>
+        <w:sz w:val="20"/>
+      </w:rPr>
+    </w:lvl>
+    <w:lvl w:ilvl="8" w:tentative="1">
+      <w:start w:val="1"/>
+      <w:numFmt w:val="bullet"/>
+      <w:lvlText w:val=""/>
+      <w:lvlJc w:val="left"/>
+      <w:pPr>
+        <w:tabs>
+          <w:tab w:val="num" w:pos="6480"/>
+        </w:tabs>
+        <w:ind w:left="6480" w:hanging="360"/>
+      </w:pPr>
+      <w:rPr>
+        <w:rFonts w:ascii="Wingdings" w:hAnsi="Wingdings" w:hint="default"/>
+        <w:sz w:val="20"/>
+      </w:rPr>
+    </w:lvl>
+  </w:abstractNum>
+  <w:abstractNum w:abstractNumId="76" w15:restartNumberingAfterBreak="0">
     <w:nsid w:val="5F6443CB"/>
     <w:multiLevelType w:val="hybridMultilevel"/>
     <w:tmpl w:val="13644E7E"/>
@@ -10758,7 +14443,7 @@
       </w:rPr>
     </w:lvl>
   </w:abstractNum>
-  <w:abstractNum w:abstractNumId="69" w15:restartNumberingAfterBreak="0">
+  <w:abstractNum w:abstractNumId="77" w15:restartNumberingAfterBreak="0">
     <w:nsid w:val="5F6A20B7"/>
     <w:multiLevelType w:val="hybridMultilevel"/>
     <w:tmpl w:val="3CE0E434"/>
@@ -10849,7 +14534,7 @@
       </w:pPr>
     </w:lvl>
   </w:abstractNum>
-  <w:abstractNum w:abstractNumId="70" w15:restartNumberingAfterBreak="0">
+  <w:abstractNum w:abstractNumId="78" w15:restartNumberingAfterBreak="0">
     <w:nsid w:val="600B518D"/>
     <w:multiLevelType w:val="multilevel"/>
     <w:tmpl w:val="98126300"/>
@@ -10962,7 +14647,7 @@
       </w:pPr>
     </w:lvl>
   </w:abstractNum>
-  <w:abstractNum w:abstractNumId="71" w15:restartNumberingAfterBreak="0">
+  <w:abstractNum w:abstractNumId="79" w15:restartNumberingAfterBreak="0">
     <w:nsid w:val="60AB445C"/>
     <w:multiLevelType w:val="hybridMultilevel"/>
     <w:tmpl w:val="5B205EEC"/>
@@ -11075,7 +14760,7 @@
       </w:rPr>
     </w:lvl>
   </w:abstractNum>
-  <w:abstractNum w:abstractNumId="72" w15:restartNumberingAfterBreak="0">
+  <w:abstractNum w:abstractNumId="80" w15:restartNumberingAfterBreak="0">
     <w:nsid w:val="623B312B"/>
     <w:multiLevelType w:val="multilevel"/>
     <w:tmpl w:val="7EF608A6"/>
@@ -11196,7 +14881,7 @@
       </w:rPr>
     </w:lvl>
   </w:abstractNum>
-  <w:abstractNum w:abstractNumId="73" w15:restartNumberingAfterBreak="0">
+  <w:abstractNum w:abstractNumId="81" w15:restartNumberingAfterBreak="0">
     <w:nsid w:val="657B79B0"/>
     <w:multiLevelType w:val="hybridMultilevel"/>
     <w:tmpl w:val="41107562"/>
@@ -11309,7 +14994,7 @@
       </w:rPr>
     </w:lvl>
   </w:abstractNum>
-  <w:abstractNum w:abstractNumId="74" w15:restartNumberingAfterBreak="0">
+  <w:abstractNum w:abstractNumId="82" w15:restartNumberingAfterBreak="0">
     <w:nsid w:val="683F1105"/>
     <w:multiLevelType w:val="hybridMultilevel"/>
     <w:tmpl w:val="51BC08C2"/>
@@ -11422,7 +15107,7 @@
       </w:rPr>
     </w:lvl>
   </w:abstractNum>
-  <w:abstractNum w:abstractNumId="75" w15:restartNumberingAfterBreak="0">
+  <w:abstractNum w:abstractNumId="83" w15:restartNumberingAfterBreak="0">
     <w:nsid w:val="686A6E66"/>
     <w:multiLevelType w:val="hybridMultilevel"/>
     <w:tmpl w:val="3CE0E434"/>
@@ -11513,7 +15198,7 @@
       </w:pPr>
     </w:lvl>
   </w:abstractNum>
-  <w:abstractNum w:abstractNumId="76" w15:restartNumberingAfterBreak="0">
+  <w:abstractNum w:abstractNumId="84" w15:restartNumberingAfterBreak="0">
     <w:nsid w:val="688B64FD"/>
     <w:multiLevelType w:val="hybridMultilevel"/>
     <w:tmpl w:val="29702170"/>
@@ -11626,7 +15311,7 @@
       </w:rPr>
     </w:lvl>
   </w:abstractNum>
-  <w:abstractNum w:abstractNumId="77" w15:restartNumberingAfterBreak="0">
+  <w:abstractNum w:abstractNumId="85" w15:restartNumberingAfterBreak="0">
     <w:nsid w:val="68DF6E80"/>
     <w:multiLevelType w:val="hybridMultilevel"/>
     <w:tmpl w:val="60F29FC2"/>
@@ -11739,7 +15424,7 @@
       </w:rPr>
     </w:lvl>
   </w:abstractNum>
-  <w:abstractNum w:abstractNumId="78" w15:restartNumberingAfterBreak="0">
+  <w:abstractNum w:abstractNumId="86" w15:restartNumberingAfterBreak="0">
     <w:nsid w:val="698C7F5E"/>
     <w:multiLevelType w:val="hybridMultilevel"/>
     <w:tmpl w:val="0A7A4D94"/>
@@ -11825,7 +15510,7 @@
       </w:pPr>
     </w:lvl>
   </w:abstractNum>
-  <w:abstractNum w:abstractNumId="79" w15:restartNumberingAfterBreak="0">
+  <w:abstractNum w:abstractNumId="87" w15:restartNumberingAfterBreak="0">
     <w:nsid w:val="6A737B9D"/>
     <w:multiLevelType w:val="hybridMultilevel"/>
     <w:tmpl w:val="F13E5E10"/>
@@ -11914,7 +15599,7 @@
       </w:pPr>
     </w:lvl>
   </w:abstractNum>
-  <w:abstractNum w:abstractNumId="80" w15:restartNumberingAfterBreak="0">
+  <w:abstractNum w:abstractNumId="88" w15:restartNumberingAfterBreak="0">
     <w:nsid w:val="6A917BF2"/>
     <w:multiLevelType w:val="hybridMultilevel"/>
     <w:tmpl w:val="3CE0E434"/>
@@ -12005,7 +15690,7 @@
       </w:pPr>
     </w:lvl>
   </w:abstractNum>
-  <w:abstractNum w:abstractNumId="81" w15:restartNumberingAfterBreak="0">
+  <w:abstractNum w:abstractNumId="89" w15:restartNumberingAfterBreak="0">
     <w:nsid w:val="6D7625DD"/>
     <w:multiLevelType w:val="hybridMultilevel"/>
     <w:tmpl w:val="3CE0E434"/>
@@ -12096,7 +15781,7 @@
       </w:pPr>
     </w:lvl>
   </w:abstractNum>
-  <w:abstractNum w:abstractNumId="82" w15:restartNumberingAfterBreak="0">
+  <w:abstractNum w:abstractNumId="90" w15:restartNumberingAfterBreak="0">
     <w:nsid w:val="6DD83E0F"/>
     <w:multiLevelType w:val="hybridMultilevel"/>
     <w:tmpl w:val="2BC8089E"/>
@@ -12209,7 +15894,7 @@
       </w:rPr>
     </w:lvl>
   </w:abstractNum>
-  <w:abstractNum w:abstractNumId="83" w15:restartNumberingAfterBreak="0">
+  <w:abstractNum w:abstractNumId="91" w15:restartNumberingAfterBreak="0">
     <w:nsid w:val="6FA3035E"/>
     <w:multiLevelType w:val="hybridMultilevel"/>
     <w:tmpl w:val="3CE0E434"/>
@@ -12300,7 +15985,7 @@
       </w:pPr>
     </w:lvl>
   </w:abstractNum>
-  <w:abstractNum w:abstractNumId="84" w15:restartNumberingAfterBreak="0">
+  <w:abstractNum w:abstractNumId="92" w15:restartNumberingAfterBreak="0">
     <w:nsid w:val="6FFE3BB4"/>
     <w:multiLevelType w:val="hybridMultilevel"/>
     <w:tmpl w:val="3CE0E434"/>
@@ -12391,7 +16076,7 @@
       </w:pPr>
     </w:lvl>
   </w:abstractNum>
-  <w:abstractNum w:abstractNumId="85" w15:restartNumberingAfterBreak="0">
+  <w:abstractNum w:abstractNumId="93" w15:restartNumberingAfterBreak="0">
     <w:nsid w:val="70067063"/>
     <w:multiLevelType w:val="multilevel"/>
     <w:tmpl w:val="9AA42D06"/>
@@ -12504,7 +16189,156 @@
       </w:pPr>
     </w:lvl>
   </w:abstractNum>
-  <w:abstractNum w:abstractNumId="86" w15:restartNumberingAfterBreak="0">
+  <w:abstractNum w:abstractNumId="94" w15:restartNumberingAfterBreak="0">
+    <w:nsid w:val="71830873"/>
+    <w:multiLevelType w:val="multilevel"/>
+    <w:tmpl w:val="BF7C82CE"/>
+    <w:lvl w:ilvl="0">
+      <w:start w:val="1"/>
+      <w:numFmt w:val="bullet"/>
+      <w:lvlText w:val=""/>
+      <w:lvlJc w:val="left"/>
+      <w:pPr>
+        <w:tabs>
+          <w:tab w:val="num" w:pos="720"/>
+        </w:tabs>
+        <w:ind w:left="720" w:hanging="360"/>
+      </w:pPr>
+      <w:rPr>
+        <w:rFonts w:ascii="Symbol" w:hAnsi="Symbol" w:hint="default"/>
+        <w:sz w:val="20"/>
+      </w:rPr>
+    </w:lvl>
+    <w:lvl w:ilvl="1" w:tentative="1">
+      <w:start w:val="1"/>
+      <w:numFmt w:val="bullet"/>
+      <w:lvlText w:val="o"/>
+      <w:lvlJc w:val="left"/>
+      <w:pPr>
+        <w:tabs>
+          <w:tab w:val="num" w:pos="1440"/>
+        </w:tabs>
+        <w:ind w:left="1440" w:hanging="360"/>
+      </w:pPr>
+      <w:rPr>
+        <w:rFonts w:ascii="Courier New" w:hAnsi="Courier New" w:hint="default"/>
+        <w:sz w:val="20"/>
+      </w:rPr>
+    </w:lvl>
+    <w:lvl w:ilvl="2" w:tentative="1">
+      <w:start w:val="1"/>
+      <w:numFmt w:val="bullet"/>
+      <w:lvlText w:val=""/>
+      <w:lvlJc w:val="left"/>
+      <w:pPr>
+        <w:tabs>
+          <w:tab w:val="num" w:pos="2160"/>
+        </w:tabs>
+        <w:ind w:left="2160" w:hanging="360"/>
+      </w:pPr>
+      <w:rPr>
+        <w:rFonts w:ascii="Wingdings" w:hAnsi="Wingdings" w:hint="default"/>
+        <w:sz w:val="20"/>
+      </w:rPr>
+    </w:lvl>
+    <w:lvl w:ilvl="3" w:tentative="1">
+      <w:start w:val="1"/>
+      <w:numFmt w:val="bullet"/>
+      <w:lvlText w:val=""/>
+      <w:lvlJc w:val="left"/>
+      <w:pPr>
+        <w:tabs>
+          <w:tab w:val="num" w:pos="2880"/>
+        </w:tabs>
+        <w:ind w:left="2880" w:hanging="360"/>
+      </w:pPr>
+      <w:rPr>
+        <w:rFonts w:ascii="Wingdings" w:hAnsi="Wingdings" w:hint="default"/>
+        <w:sz w:val="20"/>
+      </w:rPr>
+    </w:lvl>
+    <w:lvl w:ilvl="4" w:tentative="1">
+      <w:start w:val="1"/>
+      <w:numFmt w:val="bullet"/>
+      <w:lvlText w:val=""/>
+      <w:lvlJc w:val="left"/>
+      <w:pPr>
+        <w:tabs>
+          <w:tab w:val="num" w:pos="3600"/>
+        </w:tabs>
+        <w:ind w:left="3600" w:hanging="360"/>
+      </w:pPr>
+      <w:rPr>
+        <w:rFonts w:ascii="Wingdings" w:hAnsi="Wingdings" w:hint="default"/>
+        <w:sz w:val="20"/>
+      </w:rPr>
+    </w:lvl>
+    <w:lvl w:ilvl="5" w:tentative="1">
+      <w:start w:val="1"/>
+      <w:numFmt w:val="bullet"/>
+      <w:lvlText w:val=""/>
+      <w:lvlJc w:val="left"/>
+      <w:pPr>
+        <w:tabs>
+          <w:tab w:val="num" w:pos="4320"/>
+        </w:tabs>
+        <w:ind w:left="4320" w:hanging="360"/>
+      </w:pPr>
+      <w:rPr>
+        <w:rFonts w:ascii="Wingdings" w:hAnsi="Wingdings" w:hint="default"/>
+        <w:sz w:val="20"/>
+      </w:rPr>
+    </w:lvl>
+    <w:lvl w:ilvl="6" w:tentative="1">
+      <w:start w:val="1"/>
+      <w:numFmt w:val="bullet"/>
+      <w:lvlText w:val=""/>
+      <w:lvlJc w:val="left"/>
+      <w:pPr>
+        <w:tabs>
+          <w:tab w:val="num" w:pos="5040"/>
+        </w:tabs>
+        <w:ind w:left="5040" w:hanging="360"/>
+      </w:pPr>
+      <w:rPr>
+        <w:rFonts w:ascii="Wingdings" w:hAnsi="Wingdings" w:hint="default"/>
+        <w:sz w:val="20"/>
+      </w:rPr>
+    </w:lvl>
+    <w:lvl w:ilvl="7" w:tentative="1">
+      <w:start w:val="1"/>
+      <w:numFmt w:val="bullet"/>
+      <w:lvlText w:val=""/>
+      <w:lvlJc w:val="left"/>
+      <w:pPr>
+        <w:tabs>
+          <w:tab w:val="num" w:pos="5760"/>
+        </w:tabs>
+        <w:ind w:left="5760" w:hanging="360"/>
+      </w:pPr>
+      <w:rPr>
+        <w:rFonts w:ascii="Wingdings" w:hAnsi="Wingdings" w:hint="default"/>
+        <w:sz w:val="20"/>
+      </w:rPr>
+    </w:lvl>
+    <w:lvl w:ilvl="8" w:tentative="1">
+      <w:start w:val="1"/>
+      <w:numFmt w:val="bullet"/>
+      <w:lvlText w:val=""/>
+      <w:lvlJc w:val="left"/>
+      <w:pPr>
+        <w:tabs>
+          <w:tab w:val="num" w:pos="6480"/>
+        </w:tabs>
+        <w:ind w:left="6480" w:hanging="360"/>
+      </w:pPr>
+      <w:rPr>
+        <w:rFonts w:ascii="Wingdings" w:hAnsi="Wingdings" w:hint="default"/>
+        <w:sz w:val="20"/>
+      </w:rPr>
+    </w:lvl>
+  </w:abstractNum>
+  <w:abstractNum w:abstractNumId="95" w15:restartNumberingAfterBreak="0">
     <w:nsid w:val="72F61604"/>
     <w:multiLevelType w:val="multilevel"/>
     <w:tmpl w:val="900A76BA"/>
@@ -12617,7 +16451,7 @@
       </w:pPr>
     </w:lvl>
   </w:abstractNum>
-  <w:abstractNum w:abstractNumId="87" w15:restartNumberingAfterBreak="0">
+  <w:abstractNum w:abstractNumId="96" w15:restartNumberingAfterBreak="0">
     <w:nsid w:val="74645ED4"/>
     <w:multiLevelType w:val="hybridMultilevel"/>
     <w:tmpl w:val="47FC0B7A"/>
@@ -12706,7 +16540,7 @@
       </w:pPr>
     </w:lvl>
   </w:abstractNum>
-  <w:abstractNum w:abstractNumId="88" w15:restartNumberingAfterBreak="0">
+  <w:abstractNum w:abstractNumId="97" w15:restartNumberingAfterBreak="0">
     <w:nsid w:val="75C6060A"/>
     <w:multiLevelType w:val="hybridMultilevel"/>
     <w:tmpl w:val="3CE0E434"/>
@@ -12797,7 +16631,7 @@
       </w:pPr>
     </w:lvl>
   </w:abstractNum>
-  <w:abstractNum w:abstractNumId="89" w15:restartNumberingAfterBreak="0">
+  <w:abstractNum w:abstractNumId="98" w15:restartNumberingAfterBreak="0">
     <w:nsid w:val="78EC3C08"/>
     <w:multiLevelType w:val="multilevel"/>
     <w:tmpl w:val="5D7A6698"/>
@@ -12903,7 +16737,7 @@
       </w:pPr>
     </w:lvl>
   </w:abstractNum>
-  <w:abstractNum w:abstractNumId="90" w15:restartNumberingAfterBreak="0">
+  <w:abstractNum w:abstractNumId="99" w15:restartNumberingAfterBreak="0">
     <w:nsid w:val="79201FEA"/>
     <w:multiLevelType w:val="hybridMultilevel"/>
     <w:tmpl w:val="3CE0E434"/>
@@ -12994,7 +16828,7 @@
       </w:pPr>
     </w:lvl>
   </w:abstractNum>
-  <w:abstractNum w:abstractNumId="91" w15:restartNumberingAfterBreak="0">
+  <w:abstractNum w:abstractNumId="100" w15:restartNumberingAfterBreak="0">
     <w:nsid w:val="79D814F9"/>
     <w:multiLevelType w:val="multilevel"/>
     <w:tmpl w:val="70A27B1E"/>
@@ -13143,7 +16977,7 @@
       </w:rPr>
     </w:lvl>
   </w:abstractNum>
-  <w:abstractNum w:abstractNumId="92" w15:restartNumberingAfterBreak="0">
+  <w:abstractNum w:abstractNumId="101" w15:restartNumberingAfterBreak="0">
     <w:nsid w:val="7AAF6034"/>
     <w:multiLevelType w:val="multilevel"/>
     <w:tmpl w:val="F746DA02"/>
@@ -13256,7 +17090,7 @@
       </w:pPr>
     </w:lvl>
   </w:abstractNum>
-  <w:abstractNum w:abstractNumId="93" w15:restartNumberingAfterBreak="0">
+  <w:abstractNum w:abstractNumId="102" w15:restartNumberingAfterBreak="0">
     <w:nsid w:val="7B4718BF"/>
     <w:multiLevelType w:val="hybridMultilevel"/>
     <w:tmpl w:val="3CE0E434"/>
@@ -13347,7 +17181,7 @@
       </w:pPr>
     </w:lvl>
   </w:abstractNum>
-  <w:abstractNum w:abstractNumId="94" w15:restartNumberingAfterBreak="0">
+  <w:abstractNum w:abstractNumId="103" w15:restartNumberingAfterBreak="0">
     <w:nsid w:val="7BB406FF"/>
     <w:multiLevelType w:val="hybridMultilevel"/>
     <w:tmpl w:val="3CE0E434"/>
@@ -13439,142 +17273,142 @@
     </w:lvl>
   </w:abstractNum>
   <w:num w:numId="1" w16cid:durableId="1853840730">
+    <w:abstractNumId w:val="26"/>
+  </w:num>
+  <w:num w:numId="2" w16cid:durableId="1473673858">
+    <w:abstractNumId w:val="36"/>
+  </w:num>
+  <w:num w:numId="3" w16cid:durableId="135223426">
+    <w:abstractNumId w:val="85"/>
+  </w:num>
+  <w:num w:numId="4" w16cid:durableId="1574004701">
+    <w:abstractNumId w:val="89"/>
+  </w:num>
+  <w:num w:numId="5" w16cid:durableId="1039862054">
     <w:abstractNumId w:val="24"/>
   </w:num>
-  <w:num w:numId="2" w16cid:durableId="1473673858">
-    <w:abstractNumId w:val="33"/>
+  <w:num w:numId="6" w16cid:durableId="662587344">
+    <w:abstractNumId w:val="103"/>
   </w:num>
-  <w:num w:numId="3" w16cid:durableId="135223426">
+  <w:num w:numId="7" w16cid:durableId="682978374">
+    <w:abstractNumId w:val="11"/>
+  </w:num>
+  <w:num w:numId="8" w16cid:durableId="547226891">
+    <w:abstractNumId w:val="67"/>
+  </w:num>
+  <w:num w:numId="9" w16cid:durableId="1837067978">
+    <w:abstractNumId w:val="97"/>
+  </w:num>
+  <w:num w:numId="10" w16cid:durableId="1054431885">
+    <w:abstractNumId w:val="42"/>
+  </w:num>
+  <w:num w:numId="11" w16cid:durableId="1085303694">
+    <w:abstractNumId w:val="20"/>
+  </w:num>
+  <w:num w:numId="12" w16cid:durableId="1896232719">
+    <w:abstractNumId w:val="28"/>
+  </w:num>
+  <w:num w:numId="13" w16cid:durableId="796876031">
+    <w:abstractNumId w:val="23"/>
+  </w:num>
+  <w:num w:numId="14" w16cid:durableId="285620234">
+    <w:abstractNumId w:val="102"/>
+  </w:num>
+  <w:num w:numId="15" w16cid:durableId="1748645538">
+    <w:abstractNumId w:val="53"/>
+  </w:num>
+  <w:num w:numId="16" w16cid:durableId="610824784">
+    <w:abstractNumId w:val="19"/>
+  </w:num>
+  <w:num w:numId="17" w16cid:durableId="382562386">
+    <w:abstractNumId w:val="92"/>
+  </w:num>
+  <w:num w:numId="18" w16cid:durableId="474179740">
+    <w:abstractNumId w:val="83"/>
+  </w:num>
+  <w:num w:numId="19" w16cid:durableId="785394232">
+    <w:abstractNumId w:val="38"/>
+  </w:num>
+  <w:num w:numId="20" w16cid:durableId="762840615">
+    <w:abstractNumId w:val="4"/>
+  </w:num>
+  <w:num w:numId="21" w16cid:durableId="2107461590">
+    <w:abstractNumId w:val="12"/>
+  </w:num>
+  <w:num w:numId="22" w16cid:durableId="1662655096">
+    <w:abstractNumId w:val="48"/>
+  </w:num>
+  <w:num w:numId="23" w16cid:durableId="1177768595">
     <w:abstractNumId w:val="77"/>
   </w:num>
-  <w:num w:numId="4" w16cid:durableId="1574004701">
-    <w:abstractNumId w:val="81"/>
+  <w:num w:numId="24" w16cid:durableId="1422025502">
+    <w:abstractNumId w:val="35"/>
   </w:num>
-  <w:num w:numId="5" w16cid:durableId="1039862054">
+  <w:num w:numId="25" w16cid:durableId="1255288017">
+    <w:abstractNumId w:val="88"/>
+  </w:num>
+  <w:num w:numId="26" w16cid:durableId="783352810">
+    <w:abstractNumId w:val="32"/>
+  </w:num>
+  <w:num w:numId="27" w16cid:durableId="1302342887">
+    <w:abstractNumId w:val="91"/>
+  </w:num>
+  <w:num w:numId="28" w16cid:durableId="1055548647">
+    <w:abstractNumId w:val="68"/>
+  </w:num>
+  <w:num w:numId="29" w16cid:durableId="2081555553">
+    <w:abstractNumId w:val="99"/>
+  </w:num>
+  <w:num w:numId="30" w16cid:durableId="589243998">
+    <w:abstractNumId w:val="15"/>
+  </w:num>
+  <w:num w:numId="31" w16cid:durableId="1972514018">
+    <w:abstractNumId w:val="60"/>
+  </w:num>
+  <w:num w:numId="32" w16cid:durableId="581257420">
+    <w:abstractNumId w:val="44"/>
+  </w:num>
+  <w:num w:numId="33" w16cid:durableId="1074932971">
+    <w:abstractNumId w:val="5"/>
+  </w:num>
+  <w:num w:numId="34" w16cid:durableId="78216252">
+    <w:abstractNumId w:val="46"/>
+  </w:num>
+  <w:num w:numId="35" w16cid:durableId="876429194">
     <w:abstractNumId w:val="22"/>
   </w:num>
-  <w:num w:numId="6" w16cid:durableId="662587344">
-    <w:abstractNumId w:val="94"/>
+  <w:num w:numId="36" w16cid:durableId="905146838">
+    <w:abstractNumId w:val="90"/>
   </w:num>
-  <w:num w:numId="7" w16cid:durableId="682978374">
-    <w:abstractNumId w:val="10"/>
+  <w:num w:numId="37" w16cid:durableId="546718641">
+    <w:abstractNumId w:val="27"/>
   </w:num>
-  <w:num w:numId="8" w16cid:durableId="547226891">
-    <w:abstractNumId w:val="62"/>
+  <w:num w:numId="38" w16cid:durableId="501940315">
+    <w:abstractNumId w:val="76"/>
   </w:num>
-  <w:num w:numId="9" w16cid:durableId="1837067978">
-    <w:abstractNumId w:val="88"/>
+  <w:num w:numId="39" w16cid:durableId="403841821">
+    <w:abstractNumId w:val="49"/>
   </w:num>
-  <w:num w:numId="10" w16cid:durableId="1054431885">
-    <w:abstractNumId w:val="39"/>
+  <w:num w:numId="40" w16cid:durableId="204217226">
+    <w:abstractNumId w:val="37"/>
   </w:num>
-  <w:num w:numId="11" w16cid:durableId="1085303694">
-    <w:abstractNumId w:val="18"/>
+  <w:num w:numId="41" w16cid:durableId="1070736296">
+    <w:abstractNumId w:val="16"/>
   </w:num>
-  <w:num w:numId="12" w16cid:durableId="1896232719">
-    <w:abstractNumId w:val="26"/>
+  <w:num w:numId="42" w16cid:durableId="1755390931">
+    <w:abstractNumId w:val="6"/>
   </w:num>
-  <w:num w:numId="13" w16cid:durableId="796876031">
-    <w:abstractNumId w:val="21"/>
+  <w:num w:numId="43" w16cid:durableId="1311866374">
+    <w:abstractNumId w:val="100"/>
   </w:num>
-  <w:num w:numId="14" w16cid:durableId="285620234">
+  <w:num w:numId="44" w16cid:durableId="660885854">
+    <w:abstractNumId w:val="52"/>
+  </w:num>
+  <w:num w:numId="45" w16cid:durableId="1675231510">
     <w:abstractNumId w:val="93"/>
   </w:num>
-  <w:num w:numId="15" w16cid:durableId="1748645538">
-    <w:abstractNumId w:val="50"/>
-  </w:num>
-  <w:num w:numId="16" w16cid:durableId="610824784">
-    <w:abstractNumId w:val="17"/>
-  </w:num>
-  <w:num w:numId="17" w16cid:durableId="382562386">
-    <w:abstractNumId w:val="84"/>
-  </w:num>
-  <w:num w:numId="18" w16cid:durableId="474179740">
-    <w:abstractNumId w:val="75"/>
-  </w:num>
-  <w:num w:numId="19" w16cid:durableId="785394232">
-    <w:abstractNumId w:val="35"/>
-  </w:num>
-  <w:num w:numId="20" w16cid:durableId="762840615">
-    <w:abstractNumId w:val="3"/>
-  </w:num>
-  <w:num w:numId="21" w16cid:durableId="2107461590">
-    <w:abstractNumId w:val="11"/>
-  </w:num>
-  <w:num w:numId="22" w16cid:durableId="1662655096">
-    <w:abstractNumId w:val="45"/>
-  </w:num>
-  <w:num w:numId="23" w16cid:durableId="1177768595">
-    <w:abstractNumId w:val="69"/>
-  </w:num>
-  <w:num w:numId="24" w16cid:durableId="1422025502">
-    <w:abstractNumId w:val="32"/>
-  </w:num>
-  <w:num w:numId="25" w16cid:durableId="1255288017">
-    <w:abstractNumId w:val="80"/>
-  </w:num>
-  <w:num w:numId="26" w16cid:durableId="783352810">
-    <w:abstractNumId w:val="29"/>
-  </w:num>
-  <w:num w:numId="27" w16cid:durableId="1302342887">
-    <w:abstractNumId w:val="83"/>
-  </w:num>
-  <w:num w:numId="28" w16cid:durableId="1055548647">
-    <w:abstractNumId w:val="63"/>
-  </w:num>
-  <w:num w:numId="29" w16cid:durableId="2081555553">
-    <w:abstractNumId w:val="90"/>
-  </w:num>
-  <w:num w:numId="30" w16cid:durableId="589243998">
-    <w:abstractNumId w:val="13"/>
-  </w:num>
-  <w:num w:numId="31" w16cid:durableId="1972514018">
-    <w:abstractNumId w:val="56"/>
-  </w:num>
-  <w:num w:numId="32" w16cid:durableId="581257420">
-    <w:abstractNumId w:val="41"/>
-  </w:num>
-  <w:num w:numId="33" w16cid:durableId="1074932971">
-    <w:abstractNumId w:val="4"/>
-  </w:num>
-  <w:num w:numId="34" w16cid:durableId="78216252">
-    <w:abstractNumId w:val="43"/>
-  </w:num>
-  <w:num w:numId="35" w16cid:durableId="876429194">
-    <w:abstractNumId w:val="20"/>
-  </w:num>
-  <w:num w:numId="36" w16cid:durableId="905146838">
-    <w:abstractNumId w:val="82"/>
-  </w:num>
-  <w:num w:numId="37" w16cid:durableId="546718641">
-    <w:abstractNumId w:val="25"/>
-  </w:num>
-  <w:num w:numId="38" w16cid:durableId="501940315">
-    <w:abstractNumId w:val="68"/>
-  </w:num>
-  <w:num w:numId="39" w16cid:durableId="403841821">
-    <w:abstractNumId w:val="46"/>
-  </w:num>
-  <w:num w:numId="40" w16cid:durableId="204217226">
-    <w:abstractNumId w:val="34"/>
-  </w:num>
-  <w:num w:numId="41" w16cid:durableId="1070736296">
-    <w:abstractNumId w:val="14"/>
-  </w:num>
-  <w:num w:numId="42" w16cid:durableId="1755390931">
-    <w:abstractNumId w:val="5"/>
-  </w:num>
-  <w:num w:numId="43" w16cid:durableId="1311866374">
-    <w:abstractNumId w:val="91"/>
-  </w:num>
-  <w:num w:numId="44" w16cid:durableId="660885854">
-    <w:abstractNumId w:val="49"/>
-  </w:num>
-  <w:num w:numId="45" w16cid:durableId="1675231510">
-    <w:abstractNumId w:val="85"/>
-  </w:num>
   <w:num w:numId="46" w16cid:durableId="1737699488">
-    <w:abstractNumId w:val="67"/>
+    <w:abstractNumId w:val="74"/>
     <w:lvlOverride w:ilvl="0">
       <w:lvl w:ilvl="0">
         <w:numFmt w:val="decimal"/>
@@ -13584,19 +17418,19 @@
     </w:lvlOverride>
   </w:num>
   <w:num w:numId="47" w16cid:durableId="1452360467">
-    <w:abstractNumId w:val="2"/>
+    <w:abstractNumId w:val="3"/>
   </w:num>
   <w:num w:numId="48" w16cid:durableId="17171648">
-    <w:abstractNumId w:val="76"/>
+    <w:abstractNumId w:val="84"/>
   </w:num>
   <w:num w:numId="49" w16cid:durableId="772633049">
-    <w:abstractNumId w:val="70"/>
+    <w:abstractNumId w:val="78"/>
   </w:num>
   <w:num w:numId="50" w16cid:durableId="725955918">
-    <w:abstractNumId w:val="86"/>
+    <w:abstractNumId w:val="95"/>
   </w:num>
   <w:num w:numId="51" w16cid:durableId="1680503989">
-    <w:abstractNumId w:val="86"/>
+    <w:abstractNumId w:val="95"/>
     <w:lvlOverride w:ilvl="0">
       <w:lvl w:ilvl="0">
         <w:numFmt w:val="decimal"/>
@@ -13606,6 +17440,88 @@
     </w:lvlOverride>
   </w:num>
   <w:num w:numId="52" w16cid:durableId="518591359">
+    <w:abstractNumId w:val="54"/>
+    <w:lvlOverride w:ilvl="0">
+      <w:lvl w:ilvl="0">
+        <w:numFmt w:val="decimal"/>
+        <w:lvlText w:val="%1."/>
+        <w:lvlJc w:val="left"/>
+      </w:lvl>
+    </w:lvlOverride>
+  </w:num>
+  <w:num w:numId="53" w16cid:durableId="1195655273">
+    <w:abstractNumId w:val="50"/>
+    <w:lvlOverride w:ilvl="0">
+      <w:lvl w:ilvl="0">
+        <w:numFmt w:val="decimal"/>
+        <w:lvlText w:val="%1."/>
+        <w:lvlJc w:val="left"/>
+      </w:lvl>
+    </w:lvlOverride>
+  </w:num>
+  <w:num w:numId="54" w16cid:durableId="1353805555">
+    <w:abstractNumId w:val="69"/>
+  </w:num>
+  <w:num w:numId="55" w16cid:durableId="473789750">
+    <w:abstractNumId w:val="31"/>
+    <w:lvlOverride w:ilvl="0">
+      <w:lvl w:ilvl="0">
+        <w:numFmt w:val="decimal"/>
+        <w:lvlText w:val="%1."/>
+        <w:lvlJc w:val="left"/>
+      </w:lvl>
+    </w:lvlOverride>
+  </w:num>
+  <w:num w:numId="56" w16cid:durableId="1199466283">
+    <w:abstractNumId w:val="9"/>
+    <w:lvlOverride w:ilvl="0">
+      <w:lvl w:ilvl="0">
+        <w:numFmt w:val="decimal"/>
+        <w:lvlText w:val="%1."/>
+        <w:lvlJc w:val="left"/>
+      </w:lvl>
+    </w:lvlOverride>
+  </w:num>
+  <w:num w:numId="57" w16cid:durableId="331181608">
+    <w:abstractNumId w:val="40"/>
+  </w:num>
+  <w:num w:numId="58" w16cid:durableId="320432017">
+    <w:abstractNumId w:val="81"/>
+  </w:num>
+  <w:num w:numId="59" w16cid:durableId="1437825401">
+    <w:abstractNumId w:val="87"/>
+  </w:num>
+  <w:num w:numId="60" w16cid:durableId="351759628">
+    <w:abstractNumId w:val="39"/>
+  </w:num>
+  <w:num w:numId="61" w16cid:durableId="1120536897">
+    <w:abstractNumId w:val="96"/>
+  </w:num>
+  <w:num w:numId="62" w16cid:durableId="1784425250">
+    <w:abstractNumId w:val="80"/>
+  </w:num>
+  <w:num w:numId="63" w16cid:durableId="2107579399">
+    <w:abstractNumId w:val="98"/>
+  </w:num>
+  <w:num w:numId="64" w16cid:durableId="1336035154">
+    <w:abstractNumId w:val="29"/>
+  </w:num>
+  <w:num w:numId="65" w16cid:durableId="1833448695">
+    <w:abstractNumId w:val="18"/>
+  </w:num>
+  <w:num w:numId="66" w16cid:durableId="633826675">
+    <w:abstractNumId w:val="82"/>
+  </w:num>
+  <w:num w:numId="67" w16cid:durableId="1287657930">
+    <w:abstractNumId w:val="25"/>
+  </w:num>
+  <w:num w:numId="68" w16cid:durableId="865364173">
+    <w:abstractNumId w:val="71"/>
+  </w:num>
+  <w:num w:numId="69" w16cid:durableId="437530404">
+    <w:abstractNumId w:val="56"/>
+  </w:num>
+  <w:num w:numId="70" w16cid:durableId="1332684657">
     <w:abstractNumId w:val="51"/>
     <w:lvlOverride w:ilvl="0">
       <w:lvl w:ilvl="0">
@@ -13615,93 +17531,11 @@
       </w:lvl>
     </w:lvlOverride>
   </w:num>
-  <w:num w:numId="53" w16cid:durableId="1195655273">
-    <w:abstractNumId w:val="47"/>
-    <w:lvlOverride w:ilvl="0">
-      <w:lvl w:ilvl="0">
-        <w:numFmt w:val="decimal"/>
-        <w:lvlText w:val="%1."/>
-        <w:lvlJc w:val="left"/>
-      </w:lvl>
-    </w:lvlOverride>
-  </w:num>
-  <w:num w:numId="54" w16cid:durableId="1353805555">
-    <w:abstractNumId w:val="64"/>
-  </w:num>
-  <w:num w:numId="55" w16cid:durableId="473789750">
-    <w:abstractNumId w:val="28"/>
-    <w:lvlOverride w:ilvl="0">
-      <w:lvl w:ilvl="0">
-        <w:numFmt w:val="decimal"/>
-        <w:lvlText w:val="%1."/>
-        <w:lvlJc w:val="left"/>
-      </w:lvl>
-    </w:lvlOverride>
-  </w:num>
-  <w:num w:numId="56" w16cid:durableId="1199466283">
-    <w:abstractNumId w:val="8"/>
-    <w:lvlOverride w:ilvl="0">
-      <w:lvl w:ilvl="0">
-        <w:numFmt w:val="decimal"/>
-        <w:lvlText w:val="%1."/>
-        <w:lvlJc w:val="left"/>
-      </w:lvl>
-    </w:lvlOverride>
-  </w:num>
-  <w:num w:numId="57" w16cid:durableId="331181608">
-    <w:abstractNumId w:val="37"/>
-  </w:num>
-  <w:num w:numId="58" w16cid:durableId="320432017">
-    <w:abstractNumId w:val="73"/>
-  </w:num>
-  <w:num w:numId="59" w16cid:durableId="1437825401">
-    <w:abstractNumId w:val="79"/>
-  </w:num>
-  <w:num w:numId="60" w16cid:durableId="351759628">
-    <w:abstractNumId w:val="36"/>
-  </w:num>
-  <w:num w:numId="61" w16cid:durableId="1120536897">
-    <w:abstractNumId w:val="87"/>
-  </w:num>
-  <w:num w:numId="62" w16cid:durableId="1784425250">
-    <w:abstractNumId w:val="72"/>
-  </w:num>
-  <w:num w:numId="63" w16cid:durableId="2107579399">
-    <w:abstractNumId w:val="89"/>
-  </w:num>
-  <w:num w:numId="64" w16cid:durableId="1336035154">
-    <w:abstractNumId w:val="27"/>
-  </w:num>
-  <w:num w:numId="65" w16cid:durableId="1833448695">
-    <w:abstractNumId w:val="16"/>
-  </w:num>
-  <w:num w:numId="66" w16cid:durableId="633826675">
-    <w:abstractNumId w:val="74"/>
-  </w:num>
-  <w:num w:numId="67" w16cid:durableId="1287657930">
-    <w:abstractNumId w:val="23"/>
-  </w:num>
-  <w:num w:numId="68" w16cid:durableId="865364173">
-    <w:abstractNumId w:val="66"/>
-  </w:num>
-  <w:num w:numId="69" w16cid:durableId="437530404">
-    <w:abstractNumId w:val="53"/>
-  </w:num>
-  <w:num w:numId="70" w16cid:durableId="1332684657">
-    <w:abstractNumId w:val="48"/>
-    <w:lvlOverride w:ilvl="0">
-      <w:lvl w:ilvl="0">
-        <w:numFmt w:val="decimal"/>
-        <w:lvlText w:val="%1."/>
-        <w:lvlJc w:val="left"/>
-      </w:lvl>
-    </w:lvlOverride>
-  </w:num>
   <w:num w:numId="71" w16cid:durableId="118182967">
-    <w:abstractNumId w:val="92"/>
+    <w:abstractNumId w:val="101"/>
   </w:num>
   <w:num w:numId="72" w16cid:durableId="1049574425">
-    <w:abstractNumId w:val="92"/>
+    <w:abstractNumId w:val="101"/>
     <w:lvlOverride w:ilvl="0">
       <w:lvl w:ilvl="0">
         <w:numFmt w:val="decimal"/>
@@ -13711,10 +17545,10 @@
     </w:lvlOverride>
   </w:num>
   <w:num w:numId="73" w16cid:durableId="1023285337">
-    <w:abstractNumId w:val="6"/>
+    <w:abstractNumId w:val="7"/>
   </w:num>
   <w:num w:numId="74" w16cid:durableId="1914850878">
-    <w:abstractNumId w:val="38"/>
+    <w:abstractNumId w:val="41"/>
     <w:lvlOverride w:ilvl="0">
       <w:lvl w:ilvl="0">
         <w:numFmt w:val="decimal"/>
@@ -13724,10 +17558,10 @@
     </w:lvlOverride>
   </w:num>
   <w:num w:numId="75" w16cid:durableId="681930253">
-    <w:abstractNumId w:val="60"/>
+    <w:abstractNumId w:val="65"/>
   </w:num>
   <w:num w:numId="76" w16cid:durableId="1756785602">
-    <w:abstractNumId w:val="52"/>
+    <w:abstractNumId w:val="55"/>
     <w:lvlOverride w:ilvl="0">
       <w:lvl w:ilvl="0">
         <w:numFmt w:val="decimal"/>
@@ -13737,6 +17571,56 @@
     </w:lvlOverride>
   </w:num>
   <w:num w:numId="77" w16cid:durableId="1583416818">
+    <w:abstractNumId w:val="62"/>
+    <w:lvlOverride w:ilvl="0">
+      <w:lvl w:ilvl="0">
+        <w:numFmt w:val="decimal"/>
+        <w:lvlText w:val="%1."/>
+        <w:lvlJc w:val="left"/>
+      </w:lvl>
+    </w:lvlOverride>
+  </w:num>
+  <w:num w:numId="78" w16cid:durableId="553809038">
+    <w:abstractNumId w:val="14"/>
+    <w:lvlOverride w:ilvl="0">
+      <w:lvl w:ilvl="0">
+        <w:numFmt w:val="decimal"/>
+        <w:lvlText w:val="%1."/>
+        <w:lvlJc w:val="left"/>
+      </w:lvl>
+    </w:lvlOverride>
+  </w:num>
+  <w:num w:numId="79" w16cid:durableId="716396572">
+    <w:abstractNumId w:val="34"/>
+    <w:lvlOverride w:ilvl="0">
+      <w:lvl w:ilvl="0">
+        <w:numFmt w:val="decimal"/>
+        <w:lvlText w:val="%1."/>
+        <w:lvlJc w:val="left"/>
+      </w:lvl>
+    </w:lvlOverride>
+  </w:num>
+  <w:num w:numId="80" w16cid:durableId="1814129752">
+    <w:abstractNumId w:val="45"/>
+    <w:lvlOverride w:ilvl="0">
+      <w:lvl w:ilvl="0">
+        <w:numFmt w:val="decimal"/>
+        <w:lvlText w:val="%1."/>
+        <w:lvlJc w:val="left"/>
+      </w:lvl>
+    </w:lvlOverride>
+  </w:num>
+  <w:num w:numId="81" w16cid:durableId="825627297">
+    <w:abstractNumId w:val="21"/>
+    <w:lvlOverride w:ilvl="0">
+      <w:lvl w:ilvl="0">
+        <w:numFmt w:val="decimal"/>
+        <w:lvlText w:val="%1."/>
+        <w:lvlJc w:val="left"/>
+      </w:lvl>
+    </w:lvlOverride>
+  </w:num>
+  <w:num w:numId="82" w16cid:durableId="378943093">
     <w:abstractNumId w:val="57"/>
     <w:lvlOverride w:ilvl="0">
       <w:lvl w:ilvl="0">
@@ -13746,115 +17630,92 @@
       </w:lvl>
     </w:lvlOverride>
   </w:num>
-  <w:num w:numId="78" w16cid:durableId="553809038">
-    <w:abstractNumId w:val="12"/>
-    <w:lvlOverride w:ilvl="0">
-      <w:lvl w:ilvl="0">
-        <w:numFmt w:val="decimal"/>
-        <w:lvlText w:val="%1."/>
-        <w:lvlJc w:val="left"/>
-      </w:lvl>
-    </w:lvlOverride>
-  </w:num>
-  <w:num w:numId="79" w16cid:durableId="716396572">
-    <w:abstractNumId w:val="31"/>
-    <w:lvlOverride w:ilvl="0">
-      <w:lvl w:ilvl="0">
-        <w:numFmt w:val="decimal"/>
-        <w:lvlText w:val="%1."/>
-        <w:lvlJc w:val="left"/>
-      </w:lvl>
-    </w:lvlOverride>
-  </w:num>
-  <w:num w:numId="80" w16cid:durableId="1814129752">
-    <w:abstractNumId w:val="42"/>
-    <w:lvlOverride w:ilvl="0">
-      <w:lvl w:ilvl="0">
-        <w:numFmt w:val="decimal"/>
-        <w:lvlText w:val="%1."/>
-        <w:lvlJc w:val="left"/>
-      </w:lvl>
-    </w:lvlOverride>
-  </w:num>
-  <w:num w:numId="81" w16cid:durableId="825627297">
-    <w:abstractNumId w:val="19"/>
-    <w:lvlOverride w:ilvl="0">
-      <w:lvl w:ilvl="0">
-        <w:numFmt w:val="decimal"/>
-        <w:lvlText w:val="%1."/>
-        <w:lvlJc w:val="left"/>
-      </w:lvl>
-    </w:lvlOverride>
-  </w:num>
-  <w:num w:numId="82" w16cid:durableId="378943093">
-    <w:abstractNumId w:val="54"/>
-    <w:lvlOverride w:ilvl="0">
-      <w:lvl w:ilvl="0">
-        <w:numFmt w:val="decimal"/>
-        <w:lvlText w:val="%1."/>
-        <w:lvlJc w:val="left"/>
-      </w:lvl>
-    </w:lvlOverride>
-  </w:num>
   <w:num w:numId="83" w16cid:durableId="1470324670">
-    <w:abstractNumId w:val="40"/>
+    <w:abstractNumId w:val="43"/>
   </w:num>
   <w:num w:numId="84" w16cid:durableId="1227914454">
-    <w:abstractNumId w:val="71"/>
+    <w:abstractNumId w:val="79"/>
   </w:num>
   <w:num w:numId="85" w16cid:durableId="530384528">
-    <w:abstractNumId w:val="78"/>
+    <w:abstractNumId w:val="86"/>
   </w:num>
   <w:num w:numId="86" w16cid:durableId="176047904">
-    <w:abstractNumId w:val="15"/>
+    <w:abstractNumId w:val="17"/>
   </w:num>
   <w:num w:numId="87" w16cid:durableId="1857037091">
-    <w:abstractNumId w:val="30"/>
+    <w:abstractNumId w:val="33"/>
   </w:num>
   <w:num w:numId="88" w16cid:durableId="977416030">
-    <w:abstractNumId w:val="65"/>
+    <w:abstractNumId w:val="70"/>
   </w:num>
   <w:num w:numId="89" w16cid:durableId="1155877190">
-    <w:abstractNumId w:val="55"/>
+    <w:abstractNumId w:val="59"/>
   </w:num>
   <w:num w:numId="90" w16cid:durableId="1104838272">
-    <w:abstractNumId w:val="61"/>
+    <w:abstractNumId w:val="66"/>
   </w:num>
   <w:num w:numId="91" w16cid:durableId="265776366">
-    <w:abstractNumId w:val="33"/>
+    <w:abstractNumId w:val="36"/>
   </w:num>
   <w:num w:numId="92" w16cid:durableId="1697073298">
-    <w:abstractNumId w:val="33"/>
+    <w:abstractNumId w:val="36"/>
   </w:num>
   <w:num w:numId="93" w16cid:durableId="729116420">
-    <w:abstractNumId w:val="33"/>
+    <w:abstractNumId w:val="36"/>
   </w:num>
   <w:num w:numId="94" w16cid:durableId="2102603600">
-    <w:abstractNumId w:val="33"/>
+    <w:abstractNumId w:val="36"/>
   </w:num>
   <w:num w:numId="95" w16cid:durableId="1716656734">
     <w:abstractNumId w:val="1"/>
   </w:num>
   <w:num w:numId="96" w16cid:durableId="2098089840">
-    <w:abstractNumId w:val="33"/>
+    <w:abstractNumId w:val="36"/>
   </w:num>
   <w:num w:numId="97" w16cid:durableId="1565946378">
     <w:abstractNumId w:val="0"/>
   </w:num>
   <w:num w:numId="98" w16cid:durableId="307517616">
-    <w:abstractNumId w:val="9"/>
+    <w:abstractNumId w:val="10"/>
   </w:num>
   <w:num w:numId="99" w16cid:durableId="684555325">
+    <w:abstractNumId w:val="63"/>
+  </w:num>
+  <w:num w:numId="100" w16cid:durableId="142507249">
+    <w:abstractNumId w:val="8"/>
+  </w:num>
+  <w:num w:numId="101" w16cid:durableId="2059666443">
+    <w:abstractNumId w:val="64"/>
+  </w:num>
+  <w:num w:numId="102" w16cid:durableId="2000230212">
+    <w:abstractNumId w:val="47"/>
+  </w:num>
+  <w:num w:numId="103" w16cid:durableId="1127819161">
+    <w:abstractNumId w:val="75"/>
+  </w:num>
+  <w:num w:numId="104" w16cid:durableId="1976831986">
+    <w:abstractNumId w:val="30"/>
+  </w:num>
+  <w:num w:numId="105" w16cid:durableId="940454316">
+    <w:abstractNumId w:val="13"/>
+  </w:num>
+  <w:num w:numId="106" w16cid:durableId="1038891476">
+    <w:abstractNumId w:val="72"/>
+  </w:num>
+  <w:num w:numId="107" w16cid:durableId="1802772782">
     <w:abstractNumId w:val="58"/>
   </w:num>
-  <w:num w:numId="100" w16cid:durableId="142507249">
-    <w:abstractNumId w:val="7"/>
+  <w:num w:numId="108" w16cid:durableId="1730231344">
+    <w:abstractNumId w:val="61"/>
   </w:num>
-  <w:num w:numId="101" w16cid:durableId="2059666443">
-    <w:abstractNumId w:val="59"/>
+  <w:num w:numId="109" w16cid:durableId="2043968429">
+    <w:abstractNumId w:val="2"/>
   </w:num>
-  <w:num w:numId="102" w16cid:durableId="2000230212">
-    <w:abstractNumId w:val="44"/>
+  <w:num w:numId="110" w16cid:durableId="1871800186">
+    <w:abstractNumId w:val="73"/>
+  </w:num>
+  <w:num w:numId="111" w16cid:durableId="1448501867">
+    <w:abstractNumId w:val="94"/>
   </w:num>
   <w:numIdMacAtCleanup w:val="42"/>
 </w:numbering>
@@ -14641,7 +18502,6 @@
     <w:name w:val="Normal (Web)"/>
     <w:basedOn w:val="Normal"/>
     <w:uiPriority w:val="99"/>
-    <w:semiHidden/>
     <w:unhideWhenUsed/>
     <w:rsid w:val="00AC59DA"/>
     <w:pPr>
@@ -15503,6 +19363,19 @@
       <w:b/>
       <w:sz w:val="36"/>
       <w:szCs w:val="40"/>
+    </w:rPr>
+  </w:style>
+  <w:style w:type="character" w:styleId="HTMLCode">
+    <w:name w:val="HTML Code"/>
+    <w:basedOn w:val="DefaultParagraphFont"/>
+    <w:uiPriority w:val="99"/>
+    <w:semiHidden/>
+    <w:unhideWhenUsed/>
+    <w:rsid w:val="00C026D4"/>
+    <w:rPr>
+      <w:rFonts w:ascii="Courier New" w:eastAsia="Times New Roman" w:hAnsi="Courier New" w:cs="Courier New"/>
+      <w:sz w:val="20"/>
+      <w:szCs w:val="20"/>
     </w:rPr>
   </w:style>
 </w:styles>

--- a/docs/deliverables/3.1/Deliverable 3-1 Design and GUI- Submission - Submission.docx
+++ b/docs/deliverables/3.1/Deliverable 3-1 Design and GUI- Submission - Submission.docx
@@ -5430,6 +5430,717 @@
       <w:bookmarkEnd w:id="31"/>
     </w:p>
     <w:p>
+      <w:r>
+        <w:t xml:space="preserve">This section presents the initial JavaFX GUI implementation of </w:t>
+      </w:r>
+      <w:proofErr w:type="spellStart"/>
+      <w:r>
+        <w:t>SmartBudget</w:t>
+      </w:r>
+      <w:proofErr w:type="spellEnd"/>
+      <w:r>
+        <w:t xml:space="preserve">. The goal of the GUI in this iteration is to demonstrate the main user workflows through a clear interface and consistent navigation. The GUI is organized into three primary areas: </w:t>
+      </w:r>
+      <w:r>
+        <w:rPr>
+          <w:b/>
+          <w:bCs/>
+        </w:rPr>
+        <w:t>Transactions</w:t>
+      </w:r>
+      <w:r>
+        <w:t xml:space="preserve">, </w:t>
+      </w:r>
+      <w:r>
+        <w:rPr>
+          <w:b/>
+          <w:bCs/>
+        </w:rPr>
+        <w:t>Budgets</w:t>
+      </w:r>
+      <w:r>
+        <w:t xml:space="preserve">, and </w:t>
+      </w:r>
+      <w:r>
+        <w:rPr>
+          <w:b/>
+          <w:bCs/>
+        </w:rPr>
+        <w:t>Reports</w:t>
+      </w:r>
+      <w:r>
+        <w:t>. Each screen is connected to the service layer through controllers so that user actions (such as adding a transaction or setting a budget) immediately update what is shown on the screen. The screenshots in the subsections below provide evidence of the implemented pages and dialogs, and they show how the user can move through the system to complete the main tasks.</w:t>
+      </w:r>
+    </w:p>
+    <w:p>
+      <w:pPr>
+        <w:pStyle w:val="Heading2"/>
+      </w:pPr>
+      <w:r>
+        <w:lastRenderedPageBreak/>
+        <w:t>UI Structure and Navigation</w:t>
+      </w:r>
+    </w:p>
+    <w:p>
+      <w:r>
+        <w:t xml:space="preserve">The </w:t>
+      </w:r>
+      <w:proofErr w:type="spellStart"/>
+      <w:r>
+        <w:t>SmartBudget</w:t>
+      </w:r>
+      <w:proofErr w:type="spellEnd"/>
+      <w:r>
+        <w:t xml:space="preserve"> interface follows a simple multi-page layout. Users can navigate between the main pages (Transactions, Budgets, Reports) using the application’s navigation controls. Each page focuses on one primary task and uses modal dialogs for create/edit actions to keep the workflow clear and avoid clutter. After the user submits a form (for example, adding a transaction or saving a budget), the system validates the inputs, performs the requested action through the service layer, and refreshes the page with updated data.</w:t>
+      </w:r>
+    </w:p>
+    <w:p>
+      <w:pPr>
+        <w:pStyle w:val="Heading2"/>
+      </w:pPr>
+      <w:r>
+        <w:t>Transactions UI</w:t>
+      </w:r>
+    </w:p>
+    <w:p>
+      <w:pPr>
+        <w:pStyle w:val="Heading3"/>
+      </w:pPr>
+      <w:r>
+        <w:t>Transactions Page</w:t>
+      </w:r>
+    </w:p>
+    <w:p>
+      <w:r>
+        <w:t>The Transactions page is the main workspace for viewing recorded transactions. It displays a list/table of transactions and provides controls for common actions such as adding a new transaction and selecting an existing transaction for editing or deletion. The page is designed to make it easy for users to review their recent activity and manage entries without leaving the Transactions module.</w:t>
+      </w:r>
+    </w:p>
+    <w:p/>
+    <w:p>
+      <w:pPr>
+        <w:rPr>
+          <w:color w:val="EE0000"/>
+          <w:sz w:val="28"/>
+          <w:szCs w:val="24"/>
+          <w:highlight w:val="yellow"/>
+        </w:rPr>
+      </w:pPr>
+      <w:r>
+        <w:rPr>
+          <w:color w:val="EE0000"/>
+          <w:sz w:val="28"/>
+          <w:szCs w:val="24"/>
+          <w:highlight w:val="yellow"/>
+        </w:rPr>
+        <w:t>Insert screenshot: Transactions page</w:t>
+      </w:r>
+    </w:p>
+    <w:p>
+      <w:pPr>
+        <w:rPr>
+          <w:color w:val="EE0000"/>
+          <w:sz w:val="28"/>
+          <w:szCs w:val="24"/>
+          <w:highlight w:val="yellow"/>
+        </w:rPr>
+      </w:pPr>
+    </w:p>
+    <w:p>
+      <w:pPr>
+        <w:rPr>
+          <w:color w:val="EE0000"/>
+          <w:sz w:val="28"/>
+          <w:szCs w:val="24"/>
+        </w:rPr>
+      </w:pPr>
+      <w:r>
+        <w:rPr>
+          <w:color w:val="EE0000"/>
+          <w:sz w:val="28"/>
+          <w:szCs w:val="24"/>
+          <w:highlight w:val="yellow"/>
+        </w:rPr>
+        <w:t>Figure 8.1: Transactions Page (List/Table View)</w:t>
+      </w:r>
+    </w:p>
+    <w:p>
+      <w:pPr>
+        <w:pStyle w:val="Heading3"/>
+      </w:pPr>
+      <w:r>
+        <w:t>Add Transaction Modal</w:t>
+      </w:r>
+    </w:p>
+    <w:p>
+      <w:r>
+        <w:t xml:space="preserve">The Add Transaction modal allows the user to record a new transaction by entering the required details (for example: type, category, amount, date, and an optional note). When the user clicks “Save/Add,” the controller sends the input to the service layer for validation and transaction creation. If the input is valid, the transaction is added and the Transactions page refreshes to show the new entry. If the input is invalid, the modal displays an error </w:t>
+      </w:r>
+      <w:proofErr w:type="gramStart"/>
+      <w:r>
+        <w:t>message</w:t>
+      </w:r>
+      <w:proofErr w:type="gramEnd"/>
+      <w:r>
+        <w:t xml:space="preserve"> and the transaction is not saved.</w:t>
+      </w:r>
+    </w:p>
+    <w:p/>
+    <w:p>
+      <w:pPr>
+        <w:rPr>
+          <w:color w:val="EE0000"/>
+          <w:sz w:val="32"/>
+          <w:szCs w:val="28"/>
+          <w:highlight w:val="yellow"/>
+        </w:rPr>
+      </w:pPr>
+      <w:r>
+        <w:rPr>
+          <w:color w:val="EE0000"/>
+          <w:sz w:val="32"/>
+          <w:szCs w:val="28"/>
+          <w:highlight w:val="yellow"/>
+        </w:rPr>
+        <w:t>Insert screenshot: Add transaction modal</w:t>
+      </w:r>
+    </w:p>
+    <w:p>
+      <w:pPr>
+        <w:rPr>
+          <w:color w:val="EE0000"/>
+          <w:sz w:val="32"/>
+          <w:szCs w:val="28"/>
+          <w:highlight w:val="yellow"/>
+        </w:rPr>
+      </w:pPr>
+    </w:p>
+    <w:p>
+      <w:pPr>
+        <w:rPr>
+          <w:color w:val="EE0000"/>
+          <w:sz w:val="32"/>
+          <w:szCs w:val="28"/>
+        </w:rPr>
+      </w:pPr>
+      <w:r>
+        <w:rPr>
+          <w:color w:val="EE0000"/>
+          <w:sz w:val="32"/>
+          <w:szCs w:val="28"/>
+          <w:highlight w:val="yellow"/>
+        </w:rPr>
+        <w:t>Figure 8.2: Add Transaction Modal</w:t>
+      </w:r>
+    </w:p>
+    <w:p>
+      <w:pPr>
+        <w:pStyle w:val="Heading3"/>
+      </w:pPr>
+      <w:r>
+        <w:lastRenderedPageBreak/>
+        <w:t>Edit Transaction Modal</w:t>
+      </w:r>
+    </w:p>
+    <w:p>
+      <w:r>
+        <w:t>The Edit Transaction modal is used to update an existing transaction. The user selects a transaction from the list and chooses the edit option. The modal opens with the current values pre-filled to reduce user effort and prevent mistakes. Once the user submits changes, the controller validates the updated fields through the service layer and then updates the transaction in the system. The Transactions page refreshes to reflect the updated information.</w:t>
+      </w:r>
+    </w:p>
+    <w:p/>
+    <w:p>
+      <w:pPr>
+        <w:rPr>
+          <w:color w:val="EE0000"/>
+          <w:sz w:val="28"/>
+          <w:szCs w:val="24"/>
+          <w:highlight w:val="yellow"/>
+        </w:rPr>
+      </w:pPr>
+      <w:r>
+        <w:rPr>
+          <w:color w:val="EE0000"/>
+          <w:sz w:val="28"/>
+          <w:szCs w:val="24"/>
+          <w:highlight w:val="yellow"/>
+        </w:rPr>
+        <w:t>Insert screenshot: Edit transaction modal</w:t>
+      </w:r>
+    </w:p>
+    <w:p>
+      <w:pPr>
+        <w:rPr>
+          <w:color w:val="EE0000"/>
+          <w:sz w:val="28"/>
+          <w:szCs w:val="24"/>
+          <w:highlight w:val="yellow"/>
+        </w:rPr>
+      </w:pPr>
+    </w:p>
+    <w:p>
+      <w:pPr>
+        <w:rPr>
+          <w:color w:val="EE0000"/>
+          <w:sz w:val="28"/>
+          <w:szCs w:val="24"/>
+        </w:rPr>
+      </w:pPr>
+      <w:r>
+        <w:rPr>
+          <w:color w:val="EE0000"/>
+          <w:sz w:val="28"/>
+          <w:szCs w:val="24"/>
+          <w:highlight w:val="yellow"/>
+        </w:rPr>
+        <w:t>Figure 8.3: Edit Transaction Modal (Pre-filled Fields)</w:t>
+      </w:r>
+    </w:p>
+    <w:p>
+      <w:pPr>
+        <w:pStyle w:val="Heading3"/>
+      </w:pPr>
+      <w:r>
+        <w:t>Delete Transaction Confirmation</w:t>
+      </w:r>
+    </w:p>
+    <w:p>
+      <w:r>
+        <w:t xml:space="preserve">The Delete Transaction flow is implemented as a confirmation dialog to prevent accidental removals. The user selects a transaction and chooses </w:t>
+      </w:r>
+      <w:proofErr w:type="gramStart"/>
+      <w:r>
+        <w:t>delete</w:t>
+      </w:r>
+      <w:proofErr w:type="gramEnd"/>
+      <w:r>
+        <w:t>. The system prompts the user to confirm the action. If confirmed, the controller calls the service layer to remove the selected transaction, and the Transactions page refreshes so the deleted entry is no longer shown.</w:t>
+      </w:r>
+    </w:p>
+    <w:p/>
+    <w:p>
+      <w:pPr>
+        <w:rPr>
+          <w:color w:val="EE0000"/>
+          <w:sz w:val="28"/>
+          <w:szCs w:val="24"/>
+          <w:highlight w:val="yellow"/>
+        </w:rPr>
+      </w:pPr>
+      <w:r>
+        <w:rPr>
+          <w:color w:val="EE0000"/>
+          <w:sz w:val="28"/>
+          <w:szCs w:val="24"/>
+          <w:highlight w:val="yellow"/>
+        </w:rPr>
+        <w:t>Insert screenshot: Delete confirmation dialog (if available)</w:t>
+      </w:r>
+    </w:p>
+    <w:p>
+      <w:pPr>
+        <w:rPr>
+          <w:color w:val="EE0000"/>
+          <w:sz w:val="28"/>
+          <w:szCs w:val="24"/>
+          <w:highlight w:val="yellow"/>
+        </w:rPr>
+      </w:pPr>
+    </w:p>
+    <w:p>
+      <w:pPr>
+        <w:rPr>
+          <w:color w:val="EE0000"/>
+          <w:sz w:val="28"/>
+          <w:szCs w:val="24"/>
+        </w:rPr>
+      </w:pPr>
+      <w:r>
+        <w:rPr>
+          <w:color w:val="EE0000"/>
+          <w:sz w:val="28"/>
+          <w:szCs w:val="24"/>
+          <w:highlight w:val="yellow"/>
+        </w:rPr>
+        <w:t>Figure 8.4: Delete Transaction Confirmation Dialog</w:t>
+      </w:r>
+    </w:p>
+    <w:p>
+      <w:pPr>
+        <w:pStyle w:val="Heading2"/>
+      </w:pPr>
+      <w:r>
+        <w:t>Budgets UI</w:t>
+      </w:r>
+    </w:p>
+    <w:p>
+      <w:pPr>
+        <w:pStyle w:val="Heading3"/>
+      </w:pPr>
+      <w:r>
+        <w:t>Budgets</w:t>
+      </w:r>
+      <w:r>
+        <w:t xml:space="preserve"> Page</w:t>
+      </w:r>
+    </w:p>
+    <w:p>
+      <w:r>
+        <w:t>The Budgets page allows the user to view and manage monthly budgets by category. The page shows existing budgets (such as category limits) and provides actions to add a new budget or update/delete an existing one. This page supports the budgeting workflow and helps the user compare planned spending (budgets) with actual spending (transactions).</w:t>
+      </w:r>
+    </w:p>
+    <w:p>
+      <w:pPr>
+        <w:rPr>
+          <w:color w:val="EE0000"/>
+          <w:sz w:val="32"/>
+          <w:szCs w:val="28"/>
+          <w:highlight w:val="yellow"/>
+        </w:rPr>
+      </w:pPr>
+      <w:r>
+        <w:rPr>
+          <w:color w:val="EE0000"/>
+          <w:sz w:val="32"/>
+          <w:szCs w:val="28"/>
+          <w:highlight w:val="yellow"/>
+        </w:rPr>
+        <w:t>Insert screenshot: Budgets page</w:t>
+      </w:r>
+    </w:p>
+    <w:p>
+      <w:pPr>
+        <w:rPr>
+          <w:color w:val="EE0000"/>
+          <w:sz w:val="32"/>
+          <w:szCs w:val="28"/>
+          <w:highlight w:val="yellow"/>
+        </w:rPr>
+      </w:pPr>
+    </w:p>
+    <w:p>
+      <w:pPr>
+        <w:rPr>
+          <w:color w:val="EE0000"/>
+          <w:sz w:val="32"/>
+          <w:szCs w:val="28"/>
+        </w:rPr>
+      </w:pPr>
+      <w:r>
+        <w:rPr>
+          <w:color w:val="EE0000"/>
+          <w:sz w:val="32"/>
+          <w:szCs w:val="28"/>
+          <w:highlight w:val="yellow"/>
+        </w:rPr>
+        <w:t>Figure 8.5: Budgets Page</w:t>
+      </w:r>
+    </w:p>
+    <w:p>
+      <w:pPr>
+        <w:pStyle w:val="Heading3"/>
+      </w:pPr>
+      <w:r>
+        <w:lastRenderedPageBreak/>
+        <w:t xml:space="preserve">Add </w:t>
+      </w:r>
+      <w:r>
+        <w:t>Budget</w:t>
+      </w:r>
+      <w:r>
+        <w:t xml:space="preserve"> Modal</w:t>
+      </w:r>
+    </w:p>
+    <w:p>
+      <w:r>
+        <w:t>The Add Budget modal allows the user to create a monthly budget by selecting a category and entering a spending limit for a given month. When submitted, the controller validates the inputs (for example, checking valid numbers and required fields) and then saves the budget through the service layer. If the operation succeeds, the Budgets page refreshes to show the newly created budget.</w:t>
+      </w:r>
+    </w:p>
+    <w:p/>
+    <w:p>
+      <w:pPr>
+        <w:rPr>
+          <w:color w:val="EE0000"/>
+          <w:sz w:val="32"/>
+          <w:szCs w:val="28"/>
+          <w:highlight w:val="yellow"/>
+        </w:rPr>
+      </w:pPr>
+      <w:r>
+        <w:rPr>
+          <w:color w:val="EE0000"/>
+          <w:sz w:val="32"/>
+          <w:szCs w:val="28"/>
+          <w:highlight w:val="yellow"/>
+        </w:rPr>
+        <w:t>Insert screenshot: Add budget modal</w:t>
+      </w:r>
+    </w:p>
+    <w:p>
+      <w:pPr>
+        <w:rPr>
+          <w:color w:val="EE0000"/>
+          <w:sz w:val="32"/>
+          <w:szCs w:val="28"/>
+          <w:highlight w:val="yellow"/>
+        </w:rPr>
+      </w:pPr>
+    </w:p>
+    <w:p>
+      <w:pPr>
+        <w:rPr>
+          <w:color w:val="EE0000"/>
+          <w:sz w:val="32"/>
+          <w:szCs w:val="28"/>
+        </w:rPr>
+      </w:pPr>
+      <w:r>
+        <w:rPr>
+          <w:color w:val="EE0000"/>
+          <w:sz w:val="32"/>
+          <w:szCs w:val="28"/>
+          <w:highlight w:val="yellow"/>
+        </w:rPr>
+        <w:t>Figure 8.6: Add Budget Modal</w:t>
+      </w:r>
+    </w:p>
+    <w:p>
+      <w:pPr>
+        <w:pStyle w:val="Heading3"/>
+      </w:pPr>
+      <w:r>
+        <w:t xml:space="preserve">Edit </w:t>
+      </w:r>
+      <w:r>
+        <w:t>Budget</w:t>
+      </w:r>
+      <w:r>
+        <w:t xml:space="preserve"> Modal</w:t>
+      </w:r>
+    </w:p>
+    <w:p>
+      <w:r>
+        <w:t xml:space="preserve">The Edit Budget modal supports updating an existing budget limit. </w:t>
+      </w:r>
+      <w:proofErr w:type="gramStart"/>
+      <w:r>
+        <w:t>Similar to</w:t>
+      </w:r>
+      <w:proofErr w:type="gramEnd"/>
+      <w:r>
+        <w:t xml:space="preserve"> editing a transaction, fields are pre-filled with the current budget information. After submission, the service layer validates and updates the stored budget information, and the Budgets page refreshes to show the updated limit.</w:t>
+      </w:r>
+    </w:p>
+    <w:p/>
+    <w:p>
+      <w:pPr>
+        <w:rPr>
+          <w:color w:val="EE0000"/>
+          <w:sz w:val="28"/>
+          <w:szCs w:val="24"/>
+          <w:highlight w:val="yellow"/>
+          <w:u w:val="single"/>
+        </w:rPr>
+      </w:pPr>
+      <w:r>
+        <w:rPr>
+          <w:color w:val="EE0000"/>
+          <w:sz w:val="28"/>
+          <w:szCs w:val="24"/>
+          <w:highlight w:val="yellow"/>
+          <w:u w:val="single"/>
+        </w:rPr>
+        <w:t>Insert screenshot: Edit budget modal (if available)</w:t>
+      </w:r>
+    </w:p>
+    <w:p>
+      <w:pPr>
+        <w:rPr>
+          <w:color w:val="EE0000"/>
+          <w:sz w:val="28"/>
+          <w:szCs w:val="24"/>
+          <w:highlight w:val="yellow"/>
+          <w:u w:val="single"/>
+        </w:rPr>
+      </w:pPr>
+    </w:p>
+    <w:p>
+      <w:pPr>
+        <w:rPr>
+          <w:color w:val="EE0000"/>
+          <w:sz w:val="28"/>
+          <w:szCs w:val="24"/>
+          <w:u w:val="single"/>
+        </w:rPr>
+      </w:pPr>
+      <w:r>
+        <w:rPr>
+          <w:color w:val="EE0000"/>
+          <w:sz w:val="28"/>
+          <w:szCs w:val="24"/>
+          <w:highlight w:val="yellow"/>
+          <w:u w:val="single"/>
+        </w:rPr>
+        <w:t>Figure 8.7: Edit Budget Modal</w:t>
+      </w:r>
+    </w:p>
+    <w:p>
+      <w:pPr>
+        <w:pStyle w:val="Heading3"/>
+      </w:pPr>
+      <w:r>
+        <w:t xml:space="preserve">Delete </w:t>
+      </w:r>
+      <w:r>
+        <w:t>Budget</w:t>
+      </w:r>
+      <w:r>
+        <w:t xml:space="preserve"> Confirmation</w:t>
+      </w:r>
+    </w:p>
+    <w:p>
+      <w:r>
+        <w:t>The Delete Budget flow is implemented with a confirmation dialog to avoid accidental deletions. After the user confirms deletion, the controller removes the selected budget through the service layer, and the Budgets page refreshes to reflect the change.</w:t>
+      </w:r>
+    </w:p>
+    <w:p/>
+    <w:p>
+      <w:pPr>
+        <w:rPr>
+          <w:color w:val="EE0000"/>
+          <w:sz w:val="28"/>
+          <w:szCs w:val="24"/>
+          <w:highlight w:val="yellow"/>
+        </w:rPr>
+      </w:pPr>
+      <w:r>
+        <w:rPr>
+          <w:color w:val="EE0000"/>
+          <w:sz w:val="28"/>
+          <w:szCs w:val="24"/>
+          <w:highlight w:val="yellow"/>
+        </w:rPr>
+        <w:t>Insert screenshot: Delete budget confirmation (if available)</w:t>
+      </w:r>
+    </w:p>
+    <w:p>
+      <w:pPr>
+        <w:rPr>
+          <w:color w:val="EE0000"/>
+          <w:sz w:val="28"/>
+          <w:szCs w:val="24"/>
+          <w:highlight w:val="yellow"/>
+        </w:rPr>
+      </w:pPr>
+    </w:p>
+    <w:p>
+      <w:pPr>
+        <w:rPr>
+          <w:color w:val="EE0000"/>
+          <w:sz w:val="28"/>
+          <w:szCs w:val="24"/>
+        </w:rPr>
+      </w:pPr>
+      <w:r>
+        <w:rPr>
+          <w:color w:val="EE0000"/>
+          <w:sz w:val="28"/>
+          <w:szCs w:val="24"/>
+          <w:highlight w:val="yellow"/>
+        </w:rPr>
+        <w:t>Figure 8.8: Delete Budget Confirmation Dialog</w:t>
+      </w:r>
+    </w:p>
+    <w:p>
+      <w:pPr>
+        <w:pStyle w:val="Heading3"/>
+      </w:pPr>
+      <w:r>
+        <w:lastRenderedPageBreak/>
+        <w:t>Reports UI</w:t>
+      </w:r>
+    </w:p>
+    <w:p>
+      <w:pPr>
+        <w:pStyle w:val="Heading3"/>
+      </w:pPr>
+      <w:r>
+        <w:t>Summary Report Page</w:t>
+      </w:r>
+    </w:p>
+    <w:p>
+      <w:r>
+        <w:t xml:space="preserve">The Summary Report page allows users to generate and view spending summaries for a selected </w:t>
+      </w:r>
+      <w:proofErr w:type="gramStart"/>
+      <w:r>
+        <w:t>time period</w:t>
+      </w:r>
+      <w:proofErr w:type="gramEnd"/>
+      <w:r>
+        <w:t>. The user chooses a date range (or report period), and the system generates a report that summarizes totals and category breakdowns using the report service. The output is displayed in a readable format so the user can quickly understand spending patterns. This page demonstrates the reporting workflow and how the UI consumes structured report results produced by the service layer.</w:t>
+      </w:r>
+    </w:p>
+    <w:p/>
+    <w:p>
+      <w:pPr>
+        <w:rPr>
+          <w:color w:val="EE0000"/>
+          <w:sz w:val="28"/>
+          <w:szCs w:val="24"/>
+          <w:highlight w:val="yellow"/>
+        </w:rPr>
+      </w:pPr>
+      <w:r>
+        <w:rPr>
+          <w:color w:val="EE0000"/>
+          <w:sz w:val="28"/>
+          <w:szCs w:val="24"/>
+          <w:highlight w:val="yellow"/>
+        </w:rPr>
+        <w:t>Insert screenshot: Report page</w:t>
+      </w:r>
+    </w:p>
+    <w:p>
+      <w:pPr>
+        <w:rPr>
+          <w:color w:val="EE0000"/>
+          <w:sz w:val="28"/>
+          <w:szCs w:val="24"/>
+          <w:highlight w:val="yellow"/>
+        </w:rPr>
+      </w:pPr>
+    </w:p>
+    <w:p>
+      <w:pPr>
+        <w:rPr>
+          <w:color w:val="EE0000"/>
+          <w:sz w:val="28"/>
+          <w:szCs w:val="24"/>
+        </w:rPr>
+      </w:pPr>
+      <w:r>
+        <w:rPr>
+          <w:color w:val="EE0000"/>
+          <w:sz w:val="28"/>
+          <w:szCs w:val="24"/>
+          <w:highlight w:val="yellow"/>
+        </w:rPr>
+        <w:t>Figure 8.9: Summary Report Page (Generated Results View)</w:t>
+      </w:r>
+    </w:p>
+    <w:p>
+      <w:pPr>
+        <w:pStyle w:val="Heading2"/>
+      </w:pPr>
+      <w:r>
+        <w:t>Notes on Current GUI Scope (Iteration 3.1)</w:t>
+      </w:r>
+    </w:p>
+    <w:p>
+      <w:r>
+        <w:t>In this iteration, the GUI is implemented to demonstrate the full workflow of the main features during an active session, including transactions, budgets, and report generation. The interface is connected to the business logic through controllers and services, and it supports validation and user feedback through dialogs. Further improvements (such as persistence integration and additional UI polish) will be completed in the next deliverable.</w:t>
+      </w:r>
+    </w:p>
+    <w:p>
       <w:pPr>
         <w:pStyle w:val="Heading1"/>
       </w:pPr>
@@ -5482,7 +6193,6 @@
         <w:rPr>
           <w:bCs/>
         </w:rPr>
-        <w:lastRenderedPageBreak/>
         <w:t>Repository Link</w:t>
       </w:r>
       <w:r>
@@ -5506,6 +6216,7 @@
       </w:pPr>
       <w:bookmarkStart w:id="35" w:name="_Toc222049269"/>
       <w:r>
+        <w:lastRenderedPageBreak/>
         <w:t>Conclusion</w:t>
       </w:r>
       <w:bookmarkEnd w:id="35"/>
@@ -18119,7 +18830,7 @@
   <w:style w:type="paragraph" w:default="1" w:styleId="Normal">
     <w:name w:val="Normal"/>
     <w:qFormat/>
-    <w:rsid w:val="003A0D5B"/>
+    <w:rsid w:val="009754F7"/>
     <w:pPr>
       <w:spacing w:line="360" w:lineRule="auto"/>
       <w:ind w:firstLine="567"/>

--- a/docs/deliverables/3.1/Deliverable 3-1 Design and GUI- Submission - Submission.docx
+++ b/docs/deliverables/3.1/Deliverable 3-1 Design and GUI- Submission - Submission.docx
@@ -393,7 +393,7 @@
     </w:p>
     <w:sdt>
       <w:sdtPr>
-        <w:id w:val="-1840117825"/>
+        <w:id w:val="-1404710246"/>
         <w:docPartObj>
           <w:docPartGallery w:val="Table of Contents"/>
           <w:docPartUnique w:val="1"/>
@@ -7080,12 +7080,12 @@
           <wp:inline distB="114300" distT="114300" distL="114300" distR="114300">
             <wp:extent cx="5731200" cy="3568700"/>
             <wp:effectExtent b="0" l="0" r="0" t="0"/>
-            <wp:docPr id="2" name="image1.png"/>
+            <wp:docPr id="6" name="image5.png"/>
             <a:graphic>
               <a:graphicData uri="http://schemas.openxmlformats.org/drawingml/2006/picture">
                 <pic:pic>
                   <pic:nvPicPr>
-                    <pic:cNvPr id="0" name="image1.png"/>
+                    <pic:cNvPr id="0" name="image5.png"/>
                     <pic:cNvPicPr preferRelativeResize="0"/>
                   </pic:nvPicPr>
                   <pic:blipFill>
@@ -7217,12 +7217,12 @@
           <wp:inline distB="114300" distT="114300" distL="114300" distR="114300">
             <wp:extent cx="5731200" cy="3556000"/>
             <wp:effectExtent b="0" l="0" r="0" t="0"/>
-            <wp:docPr id="1" name="image3.png"/>
+            <wp:docPr id="1" name="image2.png"/>
             <a:graphic>
               <a:graphicData uri="http://schemas.openxmlformats.org/drawingml/2006/picture">
                 <pic:pic>
                   <pic:nvPicPr>
-                    <pic:cNvPr id="0" name="image3.png"/>
+                    <pic:cNvPr id="0" name="image2.png"/>
                     <pic:cNvPicPr preferRelativeResize="0"/>
                   </pic:nvPicPr>
                   <pic:blipFill>
@@ -7451,12 +7451,12 @@
           <wp:inline distB="114300" distT="114300" distL="114300" distR="114300">
             <wp:extent cx="5731200" cy="3556000"/>
             <wp:effectExtent b="0" l="0" r="0" t="0"/>
-            <wp:docPr id="3" name="image2.png"/>
+            <wp:docPr id="7" name="image3.png"/>
             <a:graphic>
               <a:graphicData uri="http://schemas.openxmlformats.org/drawingml/2006/picture">
                 <pic:pic>
                   <pic:nvPicPr>
-                    <pic:cNvPr id="0" name="image2.png"/>
+                    <pic:cNvPr id="0" name="image3.png"/>
                     <pic:cNvPicPr preferRelativeResize="0"/>
                   </pic:nvPicPr>
                   <pic:blipFill>
@@ -7586,6 +7586,46 @@
       </w:pPr>
       <w:r>
         <w:rPr>
+          <w:color w:val="ee0000"/>
+          <w:sz w:val="32"/>
+          <w:szCs w:val="32"/>
+          <w:highlight w:val="yellow"/>
+        </w:rPr>
+        <w:drawing>
+          <wp:inline distB="114300" distT="114300" distL="114300" distR="114300">
+            <wp:extent cx="5731200" cy="3581400"/>
+            <wp:effectExtent b="0" l="0" r="0" t="0"/>
+            <wp:docPr id="2" name="image1.png"/>
+            <a:graphic>
+              <a:graphicData uri="http://schemas.openxmlformats.org/drawingml/2006/picture">
+                <pic:pic>
+                  <pic:nvPicPr>
+                    <pic:cNvPr id="0" name="image1.png"/>
+                    <pic:cNvPicPr preferRelativeResize="0"/>
+                  </pic:nvPicPr>
+                  <pic:blipFill>
+                    <a:blip r:embed="rId12"/>
+                    <a:srcRect b="0" l="0" r="0" t="0"/>
+                    <a:stretch>
+                      <a:fillRect/>
+                    </a:stretch>
+                  </pic:blipFill>
+                  <pic:spPr>
+                    <a:xfrm>
+                      <a:off x="0" y="0"/>
+                      <a:ext cx="5731200" cy="3581400"/>
+                    </a:xfrm>
+                    <a:prstGeom prst="rect"/>
+                    <a:ln/>
+                  </pic:spPr>
+                </pic:pic>
+              </a:graphicData>
+            </a:graphic>
+          </wp:inline>
+        </w:drawing>
+      </w:r>
+      <w:r>
+        <w:rPr>
           <w:rtl w:val="0"/>
         </w:rPr>
       </w:r>
@@ -7683,6 +7723,46 @@
       </w:pPr>
       <w:r>
         <w:rPr>
+          <w:color w:val="ee0000"/>
+          <w:sz w:val="32"/>
+          <w:szCs w:val="32"/>
+          <w:highlight w:val="yellow"/>
+        </w:rPr>
+        <w:drawing>
+          <wp:inline distB="114300" distT="114300" distL="114300" distR="114300">
+            <wp:extent cx="5731200" cy="3492500"/>
+            <wp:effectExtent b="0" l="0" r="0" t="0"/>
+            <wp:docPr id="3" name="image4.png"/>
+            <a:graphic>
+              <a:graphicData uri="http://schemas.openxmlformats.org/drawingml/2006/picture">
+                <pic:pic>
+                  <pic:nvPicPr>
+                    <pic:cNvPr id="0" name="image4.png"/>
+                    <pic:cNvPicPr preferRelativeResize="0"/>
+                  </pic:nvPicPr>
+                  <pic:blipFill>
+                    <a:blip r:embed="rId13"/>
+                    <a:srcRect b="0" l="0" r="0" t="0"/>
+                    <a:stretch>
+                      <a:fillRect/>
+                    </a:stretch>
+                  </pic:blipFill>
+                  <pic:spPr>
+                    <a:xfrm>
+                      <a:off x="0" y="0"/>
+                      <a:ext cx="5731200" cy="3492500"/>
+                    </a:xfrm>
+                    <a:prstGeom prst="rect"/>
+                    <a:ln/>
+                  </pic:spPr>
+                </pic:pic>
+              </a:graphicData>
+            </a:graphic>
+          </wp:inline>
+        </w:drawing>
+      </w:r>
+      <w:r>
+        <w:rPr>
           <w:rtl w:val="0"/>
         </w:rPr>
       </w:r>
@@ -7783,6 +7863,47 @@
       </w:pPr>
       <w:r>
         <w:rPr>
+          <w:color w:val="ee0000"/>
+          <w:sz w:val="28"/>
+          <w:szCs w:val="28"/>
+          <w:highlight w:val="yellow"/>
+          <w:u w:val="single"/>
+        </w:rPr>
+        <w:drawing>
+          <wp:inline distB="114300" distT="114300" distL="114300" distR="114300">
+            <wp:extent cx="5731200" cy="3911600"/>
+            <wp:effectExtent b="0" l="0" r="0" t="0"/>
+            <wp:docPr id="4" name="image6.png"/>
+            <a:graphic>
+              <a:graphicData uri="http://schemas.openxmlformats.org/drawingml/2006/picture">
+                <pic:pic>
+                  <pic:nvPicPr>
+                    <pic:cNvPr id="0" name="image6.png"/>
+                    <pic:cNvPicPr preferRelativeResize="0"/>
+                  </pic:nvPicPr>
+                  <pic:blipFill>
+                    <a:blip r:embed="rId14"/>
+                    <a:srcRect b="0" l="0" r="0" t="0"/>
+                    <a:stretch>
+                      <a:fillRect/>
+                    </a:stretch>
+                  </pic:blipFill>
+                  <pic:spPr>
+                    <a:xfrm>
+                      <a:off x="0" y="0"/>
+                      <a:ext cx="5731200" cy="3911600"/>
+                    </a:xfrm>
+                    <a:prstGeom prst="rect"/>
+                    <a:ln/>
+                  </pic:spPr>
+                </pic:pic>
+              </a:graphicData>
+            </a:graphic>
+          </wp:inline>
+        </w:drawing>
+      </w:r>
+      <w:r>
+        <w:rPr>
           <w:rtl w:val="0"/>
         </w:rPr>
       </w:r>
@@ -7882,6 +8003,46 @@
       </w:pPr>
       <w:r>
         <w:rPr>
+          <w:color w:val="ee0000"/>
+          <w:sz w:val="28"/>
+          <w:szCs w:val="28"/>
+          <w:highlight w:val="yellow"/>
+        </w:rPr>
+        <w:drawing>
+          <wp:inline distB="114300" distT="114300" distL="114300" distR="114300">
+            <wp:extent cx="5731200" cy="3784600"/>
+            <wp:effectExtent b="0" l="0" r="0" t="0"/>
+            <wp:docPr id="5" name="image7.png"/>
+            <a:graphic>
+              <a:graphicData uri="http://schemas.openxmlformats.org/drawingml/2006/picture">
+                <pic:pic>
+                  <pic:nvPicPr>
+                    <pic:cNvPr id="0" name="image7.png"/>
+                    <pic:cNvPicPr preferRelativeResize="0"/>
+                  </pic:nvPicPr>
+                  <pic:blipFill>
+                    <a:blip r:embed="rId15"/>
+                    <a:srcRect b="0" l="0" r="0" t="0"/>
+                    <a:stretch>
+                      <a:fillRect/>
+                    </a:stretch>
+                  </pic:blipFill>
+                  <pic:spPr>
+                    <a:xfrm>
+                      <a:off x="0" y="0"/>
+                      <a:ext cx="5731200" cy="3784600"/>
+                    </a:xfrm>
+                    <a:prstGeom prst="rect"/>
+                    <a:ln/>
+                  </pic:spPr>
+                </pic:pic>
+              </a:graphicData>
+            </a:graphic>
+          </wp:inline>
+        </w:drawing>
+      </w:r>
+      <w:r>
+        <w:rPr>
           <w:rtl w:val="0"/>
         </w:rPr>
       </w:r>
@@ -8124,7 +8285,7 @@
       <w:pPr>
         <w:rPr/>
       </w:pPr>
-      <w:hyperlink r:id="rId12">
+      <w:hyperlink r:id="rId16">
         <w:r>
           <w:rPr>
             <w:color w:val="0000ff"/>
@@ -8171,7 +8332,7 @@
       </w:r>
     </w:p>
     <w:sectPr>
-      <w:footerReference r:id="rId13" w:type="default"/>
+      <w:footerReference r:id="rId17" w:type="default"/>
       <w:type w:val="nextPage"/>
       <w:pgSz w:h="16834" w:w="11909" w:orient="portrait"/>
       <w:pgMar w:bottom="1440" w:top="1440" w:left="1440" w:right="1440" w:header="720" w:footer="720"/>

--- a/docs/deliverables/3.1/Deliverable 3-1 Design and GUI- Submission - Submission.docx
+++ b/docs/deliverables/3.1/Deliverable 3-1 Design and GUI- Submission - Submission.docx
@@ -393,7 +393,7 @@
     </w:p>
     <w:sdt>
       <w:sdtPr>
-        <w:id w:val="-1404710246"/>
+        <w:id w:val="1205636198"/>
         <w:docPartObj>
           <w:docPartGallery w:val="Table of Contents"/>
           <w:docPartUnique w:val="1"/>
@@ -7080,7 +7080,7 @@
           <wp:inline distB="114300" distT="114300" distL="114300" distR="114300">
             <wp:extent cx="5731200" cy="3568700"/>
             <wp:effectExtent b="0" l="0" r="0" t="0"/>
-            <wp:docPr id="6" name="image5.png"/>
+            <wp:docPr id="9" name="image5.png"/>
             <a:graphic>
               <a:graphicData uri="http://schemas.openxmlformats.org/drawingml/2006/picture">
                 <pic:pic>
@@ -7217,12 +7217,12 @@
           <wp:inline distB="114300" distT="114300" distL="114300" distR="114300">
             <wp:extent cx="5731200" cy="3556000"/>
             <wp:effectExtent b="0" l="0" r="0" t="0"/>
-            <wp:docPr id="1" name="image2.png"/>
+            <wp:docPr id="1" name="image1.png"/>
             <a:graphic>
               <a:graphicData uri="http://schemas.openxmlformats.org/drawingml/2006/picture">
                 <pic:pic>
                   <pic:nvPicPr>
-                    <pic:cNvPr id="0" name="image2.png"/>
+                    <pic:cNvPr id="0" name="image1.png"/>
                     <pic:cNvPicPr preferRelativeResize="0"/>
                   </pic:nvPicPr>
                   <pic:blipFill>
@@ -7451,12 +7451,12 @@
           <wp:inline distB="114300" distT="114300" distL="114300" distR="114300">
             <wp:extent cx="5731200" cy="3556000"/>
             <wp:effectExtent b="0" l="0" r="0" t="0"/>
-            <wp:docPr id="7" name="image3.png"/>
+            <wp:docPr id="10" name="image4.png"/>
             <a:graphic>
               <a:graphicData uri="http://schemas.openxmlformats.org/drawingml/2006/picture">
                 <pic:pic>
                   <pic:nvPicPr>
-                    <pic:cNvPr id="0" name="image3.png"/>
+                    <pic:cNvPr id="0" name="image4.png"/>
                     <pic:cNvPicPr preferRelativeResize="0"/>
                   </pic:nvPicPr>
                   <pic:blipFill>
@@ -7595,12 +7595,12 @@
           <wp:inline distB="114300" distT="114300" distL="114300" distR="114300">
             <wp:extent cx="5731200" cy="3581400"/>
             <wp:effectExtent b="0" l="0" r="0" t="0"/>
-            <wp:docPr id="2" name="image1.png"/>
+            <wp:docPr id="2" name="image2.png"/>
             <a:graphic>
               <a:graphicData uri="http://schemas.openxmlformats.org/drawingml/2006/picture">
                 <pic:pic>
                   <pic:nvPicPr>
-                    <pic:cNvPr id="0" name="image1.png"/>
+                    <pic:cNvPr id="0" name="image2.png"/>
                     <pic:cNvPicPr preferRelativeResize="0"/>
                   </pic:nvPicPr>
                   <pic:blipFill>
@@ -7732,12 +7732,12 @@
           <wp:inline distB="114300" distT="114300" distL="114300" distR="114300">
             <wp:extent cx="5731200" cy="3492500"/>
             <wp:effectExtent b="0" l="0" r="0" t="0"/>
-            <wp:docPr id="3" name="image4.png"/>
+            <wp:docPr id="4" name="image3.png"/>
             <a:graphic>
               <a:graphicData uri="http://schemas.openxmlformats.org/drawingml/2006/picture">
                 <pic:pic>
                   <pic:nvPicPr>
-                    <pic:cNvPr id="0" name="image4.png"/>
+                    <pic:cNvPr id="0" name="image3.png"/>
                     <pic:cNvPicPr preferRelativeResize="0"/>
                   </pic:nvPicPr>
                   <pic:blipFill>
@@ -7873,12 +7873,12 @@
           <wp:inline distB="114300" distT="114300" distL="114300" distR="114300">
             <wp:extent cx="5731200" cy="3911600"/>
             <wp:effectExtent b="0" l="0" r="0" t="0"/>
-            <wp:docPr id="4" name="image6.png"/>
+            <wp:docPr id="5" name="image10.png"/>
             <a:graphic>
               <a:graphicData uri="http://schemas.openxmlformats.org/drawingml/2006/picture">
                 <pic:pic>
                   <pic:nvPicPr>
-                    <pic:cNvPr id="0" name="image6.png"/>
+                    <pic:cNvPr id="0" name="image10.png"/>
                     <pic:cNvPicPr preferRelativeResize="0"/>
                   </pic:nvPicPr>
                   <pic:blipFill>
@@ -8012,12 +8012,12 @@
           <wp:inline distB="114300" distT="114300" distL="114300" distR="114300">
             <wp:extent cx="5731200" cy="3784600"/>
             <wp:effectExtent b="0" l="0" r="0" t="0"/>
-            <wp:docPr id="5" name="image7.png"/>
+            <wp:docPr id="7" name="image9.png"/>
             <a:graphic>
               <a:graphicData uri="http://schemas.openxmlformats.org/drawingml/2006/picture">
                 <pic:pic>
                   <pic:nvPicPr>
-                    <pic:cNvPr id="0" name="image7.png"/>
+                    <pic:cNvPr id="0" name="image9.png"/>
                     <pic:cNvPicPr preferRelativeResize="0"/>
                   </pic:nvPicPr>
                   <pic:blipFill>
@@ -8167,6 +8167,7 @@
           <w:color w:val="ee0000"/>
           <w:sz w:val="28"/>
           <w:szCs w:val="28"/>
+          <w:highlight w:val="yellow"/>
         </w:rPr>
       </w:pPr>
       <w:r>
@@ -8177,7 +8178,238 @@
           <w:highlight w:val="yellow"/>
           <w:rtl w:val="0"/>
         </w:rPr>
-        <w:t xml:space="preserve">Figure 8.9: Summary Report Page (Generated Results View)</w:t>
+        <w:t xml:space="preserve">Figure 8.9: Summary Report P</w:t>
+      </w:r>
+      <w:r>
+        <w:rPr>
+          <w:color w:val="ee0000"/>
+          <w:sz w:val="28"/>
+          <w:szCs w:val="28"/>
+          <w:highlight w:val="yellow"/>
+        </w:rPr>
+        <w:drawing>
+          <wp:inline distB="114300" distT="114300" distL="114300" distR="114300">
+            <wp:extent cx="5731200" cy="3581400"/>
+            <wp:effectExtent b="0" l="0" r="0" t="0"/>
+            <wp:docPr id="6" name="image7.png"/>
+            <a:graphic>
+              <a:graphicData uri="http://schemas.openxmlformats.org/drawingml/2006/picture">
+                <pic:pic>
+                  <pic:nvPicPr>
+                    <pic:cNvPr id="0" name="image7.png"/>
+                    <pic:cNvPicPr preferRelativeResize="0"/>
+                  </pic:nvPicPr>
+                  <pic:blipFill>
+                    <a:blip r:embed="rId16"/>
+                    <a:srcRect b="0" l="0" r="0" t="0"/>
+                    <a:stretch>
+                      <a:fillRect/>
+                    </a:stretch>
+                  </pic:blipFill>
+                  <pic:spPr>
+                    <a:xfrm>
+                      <a:off x="0" y="0"/>
+                      <a:ext cx="5731200" cy="3581400"/>
+                    </a:xfrm>
+                    <a:prstGeom prst="rect"/>
+                    <a:ln/>
+                  </pic:spPr>
+                </pic:pic>
+              </a:graphicData>
+            </a:graphic>
+          </wp:inline>
+        </w:drawing>
+      </w:r>
+      <w:r>
+        <w:rPr>
+          <w:color w:val="ee0000"/>
+          <w:sz w:val="28"/>
+          <w:szCs w:val="28"/>
+          <w:highlight w:val="yellow"/>
+          <w:rtl w:val="0"/>
+        </w:rPr>
+        <w:t xml:space="preserve">age (Generated Results View)</w:t>
+      </w:r>
+    </w:p>
+    <w:p>
+      <w:pPr>
+        <w:rPr>
+          <w:color w:val="ee0000"/>
+          <w:sz w:val="28"/>
+          <w:szCs w:val="28"/>
+          <w:highlight w:val="yellow"/>
+        </w:rPr>
+      </w:pPr>
+      <w:r>
+        <w:rPr>
+          <w:rtl w:val="0"/>
+        </w:rPr>
+      </w:r>
+    </w:p>
+    <w:p>
+      <w:pPr>
+        <w:rPr>
+          <w:color w:val="ee0000"/>
+          <w:sz w:val="28"/>
+          <w:szCs w:val="28"/>
+          <w:highlight w:val="yellow"/>
+        </w:rPr>
+      </w:pPr>
+      <w:r>
+        <w:rPr>
+          <w:color w:val="ee0000"/>
+          <w:sz w:val="28"/>
+          <w:szCs w:val="28"/>
+          <w:highlight w:val="yellow"/>
+          <w:rtl w:val="0"/>
+        </w:rPr>
+        <w:t xml:space="preserve">Added more screenshots for reports page just in case:</w:t>
+      </w:r>
+    </w:p>
+    <w:p>
+      <w:pPr>
+        <w:ind w:left="0" w:firstLine="0"/>
+        <w:rPr>
+          <w:color w:val="ee0000"/>
+          <w:sz w:val="28"/>
+          <w:szCs w:val="28"/>
+          <w:highlight w:val="yellow"/>
+        </w:rPr>
+      </w:pPr>
+      <w:r>
+        <w:rPr>
+          <w:color w:val="ee0000"/>
+          <w:sz w:val="28"/>
+          <w:szCs w:val="28"/>
+          <w:highlight w:val="yellow"/>
+          <w:rtl w:val="0"/>
+        </w:rPr>
+        <w:br w:type="textWrapping"/>
+        <w:t xml:space="preserve">Report for Custom date functionality:</w:t>
+        <w:br w:type="textWrapping"/>
+      </w:r>
+      <w:r>
+        <w:rPr>
+          <w:color w:val="ee0000"/>
+          <w:sz w:val="28"/>
+          <w:szCs w:val="28"/>
+          <w:highlight w:val="yellow"/>
+        </w:rPr>
+        <w:drawing>
+          <wp:inline distB="114300" distT="114300" distL="114300" distR="114300">
+            <wp:extent cx="5731200" cy="3568700"/>
+            <wp:effectExtent b="0" l="0" r="0" t="0"/>
+            <wp:docPr id="8" name="image6.png"/>
+            <a:graphic>
+              <a:graphicData uri="http://schemas.openxmlformats.org/drawingml/2006/picture">
+                <pic:pic>
+                  <pic:nvPicPr>
+                    <pic:cNvPr id="0" name="image6.png"/>
+                    <pic:cNvPicPr preferRelativeResize="0"/>
+                  </pic:nvPicPr>
+                  <pic:blipFill>
+                    <a:blip r:embed="rId17"/>
+                    <a:srcRect b="0" l="0" r="0" t="0"/>
+                    <a:stretch>
+                      <a:fillRect/>
+                    </a:stretch>
+                  </pic:blipFill>
+                  <pic:spPr>
+                    <a:xfrm>
+                      <a:off x="0" y="0"/>
+                      <a:ext cx="5731200" cy="3568700"/>
+                    </a:xfrm>
+                    <a:prstGeom prst="rect"/>
+                    <a:ln/>
+                  </pic:spPr>
+                </pic:pic>
+              </a:graphicData>
+            </a:graphic>
+          </wp:inline>
+        </w:drawing>
+      </w:r>
+      <w:r>
+        <w:rPr>
+          <w:rtl w:val="0"/>
+        </w:rPr>
+      </w:r>
+    </w:p>
+    <w:p>
+      <w:pPr>
+        <w:ind w:left="0" w:firstLine="0"/>
+        <w:rPr>
+          <w:color w:val="ee0000"/>
+          <w:sz w:val="28"/>
+          <w:szCs w:val="28"/>
+          <w:highlight w:val="yellow"/>
+        </w:rPr>
+      </w:pPr>
+      <w:r>
+        <w:rPr>
+          <w:rtl w:val="0"/>
+        </w:rPr>
+      </w:r>
+    </w:p>
+    <w:p>
+      <w:pPr>
+        <w:ind w:left="0" w:firstLine="0"/>
+        <w:rPr>
+          <w:color w:val="ee0000"/>
+          <w:sz w:val="28"/>
+          <w:szCs w:val="28"/>
+          <w:highlight w:val="yellow"/>
+        </w:rPr>
+      </w:pPr>
+      <w:r>
+        <w:rPr>
+          <w:color w:val="ee0000"/>
+          <w:sz w:val="28"/>
+          <w:szCs w:val="28"/>
+          <w:highlight w:val="yellow"/>
+          <w:rtl w:val="0"/>
+        </w:rPr>
+        <w:t xml:space="preserve">Report bar graph version:</w:t>
+        <w:br w:type="textWrapping"/>
+      </w:r>
+      <w:r>
+        <w:rPr>
+          <w:color w:val="ee0000"/>
+          <w:sz w:val="28"/>
+          <w:szCs w:val="28"/>
+          <w:highlight w:val="yellow"/>
+        </w:rPr>
+        <w:drawing>
+          <wp:inline distB="114300" distT="114300" distL="114300" distR="114300">
+            <wp:extent cx="5731200" cy="3581400"/>
+            <wp:effectExtent b="0" l="0" r="0" t="0"/>
+            <wp:docPr id="3" name="image8.png"/>
+            <a:graphic>
+              <a:graphicData uri="http://schemas.openxmlformats.org/drawingml/2006/picture">
+                <pic:pic>
+                  <pic:nvPicPr>
+                    <pic:cNvPr id="0" name="image8.png"/>
+                    <pic:cNvPicPr preferRelativeResize="0"/>
+                  </pic:nvPicPr>
+                  <pic:blipFill>
+                    <a:blip r:embed="rId18"/>
+                    <a:srcRect b="0" l="0" r="0" t="0"/>
+                    <a:stretch>
+                      <a:fillRect/>
+                    </a:stretch>
+                  </pic:blipFill>
+                  <pic:spPr>
+                    <a:xfrm>
+                      <a:off x="0" y="0"/>
+                      <a:ext cx="5731200" cy="3581400"/>
+                    </a:xfrm>
+                    <a:prstGeom prst="rect"/>
+                    <a:ln/>
+                  </pic:spPr>
+                </pic:pic>
+              </a:graphicData>
+            </a:graphic>
+          </wp:inline>
+        </w:drawing>
       </w:r>
       <w:r>
         <w:rPr>
@@ -8285,7 +8517,7 @@
       <w:pPr>
         <w:rPr/>
       </w:pPr>
-      <w:hyperlink r:id="rId16">
+      <w:hyperlink r:id="rId19">
         <w:r>
           <w:rPr>
             <w:color w:val="0000ff"/>
@@ -8332,7 +8564,7 @@
       </w:r>
     </w:p>
     <w:sectPr>
-      <w:footerReference r:id="rId17" w:type="default"/>
+      <w:footerReference r:id="rId20" w:type="default"/>
       <w:type w:val="nextPage"/>
       <w:pgSz w:h="16834" w:w="11909" w:orient="portrait"/>
       <w:pgMar w:bottom="1440" w:top="1440" w:left="1440" w:right="1440" w:header="720" w:footer="720"/>

--- a/docs/deliverables/3.1/Deliverable 3-1 Design and GUI- Submission - Submission.docx
+++ b/docs/deliverables/3.1/Deliverable 3-1 Design and GUI- Submission - Submission.docx
@@ -393,7 +393,7 @@
     </w:p>
     <w:sdt>
       <w:sdtPr>
-        <w:id w:val="1205636198"/>
+        <w:id w:val="-167471098"/>
         <w:docPartObj>
           <w:docPartGallery w:val="Table of Contents"/>
           <w:docPartUnique w:val="1"/>
@@ -4130,8 +4130,55 @@
     </w:p>
     <w:p>
       <w:pPr>
+        <w:pStyle w:val="Heading2"/>
+        <w:numPr>
+          <w:ilvl w:val="1"/>
+          <w:numId w:val="1"/>
+        </w:numPr>
+        <w:rPr>
+          <w:b w:val="1"/>
+          <w:bCs w:val="1"/>
+          <w:sz w:val="32"/>
+          <w:szCs w:val="32"/>
+        </w:rPr>
+      </w:pPr>
+      <w:bookmarkStart w:colFirst="0" w:colLast="0" w:name="_heading=h.knoh0fvgmumi" w:id="4"/>
+      <w:bookmarkEnd w:id="4"/>
+      <w:r>
         <w:rPr/>
-      </w:pPr>
+        <w:drawing>
+          <wp:inline distB="114300" distT="114300" distL="114300" distR="114300">
+            <wp:extent cx="5731200" cy="4965700"/>
+            <wp:effectExtent b="0" l="0" r="0" t="0"/>
+            <wp:docPr id="2" name="image10.png"/>
+            <a:graphic>
+              <a:graphicData uri="http://schemas.openxmlformats.org/drawingml/2006/picture">
+                <pic:pic>
+                  <pic:nvPicPr>
+                    <pic:cNvPr id="0" name="image10.png"/>
+                    <pic:cNvPicPr preferRelativeResize="0"/>
+                  </pic:nvPicPr>
+                  <pic:blipFill>
+                    <a:blip r:embed="rId9"/>
+                    <a:srcRect b="0" l="0" r="0" t="0"/>
+                    <a:stretch>
+                      <a:fillRect/>
+                    </a:stretch>
+                  </pic:blipFill>
+                  <pic:spPr>
+                    <a:xfrm>
+                      <a:off x="0" y="0"/>
+                      <a:ext cx="5731200" cy="4965700"/>
+                    </a:xfrm>
+                    <a:prstGeom prst="rect"/>
+                    <a:ln/>
+                  </pic:spPr>
+                </pic:pic>
+              </a:graphicData>
+            </a:graphic>
+          </wp:inline>
+        </w:drawing>
+      </w:r>
       <w:r>
         <w:rPr>
           <w:rtl w:val="0"/>
@@ -4148,8 +4195,8 @@
         <w:ind w:left="576" w:hanging="576"/>
         <w:rPr/>
       </w:pPr>
-      <w:bookmarkStart w:colFirst="0" w:colLast="0" w:name="_heading=h.h0ms9lfh96ps" w:id="4"/>
-      <w:bookmarkEnd w:id="4"/>
+      <w:bookmarkStart w:colFirst="0" w:colLast="0" w:name="_heading=h.h0ms9lfh96ps" w:id="5"/>
+      <w:bookmarkEnd w:id="5"/>
       <w:r>
         <w:rPr>
           <w:rtl w:val="0"/>
@@ -4453,8 +4500,8 @@
         <w:ind w:left="576" w:hanging="576"/>
         <w:rPr/>
       </w:pPr>
-      <w:bookmarkStart w:colFirst="0" w:colLast="0" w:name="_heading=h.77v8tmkj08e" w:id="5"/>
-      <w:bookmarkEnd w:id="5"/>
+      <w:bookmarkStart w:colFirst="0" w:colLast="0" w:name="_heading=h.77v8tmkj08e" w:id="6"/>
+      <w:bookmarkEnd w:id="6"/>
       <w:r>
         <w:rPr>
           <w:rtl w:val="0"/>
@@ -4711,8 +4758,8 @@
         <w:ind w:left="576" w:hanging="576"/>
         <w:rPr/>
       </w:pPr>
-      <w:bookmarkStart w:colFirst="0" w:colLast="0" w:name="_heading=h.5h7mhb1stffj" w:id="6"/>
-      <w:bookmarkEnd w:id="6"/>
+      <w:bookmarkStart w:colFirst="0" w:colLast="0" w:name="_heading=h.5h7mhb1stffj" w:id="7"/>
+      <w:bookmarkEnd w:id="7"/>
       <w:r>
         <w:rPr>
           <w:rtl w:val="0"/>
@@ -4741,8 +4788,8 @@
         <w:ind w:left="576" w:hanging="576"/>
         <w:rPr/>
       </w:pPr>
-      <w:bookmarkStart w:colFirst="0" w:colLast="0" w:name="_heading=h.5w23865ir35d" w:id="7"/>
-      <w:bookmarkEnd w:id="7"/>
+      <w:bookmarkStart w:colFirst="0" w:colLast="0" w:name="_heading=h.5w23865ir35d" w:id="8"/>
+      <w:bookmarkEnd w:id="8"/>
       <w:r>
         <w:rPr>
           <w:rtl w:val="0"/>
@@ -4781,8 +4828,8 @@
         <w:ind w:left="432" w:hanging="432"/>
         <w:rPr/>
       </w:pPr>
-      <w:bookmarkStart w:colFirst="0" w:colLast="0" w:name="_heading=h.thx002qr78tm" w:id="8"/>
-      <w:bookmarkEnd w:id="8"/>
+      <w:bookmarkStart w:colFirst="0" w:colLast="0" w:name="_heading=h.thx002qr78tm" w:id="9"/>
+      <w:bookmarkEnd w:id="9"/>
       <w:r>
         <w:rPr>
           <w:rtl w:val="0"/>
@@ -4811,8 +4858,8 @@
         <w:ind w:left="576" w:hanging="576"/>
         <w:rPr/>
       </w:pPr>
-      <w:bookmarkStart w:colFirst="0" w:colLast="0" w:name="_heading=h.8ue80b66ct5l" w:id="9"/>
-      <w:bookmarkEnd w:id="9"/>
+      <w:bookmarkStart w:colFirst="0" w:colLast="0" w:name="_heading=h.8ue80b66ct5l" w:id="10"/>
+      <w:bookmarkEnd w:id="10"/>
       <w:r>
         <w:rPr>
           <w:rtl w:val="0"/>
@@ -4919,8 +4966,8 @@
         <w:ind w:left="576" w:hanging="576"/>
         <w:rPr/>
       </w:pPr>
-      <w:bookmarkStart w:colFirst="0" w:colLast="0" w:name="_heading=h.79bmawqvyj3j" w:id="10"/>
-      <w:bookmarkEnd w:id="10"/>
+      <w:bookmarkStart w:colFirst="0" w:colLast="0" w:name="_heading=h.79bmawqvyj3j" w:id="11"/>
+      <w:bookmarkEnd w:id="11"/>
       <w:r>
         <w:rPr>
           <w:rtl w:val="0"/>
@@ -5101,8 +5148,8 @@
         <w:ind w:left="576" w:hanging="576"/>
         <w:rPr/>
       </w:pPr>
-      <w:bookmarkStart w:colFirst="0" w:colLast="0" w:name="_heading=h.xo8to950c7kh" w:id="11"/>
-      <w:bookmarkEnd w:id="11"/>
+      <w:bookmarkStart w:colFirst="0" w:colLast="0" w:name="_heading=h.xo8to950c7kh" w:id="12"/>
+      <w:bookmarkEnd w:id="12"/>
       <w:r>
         <w:rPr>
           <w:rtl w:val="0"/>
@@ -5283,8 +5330,8 @@
         <w:ind w:left="576" w:hanging="576"/>
         <w:rPr/>
       </w:pPr>
-      <w:bookmarkStart w:colFirst="0" w:colLast="0" w:name="_heading=h.bwmpgu6iuznh" w:id="12"/>
-      <w:bookmarkEnd w:id="12"/>
+      <w:bookmarkStart w:colFirst="0" w:colLast="0" w:name="_heading=h.bwmpgu6iuznh" w:id="13"/>
+      <w:bookmarkEnd w:id="13"/>
       <w:r>
         <w:rPr>
           <w:rtl w:val="0"/>
@@ -5465,8 +5512,8 @@
         <w:ind w:left="576" w:hanging="576"/>
         <w:rPr/>
       </w:pPr>
-      <w:bookmarkStart w:colFirst="0" w:colLast="0" w:name="_heading=h.9qf287awbhyq" w:id="13"/>
-      <w:bookmarkEnd w:id="13"/>
+      <w:bookmarkStart w:colFirst="0" w:colLast="0" w:name="_heading=h.9qf287awbhyq" w:id="14"/>
+      <w:bookmarkEnd w:id="14"/>
       <w:r>
         <w:rPr>
           <w:rtl w:val="0"/>
@@ -5723,8 +5770,8 @@
         <w:ind w:left="432" w:hanging="432"/>
         <w:rPr/>
       </w:pPr>
-      <w:bookmarkStart w:colFirst="0" w:colLast="0" w:name="_heading=h.axzmgy9pwrw7" w:id="14"/>
-      <w:bookmarkEnd w:id="14"/>
+      <w:bookmarkStart w:colFirst="0" w:colLast="0" w:name="_heading=h.axzmgy9pwrw7" w:id="15"/>
+      <w:bookmarkEnd w:id="15"/>
       <w:r>
         <w:rPr>
           <w:rtl w:val="0"/>
@@ -5753,8 +5800,8 @@
         <w:ind w:left="576" w:hanging="576"/>
         <w:rPr/>
       </w:pPr>
-      <w:bookmarkStart w:colFirst="0" w:colLast="0" w:name="_heading=h.gb2ft71sk8j3" w:id="15"/>
-      <w:bookmarkEnd w:id="15"/>
+      <w:bookmarkStart w:colFirst="0" w:colLast="0" w:name="_heading=h.gb2ft71sk8j3" w:id="16"/>
+      <w:bookmarkEnd w:id="16"/>
       <w:r>
         <w:rPr>
           <w:rtl w:val="0"/>
@@ -5865,8 +5912,8 @@
         <w:ind w:left="576" w:hanging="576"/>
         <w:rPr/>
       </w:pPr>
-      <w:bookmarkStart w:colFirst="0" w:colLast="0" w:name="_heading=h.7h4rkfy56uo" w:id="16"/>
-      <w:bookmarkEnd w:id="16"/>
+      <w:bookmarkStart w:colFirst="0" w:colLast="0" w:name="_heading=h.7h4rkfy56uo" w:id="17"/>
+      <w:bookmarkEnd w:id="17"/>
       <w:r>
         <w:rPr>
           <w:rtl w:val="0"/>
@@ -5963,8 +6010,8 @@
         <w:ind w:left="576" w:hanging="576"/>
         <w:rPr/>
       </w:pPr>
-      <w:bookmarkStart w:colFirst="0" w:colLast="0" w:name="_heading=h.2duvf45q0f03" w:id="17"/>
-      <w:bookmarkEnd w:id="17"/>
+      <w:bookmarkStart w:colFirst="0" w:colLast="0" w:name="_heading=h.2duvf45q0f03" w:id="18"/>
+      <w:bookmarkEnd w:id="18"/>
       <w:r>
         <w:rPr>
           <w:rtl w:val="0"/>
@@ -6104,8 +6151,8 @@
         <w:ind w:left="432" w:hanging="432"/>
         <w:rPr/>
       </w:pPr>
-      <w:bookmarkStart w:colFirst="0" w:colLast="0" w:name="_heading=h.hq8939oajwz1" w:id="18"/>
-      <w:bookmarkEnd w:id="18"/>
+      <w:bookmarkStart w:colFirst="0" w:colLast="0" w:name="_heading=h.hq8939oajwz1" w:id="19"/>
+      <w:bookmarkEnd w:id="19"/>
       <w:r>
         <w:rPr>
           <w:rtl w:val="0"/>
@@ -6134,8 +6181,8 @@
         <w:ind w:left="576" w:hanging="576"/>
         <w:rPr/>
       </w:pPr>
-      <w:bookmarkStart w:colFirst="0" w:colLast="0" w:name="_heading=h.5qkoebdktgj0" w:id="19"/>
-      <w:bookmarkEnd w:id="19"/>
+      <w:bookmarkStart w:colFirst="0" w:colLast="0" w:name="_heading=h.5qkoebdktgj0" w:id="20"/>
+      <w:bookmarkEnd w:id="20"/>
       <w:r>
         <w:rPr>
           <w:rtl w:val="0"/>
@@ -6310,8 +6357,8 @@
         <w:ind w:left="576" w:hanging="576"/>
         <w:rPr/>
       </w:pPr>
-      <w:bookmarkStart w:colFirst="0" w:colLast="0" w:name="_heading=h.4e9etu9fysik" w:id="20"/>
-      <w:bookmarkEnd w:id="20"/>
+      <w:bookmarkStart w:colFirst="0" w:colLast="0" w:name="_heading=h.4e9etu9fysik" w:id="21"/>
+      <w:bookmarkEnd w:id="21"/>
       <w:r>
         <w:rPr>
           <w:rtl w:val="0"/>
@@ -6392,8 +6439,8 @@
         <w:ind w:left="576" w:hanging="576"/>
         <w:rPr/>
       </w:pPr>
-      <w:bookmarkStart w:colFirst="0" w:colLast="0" w:name="_heading=h.ut4sdcwhhf2v" w:id="21"/>
-      <w:bookmarkEnd w:id="21"/>
+      <w:bookmarkStart w:colFirst="0" w:colLast="0" w:name="_heading=h.ut4sdcwhhf2v" w:id="22"/>
+      <w:bookmarkEnd w:id="22"/>
       <w:r>
         <w:rPr>
           <w:rtl w:val="0"/>
@@ -6491,8 +6538,8 @@
         <w:ind w:left="576" w:hanging="576"/>
         <w:rPr/>
       </w:pPr>
-      <w:bookmarkStart w:colFirst="0" w:colLast="0" w:name="_heading=h.3aoeat9iw3x0" w:id="22"/>
-      <w:bookmarkEnd w:id="22"/>
+      <w:bookmarkStart w:colFirst="0" w:colLast="0" w:name="_heading=h.3aoeat9iw3x0" w:id="23"/>
+      <w:bookmarkEnd w:id="23"/>
       <w:r>
         <w:rPr>
           <w:rtl w:val="0"/>
@@ -6589,8 +6636,8 @@
         <w:ind w:left="576" w:hanging="576"/>
         <w:rPr/>
       </w:pPr>
-      <w:bookmarkStart w:colFirst="0" w:colLast="0" w:name="_heading=h.v0wizh9ypqza" w:id="23"/>
-      <w:bookmarkEnd w:id="23"/>
+      <w:bookmarkStart w:colFirst="0" w:colLast="0" w:name="_heading=h.v0wizh9ypqza" w:id="24"/>
+      <w:bookmarkEnd w:id="24"/>
       <w:r>
         <w:rPr>
           <w:rtl w:val="0"/>
@@ -6688,8 +6735,8 @@
         <w:ind w:left="576" w:hanging="576"/>
         <w:rPr/>
       </w:pPr>
-      <w:bookmarkStart w:colFirst="0" w:colLast="0" w:name="_heading=h.ik9h7k7p20ly" w:id="24"/>
-      <w:bookmarkEnd w:id="24"/>
+      <w:bookmarkStart w:colFirst="0" w:colLast="0" w:name="_heading=h.ik9h7k7p20ly" w:id="25"/>
+      <w:bookmarkEnd w:id="25"/>
       <w:r>
         <w:rPr>
           <w:rtl w:val="0"/>
@@ -6787,8 +6834,8 @@
         <w:ind w:left="576" w:hanging="576"/>
         <w:rPr/>
       </w:pPr>
-      <w:bookmarkStart w:colFirst="0" w:colLast="0" w:name="_heading=h.5u898nkp5rsr" w:id="25"/>
-      <w:bookmarkEnd w:id="25"/>
+      <w:bookmarkStart w:colFirst="0" w:colLast="0" w:name="_heading=h.5u898nkp5rsr" w:id="26"/>
+      <w:bookmarkEnd w:id="26"/>
       <w:r>
         <w:rPr>
           <w:rtl w:val="0"/>
@@ -6886,8 +6933,8 @@
         <w:ind w:left="432" w:hanging="432"/>
         <w:rPr/>
       </w:pPr>
-      <w:bookmarkStart w:colFirst="0" w:colLast="0" w:name="_heading=h.l1j56makj6u8" w:id="26"/>
-      <w:bookmarkEnd w:id="26"/>
+      <w:bookmarkStart w:colFirst="0" w:colLast="0" w:name="_heading=h.l1j56makj6u8" w:id="27"/>
+      <w:bookmarkEnd w:id="27"/>
       <w:r>
         <w:rPr>
           <w:rtl w:val="0"/>
@@ -6905,8 +6952,8 @@
         <w:ind w:left="432" w:hanging="432"/>
         <w:rPr/>
       </w:pPr>
-      <w:bookmarkStart w:colFirst="0" w:colLast="0" w:name="_heading=h.jgitgijidcqo" w:id="27"/>
-      <w:bookmarkEnd w:id="27"/>
+      <w:bookmarkStart w:colFirst="0" w:colLast="0" w:name="_heading=h.jgitgijidcqo" w:id="28"/>
+      <w:bookmarkEnd w:id="28"/>
       <w:r>
         <w:rPr>
           <w:rtl w:val="0"/>
@@ -7080,7 +7127,7 @@
           <wp:inline distB="114300" distT="114300" distL="114300" distR="114300">
             <wp:extent cx="5731200" cy="3568700"/>
             <wp:effectExtent b="0" l="0" r="0" t="0"/>
-            <wp:docPr id="9" name="image5.png"/>
+            <wp:docPr id="10" name="image5.png"/>
             <a:graphic>
               <a:graphicData uri="http://schemas.openxmlformats.org/drawingml/2006/picture">
                 <pic:pic>
@@ -7089,7 +7136,7 @@
                     <pic:cNvPicPr preferRelativeResize="0"/>
                   </pic:nvPicPr>
                   <pic:blipFill>
-                    <a:blip r:embed="rId9"/>
+                    <a:blip r:embed="rId10"/>
                     <a:srcRect b="0" l="0" r="0" t="0"/>
                     <a:stretch>
                       <a:fillRect/>
@@ -7217,246 +7264,12 @@
           <wp:inline distB="114300" distT="114300" distL="114300" distR="114300">
             <wp:extent cx="5731200" cy="3556000"/>
             <wp:effectExtent b="0" l="0" r="0" t="0"/>
-            <wp:docPr id="1" name="image1.png"/>
+            <wp:docPr id="1" name="image2.png"/>
             <a:graphic>
               <a:graphicData uri="http://schemas.openxmlformats.org/drawingml/2006/picture">
                 <pic:pic>
                   <pic:nvPicPr>
-                    <pic:cNvPr id="0" name="image1.png"/>
-                    <pic:cNvPicPr preferRelativeResize="0"/>
-                  </pic:nvPicPr>
-                  <pic:blipFill>
-                    <a:blip r:embed="rId10"/>
-                    <a:srcRect b="0" l="0" r="0" t="0"/>
-                    <a:stretch>
-                      <a:fillRect/>
-                    </a:stretch>
-                  </pic:blipFill>
-                  <pic:spPr>
-                    <a:xfrm>
-                      <a:off x="0" y="0"/>
-                      <a:ext cx="5731200" cy="3556000"/>
-                    </a:xfrm>
-                    <a:prstGeom prst="rect"/>
-                    <a:ln/>
-                  </pic:spPr>
-                </pic:pic>
-              </a:graphicData>
-            </a:graphic>
-          </wp:inline>
-        </w:drawing>
-      </w:r>
-      <w:r>
-        <w:rPr>
-          <w:rtl w:val="0"/>
-        </w:rPr>
-      </w:r>
-    </w:p>
-    <w:p>
-      <w:pPr>
-        <w:rPr>
-          <w:color w:val="ee0000"/>
-          <w:sz w:val="32"/>
-          <w:szCs w:val="32"/>
-        </w:rPr>
-      </w:pPr>
-      <w:r>
-        <w:rPr>
-          <w:color w:val="ee0000"/>
-          <w:sz w:val="32"/>
-          <w:szCs w:val="32"/>
-          <w:highlight w:val="yellow"/>
-          <w:rtl w:val="0"/>
-        </w:rPr>
-        <w:t xml:space="preserve">Figure 8.2: Add Transaction Modal</w:t>
-      </w:r>
-      <w:r>
-        <w:rPr>
-          <w:rtl w:val="0"/>
-        </w:rPr>
-      </w:r>
-    </w:p>
-    <w:p>
-      <w:pPr>
-        <w:pStyle w:val="Heading3"/>
-        <w:numPr>
-          <w:ilvl w:val="2"/>
-          <w:numId w:val="1"/>
-        </w:numPr>
-        <w:ind w:left="720" w:hanging="720"/>
-        <w:rPr/>
-      </w:pPr>
-      <w:r>
-        <w:rPr>
-          <w:rtl w:val="0"/>
-        </w:rPr>
-        <w:t xml:space="preserve">Edit Transaction Modal</w:t>
-      </w:r>
-    </w:p>
-    <w:p>
-      <w:pPr>
-        <w:rPr/>
-      </w:pPr>
-      <w:r>
-        <w:rPr>
-          <w:rtl w:val="0"/>
-        </w:rPr>
-        <w:t xml:space="preserve">The Edit Transaction modal is used to update an existing transaction. The user selects a transaction from the list and chooses the edit option. The modal opens with the current values pre-filled to reduce user effort and prevent mistakes. Once the user submits changes, the controller validates the updated fields through the service layer and then updates the transaction in the system. The Transactions page refreshes to reflect the updated information.</w:t>
-      </w:r>
-    </w:p>
-    <w:p>
-      <w:pPr>
-        <w:rPr/>
-      </w:pPr>
-      <w:r>
-        <w:rPr>
-          <w:rtl w:val="0"/>
-        </w:rPr>
-      </w:r>
-    </w:p>
-    <w:p>
-      <w:pPr>
-        <w:rPr>
-          <w:color w:val="ee0000"/>
-          <w:sz w:val="28"/>
-          <w:szCs w:val="28"/>
-          <w:highlight w:val="yellow"/>
-        </w:rPr>
-      </w:pPr>
-      <w:r>
-        <w:rPr>
-          <w:color w:val="ee0000"/>
-          <w:sz w:val="28"/>
-          <w:szCs w:val="28"/>
-          <w:highlight w:val="yellow"/>
-          <w:rtl w:val="0"/>
-        </w:rPr>
-        <w:t xml:space="preserve">Insert screenshot: Edit transaction modal</w:t>
-      </w:r>
-    </w:p>
-    <w:p>
-      <w:pPr>
-        <w:rPr>
-          <w:color w:val="ee0000"/>
-          <w:sz w:val="28"/>
-          <w:szCs w:val="28"/>
-          <w:highlight w:val="yellow"/>
-        </w:rPr>
-      </w:pPr>
-      <w:r>
-        <w:rPr>
-          <w:rtl w:val="0"/>
-        </w:rPr>
-      </w:r>
-    </w:p>
-    <w:p>
-      <w:pPr>
-        <w:rPr>
-          <w:color w:val="ee0000"/>
-          <w:sz w:val="28"/>
-          <w:szCs w:val="28"/>
-        </w:rPr>
-      </w:pPr>
-      <w:r>
-        <w:rPr>
-          <w:color w:val="ee0000"/>
-          <w:sz w:val="28"/>
-          <w:szCs w:val="28"/>
-          <w:highlight w:val="yellow"/>
-          <w:rtl w:val="0"/>
-        </w:rPr>
-        <w:t xml:space="preserve">Figure 8.3: Edit Transaction Modal (Pre-filled Fields)</w:t>
-      </w:r>
-      <w:r>
-        <w:rPr>
-          <w:rtl w:val="0"/>
-        </w:rPr>
-      </w:r>
-    </w:p>
-    <w:p>
-      <w:pPr>
-        <w:pStyle w:val="Heading3"/>
-        <w:numPr>
-          <w:ilvl w:val="2"/>
-          <w:numId w:val="1"/>
-        </w:numPr>
-        <w:ind w:left="720" w:hanging="720"/>
-        <w:rPr/>
-      </w:pPr>
-      <w:r>
-        <w:rPr>
-          <w:rtl w:val="0"/>
-        </w:rPr>
-        <w:t xml:space="preserve">Delete Transaction Confirmation</w:t>
-      </w:r>
-    </w:p>
-    <w:p>
-      <w:pPr>
-        <w:rPr/>
-      </w:pPr>
-      <w:r>
-        <w:rPr>
-          <w:rtl w:val="0"/>
-        </w:rPr>
-        <w:t xml:space="preserve">The Delete Transaction flow is implemented as a confirmation dialog to prevent accidental removals. The user selects a transaction and chooses delete. The system prompts the user to confirm the action. If confirmed, the controller calls the service layer to remove the selected transaction, and the Transactions page refreshes so the deleted entry is no longer shown.</w:t>
-      </w:r>
-    </w:p>
-    <w:p>
-      <w:pPr>
-        <w:rPr/>
-      </w:pPr>
-      <w:r>
-        <w:rPr>
-          <w:rtl w:val="0"/>
-        </w:rPr>
-      </w:r>
-    </w:p>
-    <w:p>
-      <w:pPr>
-        <w:rPr>
-          <w:color w:val="ee0000"/>
-          <w:sz w:val="28"/>
-          <w:szCs w:val="28"/>
-          <w:highlight w:val="yellow"/>
-        </w:rPr>
-      </w:pPr>
-      <w:r>
-        <w:rPr>
-          <w:color w:val="ee0000"/>
-          <w:sz w:val="28"/>
-          <w:szCs w:val="28"/>
-          <w:highlight w:val="yellow"/>
-          <w:rtl w:val="0"/>
-        </w:rPr>
-        <w:t xml:space="preserve">Insert screenshot: Delete confirmation dialog (if available)</w:t>
-      </w:r>
-    </w:p>
-    <w:p>
-      <w:pPr>
-        <w:rPr>
-          <w:color w:val="ee0000"/>
-          <w:sz w:val="28"/>
-          <w:szCs w:val="28"/>
-          <w:highlight w:val="yellow"/>
-        </w:rPr>
-      </w:pPr>
-      <w:r>
-        <w:rPr>
-          <w:color w:val="ee0000"/>
-          <w:sz w:val="28"/>
-          <w:szCs w:val="28"/>
-          <w:highlight w:val="yellow"/>
-        </w:rPr>
-        <w:drawing>
-          <wp:inline distB="114300" distT="114300" distL="114300" distR="114300">
-            <wp:extent cx="5731200" cy="3556000"/>
-            <wp:effectExtent b="0" l="0" r="0" t="0"/>
-            <wp:docPr id="10" name="image4.png"/>
-            <a:graphic>
-              <a:graphicData uri="http://schemas.openxmlformats.org/drawingml/2006/picture">
-                <pic:pic>
-                  <pic:nvPicPr>
-                    <pic:cNvPr id="0" name="image4.png"/>
+                    <pic:cNvPr id="0" name="image2.png"/>
                     <pic:cNvPicPr preferRelativeResize="0"/>
                   </pic:nvPicPr>
                   <pic:blipFill>
@@ -7490,6 +7303,240 @@
       <w:pPr>
         <w:rPr>
           <w:color w:val="ee0000"/>
+          <w:sz w:val="32"/>
+          <w:szCs w:val="32"/>
+        </w:rPr>
+      </w:pPr>
+      <w:r>
+        <w:rPr>
+          <w:color w:val="ee0000"/>
+          <w:sz w:val="32"/>
+          <w:szCs w:val="32"/>
+          <w:highlight w:val="yellow"/>
+          <w:rtl w:val="0"/>
+        </w:rPr>
+        <w:t xml:space="preserve">Figure 8.2: Add Transaction Modal</w:t>
+      </w:r>
+      <w:r>
+        <w:rPr>
+          <w:rtl w:val="0"/>
+        </w:rPr>
+      </w:r>
+    </w:p>
+    <w:p>
+      <w:pPr>
+        <w:pStyle w:val="Heading3"/>
+        <w:numPr>
+          <w:ilvl w:val="2"/>
+          <w:numId w:val="1"/>
+        </w:numPr>
+        <w:ind w:left="720" w:hanging="720"/>
+        <w:rPr/>
+      </w:pPr>
+      <w:r>
+        <w:rPr>
+          <w:rtl w:val="0"/>
+        </w:rPr>
+        <w:t xml:space="preserve">Edit Transaction Modal</w:t>
+      </w:r>
+    </w:p>
+    <w:p>
+      <w:pPr>
+        <w:rPr/>
+      </w:pPr>
+      <w:r>
+        <w:rPr>
+          <w:rtl w:val="0"/>
+        </w:rPr>
+        <w:t xml:space="preserve">The Edit Transaction modal is used to update an existing transaction. The user selects a transaction from the list and chooses the edit option. The modal opens with the current values pre-filled to reduce user effort and prevent mistakes. Once the user submits changes, the controller validates the updated fields through the service layer and then updates the transaction in the system. The Transactions page refreshes to reflect the updated information.</w:t>
+      </w:r>
+    </w:p>
+    <w:p>
+      <w:pPr>
+        <w:rPr/>
+      </w:pPr>
+      <w:r>
+        <w:rPr>
+          <w:rtl w:val="0"/>
+        </w:rPr>
+      </w:r>
+    </w:p>
+    <w:p>
+      <w:pPr>
+        <w:rPr>
+          <w:color w:val="ee0000"/>
+          <w:sz w:val="28"/>
+          <w:szCs w:val="28"/>
+          <w:highlight w:val="yellow"/>
+        </w:rPr>
+      </w:pPr>
+      <w:r>
+        <w:rPr>
+          <w:color w:val="ee0000"/>
+          <w:sz w:val="28"/>
+          <w:szCs w:val="28"/>
+          <w:highlight w:val="yellow"/>
+          <w:rtl w:val="0"/>
+        </w:rPr>
+        <w:t xml:space="preserve">Insert screenshot: Edit transaction modal</w:t>
+      </w:r>
+    </w:p>
+    <w:p>
+      <w:pPr>
+        <w:rPr>
+          <w:color w:val="ee0000"/>
+          <w:sz w:val="28"/>
+          <w:szCs w:val="28"/>
+          <w:highlight w:val="yellow"/>
+        </w:rPr>
+      </w:pPr>
+      <w:r>
+        <w:rPr>
+          <w:rtl w:val="0"/>
+        </w:rPr>
+      </w:r>
+    </w:p>
+    <w:p>
+      <w:pPr>
+        <w:rPr>
+          <w:color w:val="ee0000"/>
+          <w:sz w:val="28"/>
+          <w:szCs w:val="28"/>
+        </w:rPr>
+      </w:pPr>
+      <w:r>
+        <w:rPr>
+          <w:color w:val="ee0000"/>
+          <w:sz w:val="28"/>
+          <w:szCs w:val="28"/>
+          <w:highlight w:val="yellow"/>
+          <w:rtl w:val="0"/>
+        </w:rPr>
+        <w:t xml:space="preserve">Figure 8.3: Edit Transaction Modal (Pre-filled Fields)</w:t>
+      </w:r>
+      <w:r>
+        <w:rPr>
+          <w:rtl w:val="0"/>
+        </w:rPr>
+      </w:r>
+    </w:p>
+    <w:p>
+      <w:pPr>
+        <w:pStyle w:val="Heading3"/>
+        <w:numPr>
+          <w:ilvl w:val="2"/>
+          <w:numId w:val="1"/>
+        </w:numPr>
+        <w:ind w:left="720" w:hanging="720"/>
+        <w:rPr/>
+      </w:pPr>
+      <w:r>
+        <w:rPr>
+          <w:rtl w:val="0"/>
+        </w:rPr>
+        <w:t xml:space="preserve">Delete Transaction Confirmation</w:t>
+      </w:r>
+    </w:p>
+    <w:p>
+      <w:pPr>
+        <w:rPr/>
+      </w:pPr>
+      <w:r>
+        <w:rPr>
+          <w:rtl w:val="0"/>
+        </w:rPr>
+        <w:t xml:space="preserve">The Delete Transaction flow is implemented as a confirmation dialog to prevent accidental removals. The user selects a transaction and chooses delete. The system prompts the user to confirm the action. If confirmed, the controller calls the service layer to remove the selected transaction, and the Transactions page refreshes so the deleted entry is no longer shown.</w:t>
+      </w:r>
+    </w:p>
+    <w:p>
+      <w:pPr>
+        <w:rPr/>
+      </w:pPr>
+      <w:r>
+        <w:rPr>
+          <w:rtl w:val="0"/>
+        </w:rPr>
+      </w:r>
+    </w:p>
+    <w:p>
+      <w:pPr>
+        <w:rPr>
+          <w:color w:val="ee0000"/>
+          <w:sz w:val="28"/>
+          <w:szCs w:val="28"/>
+          <w:highlight w:val="yellow"/>
+        </w:rPr>
+      </w:pPr>
+      <w:r>
+        <w:rPr>
+          <w:color w:val="ee0000"/>
+          <w:sz w:val="28"/>
+          <w:szCs w:val="28"/>
+          <w:highlight w:val="yellow"/>
+          <w:rtl w:val="0"/>
+        </w:rPr>
+        <w:t xml:space="preserve">Insert screenshot: Delete confirmation dialog (if available)</w:t>
+      </w:r>
+    </w:p>
+    <w:p>
+      <w:pPr>
+        <w:rPr>
+          <w:color w:val="ee0000"/>
+          <w:sz w:val="28"/>
+          <w:szCs w:val="28"/>
+          <w:highlight w:val="yellow"/>
+        </w:rPr>
+      </w:pPr>
+      <w:r>
+        <w:rPr>
+          <w:color w:val="ee0000"/>
+          <w:sz w:val="28"/>
+          <w:szCs w:val="28"/>
+          <w:highlight w:val="yellow"/>
+        </w:rPr>
+        <w:drawing>
+          <wp:inline distB="114300" distT="114300" distL="114300" distR="114300">
+            <wp:extent cx="5731200" cy="3556000"/>
+            <wp:effectExtent b="0" l="0" r="0" t="0"/>
+            <wp:docPr id="11" name="image6.png"/>
+            <a:graphic>
+              <a:graphicData uri="http://schemas.openxmlformats.org/drawingml/2006/picture">
+                <pic:pic>
+                  <pic:nvPicPr>
+                    <pic:cNvPr id="0" name="image6.png"/>
+                    <pic:cNvPicPr preferRelativeResize="0"/>
+                  </pic:nvPicPr>
+                  <pic:blipFill>
+                    <a:blip r:embed="rId12"/>
+                    <a:srcRect b="0" l="0" r="0" t="0"/>
+                    <a:stretch>
+                      <a:fillRect/>
+                    </a:stretch>
+                  </pic:blipFill>
+                  <pic:spPr>
+                    <a:xfrm>
+                      <a:off x="0" y="0"/>
+                      <a:ext cx="5731200" cy="3556000"/>
+                    </a:xfrm>
+                    <a:prstGeom prst="rect"/>
+                    <a:ln/>
+                  </pic:spPr>
+                </pic:pic>
+              </a:graphicData>
+            </a:graphic>
+          </wp:inline>
+        </w:drawing>
+      </w:r>
+      <w:r>
+        <w:rPr>
+          <w:rtl w:val="0"/>
+        </w:rPr>
+      </w:r>
+    </w:p>
+    <w:p>
+      <w:pPr>
+        <w:rPr>
+          <w:color w:val="ee0000"/>
           <w:sz w:val="28"/>
           <w:szCs w:val="28"/>
         </w:rPr>
@@ -7595,16 +7642,16 @@
           <wp:inline distB="114300" distT="114300" distL="114300" distR="114300">
             <wp:extent cx="5731200" cy="3581400"/>
             <wp:effectExtent b="0" l="0" r="0" t="0"/>
-            <wp:docPr id="2" name="image2.png"/>
+            <wp:docPr id="3" name="image8.png"/>
             <a:graphic>
               <a:graphicData uri="http://schemas.openxmlformats.org/drawingml/2006/picture">
                 <pic:pic>
                   <pic:nvPicPr>
-                    <pic:cNvPr id="0" name="image2.png"/>
+                    <pic:cNvPr id="0" name="image8.png"/>
                     <pic:cNvPicPr preferRelativeResize="0"/>
                   </pic:nvPicPr>
                   <pic:blipFill>
-                    <a:blip r:embed="rId12"/>
+                    <a:blip r:embed="rId13"/>
                     <a:srcRect b="0" l="0" r="0" t="0"/>
                     <a:stretch>
                       <a:fillRect/>
@@ -7732,16 +7779,16 @@
           <wp:inline distB="114300" distT="114300" distL="114300" distR="114300">
             <wp:extent cx="5731200" cy="3492500"/>
             <wp:effectExtent b="0" l="0" r="0" t="0"/>
-            <wp:docPr id="4" name="image3.png"/>
+            <wp:docPr id="5" name="image4.png"/>
             <a:graphic>
               <a:graphicData uri="http://schemas.openxmlformats.org/drawingml/2006/picture">
                 <pic:pic>
                   <pic:nvPicPr>
-                    <pic:cNvPr id="0" name="image3.png"/>
+                    <pic:cNvPr id="0" name="image4.png"/>
                     <pic:cNvPicPr preferRelativeResize="0"/>
                   </pic:nvPicPr>
                   <pic:blipFill>
-                    <a:blip r:embed="rId13"/>
+                    <a:blip r:embed="rId14"/>
                     <a:srcRect b="0" l="0" r="0" t="0"/>
                     <a:stretch>
                       <a:fillRect/>
@@ -7873,16 +7920,16 @@
           <wp:inline distB="114300" distT="114300" distL="114300" distR="114300">
             <wp:extent cx="5731200" cy="3911600"/>
             <wp:effectExtent b="0" l="0" r="0" t="0"/>
-            <wp:docPr id="5" name="image10.png"/>
+            <wp:docPr id="6" name="image11.png"/>
             <a:graphic>
               <a:graphicData uri="http://schemas.openxmlformats.org/drawingml/2006/picture">
                 <pic:pic>
                   <pic:nvPicPr>
-                    <pic:cNvPr id="0" name="image10.png"/>
+                    <pic:cNvPr id="0" name="image11.png"/>
                     <pic:cNvPicPr preferRelativeResize="0"/>
                   </pic:nvPicPr>
                   <pic:blipFill>
-                    <a:blip r:embed="rId14"/>
+                    <a:blip r:embed="rId15"/>
                     <a:srcRect b="0" l="0" r="0" t="0"/>
                     <a:stretch>
                       <a:fillRect/>
@@ -8012,7 +8059,7 @@
           <wp:inline distB="114300" distT="114300" distL="114300" distR="114300">
             <wp:extent cx="5731200" cy="3784600"/>
             <wp:effectExtent b="0" l="0" r="0" t="0"/>
-            <wp:docPr id="7" name="image9.png"/>
+            <wp:docPr id="8" name="image9.png"/>
             <a:graphic>
               <a:graphicData uri="http://schemas.openxmlformats.org/drawingml/2006/picture">
                 <pic:pic>
@@ -8021,7 +8068,7 @@
                     <pic:cNvPicPr preferRelativeResize="0"/>
                   </pic:nvPicPr>
                   <pic:blipFill>
-                    <a:blip r:embed="rId15"/>
+                    <a:blip r:embed="rId16"/>
                     <a:srcRect b="0" l="0" r="0" t="0"/>
                     <a:stretch>
                       <a:fillRect/>
@@ -8191,16 +8238,16 @@
           <wp:inline distB="114300" distT="114300" distL="114300" distR="114300">
             <wp:extent cx="5731200" cy="3581400"/>
             <wp:effectExtent b="0" l="0" r="0" t="0"/>
-            <wp:docPr id="6" name="image7.png"/>
+            <wp:docPr id="7" name="image3.png"/>
             <a:graphic>
               <a:graphicData uri="http://schemas.openxmlformats.org/drawingml/2006/picture">
                 <pic:pic>
                   <pic:nvPicPr>
-                    <pic:cNvPr id="0" name="image7.png"/>
+                    <pic:cNvPr id="0" name="image3.png"/>
                     <pic:cNvPicPr preferRelativeResize="0"/>
                   </pic:nvPicPr>
                   <pic:blipFill>
-                    <a:blip r:embed="rId16"/>
+                    <a:blip r:embed="rId17"/>
                     <a:srcRect b="0" l="0" r="0" t="0"/>
                     <a:stretch>
                       <a:fillRect/>
@@ -8299,16 +8346,16 @@
           <wp:inline distB="114300" distT="114300" distL="114300" distR="114300">
             <wp:extent cx="5731200" cy="3568700"/>
             <wp:effectExtent b="0" l="0" r="0" t="0"/>
-            <wp:docPr id="8" name="image6.png"/>
+            <wp:docPr id="9" name="image1.png"/>
             <a:graphic>
               <a:graphicData uri="http://schemas.openxmlformats.org/drawingml/2006/picture">
                 <pic:pic>
                   <pic:nvPicPr>
-                    <pic:cNvPr id="0" name="image6.png"/>
+                    <pic:cNvPr id="0" name="image1.png"/>
                     <pic:cNvPicPr preferRelativeResize="0"/>
                   </pic:nvPicPr>
                   <pic:blipFill>
-                    <a:blip r:embed="rId17"/>
+                    <a:blip r:embed="rId18"/>
                     <a:srcRect b="0" l="0" r="0" t="0"/>
                     <a:stretch>
                       <a:fillRect/>
@@ -8382,16 +8429,16 @@
           <wp:inline distB="114300" distT="114300" distL="114300" distR="114300">
             <wp:extent cx="5731200" cy="3581400"/>
             <wp:effectExtent b="0" l="0" r="0" t="0"/>
-            <wp:docPr id="3" name="image8.png"/>
+            <wp:docPr id="4" name="image7.png"/>
             <a:graphic>
               <a:graphicData uri="http://schemas.openxmlformats.org/drawingml/2006/picture">
                 <pic:pic>
                   <pic:nvPicPr>
-                    <pic:cNvPr id="0" name="image8.png"/>
+                    <pic:cNvPr id="0" name="image7.png"/>
                     <pic:cNvPicPr preferRelativeResize="0"/>
                   </pic:nvPicPr>
                   <pic:blipFill>
-                    <a:blip r:embed="rId18"/>
+                    <a:blip r:embed="rId19"/>
                     <a:srcRect b="0" l="0" r="0" t="0"/>
                     <a:stretch>
                       <a:fillRect/>
@@ -8455,8 +8502,8 @@
         <w:ind w:left="432" w:hanging="432"/>
         <w:rPr/>
       </w:pPr>
-      <w:bookmarkStart w:colFirst="0" w:colLast="0" w:name="_heading=h.8nhakgubtl2f" w:id="28"/>
-      <w:bookmarkEnd w:id="28"/>
+      <w:bookmarkStart w:colFirst="0" w:colLast="0" w:name="_heading=h.8nhakgubtl2f" w:id="29"/>
+      <w:bookmarkEnd w:id="29"/>
       <w:r>
         <w:rPr>
           <w:rtl w:val="0"/>
@@ -8474,8 +8521,8 @@
         <w:ind w:left="432" w:hanging="432"/>
         <w:rPr/>
       </w:pPr>
-      <w:bookmarkStart w:colFirst="0" w:colLast="0" w:name="_heading=h.cbyt6kriyhxb" w:id="29"/>
-      <w:bookmarkEnd w:id="29"/>
+      <w:bookmarkStart w:colFirst="0" w:colLast="0" w:name="_heading=h.cbyt6kriyhxb" w:id="30"/>
+      <w:bookmarkEnd w:id="30"/>
       <w:r>
         <w:rPr>
           <w:rtl w:val="0"/>
@@ -8504,8 +8551,8 @@
         <w:ind w:left="576" w:hanging="576"/>
         <w:rPr/>
       </w:pPr>
-      <w:bookmarkStart w:colFirst="0" w:colLast="0" w:name="_heading=h.w91k36p9u1dk" w:id="30"/>
-      <w:bookmarkEnd w:id="30"/>
+      <w:bookmarkStart w:colFirst="0" w:colLast="0" w:name="_heading=h.w91k36p9u1dk" w:id="31"/>
+      <w:bookmarkEnd w:id="31"/>
       <w:r>
         <w:rPr>
           <w:rtl w:val="0"/>
@@ -8517,7 +8564,7 @@
       <w:pPr>
         <w:rPr/>
       </w:pPr>
-      <w:hyperlink r:id="rId19">
+      <w:hyperlink r:id="rId20">
         <w:r>
           <w:rPr>
             <w:color w:val="0000ff"/>
@@ -8543,8 +8590,8 @@
         <w:ind w:left="432" w:hanging="432"/>
         <w:rPr/>
       </w:pPr>
-      <w:bookmarkStart w:colFirst="0" w:colLast="0" w:name="_heading=h.yaau1brgtl53" w:id="31"/>
-      <w:bookmarkEnd w:id="31"/>
+      <w:bookmarkStart w:colFirst="0" w:colLast="0" w:name="_heading=h.yaau1brgtl53" w:id="32"/>
+      <w:bookmarkEnd w:id="32"/>
       <w:r>
         <w:rPr>
           <w:rtl w:val="0"/>
@@ -8564,7 +8611,7 @@
       </w:r>
     </w:p>
     <w:sectPr>
-      <w:footerReference r:id="rId20" w:type="default"/>
+      <w:footerReference r:id="rId21" w:type="default"/>
       <w:type w:val="nextPage"/>
       <w:pgSz w:h="16834" w:w="11909" w:orient="portrait"/>
       <w:pgMar w:bottom="1440" w:top="1440" w:left="1440" w:right="1440" w:header="720" w:footer="720"/>
@@ -11776,7 +11823,7 @@
 
 <file path=customXML/item1.xml><?xml version="1.0" encoding="utf-8"?>
 <go:gDocsCustomXmlDataStorage xmlns:go="http://customooxmlschemas.google.com/" xmlns:r="http://schemas.openxmlformats.org/officeDocument/2006/relationships" uri="GoogleDocsCustomDataVersion2">
-  <go:docsCustomData xmlns:go="http://customooxmlschemas.google.com/" roundtripDataSignature="AMtx7mjFUBdUOTPqk3UcoUWW86++7zwgng==">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</go:docsCustomData>
+  <go:docsCustomData xmlns:go="http://customooxmlschemas.google.com/" roundtripDataSignature="AMtx7miJ6jBku9xl85SWSecz3EkDtTZ7ig==">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</go:docsCustomData>
 </go:gDocsCustomXmlDataStorage>
 </file>
 

--- a/docs/deliverables/3.1/Deliverable 3-1 Design and GUI- Submission - Submission.docx
+++ b/docs/deliverables/3.1/Deliverable 3-1 Design and GUI- Submission - Submission.docx
@@ -393,7 +393,7 @@
     </w:p>
     <w:sdt>
       <w:sdtPr>
-        <w:id w:val="-167471098"/>
+        <w:id w:val="533873705"/>
         <w:docPartObj>
           <w:docPartGallery w:val="Table of Contents"/>
           <w:docPartUnique w:val="1"/>
@@ -4150,12 +4150,12 @@
           <wp:inline distB="114300" distT="114300" distL="114300" distR="114300">
             <wp:extent cx="5731200" cy="4965700"/>
             <wp:effectExtent b="0" l="0" r="0" t="0"/>
-            <wp:docPr id="2" name="image10.png"/>
+            <wp:docPr id="4" name="image3.png"/>
             <a:graphic>
               <a:graphicData uri="http://schemas.openxmlformats.org/drawingml/2006/picture">
                 <pic:pic>
                   <pic:nvPicPr>
-                    <pic:cNvPr id="0" name="image10.png"/>
+                    <pic:cNvPr id="0" name="image3.png"/>
                     <pic:cNvPicPr preferRelativeResize="0"/>
                   </pic:nvPicPr>
                   <pic:blipFill>
@@ -4952,6 +4952,45 @@
       </w:pPr>
       <w:r>
         <w:rPr>
+          <w:color w:val="ee0000"/>
+          <w:sz w:val="36"/>
+          <w:szCs w:val="36"/>
+        </w:rPr>
+        <w:drawing>
+          <wp:inline distB="114300" distT="114300" distL="114300" distR="114300">
+            <wp:extent cx="5734050" cy="3374361"/>
+            <wp:effectExtent b="0" l="0" r="0" t="0"/>
+            <wp:docPr id="3" name="image7.png"/>
+            <a:graphic>
+              <a:graphicData uri="http://schemas.openxmlformats.org/drawingml/2006/picture">
+                <pic:pic>
+                  <pic:nvPicPr>
+                    <pic:cNvPr id="0" name="image7.png"/>
+                    <pic:cNvPicPr preferRelativeResize="0"/>
+                  </pic:nvPicPr>
+                  <pic:blipFill>
+                    <a:blip r:embed="rId10"/>
+                    <a:srcRect b="1319" l="0" r="0" t="0"/>
+                    <a:stretch>
+                      <a:fillRect/>
+                    </a:stretch>
+                  </pic:blipFill>
+                  <pic:spPr>
+                    <a:xfrm>
+                      <a:off x="0" y="0"/>
+                      <a:ext cx="5734050" cy="3374361"/>
+                    </a:xfrm>
+                    <a:prstGeom prst="rect"/>
+                    <a:ln/>
+                  </pic:spPr>
+                </pic:pic>
+              </a:graphicData>
+            </a:graphic>
+          </wp:inline>
+        </w:drawing>
+      </w:r>
+      <w:r>
+        <w:rPr>
           <w:rtl w:val="0"/>
         </w:rPr>
       </w:r>
@@ -5132,6 +5171,76 @@
         </w:rPr>
         <w:t xml:space="preserve">Figure 4.2: UML Class Diagram A — Transactions</w:t>
       </w:r>
+    </w:p>
+    <w:p>
+      <w:pPr>
+        <w:ind w:left="720" w:firstLine="0"/>
+        <w:rPr>
+          <w:i w:val="1"/>
+          <w:iCs w:val="1"/>
+          <w:color w:val="ee0000"/>
+          <w:sz w:val="36"/>
+          <w:szCs w:val="36"/>
+        </w:rPr>
+      </w:pPr>
+      <w:r>
+        <w:rPr>
+          <w:rtl w:val="0"/>
+        </w:rPr>
+      </w:r>
+    </w:p>
+    <w:p>
+      <w:pPr>
+        <w:ind w:left="0" w:firstLine="0"/>
+        <w:rPr>
+          <w:i w:val="1"/>
+          <w:iCs w:val="1"/>
+          <w:color w:val="ee0000"/>
+          <w:sz w:val="36"/>
+          <w:szCs w:val="36"/>
+        </w:rPr>
+      </w:pPr>
+      <w:r>
+        <w:rPr>
+          <w:i w:val="1"/>
+          <w:iCs w:val="1"/>
+          <w:color w:val="ee0000"/>
+          <w:sz w:val="36"/>
+          <w:szCs w:val="36"/>
+        </w:rPr>
+        <w:drawing>
+          <wp:inline distB="114300" distT="114300" distL="114300" distR="114300">
+            <wp:extent cx="5734050" cy="4810125"/>
+            <wp:effectExtent b="0" l="0" r="0" t="0"/>
+            <wp:docPr id="8" name="image11.png"/>
+            <a:graphic>
+              <a:graphicData uri="http://schemas.openxmlformats.org/drawingml/2006/picture">
+                <pic:pic>
+                  <pic:nvPicPr>
+                    <pic:cNvPr id="0" name="image11.png"/>
+                    <pic:cNvPicPr preferRelativeResize="0"/>
+                  </pic:nvPicPr>
+                  <pic:blipFill>
+                    <a:blip r:embed="rId11"/>
+                    <a:srcRect b="0" l="0" r="0" t="0"/>
+                    <a:stretch>
+                      <a:fillRect/>
+                    </a:stretch>
+                  </pic:blipFill>
+                  <pic:spPr>
+                    <a:xfrm>
+                      <a:off x="0" y="0"/>
+                      <a:ext cx="5734050" cy="4810125"/>
+                    </a:xfrm>
+                    <a:prstGeom prst="rect"/>
+                    <a:ln/>
+                  </pic:spPr>
+                </pic:pic>
+              </a:graphicData>
+            </a:graphic>
+          </wp:inline>
+        </w:drawing>
+      </w:r>
       <w:r>
         <w:rPr>
           <w:rtl w:val="0"/>
@@ -5316,6 +5425,47 @@
       </w:r>
       <w:r>
         <w:rPr>
+          <w:i w:val="1"/>
+          <w:iCs w:val="1"/>
+          <w:color w:val="ee0000"/>
+          <w:sz w:val="36"/>
+          <w:szCs w:val="36"/>
+        </w:rPr>
+        <w:drawing>
+          <wp:inline distB="114300" distT="114300" distL="114300" distR="114300">
+            <wp:extent cx="5731200" cy="7035800"/>
+            <wp:effectExtent b="0" l="0" r="0" t="0"/>
+            <wp:docPr id="1" name="image12.png"/>
+            <a:graphic>
+              <a:graphicData uri="http://schemas.openxmlformats.org/drawingml/2006/picture">
+                <pic:pic>
+                  <pic:nvPicPr>
+                    <pic:cNvPr id="0" name="image12.png"/>
+                    <pic:cNvPicPr preferRelativeResize="0"/>
+                  </pic:nvPicPr>
+                  <pic:blipFill>
+                    <a:blip r:embed="rId12"/>
+                    <a:srcRect b="0" l="0" r="0" t="0"/>
+                    <a:stretch>
+                      <a:fillRect/>
+                    </a:stretch>
+                  </pic:blipFill>
+                  <pic:spPr>
+                    <a:xfrm>
+                      <a:off x="0" y="0"/>
+                      <a:ext cx="5731200" cy="7035800"/>
+                    </a:xfrm>
+                    <a:prstGeom prst="rect"/>
+                    <a:ln/>
+                  </pic:spPr>
+                </pic:pic>
+              </a:graphicData>
+            </a:graphic>
+          </wp:inline>
+        </w:drawing>
+      </w:r>
+      <w:r>
+        <w:rPr>
           <w:rtl w:val="0"/>
         </w:rPr>
       </w:r>
@@ -5496,6 +5646,45 @@
           <w:szCs w:val="36"/>
         </w:rPr>
       </w:pPr>
+      <w:r>
+        <w:rPr>
+          <w:color w:val="ee0000"/>
+          <w:sz w:val="36"/>
+          <w:szCs w:val="36"/>
+        </w:rPr>
+        <w:drawing>
+          <wp:inline distB="114300" distT="114300" distL="114300" distR="114300">
+            <wp:extent cx="5734050" cy="5493393"/>
+            <wp:effectExtent b="0" l="0" r="0" t="0"/>
+            <wp:docPr id="12" name="image15.png"/>
+            <a:graphic>
+              <a:graphicData uri="http://schemas.openxmlformats.org/drawingml/2006/picture">
+                <pic:pic>
+                  <pic:nvPicPr>
+                    <pic:cNvPr id="0" name="image15.png"/>
+                    <pic:cNvPicPr preferRelativeResize="0"/>
+                  </pic:nvPicPr>
+                  <pic:blipFill>
+                    <a:blip r:embed="rId13"/>
+                    <a:srcRect b="0" l="0" r="0" t="0"/>
+                    <a:stretch>
+                      <a:fillRect/>
+                    </a:stretch>
+                  </pic:blipFill>
+                  <pic:spPr>
+                    <a:xfrm>
+                      <a:off x="0" y="0"/>
+                      <a:ext cx="5734050" cy="5493393"/>
+                    </a:xfrm>
+                    <a:prstGeom prst="rect"/>
+                    <a:ln/>
+                  </pic:spPr>
+                </pic:pic>
+              </a:graphicData>
+            </a:graphic>
+          </wp:inline>
+        </w:drawing>
+      </w:r>
       <w:r>
         <w:rPr>
           <w:rtl w:val="0"/>
@@ -7127,16 +7316,16 @@
           <wp:inline distB="114300" distT="114300" distL="114300" distR="114300">
             <wp:extent cx="5731200" cy="3568700"/>
             <wp:effectExtent b="0" l="0" r="0" t="0"/>
-            <wp:docPr id="10" name="image5.png"/>
+            <wp:docPr id="14" name="image9.png"/>
             <a:graphic>
               <a:graphicData uri="http://schemas.openxmlformats.org/drawingml/2006/picture">
                 <pic:pic>
                   <pic:nvPicPr>
-                    <pic:cNvPr id="0" name="image5.png"/>
+                    <pic:cNvPr id="0" name="image9.png"/>
                     <pic:cNvPicPr preferRelativeResize="0"/>
                   </pic:nvPicPr>
                   <pic:blipFill>
-                    <a:blip r:embed="rId10"/>
+                    <a:blip r:embed="rId14"/>
                     <a:srcRect b="0" l="0" r="0" t="0"/>
                     <a:stretch>
                       <a:fillRect/>
@@ -7264,16 +7453,16 @@
           <wp:inline distB="114300" distT="114300" distL="114300" distR="114300">
             <wp:extent cx="5731200" cy="3556000"/>
             <wp:effectExtent b="0" l="0" r="0" t="0"/>
-            <wp:docPr id="1" name="image2.png"/>
+            <wp:docPr id="2" name="image1.png"/>
             <a:graphic>
               <a:graphicData uri="http://schemas.openxmlformats.org/drawingml/2006/picture">
                 <pic:pic>
                   <pic:nvPicPr>
-                    <pic:cNvPr id="0" name="image2.png"/>
+                    <pic:cNvPr id="0" name="image1.png"/>
                     <pic:cNvPicPr preferRelativeResize="0"/>
                   </pic:nvPicPr>
                   <pic:blipFill>
-                    <a:blip r:embed="rId11"/>
+                    <a:blip r:embed="rId15"/>
                     <a:srcRect b="0" l="0" r="0" t="0"/>
                     <a:stretch>
                       <a:fillRect/>
@@ -7498,16 +7687,16 @@
           <wp:inline distB="114300" distT="114300" distL="114300" distR="114300">
             <wp:extent cx="5731200" cy="3556000"/>
             <wp:effectExtent b="0" l="0" r="0" t="0"/>
-            <wp:docPr id="11" name="image6.png"/>
+            <wp:docPr id="15" name="image10.png"/>
             <a:graphic>
               <a:graphicData uri="http://schemas.openxmlformats.org/drawingml/2006/picture">
                 <pic:pic>
                   <pic:nvPicPr>
-                    <pic:cNvPr id="0" name="image6.png"/>
+                    <pic:cNvPr id="0" name="image10.png"/>
                     <pic:cNvPicPr preferRelativeResize="0"/>
                   </pic:nvPicPr>
                   <pic:blipFill>
-                    <a:blip r:embed="rId12"/>
+                    <a:blip r:embed="rId16"/>
                     <a:srcRect b="0" l="0" r="0" t="0"/>
                     <a:stretch>
                       <a:fillRect/>
@@ -7642,608 +7831,12 @@
           <wp:inline distB="114300" distT="114300" distL="114300" distR="114300">
             <wp:extent cx="5731200" cy="3581400"/>
             <wp:effectExtent b="0" l="0" r="0" t="0"/>
-            <wp:docPr id="3" name="image8.png"/>
+            <wp:docPr id="5" name="image2.png"/>
             <a:graphic>
               <a:graphicData uri="http://schemas.openxmlformats.org/drawingml/2006/picture">
                 <pic:pic>
                   <pic:nvPicPr>
-                    <pic:cNvPr id="0" name="image8.png"/>
-                    <pic:cNvPicPr preferRelativeResize="0"/>
-                  </pic:nvPicPr>
-                  <pic:blipFill>
-                    <a:blip r:embed="rId13"/>
-                    <a:srcRect b="0" l="0" r="0" t="0"/>
-                    <a:stretch>
-                      <a:fillRect/>
-                    </a:stretch>
-                  </pic:blipFill>
-                  <pic:spPr>
-                    <a:xfrm>
-                      <a:off x="0" y="0"/>
-                      <a:ext cx="5731200" cy="3581400"/>
-                    </a:xfrm>
-                    <a:prstGeom prst="rect"/>
-                    <a:ln/>
-                  </pic:spPr>
-                </pic:pic>
-              </a:graphicData>
-            </a:graphic>
-          </wp:inline>
-        </w:drawing>
-      </w:r>
-      <w:r>
-        <w:rPr>
-          <w:rtl w:val="0"/>
-        </w:rPr>
-      </w:r>
-    </w:p>
-    <w:p>
-      <w:pPr>
-        <w:rPr>
-          <w:color w:val="ee0000"/>
-          <w:sz w:val="32"/>
-          <w:szCs w:val="32"/>
-        </w:rPr>
-      </w:pPr>
-      <w:r>
-        <w:rPr>
-          <w:color w:val="ee0000"/>
-          <w:sz w:val="32"/>
-          <w:szCs w:val="32"/>
-          <w:highlight w:val="yellow"/>
-          <w:rtl w:val="0"/>
-        </w:rPr>
-        <w:t xml:space="preserve">Figure 8.5: Budgets Page</w:t>
-      </w:r>
-      <w:r>
-        <w:rPr>
-          <w:rtl w:val="0"/>
-        </w:rPr>
-      </w:r>
-    </w:p>
-    <w:p>
-      <w:pPr>
-        <w:pStyle w:val="Heading3"/>
-        <w:numPr>
-          <w:ilvl w:val="2"/>
-          <w:numId w:val="1"/>
-        </w:numPr>
-        <w:ind w:left="720" w:hanging="720"/>
-        <w:rPr/>
-      </w:pPr>
-      <w:r>
-        <w:rPr>
-          <w:rtl w:val="0"/>
-        </w:rPr>
-        <w:t xml:space="preserve">Add Budget Modal</w:t>
-      </w:r>
-    </w:p>
-    <w:p>
-      <w:pPr>
-        <w:rPr/>
-      </w:pPr>
-      <w:r>
-        <w:rPr>
-          <w:rtl w:val="0"/>
-        </w:rPr>
-        <w:t xml:space="preserve">The Add Budget modal allows the user to create a monthly budget by selecting a category and entering a spending limit for a given month. When submitted, the controller validates the inputs (for example, checking valid numbers and required fields) and then saves the budget through the service layer. If the operation succeeds, the Budgets page refreshes to show the newly created budget.</w:t>
-      </w:r>
-    </w:p>
-    <w:p>
-      <w:pPr>
-        <w:rPr/>
-      </w:pPr>
-      <w:r>
-        <w:rPr>
-          <w:rtl w:val="0"/>
-        </w:rPr>
-      </w:r>
-    </w:p>
-    <w:p>
-      <w:pPr>
-        <w:rPr>
-          <w:color w:val="ee0000"/>
-          <w:sz w:val="32"/>
-          <w:szCs w:val="32"/>
-          <w:highlight w:val="yellow"/>
-        </w:rPr>
-      </w:pPr>
-      <w:r>
-        <w:rPr>
-          <w:color w:val="ee0000"/>
-          <w:sz w:val="32"/>
-          <w:szCs w:val="32"/>
-          <w:highlight w:val="yellow"/>
-          <w:rtl w:val="0"/>
-        </w:rPr>
-        <w:t xml:space="preserve">Insert screenshot: Add budget modal</w:t>
-      </w:r>
-    </w:p>
-    <w:p>
-      <w:pPr>
-        <w:rPr>
-          <w:color w:val="ee0000"/>
-          <w:sz w:val="32"/>
-          <w:szCs w:val="32"/>
-          <w:highlight w:val="yellow"/>
-        </w:rPr>
-      </w:pPr>
-      <w:r>
-        <w:rPr>
-          <w:color w:val="ee0000"/>
-          <w:sz w:val="32"/>
-          <w:szCs w:val="32"/>
-          <w:highlight w:val="yellow"/>
-        </w:rPr>
-        <w:drawing>
-          <wp:inline distB="114300" distT="114300" distL="114300" distR="114300">
-            <wp:extent cx="5731200" cy="3492500"/>
-            <wp:effectExtent b="0" l="0" r="0" t="0"/>
-            <wp:docPr id="5" name="image4.png"/>
-            <a:graphic>
-              <a:graphicData uri="http://schemas.openxmlformats.org/drawingml/2006/picture">
-                <pic:pic>
-                  <pic:nvPicPr>
-                    <pic:cNvPr id="0" name="image4.png"/>
-                    <pic:cNvPicPr preferRelativeResize="0"/>
-                  </pic:nvPicPr>
-                  <pic:blipFill>
-                    <a:blip r:embed="rId14"/>
-                    <a:srcRect b="0" l="0" r="0" t="0"/>
-                    <a:stretch>
-                      <a:fillRect/>
-                    </a:stretch>
-                  </pic:blipFill>
-                  <pic:spPr>
-                    <a:xfrm>
-                      <a:off x="0" y="0"/>
-                      <a:ext cx="5731200" cy="3492500"/>
-                    </a:xfrm>
-                    <a:prstGeom prst="rect"/>
-                    <a:ln/>
-                  </pic:spPr>
-                </pic:pic>
-              </a:graphicData>
-            </a:graphic>
-          </wp:inline>
-        </w:drawing>
-      </w:r>
-      <w:r>
-        <w:rPr>
-          <w:rtl w:val="0"/>
-        </w:rPr>
-      </w:r>
-    </w:p>
-    <w:p>
-      <w:pPr>
-        <w:rPr>
-          <w:color w:val="ee0000"/>
-          <w:sz w:val="32"/>
-          <w:szCs w:val="32"/>
-        </w:rPr>
-      </w:pPr>
-      <w:r>
-        <w:rPr>
-          <w:color w:val="ee0000"/>
-          <w:sz w:val="32"/>
-          <w:szCs w:val="32"/>
-          <w:highlight w:val="yellow"/>
-          <w:rtl w:val="0"/>
-        </w:rPr>
-        <w:t xml:space="preserve">Figure 8.6: Add Budget Modal</w:t>
-      </w:r>
-      <w:r>
-        <w:rPr>
-          <w:rtl w:val="0"/>
-        </w:rPr>
-      </w:r>
-    </w:p>
-    <w:p>
-      <w:pPr>
-        <w:pStyle w:val="Heading3"/>
-        <w:numPr>
-          <w:ilvl w:val="2"/>
-          <w:numId w:val="1"/>
-        </w:numPr>
-        <w:ind w:left="720" w:hanging="720"/>
-        <w:rPr/>
-      </w:pPr>
-      <w:r>
-        <w:rPr>
-          <w:rtl w:val="0"/>
-        </w:rPr>
-        <w:t xml:space="preserve">Edit Budget Modal</w:t>
-      </w:r>
-    </w:p>
-    <w:p>
-      <w:pPr>
-        <w:rPr/>
-      </w:pPr>
-      <w:r>
-        <w:rPr>
-          <w:rtl w:val="0"/>
-        </w:rPr>
-        <w:t xml:space="preserve">The Edit Budget modal supports updating an existing budget limit. Similar to editing a transaction, fields are pre-filled with the current budget information. After submission, the service layer validates and updates the stored budget information, and the Budgets page refreshes to show the updated limit.</w:t>
-      </w:r>
-    </w:p>
-    <w:p>
-      <w:pPr>
-        <w:rPr/>
-      </w:pPr>
-      <w:r>
-        <w:rPr>
-          <w:rtl w:val="0"/>
-        </w:rPr>
-      </w:r>
-    </w:p>
-    <w:p>
-      <w:pPr>
-        <w:rPr>
-          <w:color w:val="ee0000"/>
-          <w:sz w:val="28"/>
-          <w:szCs w:val="28"/>
-          <w:highlight w:val="yellow"/>
-          <w:u w:val="single"/>
-        </w:rPr>
-      </w:pPr>
-      <w:r>
-        <w:rPr>
-          <w:color w:val="ee0000"/>
-          <w:sz w:val="28"/>
-          <w:szCs w:val="28"/>
-          <w:highlight w:val="yellow"/>
-          <w:u w:val="single"/>
-          <w:rtl w:val="0"/>
-        </w:rPr>
-        <w:t xml:space="preserve">Insert screenshot: Edit budget modal (if available)</w:t>
-      </w:r>
-    </w:p>
-    <w:p>
-      <w:pPr>
-        <w:rPr>
-          <w:color w:val="ee0000"/>
-          <w:sz w:val="28"/>
-          <w:szCs w:val="28"/>
-          <w:highlight w:val="yellow"/>
-          <w:u w:val="single"/>
-        </w:rPr>
-      </w:pPr>
-      <w:r>
-        <w:rPr>
-          <w:color w:val="ee0000"/>
-          <w:sz w:val="28"/>
-          <w:szCs w:val="28"/>
-          <w:highlight w:val="yellow"/>
-          <w:u w:val="single"/>
-        </w:rPr>
-        <w:drawing>
-          <wp:inline distB="114300" distT="114300" distL="114300" distR="114300">
-            <wp:extent cx="5731200" cy="3911600"/>
-            <wp:effectExtent b="0" l="0" r="0" t="0"/>
-            <wp:docPr id="6" name="image11.png"/>
-            <a:graphic>
-              <a:graphicData uri="http://schemas.openxmlformats.org/drawingml/2006/picture">
-                <pic:pic>
-                  <pic:nvPicPr>
-                    <pic:cNvPr id="0" name="image11.png"/>
-                    <pic:cNvPicPr preferRelativeResize="0"/>
-                  </pic:nvPicPr>
-                  <pic:blipFill>
-                    <a:blip r:embed="rId15"/>
-                    <a:srcRect b="0" l="0" r="0" t="0"/>
-                    <a:stretch>
-                      <a:fillRect/>
-                    </a:stretch>
-                  </pic:blipFill>
-                  <pic:spPr>
-                    <a:xfrm>
-                      <a:off x="0" y="0"/>
-                      <a:ext cx="5731200" cy="3911600"/>
-                    </a:xfrm>
-                    <a:prstGeom prst="rect"/>
-                    <a:ln/>
-                  </pic:spPr>
-                </pic:pic>
-              </a:graphicData>
-            </a:graphic>
-          </wp:inline>
-        </w:drawing>
-      </w:r>
-      <w:r>
-        <w:rPr>
-          <w:rtl w:val="0"/>
-        </w:rPr>
-      </w:r>
-    </w:p>
-    <w:p>
-      <w:pPr>
-        <w:rPr>
-          <w:color w:val="ee0000"/>
-          <w:sz w:val="28"/>
-          <w:szCs w:val="28"/>
-          <w:u w:val="single"/>
-        </w:rPr>
-      </w:pPr>
-      <w:r>
-        <w:rPr>
-          <w:color w:val="ee0000"/>
-          <w:sz w:val="28"/>
-          <w:szCs w:val="28"/>
-          <w:highlight w:val="yellow"/>
-          <w:u w:val="single"/>
-          <w:rtl w:val="0"/>
-        </w:rPr>
-        <w:t xml:space="preserve">Figure 8.7: Edit Budget Modal</w:t>
-      </w:r>
-      <w:r>
-        <w:rPr>
-          <w:rtl w:val="0"/>
-        </w:rPr>
-      </w:r>
-    </w:p>
-    <w:p>
-      <w:pPr>
-        <w:pStyle w:val="Heading3"/>
-        <w:numPr>
-          <w:ilvl w:val="2"/>
-          <w:numId w:val="1"/>
-        </w:numPr>
-        <w:ind w:left="720" w:hanging="720"/>
-        <w:rPr/>
-      </w:pPr>
-      <w:r>
-        <w:rPr>
-          <w:rtl w:val="0"/>
-        </w:rPr>
-        <w:t xml:space="preserve">Delete Budget Confirmation</w:t>
-      </w:r>
-    </w:p>
-    <w:p>
-      <w:pPr>
-        <w:rPr/>
-      </w:pPr>
-      <w:r>
-        <w:rPr>
-          <w:rtl w:val="0"/>
-        </w:rPr>
-        <w:t xml:space="preserve">The Delete Budget flow is implemented with a confirmation dialog to avoid accidental deletions. After the user confirms deletion, the controller removes the selected budget through the service layer, and the Budgets page refreshes to reflect the change.</w:t>
-      </w:r>
-    </w:p>
-    <w:p>
-      <w:pPr>
-        <w:rPr/>
-      </w:pPr>
-      <w:r>
-        <w:rPr>
-          <w:rtl w:val="0"/>
-        </w:rPr>
-      </w:r>
-    </w:p>
-    <w:p>
-      <w:pPr>
-        <w:rPr>
-          <w:color w:val="ee0000"/>
-          <w:sz w:val="28"/>
-          <w:szCs w:val="28"/>
-          <w:highlight w:val="yellow"/>
-        </w:rPr>
-      </w:pPr>
-      <w:r>
-        <w:rPr>
-          <w:color w:val="ee0000"/>
-          <w:sz w:val="28"/>
-          <w:szCs w:val="28"/>
-          <w:highlight w:val="yellow"/>
-          <w:rtl w:val="0"/>
-        </w:rPr>
-        <w:t xml:space="preserve">Insert screenshot: Delete budget confirmation (if available)</w:t>
-      </w:r>
-    </w:p>
-    <w:p>
-      <w:pPr>
-        <w:rPr>
-          <w:color w:val="ee0000"/>
-          <w:sz w:val="28"/>
-          <w:szCs w:val="28"/>
-          <w:highlight w:val="yellow"/>
-        </w:rPr>
-      </w:pPr>
-      <w:r>
-        <w:rPr>
-          <w:color w:val="ee0000"/>
-          <w:sz w:val="28"/>
-          <w:szCs w:val="28"/>
-          <w:highlight w:val="yellow"/>
-        </w:rPr>
-        <w:drawing>
-          <wp:inline distB="114300" distT="114300" distL="114300" distR="114300">
-            <wp:extent cx="5731200" cy="3784600"/>
-            <wp:effectExtent b="0" l="0" r="0" t="0"/>
-            <wp:docPr id="8" name="image9.png"/>
-            <a:graphic>
-              <a:graphicData uri="http://schemas.openxmlformats.org/drawingml/2006/picture">
-                <pic:pic>
-                  <pic:nvPicPr>
-                    <pic:cNvPr id="0" name="image9.png"/>
-                    <pic:cNvPicPr preferRelativeResize="0"/>
-                  </pic:nvPicPr>
-                  <pic:blipFill>
-                    <a:blip r:embed="rId16"/>
-                    <a:srcRect b="0" l="0" r="0" t="0"/>
-                    <a:stretch>
-                      <a:fillRect/>
-                    </a:stretch>
-                  </pic:blipFill>
-                  <pic:spPr>
-                    <a:xfrm>
-                      <a:off x="0" y="0"/>
-                      <a:ext cx="5731200" cy="3784600"/>
-                    </a:xfrm>
-                    <a:prstGeom prst="rect"/>
-                    <a:ln/>
-                  </pic:spPr>
-                </pic:pic>
-              </a:graphicData>
-            </a:graphic>
-          </wp:inline>
-        </w:drawing>
-      </w:r>
-      <w:r>
-        <w:rPr>
-          <w:rtl w:val="0"/>
-        </w:rPr>
-      </w:r>
-    </w:p>
-    <w:p>
-      <w:pPr>
-        <w:rPr>
-          <w:color w:val="ee0000"/>
-          <w:sz w:val="28"/>
-          <w:szCs w:val="28"/>
-        </w:rPr>
-      </w:pPr>
-      <w:r>
-        <w:rPr>
-          <w:color w:val="ee0000"/>
-          <w:sz w:val="28"/>
-          <w:szCs w:val="28"/>
-          <w:highlight w:val="yellow"/>
-          <w:rtl w:val="0"/>
-        </w:rPr>
-        <w:t xml:space="preserve">Figure 8.8: Delete Budget Confirmation Dialog</w:t>
-      </w:r>
-      <w:r>
-        <w:rPr>
-          <w:rtl w:val="0"/>
-        </w:rPr>
-      </w:r>
-    </w:p>
-    <w:p>
-      <w:pPr>
-        <w:pStyle w:val="Heading3"/>
-        <w:numPr>
-          <w:ilvl w:val="2"/>
-          <w:numId w:val="1"/>
-        </w:numPr>
-        <w:ind w:left="720" w:hanging="720"/>
-        <w:rPr/>
-      </w:pPr>
-      <w:r>
-        <w:rPr>
-          <w:rtl w:val="0"/>
-        </w:rPr>
-        <w:t xml:space="preserve">Reports UI</w:t>
-      </w:r>
-    </w:p>
-    <w:p>
-      <w:pPr>
-        <w:pStyle w:val="Heading3"/>
-        <w:numPr>
-          <w:ilvl w:val="2"/>
-          <w:numId w:val="1"/>
-        </w:numPr>
-        <w:ind w:left="720" w:hanging="720"/>
-        <w:rPr/>
-      </w:pPr>
-      <w:r>
-        <w:rPr>
-          <w:rtl w:val="0"/>
-        </w:rPr>
-        <w:t xml:space="preserve">Summary Report Page</w:t>
-      </w:r>
-    </w:p>
-    <w:p>
-      <w:pPr>
-        <w:rPr/>
-      </w:pPr>
-      <w:r>
-        <w:rPr>
-          <w:rtl w:val="0"/>
-        </w:rPr>
-        <w:t xml:space="preserve">The Summary Report page allows users to generate and view spending summaries for a selected time period. The user chooses a date range (or report period), and the system generates a report that summarizes totals and category breakdowns using the report service. The output is displayed in a readable format so the user can quickly understand spending patterns. This page demonstrates the reporting workflow and how the UI consumes structured report results produced by the service layer.</w:t>
-      </w:r>
-    </w:p>
-    <w:p>
-      <w:pPr>
-        <w:rPr/>
-      </w:pPr>
-      <w:r>
-        <w:rPr>
-          <w:rtl w:val="0"/>
-        </w:rPr>
-      </w:r>
-    </w:p>
-    <w:p>
-      <w:pPr>
-        <w:rPr>
-          <w:color w:val="ee0000"/>
-          <w:sz w:val="28"/>
-          <w:szCs w:val="28"/>
-          <w:highlight w:val="yellow"/>
-        </w:rPr>
-      </w:pPr>
-      <w:r>
-        <w:rPr>
-          <w:color w:val="ee0000"/>
-          <w:sz w:val="28"/>
-          <w:szCs w:val="28"/>
-          <w:highlight w:val="yellow"/>
-          <w:rtl w:val="0"/>
-        </w:rPr>
-        <w:t xml:space="preserve">Insert screenshot: Report page</w:t>
-      </w:r>
-    </w:p>
-    <w:p>
-      <w:pPr>
-        <w:rPr>
-          <w:color w:val="ee0000"/>
-          <w:sz w:val="28"/>
-          <w:szCs w:val="28"/>
-          <w:highlight w:val="yellow"/>
-        </w:rPr>
-      </w:pPr>
-      <w:r>
-        <w:rPr>
-          <w:rtl w:val="0"/>
-        </w:rPr>
-      </w:r>
-    </w:p>
-    <w:p>
-      <w:pPr>
-        <w:rPr>
-          <w:color w:val="ee0000"/>
-          <w:sz w:val="28"/>
-          <w:szCs w:val="28"/>
-          <w:highlight w:val="yellow"/>
-        </w:rPr>
-      </w:pPr>
-      <w:r>
-        <w:rPr>
-          <w:color w:val="ee0000"/>
-          <w:sz w:val="28"/>
-          <w:szCs w:val="28"/>
-          <w:highlight w:val="yellow"/>
-          <w:rtl w:val="0"/>
-        </w:rPr>
-        <w:t xml:space="preserve">Figure 8.9: Summary Report P</w:t>
-      </w:r>
-      <w:r>
-        <w:rPr>
-          <w:color w:val="ee0000"/>
-          <w:sz w:val="28"/>
-          <w:szCs w:val="28"/>
-          <w:highlight w:val="yellow"/>
-        </w:rPr>
-        <w:drawing>
-          <wp:inline distB="114300" distT="114300" distL="114300" distR="114300">
-            <wp:extent cx="5731200" cy="3581400"/>
-            <wp:effectExtent b="0" l="0" r="0" t="0"/>
-            <wp:docPr id="7" name="image3.png"/>
-            <a:graphic>
-              <a:graphicData uri="http://schemas.openxmlformats.org/drawingml/2006/picture">
-                <pic:pic>
-                  <pic:nvPicPr>
-                    <pic:cNvPr id="0" name="image3.png"/>
+                    <pic:cNvPr id="0" name="image2.png"/>
                     <pic:cNvPicPr preferRelativeResize="0"/>
                   </pic:nvPicPr>
                   <pic:blipFill>
@@ -8269,6 +7862,602 @@
       </w:r>
       <w:r>
         <w:rPr>
+          <w:rtl w:val="0"/>
+        </w:rPr>
+      </w:r>
+    </w:p>
+    <w:p>
+      <w:pPr>
+        <w:rPr>
+          <w:color w:val="ee0000"/>
+          <w:sz w:val="32"/>
+          <w:szCs w:val="32"/>
+        </w:rPr>
+      </w:pPr>
+      <w:r>
+        <w:rPr>
+          <w:color w:val="ee0000"/>
+          <w:sz w:val="32"/>
+          <w:szCs w:val="32"/>
+          <w:highlight w:val="yellow"/>
+          <w:rtl w:val="0"/>
+        </w:rPr>
+        <w:t xml:space="preserve">Figure 8.5: Budgets Page</w:t>
+      </w:r>
+      <w:r>
+        <w:rPr>
+          <w:rtl w:val="0"/>
+        </w:rPr>
+      </w:r>
+    </w:p>
+    <w:p>
+      <w:pPr>
+        <w:pStyle w:val="Heading3"/>
+        <w:numPr>
+          <w:ilvl w:val="2"/>
+          <w:numId w:val="1"/>
+        </w:numPr>
+        <w:ind w:left="720" w:hanging="720"/>
+        <w:rPr/>
+      </w:pPr>
+      <w:r>
+        <w:rPr>
+          <w:rtl w:val="0"/>
+        </w:rPr>
+        <w:t xml:space="preserve">Add Budget Modal</w:t>
+      </w:r>
+    </w:p>
+    <w:p>
+      <w:pPr>
+        <w:rPr/>
+      </w:pPr>
+      <w:r>
+        <w:rPr>
+          <w:rtl w:val="0"/>
+        </w:rPr>
+        <w:t xml:space="preserve">The Add Budget modal allows the user to create a monthly budget by selecting a category and entering a spending limit for a given month. When submitted, the controller validates the inputs (for example, checking valid numbers and required fields) and then saves the budget through the service layer. If the operation succeeds, the Budgets page refreshes to show the newly created budget.</w:t>
+      </w:r>
+    </w:p>
+    <w:p>
+      <w:pPr>
+        <w:rPr/>
+      </w:pPr>
+      <w:r>
+        <w:rPr>
+          <w:rtl w:val="0"/>
+        </w:rPr>
+      </w:r>
+    </w:p>
+    <w:p>
+      <w:pPr>
+        <w:rPr>
+          <w:color w:val="ee0000"/>
+          <w:sz w:val="32"/>
+          <w:szCs w:val="32"/>
+          <w:highlight w:val="yellow"/>
+        </w:rPr>
+      </w:pPr>
+      <w:r>
+        <w:rPr>
+          <w:color w:val="ee0000"/>
+          <w:sz w:val="32"/>
+          <w:szCs w:val="32"/>
+          <w:highlight w:val="yellow"/>
+          <w:rtl w:val="0"/>
+        </w:rPr>
+        <w:t xml:space="preserve">Insert screenshot: Add budget modal</w:t>
+      </w:r>
+    </w:p>
+    <w:p>
+      <w:pPr>
+        <w:rPr>
+          <w:color w:val="ee0000"/>
+          <w:sz w:val="32"/>
+          <w:szCs w:val="32"/>
+          <w:highlight w:val="yellow"/>
+        </w:rPr>
+      </w:pPr>
+      <w:r>
+        <w:rPr>
+          <w:color w:val="ee0000"/>
+          <w:sz w:val="32"/>
+          <w:szCs w:val="32"/>
+          <w:highlight w:val="yellow"/>
+        </w:rPr>
+        <w:drawing>
+          <wp:inline distB="114300" distT="114300" distL="114300" distR="114300">
+            <wp:extent cx="5731200" cy="3492500"/>
+            <wp:effectExtent b="0" l="0" r="0" t="0"/>
+            <wp:docPr id="7" name="image4.png"/>
+            <a:graphic>
+              <a:graphicData uri="http://schemas.openxmlformats.org/drawingml/2006/picture">
+                <pic:pic>
+                  <pic:nvPicPr>
+                    <pic:cNvPr id="0" name="image4.png"/>
+                    <pic:cNvPicPr preferRelativeResize="0"/>
+                  </pic:nvPicPr>
+                  <pic:blipFill>
+                    <a:blip r:embed="rId18"/>
+                    <a:srcRect b="0" l="0" r="0" t="0"/>
+                    <a:stretch>
+                      <a:fillRect/>
+                    </a:stretch>
+                  </pic:blipFill>
+                  <pic:spPr>
+                    <a:xfrm>
+                      <a:off x="0" y="0"/>
+                      <a:ext cx="5731200" cy="3492500"/>
+                    </a:xfrm>
+                    <a:prstGeom prst="rect"/>
+                    <a:ln/>
+                  </pic:spPr>
+                </pic:pic>
+              </a:graphicData>
+            </a:graphic>
+          </wp:inline>
+        </w:drawing>
+      </w:r>
+      <w:r>
+        <w:rPr>
+          <w:rtl w:val="0"/>
+        </w:rPr>
+      </w:r>
+    </w:p>
+    <w:p>
+      <w:pPr>
+        <w:rPr>
+          <w:color w:val="ee0000"/>
+          <w:sz w:val="32"/>
+          <w:szCs w:val="32"/>
+        </w:rPr>
+      </w:pPr>
+      <w:r>
+        <w:rPr>
+          <w:color w:val="ee0000"/>
+          <w:sz w:val="32"/>
+          <w:szCs w:val="32"/>
+          <w:highlight w:val="yellow"/>
+          <w:rtl w:val="0"/>
+        </w:rPr>
+        <w:t xml:space="preserve">Figure 8.6: Add Budget Modal</w:t>
+      </w:r>
+      <w:r>
+        <w:rPr>
+          <w:rtl w:val="0"/>
+        </w:rPr>
+      </w:r>
+    </w:p>
+    <w:p>
+      <w:pPr>
+        <w:pStyle w:val="Heading3"/>
+        <w:numPr>
+          <w:ilvl w:val="2"/>
+          <w:numId w:val="1"/>
+        </w:numPr>
+        <w:ind w:left="720" w:hanging="720"/>
+        <w:rPr/>
+      </w:pPr>
+      <w:r>
+        <w:rPr>
+          <w:rtl w:val="0"/>
+        </w:rPr>
+        <w:t xml:space="preserve">Edit Budget Modal</w:t>
+      </w:r>
+    </w:p>
+    <w:p>
+      <w:pPr>
+        <w:rPr/>
+      </w:pPr>
+      <w:r>
+        <w:rPr>
+          <w:rtl w:val="0"/>
+        </w:rPr>
+        <w:t xml:space="preserve">The Edit Budget modal supports updating an existing budget limit. Similar to editing a transaction, fields are pre-filled with the current budget information. After submission, the service layer validates and updates the stored budget information, and the Budgets page refreshes to show the updated limit.</w:t>
+      </w:r>
+    </w:p>
+    <w:p>
+      <w:pPr>
+        <w:rPr/>
+      </w:pPr>
+      <w:r>
+        <w:rPr>
+          <w:rtl w:val="0"/>
+        </w:rPr>
+      </w:r>
+    </w:p>
+    <w:p>
+      <w:pPr>
+        <w:rPr>
+          <w:color w:val="ee0000"/>
+          <w:sz w:val="28"/>
+          <w:szCs w:val="28"/>
+          <w:highlight w:val="yellow"/>
+          <w:u w:val="single"/>
+        </w:rPr>
+      </w:pPr>
+      <w:r>
+        <w:rPr>
+          <w:color w:val="ee0000"/>
+          <w:sz w:val="28"/>
+          <w:szCs w:val="28"/>
+          <w:highlight w:val="yellow"/>
+          <w:u w:val="single"/>
+          <w:rtl w:val="0"/>
+        </w:rPr>
+        <w:t xml:space="preserve">Insert screenshot: Edit budget modal (if available)</w:t>
+      </w:r>
+    </w:p>
+    <w:p>
+      <w:pPr>
+        <w:rPr>
+          <w:color w:val="ee0000"/>
+          <w:sz w:val="28"/>
+          <w:szCs w:val="28"/>
+          <w:highlight w:val="yellow"/>
+          <w:u w:val="single"/>
+        </w:rPr>
+      </w:pPr>
+      <w:r>
+        <w:rPr>
+          <w:color w:val="ee0000"/>
+          <w:sz w:val="28"/>
+          <w:szCs w:val="28"/>
+          <w:highlight w:val="yellow"/>
+          <w:u w:val="single"/>
+        </w:rPr>
+        <w:drawing>
+          <wp:inline distB="114300" distT="114300" distL="114300" distR="114300">
+            <wp:extent cx="5731200" cy="3911600"/>
+            <wp:effectExtent b="0" l="0" r="0" t="0"/>
+            <wp:docPr id="9" name="image14.png"/>
+            <a:graphic>
+              <a:graphicData uri="http://schemas.openxmlformats.org/drawingml/2006/picture">
+                <pic:pic>
+                  <pic:nvPicPr>
+                    <pic:cNvPr id="0" name="image14.png"/>
+                    <pic:cNvPicPr preferRelativeResize="0"/>
+                  </pic:nvPicPr>
+                  <pic:blipFill>
+                    <a:blip r:embed="rId19"/>
+                    <a:srcRect b="0" l="0" r="0" t="0"/>
+                    <a:stretch>
+                      <a:fillRect/>
+                    </a:stretch>
+                  </pic:blipFill>
+                  <pic:spPr>
+                    <a:xfrm>
+                      <a:off x="0" y="0"/>
+                      <a:ext cx="5731200" cy="3911600"/>
+                    </a:xfrm>
+                    <a:prstGeom prst="rect"/>
+                    <a:ln/>
+                  </pic:spPr>
+                </pic:pic>
+              </a:graphicData>
+            </a:graphic>
+          </wp:inline>
+        </w:drawing>
+      </w:r>
+      <w:r>
+        <w:rPr>
+          <w:rtl w:val="0"/>
+        </w:rPr>
+      </w:r>
+    </w:p>
+    <w:p>
+      <w:pPr>
+        <w:rPr>
+          <w:color w:val="ee0000"/>
+          <w:sz w:val="28"/>
+          <w:szCs w:val="28"/>
+          <w:u w:val="single"/>
+        </w:rPr>
+      </w:pPr>
+      <w:r>
+        <w:rPr>
+          <w:color w:val="ee0000"/>
+          <w:sz w:val="28"/>
+          <w:szCs w:val="28"/>
+          <w:highlight w:val="yellow"/>
+          <w:u w:val="single"/>
+          <w:rtl w:val="0"/>
+        </w:rPr>
+        <w:t xml:space="preserve">Figure 8.7: Edit Budget Modal</w:t>
+      </w:r>
+      <w:r>
+        <w:rPr>
+          <w:rtl w:val="0"/>
+        </w:rPr>
+      </w:r>
+    </w:p>
+    <w:p>
+      <w:pPr>
+        <w:pStyle w:val="Heading3"/>
+        <w:numPr>
+          <w:ilvl w:val="2"/>
+          <w:numId w:val="1"/>
+        </w:numPr>
+        <w:ind w:left="720" w:hanging="720"/>
+        <w:rPr/>
+      </w:pPr>
+      <w:r>
+        <w:rPr>
+          <w:rtl w:val="0"/>
+        </w:rPr>
+        <w:t xml:space="preserve">Delete Budget Confirmation</w:t>
+      </w:r>
+    </w:p>
+    <w:p>
+      <w:pPr>
+        <w:rPr/>
+      </w:pPr>
+      <w:r>
+        <w:rPr>
+          <w:rtl w:val="0"/>
+        </w:rPr>
+        <w:t xml:space="preserve">The Delete Budget flow is implemented with a confirmation dialog to avoid accidental deletions. After the user confirms deletion, the controller removes the selected budget through the service layer, and the Budgets page refreshes to reflect the change.</w:t>
+      </w:r>
+    </w:p>
+    <w:p>
+      <w:pPr>
+        <w:rPr/>
+      </w:pPr>
+      <w:r>
+        <w:rPr>
+          <w:rtl w:val="0"/>
+        </w:rPr>
+      </w:r>
+    </w:p>
+    <w:p>
+      <w:pPr>
+        <w:rPr>
+          <w:color w:val="ee0000"/>
+          <w:sz w:val="28"/>
+          <w:szCs w:val="28"/>
+          <w:highlight w:val="yellow"/>
+        </w:rPr>
+      </w:pPr>
+      <w:r>
+        <w:rPr>
+          <w:color w:val="ee0000"/>
+          <w:sz w:val="28"/>
+          <w:szCs w:val="28"/>
+          <w:highlight w:val="yellow"/>
+          <w:rtl w:val="0"/>
+        </w:rPr>
+        <w:t xml:space="preserve">Insert screenshot: Delete budget confirmation (if available)</w:t>
+      </w:r>
+    </w:p>
+    <w:p>
+      <w:pPr>
+        <w:rPr>
+          <w:color w:val="ee0000"/>
+          <w:sz w:val="28"/>
+          <w:szCs w:val="28"/>
+          <w:highlight w:val="yellow"/>
+        </w:rPr>
+      </w:pPr>
+      <w:r>
+        <w:rPr>
+          <w:color w:val="ee0000"/>
+          <w:sz w:val="28"/>
+          <w:szCs w:val="28"/>
+          <w:highlight w:val="yellow"/>
+        </w:rPr>
+        <w:drawing>
+          <wp:inline distB="114300" distT="114300" distL="114300" distR="114300">
+            <wp:extent cx="5731200" cy="3784600"/>
+            <wp:effectExtent b="0" l="0" r="0" t="0"/>
+            <wp:docPr id="11" name="image13.png"/>
+            <a:graphic>
+              <a:graphicData uri="http://schemas.openxmlformats.org/drawingml/2006/picture">
+                <pic:pic>
+                  <pic:nvPicPr>
+                    <pic:cNvPr id="0" name="image13.png"/>
+                    <pic:cNvPicPr preferRelativeResize="0"/>
+                  </pic:nvPicPr>
+                  <pic:blipFill>
+                    <a:blip r:embed="rId20"/>
+                    <a:srcRect b="0" l="0" r="0" t="0"/>
+                    <a:stretch>
+                      <a:fillRect/>
+                    </a:stretch>
+                  </pic:blipFill>
+                  <pic:spPr>
+                    <a:xfrm>
+                      <a:off x="0" y="0"/>
+                      <a:ext cx="5731200" cy="3784600"/>
+                    </a:xfrm>
+                    <a:prstGeom prst="rect"/>
+                    <a:ln/>
+                  </pic:spPr>
+                </pic:pic>
+              </a:graphicData>
+            </a:graphic>
+          </wp:inline>
+        </w:drawing>
+      </w:r>
+      <w:r>
+        <w:rPr>
+          <w:rtl w:val="0"/>
+        </w:rPr>
+      </w:r>
+    </w:p>
+    <w:p>
+      <w:pPr>
+        <w:rPr>
+          <w:color w:val="ee0000"/>
+          <w:sz w:val="28"/>
+          <w:szCs w:val="28"/>
+        </w:rPr>
+      </w:pPr>
+      <w:r>
+        <w:rPr>
+          <w:color w:val="ee0000"/>
+          <w:sz w:val="28"/>
+          <w:szCs w:val="28"/>
+          <w:highlight w:val="yellow"/>
+          <w:rtl w:val="0"/>
+        </w:rPr>
+        <w:t xml:space="preserve">Figure 8.8: Delete Budget Confirmation Dialog</w:t>
+      </w:r>
+      <w:r>
+        <w:rPr>
+          <w:rtl w:val="0"/>
+        </w:rPr>
+      </w:r>
+    </w:p>
+    <w:p>
+      <w:pPr>
+        <w:pStyle w:val="Heading3"/>
+        <w:numPr>
+          <w:ilvl w:val="2"/>
+          <w:numId w:val="1"/>
+        </w:numPr>
+        <w:ind w:left="720" w:hanging="720"/>
+        <w:rPr/>
+      </w:pPr>
+      <w:r>
+        <w:rPr>
+          <w:rtl w:val="0"/>
+        </w:rPr>
+        <w:t xml:space="preserve">Reports UI</w:t>
+      </w:r>
+    </w:p>
+    <w:p>
+      <w:pPr>
+        <w:pStyle w:val="Heading3"/>
+        <w:numPr>
+          <w:ilvl w:val="2"/>
+          <w:numId w:val="1"/>
+        </w:numPr>
+        <w:ind w:left="720" w:hanging="720"/>
+        <w:rPr/>
+      </w:pPr>
+      <w:r>
+        <w:rPr>
+          <w:rtl w:val="0"/>
+        </w:rPr>
+        <w:t xml:space="preserve">Summary Report Page</w:t>
+      </w:r>
+    </w:p>
+    <w:p>
+      <w:pPr>
+        <w:rPr/>
+      </w:pPr>
+      <w:r>
+        <w:rPr>
+          <w:rtl w:val="0"/>
+        </w:rPr>
+        <w:t xml:space="preserve">The Summary Report page allows users to generate and view spending summaries for a selected time period. The user chooses a date range (or report period), and the system generates a report that summarizes totals and category breakdowns using the report service. The output is displayed in a readable format so the user can quickly understand spending patterns. This page demonstrates the reporting workflow and how the UI consumes structured report results produced by the service layer.</w:t>
+      </w:r>
+    </w:p>
+    <w:p>
+      <w:pPr>
+        <w:rPr/>
+      </w:pPr>
+      <w:r>
+        <w:rPr>
+          <w:rtl w:val="0"/>
+        </w:rPr>
+      </w:r>
+    </w:p>
+    <w:p>
+      <w:pPr>
+        <w:rPr>
+          <w:color w:val="ee0000"/>
+          <w:sz w:val="28"/>
+          <w:szCs w:val="28"/>
+          <w:highlight w:val="yellow"/>
+        </w:rPr>
+      </w:pPr>
+      <w:r>
+        <w:rPr>
+          <w:color w:val="ee0000"/>
+          <w:sz w:val="28"/>
+          <w:szCs w:val="28"/>
+          <w:highlight w:val="yellow"/>
+          <w:rtl w:val="0"/>
+        </w:rPr>
+        <w:t xml:space="preserve">Insert screenshot: Report page</w:t>
+      </w:r>
+    </w:p>
+    <w:p>
+      <w:pPr>
+        <w:rPr>
+          <w:color w:val="ee0000"/>
+          <w:sz w:val="28"/>
+          <w:szCs w:val="28"/>
+          <w:highlight w:val="yellow"/>
+        </w:rPr>
+      </w:pPr>
+      <w:r>
+        <w:rPr>
+          <w:rtl w:val="0"/>
+        </w:rPr>
+      </w:r>
+    </w:p>
+    <w:p>
+      <w:pPr>
+        <w:rPr>
+          <w:color w:val="ee0000"/>
+          <w:sz w:val="28"/>
+          <w:szCs w:val="28"/>
+          <w:highlight w:val="yellow"/>
+        </w:rPr>
+      </w:pPr>
+      <w:r>
+        <w:rPr>
+          <w:color w:val="ee0000"/>
+          <w:sz w:val="28"/>
+          <w:szCs w:val="28"/>
+          <w:highlight w:val="yellow"/>
+          <w:rtl w:val="0"/>
+        </w:rPr>
+        <w:t xml:space="preserve">Figure 8.9: Summary Report P</w:t>
+      </w:r>
+      <w:r>
+        <w:rPr>
+          <w:color w:val="ee0000"/>
+          <w:sz w:val="28"/>
+          <w:szCs w:val="28"/>
+          <w:highlight w:val="yellow"/>
+        </w:rPr>
+        <w:drawing>
+          <wp:inline distB="114300" distT="114300" distL="114300" distR="114300">
+            <wp:extent cx="5731200" cy="3581400"/>
+            <wp:effectExtent b="0" l="0" r="0" t="0"/>
+            <wp:docPr id="10" name="image6.png"/>
+            <a:graphic>
+              <a:graphicData uri="http://schemas.openxmlformats.org/drawingml/2006/picture">
+                <pic:pic>
+                  <pic:nvPicPr>
+                    <pic:cNvPr id="0" name="image6.png"/>
+                    <pic:cNvPicPr preferRelativeResize="0"/>
+                  </pic:nvPicPr>
+                  <pic:blipFill>
+                    <a:blip r:embed="rId21"/>
+                    <a:srcRect b="0" l="0" r="0" t="0"/>
+                    <a:stretch>
+                      <a:fillRect/>
+                    </a:stretch>
+                  </pic:blipFill>
+                  <pic:spPr>
+                    <a:xfrm>
+                      <a:off x="0" y="0"/>
+                      <a:ext cx="5731200" cy="3581400"/>
+                    </a:xfrm>
+                    <a:prstGeom prst="rect"/>
+                    <a:ln/>
+                  </pic:spPr>
+                </pic:pic>
+              </a:graphicData>
+            </a:graphic>
+          </wp:inline>
+        </w:drawing>
+      </w:r>
+      <w:r>
+        <w:rPr>
           <w:color w:val="ee0000"/>
           <w:sz w:val="28"/>
           <w:szCs w:val="28"/>
@@ -8346,16 +8535,16 @@
           <wp:inline distB="114300" distT="114300" distL="114300" distR="114300">
             <wp:extent cx="5731200" cy="3568700"/>
             <wp:effectExtent b="0" l="0" r="0" t="0"/>
-            <wp:docPr id="9" name="image1.png"/>
+            <wp:docPr id="13" name="image8.png"/>
             <a:graphic>
               <a:graphicData uri="http://schemas.openxmlformats.org/drawingml/2006/picture">
                 <pic:pic>
                   <pic:nvPicPr>
-                    <pic:cNvPr id="0" name="image1.png"/>
+                    <pic:cNvPr id="0" name="image8.png"/>
                     <pic:cNvPicPr preferRelativeResize="0"/>
                   </pic:nvPicPr>
                   <pic:blipFill>
-                    <a:blip r:embed="rId18"/>
+                    <a:blip r:embed="rId22"/>
                     <a:srcRect b="0" l="0" r="0" t="0"/>
                     <a:stretch>
                       <a:fillRect/>
@@ -8429,16 +8618,16 @@
           <wp:inline distB="114300" distT="114300" distL="114300" distR="114300">
             <wp:extent cx="5731200" cy="3581400"/>
             <wp:effectExtent b="0" l="0" r="0" t="0"/>
-            <wp:docPr id="4" name="image7.png"/>
+            <wp:docPr id="6" name="image5.png"/>
             <a:graphic>
               <a:graphicData uri="http://schemas.openxmlformats.org/drawingml/2006/picture">
                 <pic:pic>
                   <pic:nvPicPr>
-                    <pic:cNvPr id="0" name="image7.png"/>
+                    <pic:cNvPr id="0" name="image5.png"/>
                     <pic:cNvPicPr preferRelativeResize="0"/>
                   </pic:nvPicPr>
                   <pic:blipFill>
-                    <a:blip r:embed="rId19"/>
+                    <a:blip r:embed="rId23"/>
                     <a:srcRect b="0" l="0" r="0" t="0"/>
                     <a:stretch>
                       <a:fillRect/>
@@ -8564,7 +8753,7 @@
       <w:pPr>
         <w:rPr/>
       </w:pPr>
-      <w:hyperlink r:id="rId20">
+      <w:hyperlink r:id="rId24">
         <w:r>
           <w:rPr>
             <w:color w:val="0000ff"/>
@@ -8611,7 +8800,7 @@
       </w:r>
     </w:p>
     <w:sectPr>
-      <w:footerReference r:id="rId21" w:type="default"/>
+      <w:footerReference r:id="rId25" w:type="default"/>
       <w:type w:val="nextPage"/>
       <w:pgSz w:h="16834" w:w="11909" w:orient="portrait"/>
       <w:pgMar w:bottom="1440" w:top="1440" w:left="1440" w:right="1440" w:header="720" w:footer="720"/>
